--- a/Sec-Week-1/C security practicum 1.docx
+++ b/Sec-Week-1/C security practicum 1.docx
@@ -4,7 +4,7 @@
   <w:body>
     <w:p>
       <w:pPr>
-        <w:pStyle w:val="626"/>
+        <w:pStyle w:val="895"/>
         <w:pBdr/>
         <w:spacing/>
         <w:ind/>
@@ -27,7 +27,7 @@
     </w:p>
     <w:p>
       <w:pPr>
-        <w:pStyle w:val="626"/>
+        <w:pStyle w:val="895"/>
         <w:pBdr/>
         <w:spacing/>
         <w:ind/>
@@ -89,7 +89,7 @@
     </w:p>
     <w:p>
       <w:pPr>
-        <w:pStyle w:val="631"/>
+        <w:pStyle w:val="900"/>
         <w:numPr>
           <w:ilvl w:val="0"/>
           <w:numId w:val="4"/>
@@ -137,7 +137,7 @@
                         </pic:cNvPicPr>
                         <pic:nvPr/>
                       </pic:nvPicPr>
-                      <pic:blipFill>
+                      <pic:blipFill rotWithShape="1">
                         <a:blip r:embed="rId9"/>
                         <a:stretch/>
                       </pic:blipFill>
@@ -190,15 +190,11 @@
           <w:highlight w:val="none"/>
         </w:rPr>
       </w:r>
-      <w:r>
-        <w:rPr>
-          <w:highlight w:val="none"/>
-        </w:rPr>
-      </w:r>
+      <w:r/>
     </w:p>
     <w:p>
       <w:pPr>
-        <w:pStyle w:val="631"/>
+        <w:pStyle w:val="900"/>
         <w:numPr>
           <w:ilvl w:val="0"/>
           <w:numId w:val="4"/>
@@ -240,7 +236,7 @@
                         </pic:cNvPicPr>
                         <pic:nvPr/>
                       </pic:nvPicPr>
-                      <pic:blipFill>
+                      <pic:blipFill rotWithShape="1">
                         <a:blip r:embed="rId10"/>
                         <a:stretch/>
                       </pic:blipFill>
@@ -295,7 +291,7 @@
     </w:p>
     <w:p>
       <w:pPr>
-        <w:pStyle w:val="631"/>
+        <w:pStyle w:val="900"/>
         <w:numPr>
           <w:ilvl w:val="0"/>
           <w:numId w:val="4"/>
@@ -330,7 +326,7 @@
                         </pic:cNvPicPr>
                         <pic:nvPr/>
                       </pic:nvPicPr>
-                      <pic:blipFill>
+                      <pic:blipFill rotWithShape="1">
                         <a:blip r:embed="rId11"/>
                         <a:stretch/>
                       </pic:blipFill>
@@ -400,7 +396,7 @@
                         </pic:cNvPicPr>
                         <pic:nvPr/>
                       </pic:nvPicPr>
-                      <pic:blipFill>
+                      <pic:blipFill rotWithShape="1">
                         <a:blip r:embed="rId12"/>
                         <a:stretch/>
                       </pic:blipFill>
@@ -449,14 +445,10 @@
         </mc:AlternateContent>
       </w:r>
       <w:r/>
-      <w:r/>
-      <w:r/>
-      <w:r/>
-      <w:r/>
     </w:p>
     <w:p>
       <w:pPr>
-        <w:pStyle w:val="631"/>
+        <w:pStyle w:val="900"/>
         <w:numPr>
           <w:ilvl w:val="0"/>
           <w:numId w:val="4"/>
@@ -487,11 +479,93 @@
       <w:r>
         <w:t xml:space="preserve"> dat de waarde (=adres)  is aangepast. </w:t>
       </w:r>
-      <w:r/>
       <w:r>
         <w:rPr>
           <w:highlight w:val="none"/>
         </w:rPr>
+      </w:r>
+      <w:r/>
+    </w:p>
+    <w:p>
+      <w:pPr>
+        <w:pBdr/>
+        <w:spacing/>
+        <w:ind w:firstLine="0" w:left="720"/>
+        <w:rPr/>
+      </w:pPr>
+      <w:r>
+        <w:rPr>
+          <w:highlight w:val="none"/>
+        </w:rPr>
+      </w:r>
+      <w:r>
+        <mc:AlternateContent>
+          <mc:Choice Requires="wpg">
+            <w:drawing>
+              <wp:inline xmlns:wp="http://schemas.openxmlformats.org/drawingml/2006/wordprocessingDrawing" distT="0" distB="0" distL="0" distR="0">
+                <wp:extent cx="5731510" cy="1018374"/>
+                <wp:effectExtent l="0" t="0" r="0" b="0"/>
+                <wp:docPr id="5" name=""/>
+                <wp:cNvGraphicFramePr>
+                  <a:graphicFrameLocks xmlns:a="http://schemas.openxmlformats.org/drawingml/2006/main" noChangeAspect="1"/>
+                </wp:cNvGraphicFramePr>
+                <a:graphic xmlns:a="http://schemas.openxmlformats.org/drawingml/2006/main">
+                  <a:graphicData uri="http://schemas.openxmlformats.org/drawingml/2006/picture">
+                    <pic:pic xmlns:pic="http://schemas.openxmlformats.org/drawingml/2006/picture">
+                      <pic:nvPicPr>
+                        <pic:cNvPr id="1803709010" name=""/>
+                        <pic:cNvPicPr>
+                          <a:picLocks noChangeAspect="1"/>
+                        </pic:cNvPicPr>
+                        <pic:nvPr/>
+                      </pic:nvPicPr>
+                      <pic:blipFill rotWithShape="1">
+                        <a:blip r:embed="rId13"/>
+                        <a:stretch/>
+                      </pic:blipFill>
+                      <pic:spPr bwMode="auto">
+                        <a:xfrm>
+                          <a:off x="0" y="0"/>
+                          <a:ext cx="5731509" cy="1018373"/>
+                        </a:xfrm>
+                        <a:prstGeom prst="rect">
+                          <a:avLst/>
+                        </a:prstGeom>
+                      </pic:spPr>
+                    </pic:pic>
+                  </a:graphicData>
+                </a:graphic>
+              </wp:inline>
+            </w:drawing>
+          </mc:Choice>
+          <mc:Fallback>
+            <w:pict>
+              <v:shapetype id="_x0000_t75" coordsize="21600,21600" o:spt="75" o:preferrelative="t" path="m@4@5l@4@11@9@11@9@5xe" filled="f" stroked="f">
+                <v:stroke joinstyle="miter"/>
+                <v:formulas>
+                  <v:f eqn="if lineDrawn pixelLineWidth 0"/>
+                  <v:f eqn="sum @0 1 0"/>
+                  <v:f eqn="sum 0 0 @1"/>
+                  <v:f eqn="prod @2 1 2"/>
+                  <v:f eqn="prod @3 21600 pixelWidth"/>
+                  <v:f eqn="prod @3 21600 pixelHeight"/>
+                  <v:f eqn="sum @0 0 1"/>
+                  <v:f eqn="prod @6 1 2"/>
+                  <v:f eqn="prod @7 21600 pixelWidth"/>
+                  <v:f eqn="sum @8 21600 0"/>
+                  <v:f eqn="prod @7 21600 pixelHeight"/>
+                  <v:f eqn="sum @10 21600 0"/>
+                </v:formulas>
+                <v:path o:extrusionok="f" gradientshapeok="t" o:connecttype="rect"/>
+                <o:lock v:ext="edit" aspectratio="t"/>
+              </v:shapetype>
+              <v:shape id="_x0000_i4" o:spid="_x0000_s4" type="#_x0000_t75" style="width:451.30pt;height:80.19pt;mso-wrap-distance-left:0.00pt;mso-wrap-distance-top:0.00pt;mso-wrap-distance-right:0.00pt;mso-wrap-distance-bottom:0.00pt;z-index:1;" stroked="false">
+                <v:imagedata r:id="rId13" o:title=""/>
+                <o:lock v:ext="edit" rotation="t"/>
+              </v:shape>
+            </w:pict>
+          </mc:Fallback>
+        </mc:AlternateContent>
       </w:r>
       <w:r>
         <w:rPr>
@@ -502,7 +576,7 @@
     </w:p>
     <w:p>
       <w:pPr>
-        <w:pStyle w:val="631"/>
+        <w:pStyle w:val="900"/>
         <w:numPr>
           <w:ilvl w:val="0"/>
           <w:numId w:val="4"/>
@@ -522,7 +596,7 @@
     </w:p>
     <w:p>
       <w:pPr>
-        <w:pStyle w:val="631"/>
+        <w:pStyle w:val="900"/>
         <w:numPr>
           <w:ilvl w:val="0"/>
           <w:numId w:val="4"/>
@@ -539,7 +613,7 @@
     </w:p>
     <w:p>
       <w:pPr>
-        <w:pStyle w:val="631"/>
+        <w:pStyle w:val="900"/>
         <w:pBdr/>
         <w:spacing/>
         <w:ind/>
@@ -549,7 +623,6 @@
         <w:t xml:space="preserve">Laat zien wat de minimale lengte is waarbij je het returnadres aanpast en dus een crash krijgt</w:t>
         <w:br/>
       </w:r>
-      <w:r/>
       <w:r>
         <w:t xml:space="preserve">--- Opdracht D, E en F ---</w:t>
       </w:r>
@@ -557,7 +630,7 @@
     </w:p>
     <w:p>
       <w:pPr>
-        <w:pStyle w:val="631"/>
+        <w:pStyle w:val="900"/>
         <w:pBdr/>
         <w:spacing/>
         <w:ind/>
@@ -570,7 +643,7 @@
     </w:p>
     <w:p>
       <w:pPr>
-        <w:pStyle w:val="631"/>
+        <w:pStyle w:val="900"/>
         <w:pBdr/>
         <w:spacing/>
         <w:ind/>
@@ -583,7 +656,7 @@
     </w:p>
     <w:p>
       <w:pPr>
-        <w:pStyle w:val="631"/>
+        <w:pStyle w:val="900"/>
         <w:pBdr/>
         <w:spacing/>
         <w:ind/>
@@ -596,7 +669,7 @@
     </w:p>
     <w:p>
       <w:pPr>
-        <w:pStyle w:val="631"/>
+        <w:pStyle w:val="900"/>
         <w:pBdr/>
         <w:spacing/>
         <w:ind/>
@@ -609,7 +682,7 @@
     </w:p>
     <w:p>
       <w:pPr>
-        <w:pStyle w:val="631"/>
+        <w:pStyle w:val="900"/>
         <w:pBdr/>
         <w:spacing/>
         <w:ind/>
@@ -618,14 +691,9 @@
       <w:r>
         <w:t xml:space="preserve">We gaan nu schrijven naar de overschreven pointer om een crash te forceren...</w:t>
       </w:r>
-      <w:r/>
-      <w:r/>
-      <w:r/>
       <w:r>
         <w:br/>
       </w:r>
-      <w:r/>
-      <w:r/>
       <w:r/>
     </w:p>
     <w:p>
@@ -647,7 +715,7 @@
               <wp:inline xmlns:wp="http://schemas.openxmlformats.org/drawingml/2006/wordprocessingDrawing" distT="0" distB="0" distL="0" distR="0">
                 <wp:extent cx="3819525" cy="3581400"/>
                 <wp:effectExtent l="0" t="0" r="0" b="0"/>
-                <wp:docPr id="5" name=""/>
+                <wp:docPr id="6" name=""/>
                 <wp:cNvGraphicFramePr>
                   <a:graphicFrameLocks xmlns:a="http://schemas.openxmlformats.org/drawingml/2006/main" noChangeAspect="1"/>
                 </wp:cNvGraphicFramePr>
@@ -661,8 +729,8 @@
                         </pic:cNvPicPr>
                         <pic:nvPr/>
                       </pic:nvPicPr>
-                      <pic:blipFill>
-                        <a:blip r:embed="rId13"/>
+                      <pic:blipFill rotWithShape="1">
+                        <a:blip r:embed="rId14"/>
                         <a:stretch/>
                       </pic:blipFill>
                       <pic:spPr bwMode="auto">
@@ -701,8 +769,8 @@
                 <v:path o:extrusionok="f" gradientshapeok="t" o:connecttype="rect"/>
                 <o:lock v:ext="edit" aspectratio="t"/>
               </v:shapetype>
-              <v:shape id="_x0000_i4" o:spid="_x0000_s4" type="#_x0000_t75" style="width:300.75pt;height:282.00pt;mso-wrap-distance-left:0.00pt;mso-wrap-distance-top:0.00pt;mso-wrap-distance-right:0.00pt;mso-wrap-distance-bottom:0.00pt;z-index:1;" stroked="false">
-                <v:imagedata r:id="rId13" o:title=""/>
+              <v:shape id="_x0000_i5" o:spid="_x0000_s5" type="#_x0000_t75" style="width:300.75pt;height:282.00pt;mso-wrap-distance-left:0.00pt;mso-wrap-distance-top:0.00pt;mso-wrap-distance-right:0.00pt;mso-wrap-distance-bottom:0.00pt;z-index:1;" stroked="false">
+                <v:imagedata r:id="rId14" o:title=""/>
                 <o:lock v:ext="edit" rotation="t"/>
               </v:shape>
             </w:pict>
@@ -714,11 +782,7 @@
           <w:highlight w:val="none"/>
         </w:rPr>
       </w:r>
-      <w:r>
-        <w:rPr>
-          <w:highlight w:val="none"/>
-        </w:rPr>
-      </w:r>
+      <w:r/>
     </w:p>
     <w:p>
       <w:pPr>
@@ -1043,12 +1107,142 @@
     </w:p>
     <w:p>
       <w:pPr>
-        <w:pBdr/>
-        <w:spacing/>
-        <w:ind/>
+        <w:pBdr>
+          <w:top w:val="none" w:color="000000" w:sz="4" w:space="0"/>
+          <w:left w:val="none" w:color="000000" w:sz="4" w:space="0"/>
+          <w:bottom w:val="none" w:color="000000" w:sz="4" w:space="0"/>
+          <w:right w:val="none" w:color="000000" w:sz="4" w:space="0"/>
+        </w:pBdr>
+        <w:spacing w:after="240" w:before="0"/>
+        <w:ind w:right="0" w:firstLine="0" w:left="0"/>
         <w:rPr/>
       </w:pPr>
+      <w:r>
+        <w:rPr>
+          <w:rFonts w:ascii="Times New Roman" w:hAnsi="Times New Roman" w:eastAsia="Times New Roman" w:cs="Times New Roman"/>
+          <w:b/>
+          <w:color w:val="000000"/>
+          <w:sz w:val="24"/>
+        </w:rPr>
+        <w:t xml:space="preserve">BUG GEVONDEN!</w:t>
+      </w:r>
+      <w:r>
+        <w:rPr>
+          <w:rFonts w:ascii="Times New Roman" w:hAnsi="Times New Roman" w:eastAsia="Times New Roman" w:cs="Times New Roman"/>
+          <w:color w:val="000000"/>
+          <w:sz w:val="24"/>
+        </w:rPr>
+        <w:t xml:space="preserve"> Op regel 182-184:</w:t>
+      </w:r>
+      <w:r>
+        <w:rPr>
+          <w:rFonts w:ascii="Times New Roman" w:hAnsi="Times New Roman" w:eastAsia="Times New Roman" w:cs="Times New Roman"/>
+          <w:sz w:val="24"/>
+        </w:rPr>
+      </w:r>
       <w:r/>
+    </w:p>
+    <w:p>
+      <w:pPr>
+        <w:pBdr/>
+        <w:spacing/>
+        <w:ind/>
+        <w:rPr/>
+      </w:pPr>
+      <w:r>
+        <w:t xml:space="preserve">if (!klant_geverifieerd) {</w:t>
+      </w:r>
+      <w:r/>
+    </w:p>
+    <w:p>
+      <w:pPr>
+        <w:pBdr/>
+        <w:spacing/>
+        <w:ind/>
+        <w:rPr/>
+      </w:pPr>
+      <w:r>
+        <w:t xml:space="preserve">    printf("Onbekende klant. Bestelling geannuleerd\n");</w:t>
+      </w:r>
+      <w:r/>
+    </w:p>
+    <w:p>
+      <w:pPr>
+        <w:pBdr/>
+        <w:spacing/>
+        <w:ind/>
+        <w:rPr/>
+      </w:pPr>
+      <w:r>
+        <w:t xml:space="preserve">}</w:t>
+      </w:r>
+      <w:r/>
+    </w:p>
+    <w:p>
+      <w:pPr>
+        <w:pBdr/>
+        <w:spacing/>
+        <w:ind/>
+        <w:rPr/>
+      </w:pPr>
+      <w:r>
+        <w:t xml:space="preserve">else {</w:t>
+      </w:r>
+      <w:r/>
+    </w:p>
+    <w:p>
+      <w:pPr>
+        <w:pBdr/>
+        <w:spacing/>
+        <w:ind/>
+        <w:rPr/>
+      </w:pPr>
+      <w:r>
+        <w:t xml:space="preserve">    // Order wordt TOCH verwerkt!</w:t>
+      </w:r>
+      <w:r/>
+    </w:p>
+    <w:p>
+      <w:pPr>
+        <w:pBdr/>
+        <w:spacing/>
+        <w:ind/>
+        <w:rPr/>
+      </w:pPr>
+      <w:r>
+        <w:t xml:space="preserve">    int prijs = berekenPrijs(bestelling, ...);</w:t>
+      </w:r>
+      <w:r/>
+    </w:p>
+    <w:p>
+      <w:pPr>
+        <w:pBdr/>
+        <w:spacing/>
+        <w:ind/>
+        <w:rPr/>
+      </w:pPr>
+      <w:r>
+        <w:t xml:space="preserve">    printf("Order ok\n");</w:t>
+      </w:r>
+      <w:r/>
+    </w:p>
+    <w:p>
+      <w:pPr>
+        <w:pBdr/>
+        <w:spacing/>
+        <w:ind/>
+        <w:rPr/>
+      </w:pPr>
+      <w:r>
+        <w:t xml:space="preserve">}</w:t>
+      </w:r>
+      <w:r>
+        <w:br/>
+        <w:br/>
+      </w:r>
+      <w:r>
+        <w:t xml:space="preserve">Problem: Als klant_geverifieerd == 0 (onbekende klant), wordt de order weergegeven maar verder niet verwerkt. ECHTER - de hele main() functie voert gewoon alle code uit! De applicatie zou exit(1) moeten doen op regel 183!</w:t>
+      </w:r>
       <w:r/>
     </w:p>
     <w:p>
@@ -1183,7 +1377,7 @@
       <w:footnotePr/>
       <w:endnotePr/>
       <w:type w:val="nextPage"/>
-      <w:pgSz w:h="16838" w:orient="landscape" w:w="11906"/>
+      <w:pgSz w:h="16838" w:orient="portrait" w:w="11906"/>
       <w:pgMar w:top="1440" w:right="1440" w:bottom="1440" w:left="1440" w:header="708" w:footer="708" w:gutter="0"/>
       <w:cols w:num="1" w:sep="0" w:space="708" w:equalWidth="1"/>
     </w:sectPr>
@@ -1201,7 +1395,6 @@
         <w:ind/>
         <w:rPr/>
       </w:pPr>
-      <w:r/>
       <w:r>
         <w:separator/>
       </w:r>
@@ -1216,7 +1409,6 @@
         <w:ind/>
         <w:rPr/>
       </w:pPr>
-      <w:r/>
       <w:r>
         <w:continuationSeparator/>
       </w:r>
@@ -1236,7 +1428,6 @@
         <w:ind/>
         <w:rPr/>
       </w:pPr>
-      <w:r/>
       <w:r>
         <w:separator/>
       </w:r>
@@ -1251,7 +1442,6 @@
         <w:ind/>
         <w:rPr/>
       </w:pPr>
-      <w:r/>
       <w:r>
         <w:continuationSeparator/>
       </w:r>
@@ -2005,10 +2195,153 @@
     <w:lsdException w:name="Bibliography" w:uiPriority="37"/>
     <w:lsdException w:name="TOC Heading" w:uiPriority="39" w:qFormat="1"/>
   </w:latentStyles>
-  <w:style w:type="character" w:styleId="14">
+  <w:style w:type="character" w:styleId="709">
+    <w:name w:val="Intense Emphasis"/>
+    <w:basedOn w:val="896"/>
+    <w:uiPriority w:val="21"/>
+    <w:qFormat/>
+    <w:pPr>
+      <w:pBdr/>
+      <w:spacing/>
+      <w:ind/>
+    </w:pPr>
+    <w:rPr>
+      <w:i/>
+      <w:iCs/>
+      <w:color w:val="0f4761" w:themeColor="accent1" w:themeShade="BF"/>
+    </w:rPr>
+  </w:style>
+  <w:style w:type="character" w:styleId="710">
+    <w:name w:val="Intense Reference"/>
+    <w:basedOn w:val="896"/>
+    <w:uiPriority w:val="32"/>
+    <w:qFormat/>
+    <w:pPr>
+      <w:pBdr/>
+      <w:spacing/>
+      <w:ind/>
+    </w:pPr>
+    <w:rPr>
+      <w:b/>
+      <w:bCs/>
+      <w:smallCaps/>
+      <w:color w:val="0f4761" w:themeColor="accent1" w:themeShade="BF"/>
+      <w:spacing w:val="5"/>
+    </w:rPr>
+  </w:style>
+  <w:style w:type="character" w:styleId="711">
+    <w:name w:val="Subtle Emphasis"/>
+    <w:basedOn w:val="896"/>
+    <w:uiPriority w:val="19"/>
+    <w:qFormat/>
+    <w:pPr>
+      <w:pBdr/>
+      <w:spacing/>
+      <w:ind/>
+    </w:pPr>
+    <w:rPr>
+      <w:i/>
+      <w:iCs/>
+      <w:color w:val="404040" w:themeColor="text1" w:themeTint="BF"/>
+    </w:rPr>
+  </w:style>
+  <w:style w:type="character" w:styleId="712">
+    <w:name w:val="Emphasis"/>
+    <w:basedOn w:val="896"/>
+    <w:uiPriority w:val="20"/>
+    <w:qFormat/>
+    <w:pPr>
+      <w:pBdr/>
+      <w:spacing/>
+      <w:ind/>
+    </w:pPr>
+    <w:rPr>
+      <w:i/>
+      <w:iCs/>
+    </w:rPr>
+  </w:style>
+  <w:style w:type="character" w:styleId="713">
+    <w:name w:val="Strong"/>
+    <w:basedOn w:val="896"/>
+    <w:uiPriority w:val="22"/>
+    <w:qFormat/>
+    <w:pPr>
+      <w:pBdr/>
+      <w:spacing/>
+      <w:ind/>
+    </w:pPr>
+    <w:rPr>
+      <w:b/>
+      <w:bCs/>
+    </w:rPr>
+  </w:style>
+  <w:style w:type="character" w:styleId="714">
+    <w:name w:val="Subtle Reference"/>
+    <w:basedOn w:val="896"/>
+    <w:uiPriority w:val="31"/>
+    <w:qFormat/>
+    <w:pPr>
+      <w:pBdr/>
+      <w:spacing/>
+      <w:ind/>
+    </w:pPr>
+    <w:rPr>
+      <w:smallCaps/>
+      <w:color w:val="5a5a5a" w:themeColor="text1" w:themeTint="A5"/>
+    </w:rPr>
+  </w:style>
+  <w:style w:type="character" w:styleId="715">
+    <w:name w:val="Book Title"/>
+    <w:basedOn w:val="896"/>
+    <w:uiPriority w:val="33"/>
+    <w:qFormat/>
+    <w:pPr>
+      <w:pBdr/>
+      <w:spacing/>
+      <w:ind/>
+    </w:pPr>
+    <w:rPr>
+      <w:b/>
+      <w:bCs/>
+      <w:i/>
+      <w:iCs/>
+      <w:spacing w:val="5"/>
+    </w:rPr>
+  </w:style>
+  <w:style w:type="character" w:styleId="716">
+    <w:name w:val="FollowedHyperlink"/>
+    <w:basedOn w:val="896"/>
+    <w:uiPriority w:val="99"/>
+    <w:semiHidden/>
+    <w:unhideWhenUsed/>
+    <w:pPr>
+      <w:pBdr/>
+      <w:spacing/>
+      <w:ind/>
+    </w:pPr>
+    <w:rPr>
+      <w:color w:val="954f72" w:themeColor="followedHyperlink"/>
+      <w:u w:val="single"/>
+    </w:rPr>
+  </w:style>
+  <w:style w:type="character" w:styleId="717">
+    <w:name w:val="Placeholder Text"/>
+    <w:basedOn w:val="896"/>
+    <w:uiPriority w:val="99"/>
+    <w:semiHidden/>
+    <w:pPr>
+      <w:pBdr/>
+      <w:spacing/>
+      <w:ind/>
+    </w:pPr>
+    <w:rPr>
+      <w:color w:val="666666"/>
+    </w:rPr>
+  </w:style>
+  <w:style w:type="character" w:styleId="718">
     <w:name w:val="Heading 1 Char"/>
-    <w:basedOn w:val="627"/>
-    <w:link w:val="626"/>
+    <w:basedOn w:val="896"/>
+    <w:link w:val="895"/>
     <w:uiPriority w:val="9"/>
     <w:pPr>
       <w:pBdr/>
@@ -2021,11 +2354,11 @@
       <w:szCs w:val="40"/>
     </w:rPr>
   </w:style>
-  <w:style w:type="paragraph" w:styleId="15">
+  <w:style w:type="paragraph" w:styleId="719">
     <w:name w:val="Heading 2"/>
-    <w:basedOn w:val="625"/>
-    <w:next w:val="625"/>
-    <w:link w:val="16"/>
+    <w:basedOn w:val="894"/>
+    <w:next w:val="894"/>
+    <w:link w:val="720"/>
     <w:uiPriority w:val="9"/>
     <w:unhideWhenUsed/>
     <w:qFormat/>
@@ -2042,10 +2375,10 @@
       <w:sz w:val="34"/>
     </w:rPr>
   </w:style>
-  <w:style w:type="character" w:styleId="16">
+  <w:style w:type="character" w:styleId="720">
     <w:name w:val="Heading 2 Char"/>
-    <w:basedOn w:val="627"/>
-    <w:link w:val="15"/>
+    <w:basedOn w:val="896"/>
+    <w:link w:val="719"/>
     <w:uiPriority w:val="9"/>
     <w:pPr>
       <w:pBdr/>
@@ -2057,11 +2390,11 @@
       <w:sz w:val="34"/>
     </w:rPr>
   </w:style>
-  <w:style w:type="paragraph" w:styleId="17">
+  <w:style w:type="paragraph" w:styleId="721">
     <w:name w:val="Heading 3"/>
-    <w:basedOn w:val="625"/>
-    <w:next w:val="625"/>
-    <w:link w:val="18"/>
+    <w:basedOn w:val="894"/>
+    <w:next w:val="894"/>
+    <w:link w:val="722"/>
     <w:uiPriority w:val="9"/>
     <w:unhideWhenUsed/>
     <w:qFormat/>
@@ -2079,10 +2412,10 @@
       <w:szCs w:val="30"/>
     </w:rPr>
   </w:style>
-  <w:style w:type="character" w:styleId="18">
+  <w:style w:type="character" w:styleId="722">
     <w:name w:val="Heading 3 Char"/>
-    <w:basedOn w:val="627"/>
-    <w:link w:val="17"/>
+    <w:basedOn w:val="896"/>
+    <w:link w:val="721"/>
     <w:uiPriority w:val="9"/>
     <w:pPr>
       <w:pBdr/>
@@ -2095,11 +2428,11 @@
       <w:szCs w:val="30"/>
     </w:rPr>
   </w:style>
-  <w:style w:type="paragraph" w:styleId="19">
+  <w:style w:type="paragraph" w:styleId="723">
     <w:name w:val="Heading 4"/>
-    <w:basedOn w:val="625"/>
-    <w:next w:val="625"/>
-    <w:link w:val="20"/>
+    <w:basedOn w:val="894"/>
+    <w:next w:val="894"/>
+    <w:link w:val="724"/>
     <w:uiPriority w:val="9"/>
     <w:unhideWhenUsed/>
     <w:qFormat/>
@@ -2119,10 +2452,10 @@
       <w:szCs w:val="26"/>
     </w:rPr>
   </w:style>
-  <w:style w:type="character" w:styleId="20">
+  <w:style w:type="character" w:styleId="724">
     <w:name w:val="Heading 4 Char"/>
-    <w:basedOn w:val="627"/>
-    <w:link w:val="19"/>
+    <w:basedOn w:val="896"/>
+    <w:link w:val="723"/>
     <w:uiPriority w:val="9"/>
     <w:pPr>
       <w:pBdr/>
@@ -2137,11 +2470,11 @@
       <w:szCs w:val="26"/>
     </w:rPr>
   </w:style>
-  <w:style w:type="paragraph" w:styleId="21">
+  <w:style w:type="paragraph" w:styleId="725">
     <w:name w:val="Heading 5"/>
-    <w:basedOn w:val="625"/>
-    <w:next w:val="625"/>
-    <w:link w:val="22"/>
+    <w:basedOn w:val="894"/>
+    <w:next w:val="894"/>
+    <w:link w:val="726"/>
     <w:uiPriority w:val="9"/>
     <w:unhideWhenUsed/>
     <w:qFormat/>
@@ -2161,10 +2494,10 @@
       <w:szCs w:val="24"/>
     </w:rPr>
   </w:style>
-  <w:style w:type="character" w:styleId="22">
+  <w:style w:type="character" w:styleId="726">
     <w:name w:val="Heading 5 Char"/>
-    <w:basedOn w:val="627"/>
-    <w:link w:val="21"/>
+    <w:basedOn w:val="896"/>
+    <w:link w:val="725"/>
     <w:uiPriority w:val="9"/>
     <w:pPr>
       <w:pBdr/>
@@ -2179,11 +2512,11 @@
       <w:szCs w:val="24"/>
     </w:rPr>
   </w:style>
-  <w:style w:type="paragraph" w:styleId="23">
+  <w:style w:type="paragraph" w:styleId="727">
     <w:name w:val="Heading 6"/>
-    <w:basedOn w:val="625"/>
-    <w:next w:val="625"/>
-    <w:link w:val="24"/>
+    <w:basedOn w:val="894"/>
+    <w:next w:val="894"/>
+    <w:link w:val="728"/>
     <w:uiPriority w:val="9"/>
     <w:unhideWhenUsed/>
     <w:qFormat/>
@@ -2203,10 +2536,10 @@
       <w:szCs w:val="22"/>
     </w:rPr>
   </w:style>
-  <w:style w:type="character" w:styleId="24">
+  <w:style w:type="character" w:styleId="728">
     <w:name w:val="Heading 6 Char"/>
-    <w:basedOn w:val="627"/>
-    <w:link w:val="23"/>
+    <w:basedOn w:val="896"/>
+    <w:link w:val="727"/>
     <w:uiPriority w:val="9"/>
     <w:pPr>
       <w:pBdr/>
@@ -2221,11 +2554,11 @@
       <w:szCs w:val="22"/>
     </w:rPr>
   </w:style>
-  <w:style w:type="paragraph" w:styleId="25">
+  <w:style w:type="paragraph" w:styleId="729">
     <w:name w:val="Heading 7"/>
-    <w:basedOn w:val="625"/>
-    <w:next w:val="625"/>
-    <w:link w:val="26"/>
+    <w:basedOn w:val="894"/>
+    <w:next w:val="894"/>
+    <w:link w:val="730"/>
     <w:uiPriority w:val="9"/>
     <w:unhideWhenUsed/>
     <w:qFormat/>
@@ -2247,10 +2580,10 @@
       <w:szCs w:val="22"/>
     </w:rPr>
   </w:style>
-  <w:style w:type="character" w:styleId="26">
+  <w:style w:type="character" w:styleId="730">
     <w:name w:val="Heading 7 Char"/>
-    <w:basedOn w:val="627"/>
-    <w:link w:val="25"/>
+    <w:basedOn w:val="896"/>
+    <w:link w:val="729"/>
     <w:uiPriority w:val="9"/>
     <w:pPr>
       <w:pBdr/>
@@ -2267,11 +2600,11 @@
       <w:szCs w:val="22"/>
     </w:rPr>
   </w:style>
-  <w:style w:type="paragraph" w:styleId="27">
+  <w:style w:type="paragraph" w:styleId="731">
     <w:name w:val="Heading 8"/>
-    <w:basedOn w:val="625"/>
-    <w:next w:val="625"/>
-    <w:link w:val="28"/>
+    <w:basedOn w:val="894"/>
+    <w:next w:val="894"/>
+    <w:link w:val="732"/>
     <w:uiPriority w:val="9"/>
     <w:unhideWhenUsed/>
     <w:qFormat/>
@@ -2291,10 +2624,10 @@
       <w:szCs w:val="22"/>
     </w:rPr>
   </w:style>
-  <w:style w:type="character" w:styleId="28">
+  <w:style w:type="character" w:styleId="732">
     <w:name w:val="Heading 8 Char"/>
-    <w:basedOn w:val="627"/>
-    <w:link w:val="27"/>
+    <w:basedOn w:val="896"/>
+    <w:link w:val="731"/>
     <w:uiPriority w:val="9"/>
     <w:pPr>
       <w:pBdr/>
@@ -2309,11 +2642,11 @@
       <w:szCs w:val="22"/>
     </w:rPr>
   </w:style>
-  <w:style w:type="paragraph" w:styleId="29">
+  <w:style w:type="paragraph" w:styleId="733">
     <w:name w:val="Heading 9"/>
-    <w:basedOn w:val="625"/>
-    <w:next w:val="625"/>
-    <w:link w:val="30"/>
+    <w:basedOn w:val="894"/>
+    <w:next w:val="894"/>
+    <w:link w:val="734"/>
     <w:uiPriority w:val="9"/>
     <w:unhideWhenUsed/>
     <w:qFormat/>
@@ -2333,10 +2666,10 @@
       <w:szCs w:val="21"/>
     </w:rPr>
   </w:style>
-  <w:style w:type="character" w:styleId="30">
+  <w:style w:type="character" w:styleId="734">
     <w:name w:val="Heading 9 Char"/>
-    <w:basedOn w:val="627"/>
-    <w:link w:val="29"/>
+    <w:basedOn w:val="896"/>
+    <w:link w:val="733"/>
     <w:uiPriority w:val="9"/>
     <w:pPr>
       <w:pBdr/>
@@ -2351,7 +2684,7 @@
       <w:szCs w:val="21"/>
     </w:rPr>
   </w:style>
-  <w:style w:type="paragraph" w:styleId="33">
+  <w:style w:type="paragraph" w:styleId="735">
     <w:name w:val="No Spacing"/>
     <w:uiPriority w:val="1"/>
     <w:qFormat/>
@@ -2361,11 +2694,11 @@
       <w:ind/>
     </w:pPr>
   </w:style>
-  <w:style w:type="paragraph" w:styleId="34">
+  <w:style w:type="paragraph" w:styleId="736">
     <w:name w:val="Title"/>
-    <w:basedOn w:val="625"/>
-    <w:next w:val="625"/>
-    <w:link w:val="35"/>
+    <w:basedOn w:val="894"/>
+    <w:next w:val="894"/>
+    <w:link w:val="737"/>
     <w:uiPriority w:val="10"/>
     <w:qFormat/>
     <w:pPr>
@@ -2379,10 +2712,10 @@
       <w:szCs w:val="48"/>
     </w:rPr>
   </w:style>
-  <w:style w:type="character" w:styleId="35">
+  <w:style w:type="character" w:styleId="737">
     <w:name w:val="Title Char"/>
-    <w:basedOn w:val="627"/>
-    <w:link w:val="34"/>
+    <w:basedOn w:val="896"/>
+    <w:link w:val="736"/>
     <w:uiPriority w:val="10"/>
     <w:pPr>
       <w:pBdr/>
@@ -2394,11 +2727,11 @@
       <w:szCs w:val="48"/>
     </w:rPr>
   </w:style>
-  <w:style w:type="paragraph" w:styleId="36">
+  <w:style w:type="paragraph" w:styleId="738">
     <w:name w:val="Subtitle"/>
-    <w:basedOn w:val="625"/>
-    <w:next w:val="625"/>
-    <w:link w:val="37"/>
+    <w:basedOn w:val="894"/>
+    <w:next w:val="894"/>
+    <w:link w:val="739"/>
     <w:uiPriority w:val="11"/>
     <w:qFormat/>
     <w:pPr>
@@ -2411,10 +2744,10 @@
       <w:szCs w:val="24"/>
     </w:rPr>
   </w:style>
-  <w:style w:type="character" w:styleId="37">
+  <w:style w:type="character" w:styleId="739">
     <w:name w:val="Subtitle Char"/>
-    <w:basedOn w:val="627"/>
-    <w:link w:val="36"/>
+    <w:basedOn w:val="896"/>
+    <w:link w:val="738"/>
     <w:uiPriority w:val="11"/>
     <w:pPr>
       <w:pBdr/>
@@ -2426,11 +2759,11 @@
       <w:szCs w:val="24"/>
     </w:rPr>
   </w:style>
-  <w:style w:type="paragraph" w:styleId="38">
+  <w:style w:type="paragraph" w:styleId="740">
     <w:name w:val="Quote"/>
-    <w:basedOn w:val="625"/>
-    <w:next w:val="625"/>
-    <w:link w:val="39"/>
+    <w:basedOn w:val="894"/>
+    <w:next w:val="894"/>
+    <w:link w:val="741"/>
     <w:uiPriority w:val="29"/>
     <w:qFormat/>
     <w:pPr>
@@ -2442,9 +2775,9 @@
       <w:i/>
     </w:rPr>
   </w:style>
-  <w:style w:type="character" w:styleId="39">
+  <w:style w:type="character" w:styleId="741">
     <w:name w:val="Quote Char"/>
-    <w:link w:val="38"/>
+    <w:link w:val="740"/>
     <w:uiPriority w:val="29"/>
     <w:pPr>
       <w:pBdr/>
@@ -2455,11 +2788,11 @@
       <w:i/>
     </w:rPr>
   </w:style>
-  <w:style w:type="paragraph" w:styleId="40">
+  <w:style w:type="paragraph" w:styleId="742">
     <w:name w:val="Intense Quote"/>
-    <w:basedOn w:val="625"/>
-    <w:next w:val="625"/>
-    <w:link w:val="41"/>
+    <w:basedOn w:val="894"/>
+    <w:next w:val="894"/>
+    <w:link w:val="743"/>
     <w:uiPriority w:val="30"/>
     <w:qFormat/>
     <w:pPr>
@@ -2478,9 +2811,9 @@
       <w:i/>
     </w:rPr>
   </w:style>
-  <w:style w:type="character" w:styleId="41">
+  <w:style w:type="character" w:styleId="743">
     <w:name w:val="Intense Quote Char"/>
-    <w:link w:val="40"/>
+    <w:link w:val="742"/>
     <w:uiPriority w:val="30"/>
     <w:pPr>
       <w:pBdr/>
@@ -2491,10 +2824,10 @@
       <w:i/>
     </w:rPr>
   </w:style>
-  <w:style w:type="paragraph" w:styleId="42">
+  <w:style w:type="paragraph" w:styleId="744">
     <w:name w:val="Header"/>
-    <w:basedOn w:val="625"/>
-    <w:link w:val="43"/>
+    <w:basedOn w:val="894"/>
+    <w:link w:val="745"/>
     <w:uiPriority w:val="99"/>
     <w:unhideWhenUsed/>
     <w:pPr>
@@ -2507,10 +2840,10 @@
       <w:ind/>
     </w:pPr>
   </w:style>
-  <w:style w:type="character" w:styleId="43">
+  <w:style w:type="character" w:styleId="745">
     <w:name w:val="Header Char"/>
-    <w:basedOn w:val="627"/>
-    <w:link w:val="42"/>
+    <w:basedOn w:val="896"/>
+    <w:link w:val="744"/>
     <w:uiPriority w:val="99"/>
     <w:pPr>
       <w:pBdr/>
@@ -2518,10 +2851,10 @@
       <w:ind/>
     </w:pPr>
   </w:style>
-  <w:style w:type="paragraph" w:styleId="44">
+  <w:style w:type="paragraph" w:styleId="746">
     <w:name w:val="Footer"/>
-    <w:basedOn w:val="625"/>
-    <w:link w:val="47"/>
+    <w:basedOn w:val="894"/>
+    <w:link w:val="749"/>
     <w:uiPriority w:val="99"/>
     <w:unhideWhenUsed/>
     <w:pPr>
@@ -2534,10 +2867,10 @@
       <w:ind/>
     </w:pPr>
   </w:style>
-  <w:style w:type="character" w:styleId="45">
+  <w:style w:type="character" w:styleId="747">
     <w:name w:val="Footer Char"/>
-    <w:basedOn w:val="627"/>
-    <w:link w:val="44"/>
+    <w:basedOn w:val="896"/>
+    <w:link w:val="746"/>
     <w:uiPriority w:val="99"/>
     <w:pPr>
       <w:pBdr/>
@@ -2545,10 +2878,10 @@
       <w:ind/>
     </w:pPr>
   </w:style>
-  <w:style w:type="paragraph" w:styleId="46">
+  <w:style w:type="paragraph" w:styleId="748">
     <w:name w:val="Caption"/>
-    <w:basedOn w:val="625"/>
-    <w:next w:val="625"/>
+    <w:basedOn w:val="894"/>
+    <w:next w:val="894"/>
     <w:uiPriority w:val="35"/>
     <w:semiHidden/>
     <w:unhideWhenUsed/>
@@ -2566,10 +2899,10 @@
       <w:szCs w:val="18"/>
     </w:rPr>
   </w:style>
-  <w:style w:type="character" w:styleId="47">
+  <w:style w:type="character" w:styleId="749">
     <w:name w:val="Caption Char"/>
-    <w:basedOn w:val="46"/>
-    <w:link w:val="44"/>
+    <w:basedOn w:val="748"/>
+    <w:link w:val="746"/>
     <w:uiPriority w:val="99"/>
     <w:pPr>
       <w:pBdr/>
@@ -2577,9 +2910,9 @@
       <w:ind/>
     </w:pPr>
   </w:style>
-  <w:style w:type="table" w:styleId="48">
+  <w:style w:type="table" w:styleId="750">
     <w:name w:val="Table Grid"/>
-    <w:basedOn w:val="628"/>
+    <w:basedOn w:val="897"/>
     <w:uiPriority w:val="59"/>
     <w:pPr>
       <w:pBdr/>
@@ -2588,6 +2921,12 @@
     </w:pPr>
     <w:tblPr>
       <w:tblInd w:w="0" w:type="dxa"/>
+      <w:tblCellMar>
+        <w:left w:w="108" w:type="dxa"/>
+        <w:top w:w="0" w:type="dxa"/>
+        <w:right w:w="108" w:type="dxa"/>
+        <w:bottom w:w="0" w:type="dxa"/>
+      </w:tblCellMar>
       <w:tblBorders>
         <w:top w:val="single" w:color="000000" w:sz="4" w:space="0"/>
         <w:left w:val="single" w:color="000000" w:sz="4" w:space="0"/>
@@ -2596,12 +2935,6 @@
         <w:insideH w:val="single" w:color="000000" w:sz="4" w:space="0"/>
         <w:insideV w:val="single" w:color="000000" w:sz="4" w:space="0"/>
       </w:tblBorders>
-      <w:tblCellMar>
-        <w:left w:w="108" w:type="dxa"/>
-        <w:top w:w="0" w:type="dxa"/>
-        <w:right w:w="108" w:type="dxa"/>
-        <w:bottom w:w="0" w:type="dxa"/>
-      </w:tblCellMar>
     </w:tblPr>
     <w:tcPr>
       <w:tcBorders/>
@@ -2776,9 +3109,9 @@
       </w:tcPr>
     </w:tblStylePr>
   </w:style>
-  <w:style w:type="table" w:styleId="49">
+  <w:style w:type="table" w:styleId="751">
     <w:name w:val="Table Grid Light"/>
-    <w:basedOn w:val="628"/>
+    <w:basedOn w:val="897"/>
     <w:uiPriority w:val="59"/>
     <w:pPr>
       <w:pBdr/>
@@ -2787,6 +3120,12 @@
     </w:pPr>
     <w:tblPr>
       <w:tblInd w:w="0" w:type="dxa"/>
+      <w:tblCellMar>
+        <w:left w:w="108" w:type="dxa"/>
+        <w:top w:w="0" w:type="dxa"/>
+        <w:right w:w="108" w:type="dxa"/>
+        <w:bottom w:w="0" w:type="dxa"/>
+      </w:tblCellMar>
       <w:tblBorders>
         <w:top w:val="single" w:color="000000" w:themeColor="text1" w:themeTint="50" w:sz="4" w:space="0"/>
         <w:left w:val="single" w:color="000000" w:themeColor="text1" w:themeTint="50" w:sz="4" w:space="0"/>
@@ -2795,12 +3134,6 @@
         <w:insideH w:val="single" w:color="000000" w:themeColor="text1" w:themeTint="50" w:sz="4" w:space="0"/>
         <w:insideV w:val="single" w:color="000000" w:themeColor="text1" w:themeTint="50" w:sz="4" w:space="0"/>
       </w:tblBorders>
-      <w:tblCellMar>
-        <w:left w:w="108" w:type="dxa"/>
-        <w:top w:w="0" w:type="dxa"/>
-        <w:right w:w="108" w:type="dxa"/>
-        <w:bottom w:w="0" w:type="dxa"/>
-      </w:tblCellMar>
     </w:tblPr>
     <w:tcPr>
       <w:tcBorders/>
@@ -2975,9 +3308,9 @@
       </w:tcPr>
     </w:tblStylePr>
   </w:style>
-  <w:style w:type="table" w:styleId="50">
+  <w:style w:type="table" w:styleId="752">
     <w:name w:val="Plain Table 1"/>
-    <w:basedOn w:val="628"/>
+    <w:basedOn w:val="897"/>
     <w:uiPriority w:val="59"/>
     <w:pPr>
       <w:pBdr/>
@@ -2986,6 +3319,12 @@
     </w:pPr>
     <w:tblPr>
       <w:tblInd w:w="0" w:type="dxa"/>
+      <w:tblCellMar>
+        <w:left w:w="108" w:type="dxa"/>
+        <w:top w:w="0" w:type="dxa"/>
+        <w:right w:w="108" w:type="dxa"/>
+        <w:bottom w:w="0" w:type="dxa"/>
+      </w:tblCellMar>
       <w:tblBorders>
         <w:top w:val="single" w:color="000000" w:themeColor="text1" w:themeTint="50" w:sz="4" w:space="0"/>
         <w:left w:val="single" w:color="000000" w:themeColor="text1" w:themeTint="50" w:sz="4" w:space="0"/>
@@ -2994,12 +3333,6 @@
         <w:insideH w:val="single" w:color="000000" w:themeColor="text1" w:themeTint="50" w:sz="4" w:space="0"/>
         <w:insideV w:val="single" w:color="000000" w:themeColor="text1" w:themeTint="50" w:sz="4" w:space="0"/>
       </w:tblBorders>
-      <w:tblCellMar>
-        <w:left w:w="108" w:type="dxa"/>
-        <w:top w:w="0" w:type="dxa"/>
-        <w:right w:w="108" w:type="dxa"/>
-        <w:bottom w:w="0" w:type="dxa"/>
-      </w:tblCellMar>
     </w:tblPr>
     <w:tcPr>
       <w:tcBorders/>
@@ -3200,9 +3533,9 @@
       </w:tcPr>
     </w:tblStylePr>
   </w:style>
-  <w:style w:type="table" w:styleId="51">
+  <w:style w:type="table" w:styleId="753">
     <w:name w:val="Plain Table 2"/>
-    <w:basedOn w:val="628"/>
+    <w:basedOn w:val="897"/>
     <w:uiPriority w:val="59"/>
     <w:pPr>
       <w:pBdr/>
@@ -3211,18 +3544,18 @@
     </w:pPr>
     <w:tblPr>
       <w:tblInd w:w="0" w:type="dxa"/>
+      <w:tblCellMar>
+        <w:left w:w="108" w:type="dxa"/>
+        <w:top w:w="0" w:type="dxa"/>
+        <w:right w:w="108" w:type="dxa"/>
+        <w:bottom w:w="0" w:type="dxa"/>
+      </w:tblCellMar>
       <w:tblBorders>
         <w:top w:val="single" w:color="000000" w:themeColor="text1" w:sz="4" w:space="0"/>
         <w:left w:val="none" w:color="000000" w:themeColor="text1" w:sz="4" w:space="0"/>
         <w:bottom w:val="single" w:color="000000" w:themeColor="text1" w:sz="4" w:space="0"/>
         <w:right w:val="none" w:color="000000" w:themeColor="text1" w:sz="4" w:space="0"/>
       </w:tblBorders>
-      <w:tblCellMar>
-        <w:left w:w="108" w:type="dxa"/>
-        <w:top w:w="0" w:type="dxa"/>
-        <w:right w:w="108" w:type="dxa"/>
-        <w:bottom w:w="0" w:type="dxa"/>
-      </w:tblCellMar>
     </w:tblPr>
     <w:tcPr>
       <w:tcBorders/>
@@ -3433,9 +3766,9 @@
       </w:tcPr>
     </w:tblStylePr>
   </w:style>
-  <w:style w:type="table" w:styleId="52">
+  <w:style w:type="table" w:styleId="754">
     <w:name w:val="Plain Table 3"/>
-    <w:basedOn w:val="628"/>
+    <w:basedOn w:val="897"/>
     <w:uiPriority w:val="99"/>
     <w:pPr>
       <w:pBdr/>
@@ -3663,9 +3996,9 @@
       </w:tcPr>
     </w:tblStylePr>
   </w:style>
-  <w:style w:type="table" w:styleId="53">
+  <w:style w:type="table" w:styleId="755">
     <w:name w:val="Plain Table 4"/>
-    <w:basedOn w:val="628"/>
+    <w:basedOn w:val="897"/>
     <w:uiPriority w:val="99"/>
     <w:pPr>
       <w:pBdr/>
@@ -3879,9 +4212,9 @@
       </w:tcPr>
     </w:tblStylePr>
   </w:style>
-  <w:style w:type="table" w:styleId="54">
+  <w:style w:type="table" w:styleId="756">
     <w:name w:val="Plain Table 5"/>
-    <w:basedOn w:val="628"/>
+    <w:basedOn w:val="897"/>
     <w:uiPriority w:val="99"/>
     <w:pPr>
       <w:pBdr/>
@@ -4112,9 +4445,9 @@
       </w:tcPr>
     </w:tblStylePr>
   </w:style>
-  <w:style w:type="table" w:styleId="55">
+  <w:style w:type="table" w:styleId="757">
     <w:name w:val="Grid Table 1 Light"/>
-    <w:basedOn w:val="628"/>
+    <w:basedOn w:val="897"/>
     <w:uiPriority w:val="99"/>
     <w:pPr>
       <w:pBdr/>
@@ -4335,9 +4668,9 @@
       </w:tcPr>
     </w:tblStylePr>
   </w:style>
-  <w:style w:type="table" w:styleId="56">
+  <w:style w:type="table" w:styleId="758">
     <w:name w:val="Grid Table 1 Light - Accent 1"/>
-    <w:basedOn w:val="628"/>
+    <w:basedOn w:val="897"/>
     <w:uiPriority w:val="99"/>
     <w:pPr>
       <w:pBdr/>
@@ -4558,9 +4891,9 @@
       </w:tcPr>
     </w:tblStylePr>
   </w:style>
-  <w:style w:type="table" w:styleId="57">
+  <w:style w:type="table" w:styleId="759">
     <w:name w:val="Grid Table 1 Light - Accent 2"/>
-    <w:basedOn w:val="628"/>
+    <w:basedOn w:val="897"/>
     <w:uiPriority w:val="99"/>
     <w:pPr>
       <w:pBdr/>
@@ -4781,9 +5114,9 @@
       </w:tcPr>
     </w:tblStylePr>
   </w:style>
-  <w:style w:type="table" w:styleId="58">
+  <w:style w:type="table" w:styleId="760">
     <w:name w:val="Grid Table 1 Light - Accent 3"/>
-    <w:basedOn w:val="628"/>
+    <w:basedOn w:val="897"/>
     <w:uiPriority w:val="99"/>
     <w:pPr>
       <w:pBdr/>
@@ -5004,9 +5337,9 @@
       </w:tcPr>
     </w:tblStylePr>
   </w:style>
-  <w:style w:type="table" w:styleId="59">
+  <w:style w:type="table" w:styleId="761">
     <w:name w:val="Grid Table 1 Light - Accent 4"/>
-    <w:basedOn w:val="628"/>
+    <w:basedOn w:val="897"/>
     <w:uiPriority w:val="99"/>
     <w:pPr>
       <w:pBdr/>
@@ -5227,9 +5560,9 @@
       </w:tcPr>
     </w:tblStylePr>
   </w:style>
-  <w:style w:type="table" w:styleId="60">
+  <w:style w:type="table" w:styleId="762">
     <w:name w:val="Grid Table 1 Light - Accent 5"/>
-    <w:basedOn w:val="628"/>
+    <w:basedOn w:val="897"/>
     <w:uiPriority w:val="99"/>
     <w:pPr>
       <w:pBdr/>
@@ -5450,9 +5783,9 @@
       </w:tcPr>
     </w:tblStylePr>
   </w:style>
-  <w:style w:type="table" w:styleId="61">
+  <w:style w:type="table" w:styleId="763">
     <w:name w:val="Grid Table 1 Light - Accent 6"/>
-    <w:basedOn w:val="628"/>
+    <w:basedOn w:val="897"/>
     <w:uiPriority w:val="99"/>
     <w:pPr>
       <w:pBdr/>
@@ -5673,9 +6006,9 @@
       </w:tcPr>
     </w:tblStylePr>
   </w:style>
-  <w:style w:type="table" w:styleId="62">
+  <w:style w:type="table" w:styleId="764">
     <w:name w:val="Grid Table 2"/>
-    <w:basedOn w:val="628"/>
+    <w:basedOn w:val="897"/>
     <w:uiPriority w:val="99"/>
     <w:pPr>
       <w:pBdr/>
@@ -5905,9 +6238,9 @@
       </w:tcPr>
     </w:tblStylePr>
   </w:style>
-  <w:style w:type="table" w:styleId="63">
+  <w:style w:type="table" w:styleId="765">
     <w:name w:val="Grid Table 2 - Accent 1"/>
-    <w:basedOn w:val="628"/>
+    <w:basedOn w:val="897"/>
     <w:uiPriority w:val="99"/>
     <w:pPr>
       <w:pBdr/>
@@ -6137,9 +6470,9 @@
       </w:tcPr>
     </w:tblStylePr>
   </w:style>
-  <w:style w:type="table" w:styleId="64">
+  <w:style w:type="table" w:styleId="766">
     <w:name w:val="Grid Table 2 - Accent 2"/>
-    <w:basedOn w:val="628"/>
+    <w:basedOn w:val="897"/>
     <w:uiPriority w:val="99"/>
     <w:pPr>
       <w:pBdr/>
@@ -6369,9 +6702,9 @@
       </w:tcPr>
     </w:tblStylePr>
   </w:style>
-  <w:style w:type="table" w:styleId="65">
+  <w:style w:type="table" w:styleId="767">
     <w:name w:val="Grid Table 2 - Accent 3"/>
-    <w:basedOn w:val="628"/>
+    <w:basedOn w:val="897"/>
     <w:uiPriority w:val="99"/>
     <w:pPr>
       <w:pBdr/>
@@ -6601,9 +6934,9 @@
       </w:tcPr>
     </w:tblStylePr>
   </w:style>
-  <w:style w:type="table" w:styleId="66">
+  <w:style w:type="table" w:styleId="768">
     <w:name w:val="Grid Table 2 - Accent 4"/>
-    <w:basedOn w:val="628"/>
+    <w:basedOn w:val="897"/>
     <w:uiPriority w:val="99"/>
     <w:pPr>
       <w:pBdr/>
@@ -6833,9 +7166,9 @@
       </w:tcPr>
     </w:tblStylePr>
   </w:style>
-  <w:style w:type="table" w:styleId="67">
+  <w:style w:type="table" w:styleId="769">
     <w:name w:val="Grid Table 2 - Accent 5"/>
-    <w:basedOn w:val="628"/>
+    <w:basedOn w:val="897"/>
     <w:uiPriority w:val="99"/>
     <w:pPr>
       <w:pBdr/>
@@ -7065,9 +7398,9 @@
       </w:tcPr>
     </w:tblStylePr>
   </w:style>
-  <w:style w:type="table" w:styleId="68">
+  <w:style w:type="table" w:styleId="770">
     <w:name w:val="Grid Table 2 - Accent 6"/>
-    <w:basedOn w:val="628"/>
+    <w:basedOn w:val="897"/>
     <w:uiPriority w:val="99"/>
     <w:pPr>
       <w:pBdr/>
@@ -7297,9 +7630,9 @@
       </w:tcPr>
     </w:tblStylePr>
   </w:style>
-  <w:style w:type="table" w:styleId="69">
+  <w:style w:type="table" w:styleId="771">
     <w:name w:val="Grid Table 3"/>
-    <w:basedOn w:val="628"/>
+    <w:basedOn w:val="897"/>
     <w:uiPriority w:val="99"/>
     <w:pPr>
       <w:pBdr/>
@@ -7398,29 +7731,6 @@
         <w:tblBorders/>
       </w:tblPr>
       <w:tcPr>
-        <w:shd w:color="ffffff"/>
-        <w:tcBorders>
-          <w:top w:val="none" w:color="000000" w:sz="4" w:space="0"/>
-          <w:left w:val="none" w:color="000000" w:sz="4" w:space="0"/>
-          <w:bottom w:val="none" w:color="000000" w:sz="4" w:space="0"/>
-          <w:right w:val="none" w:color="000000" w:sz="4" w:space="0"/>
-        </w:tcBorders>
-      </w:tcPr>
-    </w:tblStylePr>
-    <w:tblStylePr w:type="firstRow">
-      <w:rPr>
-        <w:b/>
-        <w:color w:val="404040"/>
-      </w:rPr>
-      <w:pPr>
-        <w:pBdr/>
-        <w:spacing/>
-        <w:ind/>
-      </w:pPr>
-      <w:tblPr>
-        <w:tblBorders/>
-      </w:tblPr>
-      <w:tcPr>
         <w:shd w:val="clear" w:color="ffffff"/>
         <w:tcBorders>
           <w:top w:val="none" w:color="000000" w:sz="4" w:space="0"/>
@@ -7430,30 +7740,7 @@
         </w:tcBorders>
       </w:tcPr>
     </w:tblStylePr>
-    <w:tblStylePr w:type="lastCol">
-      <w:rPr>
-        <w:i/>
-        <w:color w:val="404040"/>
-      </w:rPr>
-      <w:pPr>
-        <w:pBdr/>
-        <w:spacing/>
-        <w:ind/>
-      </w:pPr>
-      <w:tblPr>
-        <w:tblBorders/>
-      </w:tblPr>
-      <w:tcPr>
-        <w:shd w:color="ffffff"/>
-        <w:tcBorders>
-          <w:top w:val="none" w:color="000000" w:sz="4" w:space="0"/>
-          <w:left w:val="none" w:color="000000" w:sz="4" w:space="0"/>
-          <w:bottom w:val="none" w:color="000000" w:sz="4" w:space="0"/>
-          <w:right w:val="none" w:color="000000" w:sz="4" w:space="0"/>
-        </w:tcBorders>
-      </w:tcPr>
-    </w:tblStylePr>
-    <w:tblStylePr w:type="lastRow">
+    <w:tblStylePr w:type="firstRow">
       <w:rPr>
         <w:b/>
         <w:color w:val="404040"/>
@@ -7476,6 +7763,52 @@
         </w:tcBorders>
       </w:tcPr>
     </w:tblStylePr>
+    <w:tblStylePr w:type="lastCol">
+      <w:rPr>
+        <w:i/>
+        <w:color w:val="404040"/>
+      </w:rPr>
+      <w:pPr>
+        <w:pBdr/>
+        <w:spacing/>
+        <w:ind/>
+      </w:pPr>
+      <w:tblPr>
+        <w:tblBorders/>
+      </w:tblPr>
+      <w:tcPr>
+        <w:shd w:val="clear" w:color="ffffff"/>
+        <w:tcBorders>
+          <w:top w:val="none" w:color="000000" w:sz="4" w:space="0"/>
+          <w:left w:val="none" w:color="000000" w:sz="4" w:space="0"/>
+          <w:bottom w:val="none" w:color="000000" w:sz="4" w:space="0"/>
+          <w:right w:val="none" w:color="000000" w:sz="4" w:space="0"/>
+        </w:tcBorders>
+      </w:tcPr>
+    </w:tblStylePr>
+    <w:tblStylePr w:type="lastRow">
+      <w:rPr>
+        <w:b/>
+        <w:color w:val="404040"/>
+      </w:rPr>
+      <w:pPr>
+        <w:pBdr/>
+        <w:spacing/>
+        <w:ind/>
+      </w:pPr>
+      <w:tblPr>
+        <w:tblBorders/>
+      </w:tblPr>
+      <w:tcPr>
+        <w:shd w:val="clear" w:color="ffffff"/>
+        <w:tcBorders>
+          <w:top w:val="none" w:color="000000" w:sz="4" w:space="0"/>
+          <w:left w:val="none" w:color="000000" w:sz="4" w:space="0"/>
+          <w:bottom w:val="none" w:color="000000" w:sz="4" w:space="0"/>
+          <w:right w:val="none" w:color="000000" w:sz="4" w:space="0"/>
+        </w:tcBorders>
+      </w:tcPr>
+    </w:tblStylePr>
     <w:tblStylePr w:type="nwCell">
       <w:pPr>
         <w:pBdr/>
@@ -7542,9 +7875,9 @@
       </w:tcPr>
     </w:tblStylePr>
   </w:style>
-  <w:style w:type="table" w:styleId="70">
+  <w:style w:type="table" w:styleId="772">
     <w:name w:val="Grid Table 3 - Accent 1"/>
-    <w:basedOn w:val="628"/>
+    <w:basedOn w:val="897"/>
     <w:uiPriority w:val="99"/>
     <w:pPr>
       <w:pBdr/>
@@ -7643,29 +7976,6 @@
         <w:tblBorders/>
       </w:tblPr>
       <w:tcPr>
-        <w:shd w:color="ffffff"/>
-        <w:tcBorders>
-          <w:top w:val="none" w:color="000000" w:sz="4" w:space="0"/>
-          <w:left w:val="none" w:color="000000" w:sz="4" w:space="0"/>
-          <w:bottom w:val="none" w:color="000000" w:sz="4" w:space="0"/>
-          <w:right w:val="none" w:color="000000" w:sz="4" w:space="0"/>
-        </w:tcBorders>
-      </w:tcPr>
-    </w:tblStylePr>
-    <w:tblStylePr w:type="firstRow">
-      <w:rPr>
-        <w:b/>
-        <w:color w:val="404040"/>
-      </w:rPr>
-      <w:pPr>
-        <w:pBdr/>
-        <w:spacing/>
-        <w:ind/>
-      </w:pPr>
-      <w:tblPr>
-        <w:tblBorders/>
-      </w:tblPr>
-      <w:tcPr>
         <w:shd w:val="clear" w:color="ffffff"/>
         <w:tcBorders>
           <w:top w:val="none" w:color="000000" w:sz="4" w:space="0"/>
@@ -7675,30 +7985,7 @@
         </w:tcBorders>
       </w:tcPr>
     </w:tblStylePr>
-    <w:tblStylePr w:type="lastCol">
-      <w:rPr>
-        <w:i/>
-        <w:color w:val="404040"/>
-      </w:rPr>
-      <w:pPr>
-        <w:pBdr/>
-        <w:spacing/>
-        <w:ind/>
-      </w:pPr>
-      <w:tblPr>
-        <w:tblBorders/>
-      </w:tblPr>
-      <w:tcPr>
-        <w:shd w:color="ffffff"/>
-        <w:tcBorders>
-          <w:top w:val="none" w:color="000000" w:sz="4" w:space="0"/>
-          <w:left w:val="none" w:color="000000" w:sz="4" w:space="0"/>
-          <w:bottom w:val="none" w:color="000000" w:sz="4" w:space="0"/>
-          <w:right w:val="none" w:color="000000" w:sz="4" w:space="0"/>
-        </w:tcBorders>
-      </w:tcPr>
-    </w:tblStylePr>
-    <w:tblStylePr w:type="lastRow">
+    <w:tblStylePr w:type="firstRow">
       <w:rPr>
         <w:b/>
         <w:color w:val="404040"/>
@@ -7721,6 +8008,52 @@
         </w:tcBorders>
       </w:tcPr>
     </w:tblStylePr>
+    <w:tblStylePr w:type="lastCol">
+      <w:rPr>
+        <w:i/>
+        <w:color w:val="404040"/>
+      </w:rPr>
+      <w:pPr>
+        <w:pBdr/>
+        <w:spacing/>
+        <w:ind/>
+      </w:pPr>
+      <w:tblPr>
+        <w:tblBorders/>
+      </w:tblPr>
+      <w:tcPr>
+        <w:shd w:val="clear" w:color="ffffff"/>
+        <w:tcBorders>
+          <w:top w:val="none" w:color="000000" w:sz="4" w:space="0"/>
+          <w:left w:val="none" w:color="000000" w:sz="4" w:space="0"/>
+          <w:bottom w:val="none" w:color="000000" w:sz="4" w:space="0"/>
+          <w:right w:val="none" w:color="000000" w:sz="4" w:space="0"/>
+        </w:tcBorders>
+      </w:tcPr>
+    </w:tblStylePr>
+    <w:tblStylePr w:type="lastRow">
+      <w:rPr>
+        <w:b/>
+        <w:color w:val="404040"/>
+      </w:rPr>
+      <w:pPr>
+        <w:pBdr/>
+        <w:spacing/>
+        <w:ind/>
+      </w:pPr>
+      <w:tblPr>
+        <w:tblBorders/>
+      </w:tblPr>
+      <w:tcPr>
+        <w:shd w:val="clear" w:color="ffffff"/>
+        <w:tcBorders>
+          <w:top w:val="none" w:color="000000" w:sz="4" w:space="0"/>
+          <w:left w:val="none" w:color="000000" w:sz="4" w:space="0"/>
+          <w:bottom w:val="none" w:color="000000" w:sz="4" w:space="0"/>
+          <w:right w:val="none" w:color="000000" w:sz="4" w:space="0"/>
+        </w:tcBorders>
+      </w:tcPr>
+    </w:tblStylePr>
     <w:tblStylePr w:type="nwCell">
       <w:pPr>
         <w:pBdr/>
@@ -7787,9 +8120,9 @@
       </w:tcPr>
     </w:tblStylePr>
   </w:style>
-  <w:style w:type="table" w:styleId="71">
+  <w:style w:type="table" w:styleId="773">
     <w:name w:val="Grid Table 3 - Accent 2"/>
-    <w:basedOn w:val="628"/>
+    <w:basedOn w:val="897"/>
     <w:uiPriority w:val="99"/>
     <w:pPr>
       <w:pBdr/>
@@ -7888,29 +8221,6 @@
         <w:tblBorders/>
       </w:tblPr>
       <w:tcPr>
-        <w:shd w:color="ffffff"/>
-        <w:tcBorders>
-          <w:top w:val="none" w:color="000000" w:sz="4" w:space="0"/>
-          <w:left w:val="none" w:color="000000" w:sz="4" w:space="0"/>
-          <w:bottom w:val="none" w:color="000000" w:sz="4" w:space="0"/>
-          <w:right w:val="none" w:color="000000" w:sz="4" w:space="0"/>
-        </w:tcBorders>
-      </w:tcPr>
-    </w:tblStylePr>
-    <w:tblStylePr w:type="firstRow">
-      <w:rPr>
-        <w:b/>
-        <w:color w:val="404040"/>
-      </w:rPr>
-      <w:pPr>
-        <w:pBdr/>
-        <w:spacing/>
-        <w:ind/>
-      </w:pPr>
-      <w:tblPr>
-        <w:tblBorders/>
-      </w:tblPr>
-      <w:tcPr>
         <w:shd w:val="clear" w:color="ffffff"/>
         <w:tcBorders>
           <w:top w:val="none" w:color="000000" w:sz="4" w:space="0"/>
@@ -7920,30 +8230,7 @@
         </w:tcBorders>
       </w:tcPr>
     </w:tblStylePr>
-    <w:tblStylePr w:type="lastCol">
-      <w:rPr>
-        <w:i/>
-        <w:color w:val="404040"/>
-      </w:rPr>
-      <w:pPr>
-        <w:pBdr/>
-        <w:spacing/>
-        <w:ind/>
-      </w:pPr>
-      <w:tblPr>
-        <w:tblBorders/>
-      </w:tblPr>
-      <w:tcPr>
-        <w:shd w:color="ffffff"/>
-        <w:tcBorders>
-          <w:top w:val="none" w:color="000000" w:sz="4" w:space="0"/>
-          <w:left w:val="none" w:color="000000" w:sz="4" w:space="0"/>
-          <w:bottom w:val="none" w:color="000000" w:sz="4" w:space="0"/>
-          <w:right w:val="none" w:color="000000" w:sz="4" w:space="0"/>
-        </w:tcBorders>
-      </w:tcPr>
-    </w:tblStylePr>
-    <w:tblStylePr w:type="lastRow">
+    <w:tblStylePr w:type="firstRow">
       <w:rPr>
         <w:b/>
         <w:color w:val="404040"/>
@@ -7966,6 +8253,52 @@
         </w:tcBorders>
       </w:tcPr>
     </w:tblStylePr>
+    <w:tblStylePr w:type="lastCol">
+      <w:rPr>
+        <w:i/>
+        <w:color w:val="404040"/>
+      </w:rPr>
+      <w:pPr>
+        <w:pBdr/>
+        <w:spacing/>
+        <w:ind/>
+      </w:pPr>
+      <w:tblPr>
+        <w:tblBorders/>
+      </w:tblPr>
+      <w:tcPr>
+        <w:shd w:val="clear" w:color="ffffff"/>
+        <w:tcBorders>
+          <w:top w:val="none" w:color="000000" w:sz="4" w:space="0"/>
+          <w:left w:val="none" w:color="000000" w:sz="4" w:space="0"/>
+          <w:bottom w:val="none" w:color="000000" w:sz="4" w:space="0"/>
+          <w:right w:val="none" w:color="000000" w:sz="4" w:space="0"/>
+        </w:tcBorders>
+      </w:tcPr>
+    </w:tblStylePr>
+    <w:tblStylePr w:type="lastRow">
+      <w:rPr>
+        <w:b/>
+        <w:color w:val="404040"/>
+      </w:rPr>
+      <w:pPr>
+        <w:pBdr/>
+        <w:spacing/>
+        <w:ind/>
+      </w:pPr>
+      <w:tblPr>
+        <w:tblBorders/>
+      </w:tblPr>
+      <w:tcPr>
+        <w:shd w:val="clear" w:color="ffffff"/>
+        <w:tcBorders>
+          <w:top w:val="none" w:color="000000" w:sz="4" w:space="0"/>
+          <w:left w:val="none" w:color="000000" w:sz="4" w:space="0"/>
+          <w:bottom w:val="none" w:color="000000" w:sz="4" w:space="0"/>
+          <w:right w:val="none" w:color="000000" w:sz="4" w:space="0"/>
+        </w:tcBorders>
+      </w:tcPr>
+    </w:tblStylePr>
     <w:tblStylePr w:type="nwCell">
       <w:pPr>
         <w:pBdr/>
@@ -8032,9 +8365,9 @@
       </w:tcPr>
     </w:tblStylePr>
   </w:style>
-  <w:style w:type="table" w:styleId="72">
+  <w:style w:type="table" w:styleId="774">
     <w:name w:val="Grid Table 3 - Accent 3"/>
-    <w:basedOn w:val="628"/>
+    <w:basedOn w:val="897"/>
     <w:uiPriority w:val="99"/>
     <w:pPr>
       <w:pBdr/>
@@ -8133,29 +8466,6 @@
         <w:tblBorders/>
       </w:tblPr>
       <w:tcPr>
-        <w:shd w:color="ffffff"/>
-        <w:tcBorders>
-          <w:top w:val="none" w:color="000000" w:sz="4" w:space="0"/>
-          <w:left w:val="none" w:color="000000" w:sz="4" w:space="0"/>
-          <w:bottom w:val="none" w:color="000000" w:sz="4" w:space="0"/>
-          <w:right w:val="none" w:color="000000" w:sz="4" w:space="0"/>
-        </w:tcBorders>
-      </w:tcPr>
-    </w:tblStylePr>
-    <w:tblStylePr w:type="firstRow">
-      <w:rPr>
-        <w:b/>
-        <w:color w:val="404040"/>
-      </w:rPr>
-      <w:pPr>
-        <w:pBdr/>
-        <w:spacing/>
-        <w:ind/>
-      </w:pPr>
-      <w:tblPr>
-        <w:tblBorders/>
-      </w:tblPr>
-      <w:tcPr>
         <w:shd w:val="clear" w:color="ffffff"/>
         <w:tcBorders>
           <w:top w:val="none" w:color="000000" w:sz="4" w:space="0"/>
@@ -8165,30 +8475,7 @@
         </w:tcBorders>
       </w:tcPr>
     </w:tblStylePr>
-    <w:tblStylePr w:type="lastCol">
-      <w:rPr>
-        <w:i/>
-        <w:color w:val="404040"/>
-      </w:rPr>
-      <w:pPr>
-        <w:pBdr/>
-        <w:spacing/>
-        <w:ind/>
-      </w:pPr>
-      <w:tblPr>
-        <w:tblBorders/>
-      </w:tblPr>
-      <w:tcPr>
-        <w:shd w:color="ffffff"/>
-        <w:tcBorders>
-          <w:top w:val="none" w:color="000000" w:sz="4" w:space="0"/>
-          <w:left w:val="none" w:color="000000" w:sz="4" w:space="0"/>
-          <w:bottom w:val="none" w:color="000000" w:sz="4" w:space="0"/>
-          <w:right w:val="none" w:color="000000" w:sz="4" w:space="0"/>
-        </w:tcBorders>
-      </w:tcPr>
-    </w:tblStylePr>
-    <w:tblStylePr w:type="lastRow">
+    <w:tblStylePr w:type="firstRow">
       <w:rPr>
         <w:b/>
         <w:color w:val="404040"/>
@@ -8211,6 +8498,52 @@
         </w:tcBorders>
       </w:tcPr>
     </w:tblStylePr>
+    <w:tblStylePr w:type="lastCol">
+      <w:rPr>
+        <w:i/>
+        <w:color w:val="404040"/>
+      </w:rPr>
+      <w:pPr>
+        <w:pBdr/>
+        <w:spacing/>
+        <w:ind/>
+      </w:pPr>
+      <w:tblPr>
+        <w:tblBorders/>
+      </w:tblPr>
+      <w:tcPr>
+        <w:shd w:val="clear" w:color="ffffff"/>
+        <w:tcBorders>
+          <w:top w:val="none" w:color="000000" w:sz="4" w:space="0"/>
+          <w:left w:val="none" w:color="000000" w:sz="4" w:space="0"/>
+          <w:bottom w:val="none" w:color="000000" w:sz="4" w:space="0"/>
+          <w:right w:val="none" w:color="000000" w:sz="4" w:space="0"/>
+        </w:tcBorders>
+      </w:tcPr>
+    </w:tblStylePr>
+    <w:tblStylePr w:type="lastRow">
+      <w:rPr>
+        <w:b/>
+        <w:color w:val="404040"/>
+      </w:rPr>
+      <w:pPr>
+        <w:pBdr/>
+        <w:spacing/>
+        <w:ind/>
+      </w:pPr>
+      <w:tblPr>
+        <w:tblBorders/>
+      </w:tblPr>
+      <w:tcPr>
+        <w:shd w:val="clear" w:color="ffffff"/>
+        <w:tcBorders>
+          <w:top w:val="none" w:color="000000" w:sz="4" w:space="0"/>
+          <w:left w:val="none" w:color="000000" w:sz="4" w:space="0"/>
+          <w:bottom w:val="none" w:color="000000" w:sz="4" w:space="0"/>
+          <w:right w:val="none" w:color="000000" w:sz="4" w:space="0"/>
+        </w:tcBorders>
+      </w:tcPr>
+    </w:tblStylePr>
     <w:tblStylePr w:type="nwCell">
       <w:pPr>
         <w:pBdr/>
@@ -8277,9 +8610,9 @@
       </w:tcPr>
     </w:tblStylePr>
   </w:style>
-  <w:style w:type="table" w:styleId="73">
+  <w:style w:type="table" w:styleId="775">
     <w:name w:val="Grid Table 3 - Accent 4"/>
-    <w:basedOn w:val="628"/>
+    <w:basedOn w:val="897"/>
     <w:uiPriority w:val="99"/>
     <w:pPr>
       <w:pBdr/>
@@ -8378,29 +8711,6 @@
         <w:tblBorders/>
       </w:tblPr>
       <w:tcPr>
-        <w:shd w:color="ffffff"/>
-        <w:tcBorders>
-          <w:top w:val="none" w:color="000000" w:sz="4" w:space="0"/>
-          <w:left w:val="none" w:color="000000" w:sz="4" w:space="0"/>
-          <w:bottom w:val="none" w:color="000000" w:sz="4" w:space="0"/>
-          <w:right w:val="none" w:color="000000" w:sz="4" w:space="0"/>
-        </w:tcBorders>
-      </w:tcPr>
-    </w:tblStylePr>
-    <w:tblStylePr w:type="firstRow">
-      <w:rPr>
-        <w:b/>
-        <w:color w:val="404040"/>
-      </w:rPr>
-      <w:pPr>
-        <w:pBdr/>
-        <w:spacing/>
-        <w:ind/>
-      </w:pPr>
-      <w:tblPr>
-        <w:tblBorders/>
-      </w:tblPr>
-      <w:tcPr>
         <w:shd w:val="clear" w:color="ffffff"/>
         <w:tcBorders>
           <w:top w:val="none" w:color="000000" w:sz="4" w:space="0"/>
@@ -8410,30 +8720,7 @@
         </w:tcBorders>
       </w:tcPr>
     </w:tblStylePr>
-    <w:tblStylePr w:type="lastCol">
-      <w:rPr>
-        <w:i/>
-        <w:color w:val="404040"/>
-      </w:rPr>
-      <w:pPr>
-        <w:pBdr/>
-        <w:spacing/>
-        <w:ind/>
-      </w:pPr>
-      <w:tblPr>
-        <w:tblBorders/>
-      </w:tblPr>
-      <w:tcPr>
-        <w:shd w:color="ffffff"/>
-        <w:tcBorders>
-          <w:top w:val="none" w:color="000000" w:sz="4" w:space="0"/>
-          <w:left w:val="none" w:color="000000" w:sz="4" w:space="0"/>
-          <w:bottom w:val="none" w:color="000000" w:sz="4" w:space="0"/>
-          <w:right w:val="none" w:color="000000" w:sz="4" w:space="0"/>
-        </w:tcBorders>
-      </w:tcPr>
-    </w:tblStylePr>
-    <w:tblStylePr w:type="lastRow">
+    <w:tblStylePr w:type="firstRow">
       <w:rPr>
         <w:b/>
         <w:color w:val="404040"/>
@@ -8456,6 +8743,52 @@
         </w:tcBorders>
       </w:tcPr>
     </w:tblStylePr>
+    <w:tblStylePr w:type="lastCol">
+      <w:rPr>
+        <w:i/>
+        <w:color w:val="404040"/>
+      </w:rPr>
+      <w:pPr>
+        <w:pBdr/>
+        <w:spacing/>
+        <w:ind/>
+      </w:pPr>
+      <w:tblPr>
+        <w:tblBorders/>
+      </w:tblPr>
+      <w:tcPr>
+        <w:shd w:val="clear" w:color="ffffff"/>
+        <w:tcBorders>
+          <w:top w:val="none" w:color="000000" w:sz="4" w:space="0"/>
+          <w:left w:val="none" w:color="000000" w:sz="4" w:space="0"/>
+          <w:bottom w:val="none" w:color="000000" w:sz="4" w:space="0"/>
+          <w:right w:val="none" w:color="000000" w:sz="4" w:space="0"/>
+        </w:tcBorders>
+      </w:tcPr>
+    </w:tblStylePr>
+    <w:tblStylePr w:type="lastRow">
+      <w:rPr>
+        <w:b/>
+        <w:color w:val="404040"/>
+      </w:rPr>
+      <w:pPr>
+        <w:pBdr/>
+        <w:spacing/>
+        <w:ind/>
+      </w:pPr>
+      <w:tblPr>
+        <w:tblBorders/>
+      </w:tblPr>
+      <w:tcPr>
+        <w:shd w:val="clear" w:color="ffffff"/>
+        <w:tcBorders>
+          <w:top w:val="none" w:color="000000" w:sz="4" w:space="0"/>
+          <w:left w:val="none" w:color="000000" w:sz="4" w:space="0"/>
+          <w:bottom w:val="none" w:color="000000" w:sz="4" w:space="0"/>
+          <w:right w:val="none" w:color="000000" w:sz="4" w:space="0"/>
+        </w:tcBorders>
+      </w:tcPr>
+    </w:tblStylePr>
     <w:tblStylePr w:type="nwCell">
       <w:pPr>
         <w:pBdr/>
@@ -8522,9 +8855,9 @@
       </w:tcPr>
     </w:tblStylePr>
   </w:style>
-  <w:style w:type="table" w:styleId="74">
+  <w:style w:type="table" w:styleId="776">
     <w:name w:val="Grid Table 3 - Accent 5"/>
-    <w:basedOn w:val="628"/>
+    <w:basedOn w:val="897"/>
     <w:uiPriority w:val="99"/>
     <w:pPr>
       <w:pBdr/>
@@ -8623,29 +8956,6 @@
         <w:tblBorders/>
       </w:tblPr>
       <w:tcPr>
-        <w:shd w:color="ffffff"/>
-        <w:tcBorders>
-          <w:top w:val="none" w:color="000000" w:sz="4" w:space="0"/>
-          <w:left w:val="none" w:color="000000" w:sz="4" w:space="0"/>
-          <w:bottom w:val="none" w:color="000000" w:sz="4" w:space="0"/>
-          <w:right w:val="none" w:color="000000" w:sz="4" w:space="0"/>
-        </w:tcBorders>
-      </w:tcPr>
-    </w:tblStylePr>
-    <w:tblStylePr w:type="firstRow">
-      <w:rPr>
-        <w:b/>
-        <w:color w:val="404040"/>
-      </w:rPr>
-      <w:pPr>
-        <w:pBdr/>
-        <w:spacing/>
-        <w:ind/>
-      </w:pPr>
-      <w:tblPr>
-        <w:tblBorders/>
-      </w:tblPr>
-      <w:tcPr>
         <w:shd w:val="clear" w:color="ffffff"/>
         <w:tcBorders>
           <w:top w:val="none" w:color="000000" w:sz="4" w:space="0"/>
@@ -8655,30 +8965,7 @@
         </w:tcBorders>
       </w:tcPr>
     </w:tblStylePr>
-    <w:tblStylePr w:type="lastCol">
-      <w:rPr>
-        <w:i/>
-        <w:color w:val="404040"/>
-      </w:rPr>
-      <w:pPr>
-        <w:pBdr/>
-        <w:spacing/>
-        <w:ind/>
-      </w:pPr>
-      <w:tblPr>
-        <w:tblBorders/>
-      </w:tblPr>
-      <w:tcPr>
-        <w:shd w:color="ffffff"/>
-        <w:tcBorders>
-          <w:top w:val="none" w:color="000000" w:sz="4" w:space="0"/>
-          <w:left w:val="none" w:color="000000" w:sz="4" w:space="0"/>
-          <w:bottom w:val="none" w:color="000000" w:sz="4" w:space="0"/>
-          <w:right w:val="none" w:color="000000" w:sz="4" w:space="0"/>
-        </w:tcBorders>
-      </w:tcPr>
-    </w:tblStylePr>
-    <w:tblStylePr w:type="lastRow">
+    <w:tblStylePr w:type="firstRow">
       <w:rPr>
         <w:b/>
         <w:color w:val="404040"/>
@@ -8701,6 +8988,52 @@
         </w:tcBorders>
       </w:tcPr>
     </w:tblStylePr>
+    <w:tblStylePr w:type="lastCol">
+      <w:rPr>
+        <w:i/>
+        <w:color w:val="404040"/>
+      </w:rPr>
+      <w:pPr>
+        <w:pBdr/>
+        <w:spacing/>
+        <w:ind/>
+      </w:pPr>
+      <w:tblPr>
+        <w:tblBorders/>
+      </w:tblPr>
+      <w:tcPr>
+        <w:shd w:val="clear" w:color="ffffff"/>
+        <w:tcBorders>
+          <w:top w:val="none" w:color="000000" w:sz="4" w:space="0"/>
+          <w:left w:val="none" w:color="000000" w:sz="4" w:space="0"/>
+          <w:bottom w:val="none" w:color="000000" w:sz="4" w:space="0"/>
+          <w:right w:val="none" w:color="000000" w:sz="4" w:space="0"/>
+        </w:tcBorders>
+      </w:tcPr>
+    </w:tblStylePr>
+    <w:tblStylePr w:type="lastRow">
+      <w:rPr>
+        <w:b/>
+        <w:color w:val="404040"/>
+      </w:rPr>
+      <w:pPr>
+        <w:pBdr/>
+        <w:spacing/>
+        <w:ind/>
+      </w:pPr>
+      <w:tblPr>
+        <w:tblBorders/>
+      </w:tblPr>
+      <w:tcPr>
+        <w:shd w:val="clear" w:color="ffffff"/>
+        <w:tcBorders>
+          <w:top w:val="none" w:color="000000" w:sz="4" w:space="0"/>
+          <w:left w:val="none" w:color="000000" w:sz="4" w:space="0"/>
+          <w:bottom w:val="none" w:color="000000" w:sz="4" w:space="0"/>
+          <w:right w:val="none" w:color="000000" w:sz="4" w:space="0"/>
+        </w:tcBorders>
+      </w:tcPr>
+    </w:tblStylePr>
     <w:tblStylePr w:type="nwCell">
       <w:pPr>
         <w:pBdr/>
@@ -8767,9 +9100,9 @@
       </w:tcPr>
     </w:tblStylePr>
   </w:style>
-  <w:style w:type="table" w:styleId="75">
+  <w:style w:type="table" w:styleId="777">
     <w:name w:val="Grid Table 3 - Accent 6"/>
-    <w:basedOn w:val="628"/>
+    <w:basedOn w:val="897"/>
     <w:uiPriority w:val="99"/>
     <w:pPr>
       <w:pBdr/>
@@ -8868,29 +9201,6 @@
         <w:tblBorders/>
       </w:tblPr>
       <w:tcPr>
-        <w:shd w:color="ffffff"/>
-        <w:tcBorders>
-          <w:top w:val="none" w:color="000000" w:sz="4" w:space="0"/>
-          <w:left w:val="none" w:color="000000" w:sz="4" w:space="0"/>
-          <w:bottom w:val="none" w:color="000000" w:sz="4" w:space="0"/>
-          <w:right w:val="none" w:color="000000" w:sz="4" w:space="0"/>
-        </w:tcBorders>
-      </w:tcPr>
-    </w:tblStylePr>
-    <w:tblStylePr w:type="firstRow">
-      <w:rPr>
-        <w:b/>
-        <w:color w:val="404040"/>
-      </w:rPr>
-      <w:pPr>
-        <w:pBdr/>
-        <w:spacing/>
-        <w:ind/>
-      </w:pPr>
-      <w:tblPr>
-        <w:tblBorders/>
-      </w:tblPr>
-      <w:tcPr>
         <w:shd w:val="clear" w:color="ffffff"/>
         <w:tcBorders>
           <w:top w:val="none" w:color="000000" w:sz="4" w:space="0"/>
@@ -8900,30 +9210,7 @@
         </w:tcBorders>
       </w:tcPr>
     </w:tblStylePr>
-    <w:tblStylePr w:type="lastCol">
-      <w:rPr>
-        <w:i/>
-        <w:color w:val="404040"/>
-      </w:rPr>
-      <w:pPr>
-        <w:pBdr/>
-        <w:spacing/>
-        <w:ind/>
-      </w:pPr>
-      <w:tblPr>
-        <w:tblBorders/>
-      </w:tblPr>
-      <w:tcPr>
-        <w:shd w:color="ffffff"/>
-        <w:tcBorders>
-          <w:top w:val="none" w:color="000000" w:sz="4" w:space="0"/>
-          <w:left w:val="none" w:color="000000" w:sz="4" w:space="0"/>
-          <w:bottom w:val="none" w:color="000000" w:sz="4" w:space="0"/>
-          <w:right w:val="none" w:color="000000" w:sz="4" w:space="0"/>
-        </w:tcBorders>
-      </w:tcPr>
-    </w:tblStylePr>
-    <w:tblStylePr w:type="lastRow">
+    <w:tblStylePr w:type="firstRow">
       <w:rPr>
         <w:b/>
         <w:color w:val="404040"/>
@@ -8946,6 +9233,52 @@
         </w:tcBorders>
       </w:tcPr>
     </w:tblStylePr>
+    <w:tblStylePr w:type="lastCol">
+      <w:rPr>
+        <w:i/>
+        <w:color w:val="404040"/>
+      </w:rPr>
+      <w:pPr>
+        <w:pBdr/>
+        <w:spacing/>
+        <w:ind/>
+      </w:pPr>
+      <w:tblPr>
+        <w:tblBorders/>
+      </w:tblPr>
+      <w:tcPr>
+        <w:shd w:val="clear" w:color="ffffff"/>
+        <w:tcBorders>
+          <w:top w:val="none" w:color="000000" w:sz="4" w:space="0"/>
+          <w:left w:val="none" w:color="000000" w:sz="4" w:space="0"/>
+          <w:bottom w:val="none" w:color="000000" w:sz="4" w:space="0"/>
+          <w:right w:val="none" w:color="000000" w:sz="4" w:space="0"/>
+        </w:tcBorders>
+      </w:tcPr>
+    </w:tblStylePr>
+    <w:tblStylePr w:type="lastRow">
+      <w:rPr>
+        <w:b/>
+        <w:color w:val="404040"/>
+      </w:rPr>
+      <w:pPr>
+        <w:pBdr/>
+        <w:spacing/>
+        <w:ind/>
+      </w:pPr>
+      <w:tblPr>
+        <w:tblBorders/>
+      </w:tblPr>
+      <w:tcPr>
+        <w:shd w:val="clear" w:color="ffffff"/>
+        <w:tcBorders>
+          <w:top w:val="none" w:color="000000" w:sz="4" w:space="0"/>
+          <w:left w:val="none" w:color="000000" w:sz="4" w:space="0"/>
+          <w:bottom w:val="none" w:color="000000" w:sz="4" w:space="0"/>
+          <w:right w:val="none" w:color="000000" w:sz="4" w:space="0"/>
+        </w:tcBorders>
+      </w:tcPr>
+    </w:tblStylePr>
     <w:tblStylePr w:type="nwCell">
       <w:pPr>
         <w:pBdr/>
@@ -9012,9 +9345,9 @@
       </w:tcPr>
     </w:tblStylePr>
   </w:style>
-  <w:style w:type="table" w:styleId="76">
+  <w:style w:type="table" w:styleId="778">
     <w:name w:val="Grid Table 4"/>
-    <w:basedOn w:val="628"/>
+    <w:basedOn w:val="897"/>
     <w:uiPriority w:val="59"/>
     <w:pPr>
       <w:pBdr/>
@@ -9245,9 +9578,9 @@
       </w:tcPr>
     </w:tblStylePr>
   </w:style>
-  <w:style w:type="table" w:styleId="77">
+  <w:style w:type="table" w:styleId="779">
     <w:name w:val="Grid Table 4 - Accent 1"/>
-    <w:basedOn w:val="628"/>
+    <w:basedOn w:val="897"/>
     <w:uiPriority w:val="59"/>
     <w:pPr>
       <w:pBdr/>
@@ -9478,9 +9811,9 @@
       </w:tcPr>
     </w:tblStylePr>
   </w:style>
-  <w:style w:type="table" w:styleId="78">
+  <w:style w:type="table" w:styleId="780">
     <w:name w:val="Grid Table 4 - Accent 2"/>
-    <w:basedOn w:val="628"/>
+    <w:basedOn w:val="897"/>
     <w:uiPriority w:val="59"/>
     <w:pPr>
       <w:pBdr/>
@@ -9711,9 +10044,9 @@
       </w:tcPr>
     </w:tblStylePr>
   </w:style>
-  <w:style w:type="table" w:styleId="79">
+  <w:style w:type="table" w:styleId="781">
     <w:name w:val="Grid Table 4 - Accent 3"/>
-    <w:basedOn w:val="628"/>
+    <w:basedOn w:val="897"/>
     <w:uiPriority w:val="59"/>
     <w:pPr>
       <w:pBdr/>
@@ -9944,9 +10277,9 @@
       </w:tcPr>
     </w:tblStylePr>
   </w:style>
-  <w:style w:type="table" w:styleId="80">
+  <w:style w:type="table" w:styleId="782">
     <w:name w:val="Grid Table 4 - Accent 4"/>
-    <w:basedOn w:val="628"/>
+    <w:basedOn w:val="897"/>
     <w:uiPriority w:val="59"/>
     <w:pPr>
       <w:pBdr/>
@@ -10177,9 +10510,9 @@
       </w:tcPr>
     </w:tblStylePr>
   </w:style>
-  <w:style w:type="table" w:styleId="81">
+  <w:style w:type="table" w:styleId="783">
     <w:name w:val="Grid Table 4 - Accent 5"/>
-    <w:basedOn w:val="628"/>
+    <w:basedOn w:val="897"/>
     <w:uiPriority w:val="59"/>
     <w:pPr>
       <w:pBdr/>
@@ -10410,9 +10743,9 @@
       </w:tcPr>
     </w:tblStylePr>
   </w:style>
-  <w:style w:type="table" w:styleId="82">
+  <w:style w:type="table" w:styleId="784">
     <w:name w:val="Grid Table 4 - Accent 6"/>
-    <w:basedOn w:val="628"/>
+    <w:basedOn w:val="897"/>
     <w:uiPriority w:val="59"/>
     <w:pPr>
       <w:pBdr/>
@@ -10643,9 +10976,9 @@
       </w:tcPr>
     </w:tblStylePr>
   </w:style>
-  <w:style w:type="table" w:styleId="83">
+  <w:style w:type="table" w:styleId="785">
     <w:name w:val="Grid Table 5 Dark"/>
-    <w:basedOn w:val="628"/>
+    <w:basedOn w:val="897"/>
     <w:uiPriority w:val="99"/>
     <w:pPr>
       <w:pBdr/>
@@ -10871,9 +11204,9 @@
       </w:tcPr>
     </w:tblStylePr>
   </w:style>
-  <w:style w:type="table" w:styleId="84">
+  <w:style w:type="table" w:styleId="786">
     <w:name w:val="Grid Table 5 Dark- Accent 1"/>
-    <w:basedOn w:val="628"/>
+    <w:basedOn w:val="897"/>
     <w:uiPriority w:val="99"/>
     <w:pPr>
       <w:pBdr/>
@@ -11099,9 +11432,9 @@
       </w:tcPr>
     </w:tblStylePr>
   </w:style>
-  <w:style w:type="table" w:styleId="85">
+  <w:style w:type="table" w:styleId="787">
     <w:name w:val="Grid Table 5 Dark - Accent 2"/>
-    <w:basedOn w:val="628"/>
+    <w:basedOn w:val="897"/>
     <w:uiPriority w:val="99"/>
     <w:pPr>
       <w:pBdr/>
@@ -11327,9 +11660,9 @@
       </w:tcPr>
     </w:tblStylePr>
   </w:style>
-  <w:style w:type="table" w:styleId="86">
+  <w:style w:type="table" w:styleId="788">
     <w:name w:val="Grid Table 5 Dark - Accent 3"/>
-    <w:basedOn w:val="628"/>
+    <w:basedOn w:val="897"/>
     <w:uiPriority w:val="99"/>
     <w:pPr>
       <w:pBdr/>
@@ -11555,9 +11888,9 @@
       </w:tcPr>
     </w:tblStylePr>
   </w:style>
-  <w:style w:type="table" w:styleId="87">
+  <w:style w:type="table" w:styleId="789">
     <w:name w:val="Grid Table 5 Dark- Accent 4"/>
-    <w:basedOn w:val="628"/>
+    <w:basedOn w:val="897"/>
     <w:uiPriority w:val="99"/>
     <w:pPr>
       <w:pBdr/>
@@ -11783,9 +12116,9 @@
       </w:tcPr>
     </w:tblStylePr>
   </w:style>
-  <w:style w:type="table" w:styleId="88">
+  <w:style w:type="table" w:styleId="790">
     <w:name w:val="Grid Table 5 Dark - Accent 5"/>
-    <w:basedOn w:val="628"/>
+    <w:basedOn w:val="897"/>
     <w:uiPriority w:val="99"/>
     <w:pPr>
       <w:pBdr/>
@@ -12011,9 +12344,9 @@
       </w:tcPr>
     </w:tblStylePr>
   </w:style>
-  <w:style w:type="table" w:styleId="89">
+  <w:style w:type="table" w:styleId="791">
     <w:name w:val="Grid Table 5 Dark - Accent 6"/>
-    <w:basedOn w:val="628"/>
+    <w:basedOn w:val="897"/>
     <w:uiPriority w:val="99"/>
     <w:pPr>
       <w:pBdr/>
@@ -12239,9 +12572,9 @@
       </w:tcPr>
     </w:tblStylePr>
   </w:style>
-  <w:style w:type="table" w:styleId="90">
+  <w:style w:type="table" w:styleId="792">
     <w:name w:val="Grid Table 6 Colorful"/>
-    <w:basedOn w:val="628"/>
+    <w:basedOn w:val="897"/>
     <w:uiPriority w:val="99"/>
     <w:pPr>
       <w:pBdr/>
@@ -12469,9 +12802,9 @@
       </w:tcPr>
     </w:tblStylePr>
   </w:style>
-  <w:style w:type="table" w:styleId="91">
+  <w:style w:type="table" w:styleId="793">
     <w:name w:val="Grid Table 6 Colorful - Accent 1"/>
-    <w:basedOn w:val="628"/>
+    <w:basedOn w:val="897"/>
     <w:uiPriority w:val="99"/>
     <w:pPr>
       <w:pBdr/>
@@ -12699,9 +13032,9 @@
       </w:tcPr>
     </w:tblStylePr>
   </w:style>
-  <w:style w:type="table" w:styleId="92">
+  <w:style w:type="table" w:styleId="794">
     <w:name w:val="Grid Table 6 Colorful - Accent 2"/>
-    <w:basedOn w:val="628"/>
+    <w:basedOn w:val="897"/>
     <w:uiPriority w:val="99"/>
     <w:pPr>
       <w:pBdr/>
@@ -12929,9 +13262,9 @@
       </w:tcPr>
     </w:tblStylePr>
   </w:style>
-  <w:style w:type="table" w:styleId="93">
+  <w:style w:type="table" w:styleId="795">
     <w:name w:val="Grid Table 6 Colorful - Accent 3"/>
-    <w:basedOn w:val="628"/>
+    <w:basedOn w:val="897"/>
     <w:uiPriority w:val="99"/>
     <w:pPr>
       <w:pBdr/>
@@ -13159,9 +13492,9 @@
       </w:tcPr>
     </w:tblStylePr>
   </w:style>
-  <w:style w:type="table" w:styleId="94">
+  <w:style w:type="table" w:styleId="796">
     <w:name w:val="Grid Table 6 Colorful - Accent 4"/>
-    <w:basedOn w:val="628"/>
+    <w:basedOn w:val="897"/>
     <w:uiPriority w:val="99"/>
     <w:pPr>
       <w:pBdr/>
@@ -13389,9 +13722,9 @@
       </w:tcPr>
     </w:tblStylePr>
   </w:style>
-  <w:style w:type="table" w:styleId="95">
+  <w:style w:type="table" w:styleId="797">
     <w:name w:val="Grid Table 6 Colorful - Accent 5"/>
-    <w:basedOn w:val="628"/>
+    <w:basedOn w:val="897"/>
     <w:uiPriority w:val="99"/>
     <w:pPr>
       <w:pBdr/>
@@ -13619,9 +13952,9 @@
       </w:tcPr>
     </w:tblStylePr>
   </w:style>
-  <w:style w:type="table" w:styleId="96">
+  <w:style w:type="table" w:styleId="798">
     <w:name w:val="Grid Table 6 Colorful - Accent 6"/>
-    <w:basedOn w:val="628"/>
+    <w:basedOn w:val="897"/>
     <w:uiPriority w:val="99"/>
     <w:pPr>
       <w:pBdr/>
@@ -13849,9 +14182,9 @@
       </w:tcPr>
     </w:tblStylePr>
   </w:style>
-  <w:style w:type="table" w:styleId="97">
+  <w:style w:type="table" w:styleId="799">
     <w:name w:val="Grid Table 7 Colorful"/>
-    <w:basedOn w:val="628"/>
+    <w:basedOn w:val="897"/>
     <w:uiPriority w:val="99"/>
     <w:pPr>
       <w:pBdr/>
@@ -13953,11 +14286,11 @@
         <w:tblBorders/>
       </w:tblPr>
       <w:tcPr>
-        <w:shd w:color="ffffff"/>
+        <w:shd w:val="clear" w:color="ffffff"/>
         <w:tcBorders>
-          <w:top w:val="none"/>
-          <w:left w:val="none"/>
-          <w:bottom w:val="none"/>
+          <w:top w:val="none" w:color="000000" w:sz="4" w:space="0"/>
+          <w:left w:val="none" w:color="000000" w:sz="4" w:space="0"/>
+          <w:bottom w:val="none" w:color="000000" w:sz="4" w:space="0"/>
           <w:right w:val="single" w:color="000000" w:themeColor="text1" w:themeTint="80" w:sz="4" w:space="0"/>
         </w:tcBorders>
       </w:tcPr>
@@ -13980,10 +14313,10 @@
       <w:tcPr>
         <w:shd w:val="clear" w:color="ffffff" w:themeColor="light1" w:fill="ffffff" w:themeFill="light1"/>
         <w:tcBorders>
-          <w:top w:val="none"/>
-          <w:left w:val="none"/>
+          <w:top w:val="none" w:color="000000" w:sz="4" w:space="0"/>
+          <w:left w:val="none" w:color="000000" w:sz="4" w:space="0"/>
           <w:bottom w:val="single" w:color="000000" w:themeColor="text1" w:themeTint="80" w:sz="4" w:space="0"/>
-          <w:right w:val="none"/>
+          <w:right w:val="none" w:color="000000" w:sz="4" w:space="0"/>
         </w:tcBorders>
       </w:tcPr>
     </w:tblStylePr>
@@ -14003,12 +14336,12 @@
         <w:tblBorders/>
       </w:tblPr>
       <w:tcPr>
-        <w:shd w:color="ffffff"/>
+        <w:shd w:val="clear" w:color="ffffff"/>
         <w:tcBorders>
-          <w:top w:val="none"/>
+          <w:top w:val="none" w:color="000000" w:sz="4" w:space="0"/>
           <w:left w:val="single" w:color="000000" w:themeColor="text1" w:themeTint="80" w:sz="4" w:space="0"/>
-          <w:bottom w:val="none"/>
-          <w:right w:val="none"/>
+          <w:bottom w:val="none" w:color="000000" w:sz="4" w:space="0"/>
+          <w:right w:val="none" w:color="000000" w:sz="4" w:space="0"/>
         </w:tcBorders>
       </w:tcPr>
     </w:tblStylePr>
@@ -14031,9 +14364,9 @@
         <w:shd w:val="clear" w:color="ffffff" w:themeColor="light1" w:fill="ffffff" w:themeFill="light1"/>
         <w:tcBorders>
           <w:top w:val="single" w:color="000000" w:themeColor="text1" w:themeTint="80" w:sz="4" w:space="0"/>
-          <w:left w:val="none"/>
-          <w:bottom w:val="none"/>
-          <w:right w:val="none"/>
+          <w:left w:val="none" w:color="000000" w:sz="4" w:space="0"/>
+          <w:bottom w:val="none" w:color="000000" w:sz="4" w:space="0"/>
+          <w:right w:val="none" w:color="000000" w:sz="4" w:space="0"/>
         </w:tcBorders>
       </w:tcPr>
     </w:tblStylePr>
@@ -14103,9 +14436,9 @@
       </w:tcPr>
     </w:tblStylePr>
   </w:style>
-  <w:style w:type="table" w:styleId="98">
+  <w:style w:type="table" w:styleId="800">
     <w:name w:val="Grid Table 7 Colorful - Accent 1"/>
-    <w:basedOn w:val="628"/>
+    <w:basedOn w:val="897"/>
     <w:uiPriority w:val="99"/>
     <w:pPr>
       <w:pBdr/>
@@ -14207,11 +14540,11 @@
         <w:tblBorders/>
       </w:tblPr>
       <w:tcPr>
-        <w:shd w:color="ffffff"/>
+        <w:shd w:val="clear" w:color="ffffff"/>
         <w:tcBorders>
-          <w:top w:val="none"/>
-          <w:left w:val="none"/>
-          <w:bottom w:val="none"/>
+          <w:top w:val="none" w:color="000000" w:sz="4" w:space="0"/>
+          <w:left w:val="none" w:color="000000" w:sz="4" w:space="0"/>
+          <w:bottom w:val="none" w:color="000000" w:sz="4" w:space="0"/>
           <w:right w:val="single" w:color="000000" w:themeColor="accent1" w:themeTint="80" w:sz="4" w:space="0"/>
         </w:tcBorders>
       </w:tcPr>
@@ -14234,10 +14567,10 @@
       <w:tcPr>
         <w:shd w:val="clear" w:color="ffffff" w:themeColor="light1" w:fill="ffffff" w:themeFill="light1"/>
         <w:tcBorders>
-          <w:top w:val="none"/>
-          <w:left w:val="none"/>
+          <w:top w:val="none" w:color="000000" w:sz="4" w:space="0"/>
+          <w:left w:val="none" w:color="000000" w:sz="4" w:space="0"/>
           <w:bottom w:val="single" w:color="000000" w:themeColor="accent1" w:themeTint="80" w:sz="4" w:space="0"/>
-          <w:right w:val="none"/>
+          <w:right w:val="none" w:color="000000" w:sz="4" w:space="0"/>
         </w:tcBorders>
       </w:tcPr>
     </w:tblStylePr>
@@ -14257,12 +14590,12 @@
         <w:tblBorders/>
       </w:tblPr>
       <w:tcPr>
-        <w:shd w:color="ffffff"/>
+        <w:shd w:val="clear" w:color="ffffff"/>
         <w:tcBorders>
-          <w:top w:val="none"/>
+          <w:top w:val="none" w:color="000000" w:sz="4" w:space="0"/>
           <w:left w:val="single" w:color="000000" w:themeColor="accent1" w:themeTint="80" w:sz="4" w:space="0"/>
-          <w:bottom w:val="none"/>
-          <w:right w:val="none"/>
+          <w:bottom w:val="none" w:color="000000" w:sz="4" w:space="0"/>
+          <w:right w:val="none" w:color="000000" w:sz="4" w:space="0"/>
         </w:tcBorders>
       </w:tcPr>
     </w:tblStylePr>
@@ -14285,9 +14618,9 @@
         <w:shd w:val="clear" w:color="ffffff" w:themeColor="light1" w:fill="ffffff" w:themeFill="light1"/>
         <w:tcBorders>
           <w:top w:val="single" w:color="000000" w:themeColor="accent1" w:themeTint="80" w:sz="4" w:space="0"/>
-          <w:left w:val="none"/>
-          <w:bottom w:val="none"/>
-          <w:right w:val="none"/>
+          <w:left w:val="none" w:color="000000" w:sz="4" w:space="0"/>
+          <w:bottom w:val="none" w:color="000000" w:sz="4" w:space="0"/>
+          <w:right w:val="none" w:color="000000" w:sz="4" w:space="0"/>
         </w:tcBorders>
       </w:tcPr>
     </w:tblStylePr>
@@ -14357,9 +14690,9 @@
       </w:tcPr>
     </w:tblStylePr>
   </w:style>
-  <w:style w:type="table" w:styleId="99">
+  <w:style w:type="table" w:styleId="801">
     <w:name w:val="Grid Table 7 Colorful - Accent 2"/>
-    <w:basedOn w:val="628"/>
+    <w:basedOn w:val="897"/>
     <w:uiPriority w:val="99"/>
     <w:pPr>
       <w:pBdr/>
@@ -14461,11 +14794,11 @@
         <w:tblBorders/>
       </w:tblPr>
       <w:tcPr>
-        <w:shd w:color="ffffff"/>
+        <w:shd w:val="clear" w:color="ffffff"/>
         <w:tcBorders>
-          <w:top w:val="none"/>
-          <w:left w:val="none"/>
-          <w:bottom w:val="none"/>
+          <w:top w:val="none" w:color="000000" w:sz="4" w:space="0"/>
+          <w:left w:val="none" w:color="000000" w:sz="4" w:space="0"/>
+          <w:bottom w:val="none" w:color="000000" w:sz="4" w:space="0"/>
           <w:right w:val="single" w:color="000000" w:themeColor="accent2" w:themeTint="97" w:sz="4" w:space="0"/>
         </w:tcBorders>
       </w:tcPr>
@@ -14488,10 +14821,10 @@
       <w:tcPr>
         <w:shd w:val="clear" w:color="ffffff" w:themeColor="light1" w:fill="ffffff" w:themeFill="light1"/>
         <w:tcBorders>
-          <w:top w:val="none"/>
-          <w:left w:val="none"/>
+          <w:top w:val="none" w:color="000000" w:sz="4" w:space="0"/>
+          <w:left w:val="none" w:color="000000" w:sz="4" w:space="0"/>
           <w:bottom w:val="single" w:color="000000" w:themeColor="accent2" w:themeTint="97" w:sz="4" w:space="0"/>
-          <w:right w:val="none"/>
+          <w:right w:val="none" w:color="000000" w:sz="4" w:space="0"/>
         </w:tcBorders>
       </w:tcPr>
     </w:tblStylePr>
@@ -14511,12 +14844,12 @@
         <w:tblBorders/>
       </w:tblPr>
       <w:tcPr>
-        <w:shd w:color="ffffff"/>
+        <w:shd w:val="clear" w:color="ffffff"/>
         <w:tcBorders>
-          <w:top w:val="none"/>
+          <w:top w:val="none" w:color="000000" w:sz="4" w:space="0"/>
           <w:left w:val="single" w:color="000000" w:themeColor="accent2" w:themeTint="97" w:sz="4" w:space="0"/>
-          <w:bottom w:val="none"/>
-          <w:right w:val="none"/>
+          <w:bottom w:val="none" w:color="000000" w:sz="4" w:space="0"/>
+          <w:right w:val="none" w:color="000000" w:sz="4" w:space="0"/>
         </w:tcBorders>
       </w:tcPr>
     </w:tblStylePr>
@@ -14539,9 +14872,9 @@
         <w:shd w:val="clear" w:color="ffffff" w:themeColor="light1" w:fill="ffffff" w:themeFill="light1"/>
         <w:tcBorders>
           <w:top w:val="single" w:color="000000" w:themeColor="accent2" w:themeTint="97" w:sz="4" w:space="0"/>
-          <w:left w:val="none"/>
-          <w:bottom w:val="none"/>
-          <w:right w:val="none"/>
+          <w:left w:val="none" w:color="000000" w:sz="4" w:space="0"/>
+          <w:bottom w:val="none" w:color="000000" w:sz="4" w:space="0"/>
+          <w:right w:val="none" w:color="000000" w:sz="4" w:space="0"/>
         </w:tcBorders>
       </w:tcPr>
     </w:tblStylePr>
@@ -14611,9 +14944,9 @@
       </w:tcPr>
     </w:tblStylePr>
   </w:style>
-  <w:style w:type="table" w:styleId="100">
+  <w:style w:type="table" w:styleId="802">
     <w:name w:val="Grid Table 7 Colorful - Accent 3"/>
-    <w:basedOn w:val="628"/>
+    <w:basedOn w:val="897"/>
     <w:uiPriority w:val="99"/>
     <w:pPr>
       <w:pBdr/>
@@ -14715,11 +15048,11 @@
         <w:tblBorders/>
       </w:tblPr>
       <w:tcPr>
-        <w:shd w:color="ffffff"/>
+        <w:shd w:val="clear" w:color="ffffff"/>
         <w:tcBorders>
-          <w:top w:val="none"/>
-          <w:left w:val="none"/>
-          <w:bottom w:val="none"/>
+          <w:top w:val="none" w:color="000000" w:sz="4" w:space="0"/>
+          <w:left w:val="none" w:color="000000" w:sz="4" w:space="0"/>
+          <w:bottom w:val="none" w:color="000000" w:sz="4" w:space="0"/>
           <w:right w:val="single" w:color="000000" w:themeColor="accent3" w:themeTint="FE" w:sz="4" w:space="0"/>
         </w:tcBorders>
       </w:tcPr>
@@ -14742,10 +15075,10 @@
       <w:tcPr>
         <w:shd w:val="clear" w:color="ffffff" w:themeColor="light1" w:fill="ffffff" w:themeFill="light1"/>
         <w:tcBorders>
-          <w:top w:val="none"/>
-          <w:left w:val="none"/>
+          <w:top w:val="none" w:color="000000" w:sz="4" w:space="0"/>
+          <w:left w:val="none" w:color="000000" w:sz="4" w:space="0"/>
           <w:bottom w:val="single" w:color="000000" w:themeColor="accent3" w:themeTint="FE" w:sz="4" w:space="0"/>
-          <w:right w:val="none"/>
+          <w:right w:val="none" w:color="000000" w:sz="4" w:space="0"/>
         </w:tcBorders>
       </w:tcPr>
     </w:tblStylePr>
@@ -14765,12 +15098,12 @@
         <w:tblBorders/>
       </w:tblPr>
       <w:tcPr>
-        <w:shd w:color="ffffff"/>
+        <w:shd w:val="clear" w:color="ffffff"/>
         <w:tcBorders>
-          <w:top w:val="none"/>
+          <w:top w:val="none" w:color="000000" w:sz="4" w:space="0"/>
           <w:left w:val="single" w:color="000000" w:themeColor="accent3" w:themeTint="FE" w:sz="4" w:space="0"/>
-          <w:bottom w:val="none"/>
-          <w:right w:val="none"/>
+          <w:bottom w:val="none" w:color="000000" w:sz="4" w:space="0"/>
+          <w:right w:val="none" w:color="000000" w:sz="4" w:space="0"/>
         </w:tcBorders>
       </w:tcPr>
     </w:tblStylePr>
@@ -14793,9 +15126,9 @@
         <w:shd w:val="clear" w:color="ffffff" w:themeColor="light1" w:fill="ffffff" w:themeFill="light1"/>
         <w:tcBorders>
           <w:top w:val="single" w:color="000000" w:themeColor="accent3" w:themeTint="FE" w:sz="4" w:space="0"/>
-          <w:left w:val="none"/>
-          <w:bottom w:val="none"/>
-          <w:right w:val="none"/>
+          <w:left w:val="none" w:color="000000" w:sz="4" w:space="0"/>
+          <w:bottom w:val="none" w:color="000000" w:sz="4" w:space="0"/>
+          <w:right w:val="none" w:color="000000" w:sz="4" w:space="0"/>
         </w:tcBorders>
       </w:tcPr>
     </w:tblStylePr>
@@ -14865,9 +15198,9 @@
       </w:tcPr>
     </w:tblStylePr>
   </w:style>
-  <w:style w:type="table" w:styleId="101">
+  <w:style w:type="table" w:styleId="803">
     <w:name w:val="Grid Table 7 Colorful - Accent 4"/>
-    <w:basedOn w:val="628"/>
+    <w:basedOn w:val="897"/>
     <w:uiPriority w:val="99"/>
     <w:pPr>
       <w:pBdr/>
@@ -14969,11 +15302,11 @@
         <w:tblBorders/>
       </w:tblPr>
       <w:tcPr>
-        <w:shd w:color="ffffff"/>
+        <w:shd w:val="clear" w:color="ffffff"/>
         <w:tcBorders>
-          <w:top w:val="none"/>
-          <w:left w:val="none"/>
-          <w:bottom w:val="none"/>
+          <w:top w:val="none" w:color="000000" w:sz="4" w:space="0"/>
+          <w:left w:val="none" w:color="000000" w:sz="4" w:space="0"/>
+          <w:bottom w:val="none" w:color="000000" w:sz="4" w:space="0"/>
           <w:right w:val="single" w:color="000000" w:themeColor="accent4" w:themeTint="9A" w:sz="4" w:space="0"/>
         </w:tcBorders>
       </w:tcPr>
@@ -14996,10 +15329,10 @@
       <w:tcPr>
         <w:shd w:val="clear" w:color="ffffff" w:themeColor="light1" w:fill="ffffff" w:themeFill="light1"/>
         <w:tcBorders>
-          <w:top w:val="none"/>
-          <w:left w:val="none"/>
+          <w:top w:val="none" w:color="000000" w:sz="4" w:space="0"/>
+          <w:left w:val="none" w:color="000000" w:sz="4" w:space="0"/>
           <w:bottom w:val="single" w:color="000000" w:themeColor="accent4" w:themeTint="9A" w:sz="4" w:space="0"/>
-          <w:right w:val="none"/>
+          <w:right w:val="none" w:color="000000" w:sz="4" w:space="0"/>
         </w:tcBorders>
       </w:tcPr>
     </w:tblStylePr>
@@ -15019,12 +15352,12 @@
         <w:tblBorders/>
       </w:tblPr>
       <w:tcPr>
-        <w:shd w:color="ffffff"/>
+        <w:shd w:val="clear" w:color="ffffff"/>
         <w:tcBorders>
-          <w:top w:val="none"/>
+          <w:top w:val="none" w:color="000000" w:sz="4" w:space="0"/>
           <w:left w:val="single" w:color="000000" w:themeColor="accent4" w:themeTint="9A" w:sz="4" w:space="0"/>
-          <w:bottom w:val="none"/>
-          <w:right w:val="none"/>
+          <w:bottom w:val="none" w:color="000000" w:sz="4" w:space="0"/>
+          <w:right w:val="none" w:color="000000" w:sz="4" w:space="0"/>
         </w:tcBorders>
       </w:tcPr>
     </w:tblStylePr>
@@ -15047,9 +15380,9 @@
         <w:shd w:val="clear" w:color="ffffff" w:themeColor="light1" w:fill="ffffff" w:themeFill="light1"/>
         <w:tcBorders>
           <w:top w:val="single" w:color="000000" w:themeColor="accent4" w:themeTint="9A" w:sz="4" w:space="0"/>
-          <w:left w:val="none"/>
-          <w:bottom w:val="none"/>
-          <w:right w:val="none"/>
+          <w:left w:val="none" w:color="000000" w:sz="4" w:space="0"/>
+          <w:bottom w:val="none" w:color="000000" w:sz="4" w:space="0"/>
+          <w:right w:val="none" w:color="000000" w:sz="4" w:space="0"/>
         </w:tcBorders>
       </w:tcPr>
     </w:tblStylePr>
@@ -15119,9 +15452,9 @@
       </w:tcPr>
     </w:tblStylePr>
   </w:style>
-  <w:style w:type="table" w:styleId="102">
+  <w:style w:type="table" w:styleId="804">
     <w:name w:val="Grid Table 7 Colorful - Accent 5"/>
-    <w:basedOn w:val="628"/>
+    <w:basedOn w:val="897"/>
     <w:uiPriority w:val="99"/>
     <w:pPr>
       <w:pBdr/>
@@ -15223,11 +15556,11 @@
         <w:tblBorders/>
       </w:tblPr>
       <w:tcPr>
-        <w:shd w:color="ffffff"/>
+        <w:shd w:val="clear" w:color="ffffff"/>
         <w:tcBorders>
-          <w:top w:val="none"/>
-          <w:left w:val="none"/>
-          <w:bottom w:val="none"/>
+          <w:top w:val="none" w:color="000000" w:sz="4" w:space="0"/>
+          <w:left w:val="none" w:color="000000" w:sz="4" w:space="0"/>
+          <w:bottom w:val="none" w:color="000000" w:sz="4" w:space="0"/>
           <w:right w:val="single" w:color="000000" w:themeColor="accent5" w:themeTint="90" w:sz="4" w:space="0"/>
         </w:tcBorders>
       </w:tcPr>
@@ -15250,10 +15583,10 @@
       <w:tcPr>
         <w:shd w:val="clear" w:color="ffffff" w:themeColor="light1" w:fill="ffffff" w:themeFill="light1"/>
         <w:tcBorders>
-          <w:top w:val="none"/>
-          <w:left w:val="none"/>
+          <w:top w:val="none" w:color="000000" w:sz="4" w:space="0"/>
+          <w:left w:val="none" w:color="000000" w:sz="4" w:space="0"/>
           <w:bottom w:val="single" w:color="000000" w:themeColor="accent5" w:themeTint="90" w:sz="4" w:space="0"/>
-          <w:right w:val="none"/>
+          <w:right w:val="none" w:color="000000" w:sz="4" w:space="0"/>
         </w:tcBorders>
       </w:tcPr>
     </w:tblStylePr>
@@ -15273,12 +15606,12 @@
         <w:tblBorders/>
       </w:tblPr>
       <w:tcPr>
-        <w:shd w:color="ffffff"/>
+        <w:shd w:val="clear" w:color="ffffff"/>
         <w:tcBorders>
-          <w:top w:val="none"/>
+          <w:top w:val="none" w:color="000000" w:sz="4" w:space="0"/>
           <w:left w:val="single" w:color="000000" w:themeColor="accent5" w:themeTint="90" w:sz="4" w:space="0"/>
-          <w:bottom w:val="none"/>
-          <w:right w:val="none"/>
+          <w:bottom w:val="none" w:color="000000" w:sz="4" w:space="0"/>
+          <w:right w:val="none" w:color="000000" w:sz="4" w:space="0"/>
         </w:tcBorders>
       </w:tcPr>
     </w:tblStylePr>
@@ -15301,9 +15634,9 @@
         <w:shd w:val="clear" w:color="ffffff" w:themeColor="light1" w:fill="ffffff" w:themeFill="light1"/>
         <w:tcBorders>
           <w:top w:val="single" w:color="000000" w:themeColor="accent5" w:themeTint="90" w:sz="4" w:space="0"/>
-          <w:left w:val="none"/>
-          <w:bottom w:val="none"/>
-          <w:right w:val="none"/>
+          <w:left w:val="none" w:color="000000" w:sz="4" w:space="0"/>
+          <w:bottom w:val="none" w:color="000000" w:sz="4" w:space="0"/>
+          <w:right w:val="none" w:color="000000" w:sz="4" w:space="0"/>
         </w:tcBorders>
       </w:tcPr>
     </w:tblStylePr>
@@ -15373,9 +15706,9 @@
       </w:tcPr>
     </w:tblStylePr>
   </w:style>
-  <w:style w:type="table" w:styleId="103">
+  <w:style w:type="table" w:styleId="805">
     <w:name w:val="Grid Table 7 Colorful - Accent 6"/>
-    <w:basedOn w:val="628"/>
+    <w:basedOn w:val="897"/>
     <w:uiPriority w:val="99"/>
     <w:pPr>
       <w:pBdr/>
@@ -15477,11 +15810,11 @@
         <w:tblBorders/>
       </w:tblPr>
       <w:tcPr>
-        <w:shd w:color="ffffff"/>
+        <w:shd w:val="clear" w:color="ffffff"/>
         <w:tcBorders>
-          <w:top w:val="none"/>
-          <w:left w:val="none"/>
-          <w:bottom w:val="none"/>
+          <w:top w:val="none" w:color="000000" w:sz="4" w:space="0"/>
+          <w:left w:val="none" w:color="000000" w:sz="4" w:space="0"/>
+          <w:bottom w:val="none" w:color="000000" w:sz="4" w:space="0"/>
           <w:right w:val="single" w:color="000000" w:themeColor="accent6" w:themeTint="90" w:sz="4" w:space="0"/>
         </w:tcBorders>
       </w:tcPr>
@@ -15504,10 +15837,10 @@
       <w:tcPr>
         <w:shd w:val="clear" w:color="ffffff" w:themeColor="light1" w:fill="ffffff" w:themeFill="light1"/>
         <w:tcBorders>
-          <w:top w:val="none"/>
-          <w:left w:val="none"/>
+          <w:top w:val="none" w:color="000000" w:sz="4" w:space="0"/>
+          <w:left w:val="none" w:color="000000" w:sz="4" w:space="0"/>
           <w:bottom w:val="single" w:color="000000" w:themeColor="accent6" w:themeTint="90" w:sz="4" w:space="0"/>
-          <w:right w:val="none"/>
+          <w:right w:val="none" w:color="000000" w:sz="4" w:space="0"/>
         </w:tcBorders>
       </w:tcPr>
     </w:tblStylePr>
@@ -15527,12 +15860,12 @@
         <w:tblBorders/>
       </w:tblPr>
       <w:tcPr>
-        <w:shd w:color="ffffff"/>
+        <w:shd w:val="clear" w:color="ffffff"/>
         <w:tcBorders>
-          <w:top w:val="none"/>
+          <w:top w:val="none" w:color="000000" w:sz="4" w:space="0"/>
           <w:left w:val="single" w:color="000000" w:themeColor="accent6" w:themeTint="90" w:sz="4" w:space="0"/>
-          <w:bottom w:val="none"/>
-          <w:right w:val="none"/>
+          <w:bottom w:val="none" w:color="000000" w:sz="4" w:space="0"/>
+          <w:right w:val="none" w:color="000000" w:sz="4" w:space="0"/>
         </w:tcBorders>
       </w:tcPr>
     </w:tblStylePr>
@@ -15555,9 +15888,9 @@
         <w:shd w:val="clear" w:color="ffffff" w:themeColor="light1" w:fill="ffffff" w:themeFill="light1"/>
         <w:tcBorders>
           <w:top w:val="single" w:color="000000" w:themeColor="accent6" w:themeTint="90" w:sz="4" w:space="0"/>
-          <w:left w:val="none"/>
-          <w:bottom w:val="none"/>
-          <w:right w:val="none"/>
+          <w:left w:val="none" w:color="000000" w:sz="4" w:space="0"/>
+          <w:bottom w:val="none" w:color="000000" w:sz="4" w:space="0"/>
+          <w:right w:val="none" w:color="000000" w:sz="4" w:space="0"/>
         </w:tcBorders>
       </w:tcPr>
     </w:tblStylePr>
@@ -15627,9 +15960,9 @@
       </w:tcPr>
     </w:tblStylePr>
   </w:style>
-  <w:style w:type="table" w:styleId="104">
+  <w:style w:type="table" w:styleId="806">
     <w:name w:val="List Table 1 Light"/>
-    <w:basedOn w:val="628"/>
+    <w:basedOn w:val="897"/>
     <w:uiPriority w:val="99"/>
     <w:pPr>
       <w:pBdr/>
@@ -15843,9 +16176,9 @@
       </w:tcPr>
     </w:tblStylePr>
   </w:style>
-  <w:style w:type="table" w:styleId="105">
+  <w:style w:type="table" w:styleId="807">
     <w:name w:val="List Table 1 Light - Accent 1"/>
-    <w:basedOn w:val="628"/>
+    <w:basedOn w:val="897"/>
     <w:uiPriority w:val="99"/>
     <w:pPr>
       <w:pBdr/>
@@ -16059,9 +16392,9 @@
       </w:tcPr>
     </w:tblStylePr>
   </w:style>
-  <w:style w:type="table" w:styleId="106">
+  <w:style w:type="table" w:styleId="808">
     <w:name w:val="List Table 1 Light - Accent 2"/>
-    <w:basedOn w:val="628"/>
+    <w:basedOn w:val="897"/>
     <w:uiPriority w:val="99"/>
     <w:pPr>
       <w:pBdr/>
@@ -16275,9 +16608,9 @@
       </w:tcPr>
     </w:tblStylePr>
   </w:style>
-  <w:style w:type="table" w:styleId="107">
+  <w:style w:type="table" w:styleId="809">
     <w:name w:val="List Table 1 Light - Accent 3"/>
-    <w:basedOn w:val="628"/>
+    <w:basedOn w:val="897"/>
     <w:uiPriority w:val="99"/>
     <w:pPr>
       <w:pBdr/>
@@ -16491,9 +16824,9 @@
       </w:tcPr>
     </w:tblStylePr>
   </w:style>
-  <w:style w:type="table" w:styleId="108">
+  <w:style w:type="table" w:styleId="810">
     <w:name w:val="List Table 1 Light - Accent 4"/>
-    <w:basedOn w:val="628"/>
+    <w:basedOn w:val="897"/>
     <w:uiPriority w:val="99"/>
     <w:pPr>
       <w:pBdr/>
@@ -16707,9 +17040,9 @@
       </w:tcPr>
     </w:tblStylePr>
   </w:style>
-  <w:style w:type="table" w:styleId="109">
+  <w:style w:type="table" w:styleId="811">
     <w:name w:val="List Table 1 Light - Accent 5"/>
-    <w:basedOn w:val="628"/>
+    <w:basedOn w:val="897"/>
     <w:uiPriority w:val="99"/>
     <w:pPr>
       <w:pBdr/>
@@ -16923,9 +17256,9 @@
       </w:tcPr>
     </w:tblStylePr>
   </w:style>
-  <w:style w:type="table" w:styleId="110">
+  <w:style w:type="table" w:styleId="812">
     <w:name w:val="List Table 1 Light - Accent 6"/>
-    <w:basedOn w:val="628"/>
+    <w:basedOn w:val="897"/>
     <w:uiPriority w:val="99"/>
     <w:pPr>
       <w:pBdr/>
@@ -17139,9 +17472,9 @@
       </w:tcPr>
     </w:tblStylePr>
   </w:style>
-  <w:style w:type="table" w:styleId="111">
+  <w:style w:type="table" w:styleId="813">
     <w:name w:val="List Table 2"/>
-    <w:basedOn w:val="628"/>
+    <w:basedOn w:val="897"/>
     <w:uiPriority w:val="99"/>
     <w:pPr>
       <w:pBdr/>
@@ -17377,9 +17710,9 @@
       </w:tcPr>
     </w:tblStylePr>
   </w:style>
-  <w:style w:type="table" w:styleId="112">
+  <w:style w:type="table" w:styleId="814">
     <w:name w:val="List Table 2 - Accent 1"/>
-    <w:basedOn w:val="628"/>
+    <w:basedOn w:val="897"/>
     <w:uiPriority w:val="99"/>
     <w:pPr>
       <w:pBdr/>
@@ -17615,9 +17948,9 @@
       </w:tcPr>
     </w:tblStylePr>
   </w:style>
-  <w:style w:type="table" w:styleId="113">
+  <w:style w:type="table" w:styleId="815">
     <w:name w:val="List Table 2 - Accent 2"/>
-    <w:basedOn w:val="628"/>
+    <w:basedOn w:val="897"/>
     <w:uiPriority w:val="99"/>
     <w:pPr>
       <w:pBdr/>
@@ -17853,9 +18186,9 @@
       </w:tcPr>
     </w:tblStylePr>
   </w:style>
-  <w:style w:type="table" w:styleId="114">
+  <w:style w:type="table" w:styleId="816">
     <w:name w:val="List Table 2 - Accent 3"/>
-    <w:basedOn w:val="628"/>
+    <w:basedOn w:val="897"/>
     <w:uiPriority w:val="99"/>
     <w:pPr>
       <w:pBdr/>
@@ -18091,9 +18424,9 @@
       </w:tcPr>
     </w:tblStylePr>
   </w:style>
-  <w:style w:type="table" w:styleId="115">
+  <w:style w:type="table" w:styleId="817">
     <w:name w:val="List Table 2 - Accent 4"/>
-    <w:basedOn w:val="628"/>
+    <w:basedOn w:val="897"/>
     <w:uiPriority w:val="99"/>
     <w:pPr>
       <w:pBdr/>
@@ -18329,9 +18662,9 @@
       </w:tcPr>
     </w:tblStylePr>
   </w:style>
-  <w:style w:type="table" w:styleId="116">
+  <w:style w:type="table" w:styleId="818">
     <w:name w:val="List Table 2 - Accent 5"/>
-    <w:basedOn w:val="628"/>
+    <w:basedOn w:val="897"/>
     <w:uiPriority w:val="99"/>
     <w:pPr>
       <w:pBdr/>
@@ -18567,9 +18900,9 @@
       </w:tcPr>
     </w:tblStylePr>
   </w:style>
-  <w:style w:type="table" w:styleId="117">
+  <w:style w:type="table" w:styleId="819">
     <w:name w:val="List Table 2 - Accent 6"/>
-    <w:basedOn w:val="628"/>
+    <w:basedOn w:val="897"/>
     <w:uiPriority w:val="99"/>
     <w:pPr>
       <w:pBdr/>
@@ -18805,9 +19138,9 @@
       </w:tcPr>
     </w:tblStylePr>
   </w:style>
-  <w:style w:type="table" w:styleId="118">
+  <w:style w:type="table" w:styleId="820">
     <w:name w:val="List Table 3"/>
-    <w:basedOn w:val="628"/>
+    <w:basedOn w:val="897"/>
     <w:uiPriority w:val="99"/>
     <w:pPr>
       <w:pBdr/>
@@ -19033,9 +19366,9 @@
       </w:tcPr>
     </w:tblStylePr>
   </w:style>
-  <w:style w:type="table" w:styleId="119">
+  <w:style w:type="table" w:styleId="821">
     <w:name w:val="List Table 3 - Accent 1"/>
-    <w:basedOn w:val="628"/>
+    <w:basedOn w:val="897"/>
     <w:uiPriority w:val="99"/>
     <w:pPr>
       <w:pBdr/>
@@ -19261,9 +19594,9 @@
       </w:tcPr>
     </w:tblStylePr>
   </w:style>
-  <w:style w:type="table" w:styleId="120">
+  <w:style w:type="table" w:styleId="822">
     <w:name w:val="List Table 3 - Accent 2"/>
-    <w:basedOn w:val="628"/>
+    <w:basedOn w:val="897"/>
     <w:uiPriority w:val="99"/>
     <w:pPr>
       <w:pBdr/>
@@ -19489,9 +19822,9 @@
       </w:tcPr>
     </w:tblStylePr>
   </w:style>
-  <w:style w:type="table" w:styleId="121">
+  <w:style w:type="table" w:styleId="823">
     <w:name w:val="List Table 3 - Accent 3"/>
-    <w:basedOn w:val="628"/>
+    <w:basedOn w:val="897"/>
     <w:uiPriority w:val="99"/>
     <w:pPr>
       <w:pBdr/>
@@ -19717,9 +20050,9 @@
       </w:tcPr>
     </w:tblStylePr>
   </w:style>
-  <w:style w:type="table" w:styleId="122">
+  <w:style w:type="table" w:styleId="824">
     <w:name w:val="List Table 3 - Accent 4"/>
-    <w:basedOn w:val="628"/>
+    <w:basedOn w:val="897"/>
     <w:uiPriority w:val="99"/>
     <w:pPr>
       <w:pBdr/>
@@ -19945,9 +20278,9 @@
       </w:tcPr>
     </w:tblStylePr>
   </w:style>
-  <w:style w:type="table" w:styleId="123">
+  <w:style w:type="table" w:styleId="825">
     <w:name w:val="List Table 3 - Accent 5"/>
-    <w:basedOn w:val="628"/>
+    <w:basedOn w:val="897"/>
     <w:uiPriority w:val="99"/>
     <w:pPr>
       <w:pBdr/>
@@ -20173,9 +20506,9 @@
       </w:tcPr>
     </w:tblStylePr>
   </w:style>
-  <w:style w:type="table" w:styleId="124">
+  <w:style w:type="table" w:styleId="826">
     <w:name w:val="List Table 3 - Accent 6"/>
-    <w:basedOn w:val="628"/>
+    <w:basedOn w:val="897"/>
     <w:uiPriority w:val="99"/>
     <w:pPr>
       <w:pBdr/>
@@ -20401,9 +20734,9 @@
       </w:tcPr>
     </w:tblStylePr>
   </w:style>
-  <w:style w:type="table" w:styleId="125">
+  <w:style w:type="table" w:styleId="827">
     <w:name w:val="List Table 4"/>
-    <w:basedOn w:val="628"/>
+    <w:basedOn w:val="897"/>
     <w:uiPriority w:val="99"/>
     <w:pPr>
       <w:pBdr/>
@@ -20626,9 +20959,9 @@
       </w:tcPr>
     </w:tblStylePr>
   </w:style>
-  <w:style w:type="table" w:styleId="126">
+  <w:style w:type="table" w:styleId="828">
     <w:name w:val="List Table 4 - Accent 1"/>
-    <w:basedOn w:val="628"/>
+    <w:basedOn w:val="897"/>
     <w:uiPriority w:val="99"/>
     <w:pPr>
       <w:pBdr/>
@@ -20851,9 +21184,9 @@
       </w:tcPr>
     </w:tblStylePr>
   </w:style>
-  <w:style w:type="table" w:styleId="127">
+  <w:style w:type="table" w:styleId="829">
     <w:name w:val="List Table 4 - Accent 2"/>
-    <w:basedOn w:val="628"/>
+    <w:basedOn w:val="897"/>
     <w:uiPriority w:val="99"/>
     <w:pPr>
       <w:pBdr/>
@@ -21076,9 +21409,9 @@
       </w:tcPr>
     </w:tblStylePr>
   </w:style>
-  <w:style w:type="table" w:styleId="128">
+  <w:style w:type="table" w:styleId="830">
     <w:name w:val="List Table 4 - Accent 3"/>
-    <w:basedOn w:val="628"/>
+    <w:basedOn w:val="897"/>
     <w:uiPriority w:val="99"/>
     <w:pPr>
       <w:pBdr/>
@@ -21301,9 +21634,9 @@
       </w:tcPr>
     </w:tblStylePr>
   </w:style>
-  <w:style w:type="table" w:styleId="129">
+  <w:style w:type="table" w:styleId="831">
     <w:name w:val="List Table 4 - Accent 4"/>
-    <w:basedOn w:val="628"/>
+    <w:basedOn w:val="897"/>
     <w:uiPriority w:val="99"/>
     <w:pPr>
       <w:pBdr/>
@@ -21526,9 +21859,9 @@
       </w:tcPr>
     </w:tblStylePr>
   </w:style>
-  <w:style w:type="table" w:styleId="130">
+  <w:style w:type="table" w:styleId="832">
     <w:name w:val="List Table 4 - Accent 5"/>
-    <w:basedOn w:val="628"/>
+    <w:basedOn w:val="897"/>
     <w:uiPriority w:val="99"/>
     <w:pPr>
       <w:pBdr/>
@@ -21751,9 +22084,9 @@
       </w:tcPr>
     </w:tblStylePr>
   </w:style>
-  <w:style w:type="table" w:styleId="131">
+  <w:style w:type="table" w:styleId="833">
     <w:name w:val="List Table 4 - Accent 6"/>
-    <w:basedOn w:val="628"/>
+    <w:basedOn w:val="897"/>
     <w:uiPriority w:val="99"/>
     <w:pPr>
       <w:pBdr/>
@@ -21976,9 +22309,9 @@
       </w:tcPr>
     </w:tblStylePr>
   </w:style>
-  <w:style w:type="table" w:styleId="132">
+  <w:style w:type="table" w:styleId="834">
     <w:name w:val="List Table 5 Dark"/>
-    <w:basedOn w:val="628"/>
+    <w:basedOn w:val="897"/>
     <w:uiPriority w:val="99"/>
     <w:pPr>
       <w:pBdr/>
@@ -22218,9 +22551,9 @@
       </w:tcPr>
     </w:tblStylePr>
   </w:style>
-  <w:style w:type="table" w:styleId="133">
+  <w:style w:type="table" w:styleId="835">
     <w:name w:val="List Table 5 Dark - Accent 1"/>
-    <w:basedOn w:val="628"/>
+    <w:basedOn w:val="897"/>
     <w:uiPriority w:val="99"/>
     <w:pPr>
       <w:pBdr/>
@@ -22460,9 +22793,9 @@
       </w:tcPr>
     </w:tblStylePr>
   </w:style>
-  <w:style w:type="table" w:styleId="134">
+  <w:style w:type="table" w:styleId="836">
     <w:name w:val="List Table 5 Dark - Accent 2"/>
-    <w:basedOn w:val="628"/>
+    <w:basedOn w:val="897"/>
     <w:uiPriority w:val="99"/>
     <w:pPr>
       <w:pBdr/>
@@ -22702,9 +23035,9 @@
       </w:tcPr>
     </w:tblStylePr>
   </w:style>
-  <w:style w:type="table" w:styleId="135">
+  <w:style w:type="table" w:styleId="837">
     <w:name w:val="List Table 5 Dark - Accent 3"/>
-    <w:basedOn w:val="628"/>
+    <w:basedOn w:val="897"/>
     <w:uiPriority w:val="99"/>
     <w:pPr>
       <w:pBdr/>
@@ -22944,9 +23277,9 @@
       </w:tcPr>
     </w:tblStylePr>
   </w:style>
-  <w:style w:type="table" w:styleId="136">
+  <w:style w:type="table" w:styleId="838">
     <w:name w:val="List Table 5 Dark - Accent 4"/>
-    <w:basedOn w:val="628"/>
+    <w:basedOn w:val="897"/>
     <w:uiPriority w:val="99"/>
     <w:pPr>
       <w:pBdr/>
@@ -23186,9 +23519,9 @@
       </w:tcPr>
     </w:tblStylePr>
   </w:style>
-  <w:style w:type="table" w:styleId="137">
+  <w:style w:type="table" w:styleId="839">
     <w:name w:val="List Table 5 Dark - Accent 5"/>
-    <w:basedOn w:val="628"/>
+    <w:basedOn w:val="897"/>
     <w:uiPriority w:val="99"/>
     <w:pPr>
       <w:pBdr/>
@@ -23428,9 +23761,9 @@
       </w:tcPr>
     </w:tblStylePr>
   </w:style>
-  <w:style w:type="table" w:styleId="138">
+  <w:style w:type="table" w:styleId="840">
     <w:name w:val="List Table 5 Dark - Accent 6"/>
-    <w:basedOn w:val="628"/>
+    <w:basedOn w:val="897"/>
     <w:uiPriority w:val="99"/>
     <w:pPr>
       <w:pBdr/>
@@ -23670,9 +24003,9 @@
       </w:tcPr>
     </w:tblStylePr>
   </w:style>
-  <w:style w:type="table" w:styleId="139">
+  <w:style w:type="table" w:styleId="841">
     <w:name w:val="List Table 6 Colorful"/>
-    <w:basedOn w:val="628"/>
+    <w:basedOn w:val="897"/>
     <w:uiPriority w:val="99"/>
     <w:pPr>
       <w:pBdr/>
@@ -23893,9 +24226,9 @@
       </w:tcPr>
     </w:tblStylePr>
   </w:style>
-  <w:style w:type="table" w:styleId="140">
+  <w:style w:type="table" w:styleId="842">
     <w:name w:val="List Table 6 Colorful - Accent 1"/>
-    <w:basedOn w:val="628"/>
+    <w:basedOn w:val="897"/>
     <w:uiPriority w:val="99"/>
     <w:pPr>
       <w:pBdr/>
@@ -24116,9 +24449,9 @@
       </w:tcPr>
     </w:tblStylePr>
   </w:style>
-  <w:style w:type="table" w:styleId="141">
+  <w:style w:type="table" w:styleId="843">
     <w:name w:val="List Table 6 Colorful - Accent 2"/>
-    <w:basedOn w:val="628"/>
+    <w:basedOn w:val="897"/>
     <w:uiPriority w:val="99"/>
     <w:pPr>
       <w:pBdr/>
@@ -24339,9 +24672,9 @@
       </w:tcPr>
     </w:tblStylePr>
   </w:style>
-  <w:style w:type="table" w:styleId="142">
+  <w:style w:type="table" w:styleId="844">
     <w:name w:val="List Table 6 Colorful - Accent 3"/>
-    <w:basedOn w:val="628"/>
+    <w:basedOn w:val="897"/>
     <w:uiPriority w:val="99"/>
     <w:pPr>
       <w:pBdr/>
@@ -24562,9 +24895,9 @@
       </w:tcPr>
     </w:tblStylePr>
   </w:style>
-  <w:style w:type="table" w:styleId="143">
+  <w:style w:type="table" w:styleId="845">
     <w:name w:val="List Table 6 Colorful - Accent 4"/>
-    <w:basedOn w:val="628"/>
+    <w:basedOn w:val="897"/>
     <w:uiPriority w:val="99"/>
     <w:pPr>
       <w:pBdr/>
@@ -24785,9 +25118,9 @@
       </w:tcPr>
     </w:tblStylePr>
   </w:style>
-  <w:style w:type="table" w:styleId="144">
+  <w:style w:type="table" w:styleId="846">
     <w:name w:val="List Table 6 Colorful - Accent 5"/>
-    <w:basedOn w:val="628"/>
+    <w:basedOn w:val="897"/>
     <w:uiPriority w:val="99"/>
     <w:pPr>
       <w:pBdr/>
@@ -25008,9 +25341,9 @@
       </w:tcPr>
     </w:tblStylePr>
   </w:style>
-  <w:style w:type="table" w:styleId="145">
+  <w:style w:type="table" w:styleId="847">
     <w:name w:val="List Table 6 Colorful - Accent 6"/>
-    <w:basedOn w:val="628"/>
+    <w:basedOn w:val="897"/>
     <w:uiPriority w:val="99"/>
     <w:pPr>
       <w:pBdr/>
@@ -25231,9 +25564,9 @@
       </w:tcPr>
     </w:tblStylePr>
   </w:style>
-  <w:style w:type="table" w:styleId="146">
+  <w:style w:type="table" w:styleId="848">
     <w:name w:val="List Table 7 Colorful"/>
-    <w:basedOn w:val="628"/>
+    <w:basedOn w:val="897"/>
     <w:uiPriority w:val="99"/>
     <w:pPr>
       <w:pBdr/>
@@ -25332,11 +25665,11 @@
         <w:tblBorders/>
       </w:tblPr>
       <w:tcPr>
-        <w:shd w:color="ffffff"/>
+        <w:shd w:val="clear" w:color="ffffff"/>
         <w:tcBorders>
-          <w:top w:val="none"/>
-          <w:left w:val="none"/>
-          <w:bottom w:val="none"/>
+          <w:top w:val="none" w:color="000000" w:sz="4" w:space="0"/>
+          <w:left w:val="none" w:color="000000" w:sz="4" w:space="0"/>
+          <w:bottom w:val="none" w:color="000000" w:sz="4" w:space="0"/>
           <w:right w:val="single" w:color="000000" w:themeColor="text1" w:themeTint="80" w:sz="4" w:space="0"/>
         </w:tcBorders>
       </w:tcPr>
@@ -25359,10 +25692,10 @@
       <w:tcPr>
         <w:shd w:val="clear" w:color="ffffff" w:themeColor="light1" w:fill="ffffff" w:themeFill="light1"/>
         <w:tcBorders>
-          <w:top w:val="none"/>
-          <w:left w:val="none"/>
+          <w:top w:val="none" w:color="000000" w:sz="4" w:space="0"/>
+          <w:left w:val="none" w:color="000000" w:sz="4" w:space="0"/>
           <w:bottom w:val="single" w:color="000000" w:themeColor="text1" w:themeTint="80" w:sz="4" w:space="0"/>
-          <w:right w:val="none"/>
+          <w:right w:val="none" w:color="000000" w:sz="4" w:space="0"/>
         </w:tcBorders>
       </w:tcPr>
     </w:tblStylePr>
@@ -25382,12 +25715,12 @@
         <w:tblBorders/>
       </w:tblPr>
       <w:tcPr>
-        <w:shd w:color="ffffff"/>
+        <w:shd w:val="clear" w:color="ffffff"/>
         <w:tcBorders>
-          <w:top w:val="none"/>
+          <w:top w:val="none" w:color="000000" w:sz="4" w:space="0"/>
           <w:left w:val="single" w:color="000000" w:themeColor="text1" w:themeTint="80" w:sz="4" w:space="0"/>
-          <w:bottom w:val="none"/>
-          <w:right w:val="none"/>
+          <w:bottom w:val="none" w:color="000000" w:sz="4" w:space="0"/>
+          <w:right w:val="none" w:color="000000" w:sz="4" w:space="0"/>
         </w:tcBorders>
       </w:tcPr>
     </w:tblStylePr>
@@ -25410,9 +25743,9 @@
         <w:shd w:val="clear" w:color="ffffff" w:themeColor="light1" w:fill="ffffff" w:themeFill="light1"/>
         <w:tcBorders>
           <w:top w:val="single" w:color="000000" w:themeColor="text1" w:themeTint="80" w:sz="4" w:space="0"/>
-          <w:left w:val="none"/>
-          <w:bottom w:val="none"/>
-          <w:right w:val="none"/>
+          <w:left w:val="none" w:color="000000" w:sz="4" w:space="0"/>
+          <w:bottom w:val="none" w:color="000000" w:sz="4" w:space="0"/>
+          <w:right w:val="none" w:color="000000" w:sz="4" w:space="0"/>
         </w:tcBorders>
       </w:tcPr>
     </w:tblStylePr>
@@ -25487,9 +25820,9 @@
       </w:tcPr>
     </w:tblStylePr>
   </w:style>
-  <w:style w:type="table" w:styleId="147">
+  <w:style w:type="table" w:styleId="849">
     <w:name w:val="List Table 7 Colorful - Accent 1"/>
-    <w:basedOn w:val="628"/>
+    <w:basedOn w:val="897"/>
     <w:uiPriority w:val="99"/>
     <w:pPr>
       <w:pBdr/>
@@ -25588,11 +25921,11 @@
         <w:tblBorders/>
       </w:tblPr>
       <w:tcPr>
-        <w:shd w:color="ffffff"/>
+        <w:shd w:val="clear" w:color="ffffff"/>
         <w:tcBorders>
-          <w:top w:val="none"/>
-          <w:left w:val="none"/>
-          <w:bottom w:val="none"/>
+          <w:top w:val="none" w:color="000000" w:sz="4" w:space="0"/>
+          <w:left w:val="none" w:color="000000" w:sz="4" w:space="0"/>
+          <w:bottom w:val="none" w:color="000000" w:sz="4" w:space="0"/>
           <w:right w:val="single" w:color="000000" w:themeColor="accent1" w:sz="4" w:space="0"/>
         </w:tcBorders>
       </w:tcPr>
@@ -25615,10 +25948,10 @@
       <w:tcPr>
         <w:shd w:val="clear" w:color="ffffff" w:themeColor="light1" w:fill="ffffff" w:themeFill="light1"/>
         <w:tcBorders>
-          <w:top w:val="none"/>
-          <w:left w:val="none"/>
+          <w:top w:val="none" w:color="000000" w:sz="4" w:space="0"/>
+          <w:left w:val="none" w:color="000000" w:sz="4" w:space="0"/>
           <w:bottom w:val="single" w:color="000000" w:themeColor="accent1" w:sz="4" w:space="0"/>
-          <w:right w:val="none"/>
+          <w:right w:val="none" w:color="000000" w:sz="4" w:space="0"/>
         </w:tcBorders>
       </w:tcPr>
     </w:tblStylePr>
@@ -25638,12 +25971,12 @@
         <w:tblBorders/>
       </w:tblPr>
       <w:tcPr>
-        <w:shd w:color="ffffff"/>
+        <w:shd w:val="clear" w:color="ffffff"/>
         <w:tcBorders>
-          <w:top w:val="none"/>
+          <w:top w:val="none" w:color="000000" w:sz="4" w:space="0"/>
           <w:left w:val="single" w:color="000000" w:themeColor="accent1" w:sz="4" w:space="0"/>
-          <w:bottom w:val="none"/>
-          <w:right w:val="none"/>
+          <w:bottom w:val="none" w:color="000000" w:sz="4" w:space="0"/>
+          <w:right w:val="none" w:color="000000" w:sz="4" w:space="0"/>
         </w:tcBorders>
       </w:tcPr>
     </w:tblStylePr>
@@ -25666,9 +25999,9 @@
         <w:shd w:val="clear" w:color="ffffff" w:themeColor="light1" w:fill="ffffff" w:themeFill="light1"/>
         <w:tcBorders>
           <w:top w:val="single" w:color="000000" w:themeColor="accent1" w:sz="4" w:space="0"/>
-          <w:left w:val="none"/>
-          <w:bottom w:val="none"/>
-          <w:right w:val="none"/>
+          <w:left w:val="none" w:color="000000" w:sz="4" w:space="0"/>
+          <w:bottom w:val="none" w:color="000000" w:sz="4" w:space="0"/>
+          <w:right w:val="none" w:color="000000" w:sz="4" w:space="0"/>
         </w:tcBorders>
       </w:tcPr>
     </w:tblStylePr>
@@ -25743,9 +26076,9 @@
       </w:tcPr>
     </w:tblStylePr>
   </w:style>
-  <w:style w:type="table" w:styleId="148">
+  <w:style w:type="table" w:styleId="850">
     <w:name w:val="List Table 7 Colorful - Accent 2"/>
-    <w:basedOn w:val="628"/>
+    <w:basedOn w:val="897"/>
     <w:uiPriority w:val="99"/>
     <w:pPr>
       <w:pBdr/>
@@ -25844,11 +26177,11 @@
         <w:tblBorders/>
       </w:tblPr>
       <w:tcPr>
-        <w:shd w:color="ffffff"/>
+        <w:shd w:val="clear" w:color="ffffff"/>
         <w:tcBorders>
-          <w:top w:val="none"/>
-          <w:left w:val="none"/>
-          <w:bottom w:val="none"/>
+          <w:top w:val="none" w:color="000000" w:sz="4" w:space="0"/>
+          <w:left w:val="none" w:color="000000" w:sz="4" w:space="0"/>
+          <w:bottom w:val="none" w:color="000000" w:sz="4" w:space="0"/>
           <w:right w:val="single" w:color="000000" w:themeColor="accent2" w:themeTint="97" w:sz="4" w:space="0"/>
         </w:tcBorders>
       </w:tcPr>
@@ -25871,10 +26204,10 @@
       <w:tcPr>
         <w:shd w:val="clear" w:color="ffffff" w:themeColor="light1" w:fill="ffffff" w:themeFill="light1"/>
         <w:tcBorders>
-          <w:top w:val="none"/>
-          <w:left w:val="none"/>
+          <w:top w:val="none" w:color="000000" w:sz="4" w:space="0"/>
+          <w:left w:val="none" w:color="000000" w:sz="4" w:space="0"/>
           <w:bottom w:val="single" w:color="000000" w:themeColor="accent2" w:themeTint="97" w:sz="4" w:space="0"/>
-          <w:right w:val="none"/>
+          <w:right w:val="none" w:color="000000" w:sz="4" w:space="0"/>
         </w:tcBorders>
       </w:tcPr>
     </w:tblStylePr>
@@ -25894,12 +26227,12 @@
         <w:tblBorders/>
       </w:tblPr>
       <w:tcPr>
-        <w:shd w:color="ffffff"/>
+        <w:shd w:val="clear" w:color="ffffff"/>
         <w:tcBorders>
-          <w:top w:val="none"/>
+          <w:top w:val="none" w:color="000000" w:sz="4" w:space="0"/>
           <w:left w:val="single" w:color="000000" w:themeColor="accent2" w:themeTint="97" w:sz="4" w:space="0"/>
-          <w:bottom w:val="none"/>
-          <w:right w:val="none"/>
+          <w:bottom w:val="none" w:color="000000" w:sz="4" w:space="0"/>
+          <w:right w:val="none" w:color="000000" w:sz="4" w:space="0"/>
         </w:tcBorders>
       </w:tcPr>
     </w:tblStylePr>
@@ -25922,9 +26255,9 @@
         <w:shd w:val="clear" w:color="ffffff" w:themeColor="light1" w:fill="ffffff" w:themeFill="light1"/>
         <w:tcBorders>
           <w:top w:val="single" w:color="000000" w:themeColor="accent2" w:themeTint="97" w:sz="4" w:space="0"/>
-          <w:left w:val="none"/>
-          <w:bottom w:val="none"/>
-          <w:right w:val="none"/>
+          <w:left w:val="none" w:color="000000" w:sz="4" w:space="0"/>
+          <w:bottom w:val="none" w:color="000000" w:sz="4" w:space="0"/>
+          <w:right w:val="none" w:color="000000" w:sz="4" w:space="0"/>
         </w:tcBorders>
       </w:tcPr>
     </w:tblStylePr>
@@ -25999,9 +26332,9 @@
       </w:tcPr>
     </w:tblStylePr>
   </w:style>
-  <w:style w:type="table" w:styleId="149">
+  <w:style w:type="table" w:styleId="851">
     <w:name w:val="List Table 7 Colorful - Accent 3"/>
-    <w:basedOn w:val="628"/>
+    <w:basedOn w:val="897"/>
     <w:uiPriority w:val="99"/>
     <w:pPr>
       <w:pBdr/>
@@ -26100,11 +26433,11 @@
         <w:tblBorders/>
       </w:tblPr>
       <w:tcPr>
-        <w:shd w:color="ffffff"/>
+        <w:shd w:val="clear" w:color="ffffff"/>
         <w:tcBorders>
-          <w:top w:val="none"/>
-          <w:left w:val="none"/>
-          <w:bottom w:val="none"/>
+          <w:top w:val="none" w:color="000000" w:sz="4" w:space="0"/>
+          <w:left w:val="none" w:color="000000" w:sz="4" w:space="0"/>
+          <w:bottom w:val="none" w:color="000000" w:sz="4" w:space="0"/>
           <w:right w:val="single" w:color="000000" w:themeColor="accent3" w:themeTint="98" w:sz="4" w:space="0"/>
         </w:tcBorders>
       </w:tcPr>
@@ -26127,10 +26460,10 @@
       <w:tcPr>
         <w:shd w:val="clear" w:color="ffffff" w:themeColor="light1" w:fill="ffffff" w:themeFill="light1"/>
         <w:tcBorders>
-          <w:top w:val="none"/>
-          <w:left w:val="none"/>
+          <w:top w:val="none" w:color="000000" w:sz="4" w:space="0"/>
+          <w:left w:val="none" w:color="000000" w:sz="4" w:space="0"/>
           <w:bottom w:val="single" w:color="000000" w:themeColor="accent3" w:themeTint="98" w:sz="4" w:space="0"/>
-          <w:right w:val="none"/>
+          <w:right w:val="none" w:color="000000" w:sz="4" w:space="0"/>
         </w:tcBorders>
       </w:tcPr>
     </w:tblStylePr>
@@ -26150,12 +26483,12 @@
         <w:tblBorders/>
       </w:tblPr>
       <w:tcPr>
-        <w:shd w:color="ffffff"/>
+        <w:shd w:val="clear" w:color="ffffff"/>
         <w:tcBorders>
-          <w:top w:val="none"/>
+          <w:top w:val="none" w:color="000000" w:sz="4" w:space="0"/>
           <w:left w:val="single" w:color="000000" w:themeColor="accent3" w:themeTint="98" w:sz="4" w:space="0"/>
-          <w:bottom w:val="none"/>
-          <w:right w:val="none"/>
+          <w:bottom w:val="none" w:color="000000" w:sz="4" w:space="0"/>
+          <w:right w:val="none" w:color="000000" w:sz="4" w:space="0"/>
         </w:tcBorders>
       </w:tcPr>
     </w:tblStylePr>
@@ -26178,9 +26511,9 @@
         <w:shd w:val="clear" w:color="ffffff" w:themeColor="light1" w:fill="ffffff" w:themeFill="light1"/>
         <w:tcBorders>
           <w:top w:val="single" w:color="000000" w:themeColor="accent3" w:themeTint="98" w:sz="4" w:space="0"/>
-          <w:left w:val="none"/>
-          <w:bottom w:val="none"/>
-          <w:right w:val="none"/>
+          <w:left w:val="none" w:color="000000" w:sz="4" w:space="0"/>
+          <w:bottom w:val="none" w:color="000000" w:sz="4" w:space="0"/>
+          <w:right w:val="none" w:color="000000" w:sz="4" w:space="0"/>
         </w:tcBorders>
       </w:tcPr>
     </w:tblStylePr>
@@ -26255,9 +26588,9 @@
       </w:tcPr>
     </w:tblStylePr>
   </w:style>
-  <w:style w:type="table" w:styleId="150">
+  <w:style w:type="table" w:styleId="852">
     <w:name w:val="List Table 7 Colorful - Accent 4"/>
-    <w:basedOn w:val="628"/>
+    <w:basedOn w:val="897"/>
     <w:uiPriority w:val="99"/>
     <w:pPr>
       <w:pBdr/>
@@ -26356,11 +26689,11 @@
         <w:tblBorders/>
       </w:tblPr>
       <w:tcPr>
-        <w:shd w:color="ffffff"/>
+        <w:shd w:val="clear" w:color="ffffff"/>
         <w:tcBorders>
-          <w:top w:val="none"/>
-          <w:left w:val="none"/>
-          <w:bottom w:val="none"/>
+          <w:top w:val="none" w:color="000000" w:sz="4" w:space="0"/>
+          <w:left w:val="none" w:color="000000" w:sz="4" w:space="0"/>
+          <w:bottom w:val="none" w:color="000000" w:sz="4" w:space="0"/>
           <w:right w:val="single" w:color="000000" w:themeColor="accent4" w:themeTint="9A" w:sz="4" w:space="0"/>
         </w:tcBorders>
       </w:tcPr>
@@ -26383,10 +26716,10 @@
       <w:tcPr>
         <w:shd w:val="clear" w:color="ffffff" w:themeColor="light1" w:fill="ffffff" w:themeFill="light1"/>
         <w:tcBorders>
-          <w:top w:val="none"/>
-          <w:left w:val="none"/>
+          <w:top w:val="none" w:color="000000" w:sz="4" w:space="0"/>
+          <w:left w:val="none" w:color="000000" w:sz="4" w:space="0"/>
           <w:bottom w:val="single" w:color="000000" w:themeColor="accent4" w:themeTint="9A" w:sz="4" w:space="0"/>
-          <w:right w:val="none"/>
+          <w:right w:val="none" w:color="000000" w:sz="4" w:space="0"/>
         </w:tcBorders>
       </w:tcPr>
     </w:tblStylePr>
@@ -26406,12 +26739,12 @@
         <w:tblBorders/>
       </w:tblPr>
       <w:tcPr>
-        <w:shd w:color="ffffff"/>
+        <w:shd w:val="clear" w:color="ffffff"/>
         <w:tcBorders>
-          <w:top w:val="none"/>
+          <w:top w:val="none" w:color="000000" w:sz="4" w:space="0"/>
           <w:left w:val="single" w:color="000000" w:themeColor="accent4" w:themeTint="9A" w:sz="4" w:space="0"/>
-          <w:bottom w:val="none"/>
-          <w:right w:val="none"/>
+          <w:bottom w:val="none" w:color="000000" w:sz="4" w:space="0"/>
+          <w:right w:val="none" w:color="000000" w:sz="4" w:space="0"/>
         </w:tcBorders>
       </w:tcPr>
     </w:tblStylePr>
@@ -26434,9 +26767,9 @@
         <w:shd w:val="clear" w:color="ffffff" w:themeColor="light1" w:fill="ffffff" w:themeFill="light1"/>
         <w:tcBorders>
           <w:top w:val="single" w:color="000000" w:themeColor="accent4" w:themeTint="9A" w:sz="4" w:space="0"/>
-          <w:left w:val="none"/>
-          <w:bottom w:val="none"/>
-          <w:right w:val="none"/>
+          <w:left w:val="none" w:color="000000" w:sz="4" w:space="0"/>
+          <w:bottom w:val="none" w:color="000000" w:sz="4" w:space="0"/>
+          <w:right w:val="none" w:color="000000" w:sz="4" w:space="0"/>
         </w:tcBorders>
       </w:tcPr>
     </w:tblStylePr>
@@ -26511,9 +26844,9 @@
       </w:tcPr>
     </w:tblStylePr>
   </w:style>
-  <w:style w:type="table" w:styleId="151">
+  <w:style w:type="table" w:styleId="853">
     <w:name w:val="List Table 7 Colorful - Accent 5"/>
-    <w:basedOn w:val="628"/>
+    <w:basedOn w:val="897"/>
     <w:uiPriority w:val="99"/>
     <w:pPr>
       <w:pBdr/>
@@ -26612,11 +26945,11 @@
         <w:tblBorders/>
       </w:tblPr>
       <w:tcPr>
-        <w:shd w:color="ffffff"/>
+        <w:shd w:val="clear" w:color="ffffff"/>
         <w:tcBorders>
-          <w:top w:val="none"/>
-          <w:left w:val="none"/>
-          <w:bottom w:val="none"/>
+          <w:top w:val="none" w:color="000000" w:sz="4" w:space="0"/>
+          <w:left w:val="none" w:color="000000" w:sz="4" w:space="0"/>
+          <w:bottom w:val="none" w:color="000000" w:sz="4" w:space="0"/>
           <w:right w:val="single" w:color="000000" w:themeColor="accent5" w:themeTint="9A" w:sz="4" w:space="0"/>
         </w:tcBorders>
       </w:tcPr>
@@ -26639,10 +26972,10 @@
       <w:tcPr>
         <w:shd w:val="clear" w:color="ffffff" w:themeColor="light1" w:fill="ffffff" w:themeFill="light1"/>
         <w:tcBorders>
-          <w:top w:val="none"/>
-          <w:left w:val="none"/>
+          <w:top w:val="none" w:color="000000" w:sz="4" w:space="0"/>
+          <w:left w:val="none" w:color="000000" w:sz="4" w:space="0"/>
           <w:bottom w:val="single" w:color="000000" w:themeColor="accent5" w:themeTint="9A" w:sz="4" w:space="0"/>
-          <w:right w:val="none"/>
+          <w:right w:val="none" w:color="000000" w:sz="4" w:space="0"/>
         </w:tcBorders>
       </w:tcPr>
     </w:tblStylePr>
@@ -26662,12 +26995,12 @@
         <w:tblBorders/>
       </w:tblPr>
       <w:tcPr>
-        <w:shd w:color="ffffff"/>
+        <w:shd w:val="clear" w:color="ffffff"/>
         <w:tcBorders>
-          <w:top w:val="none"/>
+          <w:top w:val="none" w:color="000000" w:sz="4" w:space="0"/>
           <w:left w:val="single" w:color="000000" w:themeColor="accent5" w:themeTint="9A" w:sz="4" w:space="0"/>
-          <w:bottom w:val="none"/>
-          <w:right w:val="none"/>
+          <w:bottom w:val="none" w:color="000000" w:sz="4" w:space="0"/>
+          <w:right w:val="none" w:color="000000" w:sz="4" w:space="0"/>
         </w:tcBorders>
       </w:tcPr>
     </w:tblStylePr>
@@ -26690,9 +27023,9 @@
         <w:shd w:val="clear" w:color="ffffff" w:themeColor="light1" w:fill="ffffff" w:themeFill="light1"/>
         <w:tcBorders>
           <w:top w:val="single" w:color="000000" w:themeColor="accent5" w:themeTint="9A" w:sz="4" w:space="0"/>
-          <w:left w:val="none"/>
-          <w:bottom w:val="none"/>
-          <w:right w:val="none"/>
+          <w:left w:val="none" w:color="000000" w:sz="4" w:space="0"/>
+          <w:bottom w:val="none" w:color="000000" w:sz="4" w:space="0"/>
+          <w:right w:val="none" w:color="000000" w:sz="4" w:space="0"/>
         </w:tcBorders>
       </w:tcPr>
     </w:tblStylePr>
@@ -26767,9 +27100,9 @@
       </w:tcPr>
     </w:tblStylePr>
   </w:style>
-  <w:style w:type="table" w:styleId="152">
+  <w:style w:type="table" w:styleId="854">
     <w:name w:val="List Table 7 Colorful - Accent 6"/>
-    <w:basedOn w:val="628"/>
+    <w:basedOn w:val="897"/>
     <w:uiPriority w:val="99"/>
     <w:pPr>
       <w:pBdr/>
@@ -26868,11 +27201,11 @@
         <w:tblBorders/>
       </w:tblPr>
       <w:tcPr>
-        <w:shd w:color="ffffff"/>
+        <w:shd w:val="clear" w:color="ffffff"/>
         <w:tcBorders>
-          <w:top w:val="none"/>
-          <w:left w:val="none"/>
-          <w:bottom w:val="none"/>
+          <w:top w:val="none" w:color="000000" w:sz="4" w:space="0"/>
+          <w:left w:val="none" w:color="000000" w:sz="4" w:space="0"/>
+          <w:bottom w:val="none" w:color="000000" w:sz="4" w:space="0"/>
           <w:right w:val="single" w:color="000000" w:themeColor="accent6" w:themeTint="98" w:sz="4" w:space="0"/>
         </w:tcBorders>
       </w:tcPr>
@@ -26895,10 +27228,10 @@
       <w:tcPr>
         <w:shd w:val="clear" w:color="ffffff" w:themeColor="light1" w:fill="ffffff" w:themeFill="light1"/>
         <w:tcBorders>
-          <w:top w:val="none"/>
-          <w:left w:val="none"/>
+          <w:top w:val="none" w:color="000000" w:sz="4" w:space="0"/>
+          <w:left w:val="none" w:color="000000" w:sz="4" w:space="0"/>
           <w:bottom w:val="single" w:color="000000" w:themeColor="accent6" w:themeTint="98" w:sz="4" w:space="0"/>
-          <w:right w:val="none"/>
+          <w:right w:val="none" w:color="000000" w:sz="4" w:space="0"/>
         </w:tcBorders>
       </w:tcPr>
     </w:tblStylePr>
@@ -26918,12 +27251,12 @@
         <w:tblBorders/>
       </w:tblPr>
       <w:tcPr>
-        <w:shd w:color="ffffff"/>
+        <w:shd w:val="clear" w:color="ffffff"/>
         <w:tcBorders>
-          <w:top w:val="none"/>
+          <w:top w:val="none" w:color="000000" w:sz="4" w:space="0"/>
           <w:left w:val="single" w:color="000000" w:themeColor="accent6" w:themeTint="98" w:sz="4" w:space="0"/>
-          <w:bottom w:val="none"/>
-          <w:right w:val="none"/>
+          <w:bottom w:val="none" w:color="000000" w:sz="4" w:space="0"/>
+          <w:right w:val="none" w:color="000000" w:sz="4" w:space="0"/>
         </w:tcBorders>
       </w:tcPr>
     </w:tblStylePr>
@@ -26946,9 +27279,9 @@
         <w:shd w:val="clear" w:color="ffffff" w:themeColor="light1" w:fill="ffffff" w:themeFill="light1"/>
         <w:tcBorders>
           <w:top w:val="single" w:color="000000" w:themeColor="accent6" w:themeTint="98" w:sz="4" w:space="0"/>
-          <w:left w:val="none"/>
-          <w:bottom w:val="none"/>
-          <w:right w:val="none"/>
+          <w:left w:val="none" w:color="000000" w:sz="4" w:space="0"/>
+          <w:bottom w:val="none" w:color="000000" w:sz="4" w:space="0"/>
+          <w:right w:val="none" w:color="000000" w:sz="4" w:space="0"/>
         </w:tcBorders>
       </w:tcPr>
     </w:tblStylePr>
@@ -27023,9 +27356,9 @@
       </w:tcPr>
     </w:tblStylePr>
   </w:style>
-  <w:style w:type="table" w:styleId="153">
+  <w:style w:type="table" w:styleId="855">
     <w:name w:val="Lined - Accent"/>
-    <w:basedOn w:val="628"/>
+    <w:basedOn w:val="897"/>
     <w:uiPriority w:val="99"/>
     <w:pPr>
       <w:pBdr/>
@@ -27260,9 +27593,9 @@
       </w:tcPr>
     </w:tblStylePr>
   </w:style>
-  <w:style w:type="table" w:styleId="154">
+  <w:style w:type="table" w:styleId="856">
     <w:name w:val="Lined - Accent 1"/>
-    <w:basedOn w:val="628"/>
+    <w:basedOn w:val="897"/>
     <w:uiPriority w:val="99"/>
     <w:pPr>
       <w:pBdr/>
@@ -27497,9 +27830,9 @@
       </w:tcPr>
     </w:tblStylePr>
   </w:style>
-  <w:style w:type="table" w:styleId="155">
+  <w:style w:type="table" w:styleId="857">
     <w:name w:val="Lined - Accent 2"/>
-    <w:basedOn w:val="628"/>
+    <w:basedOn w:val="897"/>
     <w:uiPriority w:val="99"/>
     <w:pPr>
       <w:pBdr/>
@@ -27734,9 +28067,9 @@
       </w:tcPr>
     </w:tblStylePr>
   </w:style>
-  <w:style w:type="table" w:styleId="156">
+  <w:style w:type="table" w:styleId="858">
     <w:name w:val="Lined - Accent 3"/>
-    <w:basedOn w:val="628"/>
+    <w:basedOn w:val="897"/>
     <w:uiPriority w:val="99"/>
     <w:pPr>
       <w:pBdr/>
@@ -27971,9 +28304,9 @@
       </w:tcPr>
     </w:tblStylePr>
   </w:style>
-  <w:style w:type="table" w:styleId="157">
+  <w:style w:type="table" w:styleId="859">
     <w:name w:val="Lined - Accent 4"/>
-    <w:basedOn w:val="628"/>
+    <w:basedOn w:val="897"/>
     <w:uiPriority w:val="99"/>
     <w:pPr>
       <w:pBdr/>
@@ -28208,9 +28541,9 @@
       </w:tcPr>
     </w:tblStylePr>
   </w:style>
-  <w:style w:type="table" w:styleId="158">
+  <w:style w:type="table" w:styleId="860">
     <w:name w:val="Lined - Accent 5"/>
-    <w:basedOn w:val="628"/>
+    <w:basedOn w:val="897"/>
     <w:uiPriority w:val="99"/>
     <w:pPr>
       <w:pBdr/>
@@ -28445,9 +28778,9 @@
       </w:tcPr>
     </w:tblStylePr>
   </w:style>
-  <w:style w:type="table" w:styleId="159">
+  <w:style w:type="table" w:styleId="861">
     <w:name w:val="Lined - Accent 6"/>
-    <w:basedOn w:val="628"/>
+    <w:basedOn w:val="897"/>
     <w:uiPriority w:val="99"/>
     <w:pPr>
       <w:pBdr/>
@@ -28682,9 +29015,9 @@
       </w:tcPr>
     </w:tblStylePr>
   </w:style>
-  <w:style w:type="table" w:styleId="160">
+  <w:style w:type="table" w:styleId="862">
     <w:name w:val="Bordered &amp; Lined - Accent"/>
-    <w:basedOn w:val="628"/>
+    <w:basedOn w:val="897"/>
     <w:uiPriority w:val="99"/>
     <w:pPr>
       <w:pBdr/>
@@ -28926,9 +29259,9 @@
       </w:tcPr>
     </w:tblStylePr>
   </w:style>
-  <w:style w:type="table" w:styleId="161">
+  <w:style w:type="table" w:styleId="863">
     <w:name w:val="Bordered &amp; Lined - Accent 1"/>
-    <w:basedOn w:val="628"/>
+    <w:basedOn w:val="897"/>
     <w:uiPriority w:val="99"/>
     <w:pPr>
       <w:pBdr/>
@@ -29170,9 +29503,9 @@
       </w:tcPr>
     </w:tblStylePr>
   </w:style>
-  <w:style w:type="table" w:styleId="162">
+  <w:style w:type="table" w:styleId="864">
     <w:name w:val="Bordered &amp; Lined - Accent 2"/>
-    <w:basedOn w:val="628"/>
+    <w:basedOn w:val="897"/>
     <w:uiPriority w:val="99"/>
     <w:pPr>
       <w:pBdr/>
@@ -29414,9 +29747,9 @@
       </w:tcPr>
     </w:tblStylePr>
   </w:style>
-  <w:style w:type="table" w:styleId="163">
+  <w:style w:type="table" w:styleId="865">
     <w:name w:val="Bordered &amp; Lined - Accent 3"/>
-    <w:basedOn w:val="628"/>
+    <w:basedOn w:val="897"/>
     <w:uiPriority w:val="99"/>
     <w:pPr>
       <w:pBdr/>
@@ -29658,9 +29991,9 @@
       </w:tcPr>
     </w:tblStylePr>
   </w:style>
-  <w:style w:type="table" w:styleId="164">
+  <w:style w:type="table" w:styleId="866">
     <w:name w:val="Bordered &amp; Lined - Accent 4"/>
-    <w:basedOn w:val="628"/>
+    <w:basedOn w:val="897"/>
     <w:uiPriority w:val="99"/>
     <w:pPr>
       <w:pBdr/>
@@ -29902,9 +30235,9 @@
       </w:tcPr>
     </w:tblStylePr>
   </w:style>
-  <w:style w:type="table" w:styleId="165">
+  <w:style w:type="table" w:styleId="867">
     <w:name w:val="Bordered &amp; Lined - Accent 5"/>
-    <w:basedOn w:val="628"/>
+    <w:basedOn w:val="897"/>
     <w:uiPriority w:val="99"/>
     <w:pPr>
       <w:pBdr/>
@@ -30146,9 +30479,9 @@
       </w:tcPr>
     </w:tblStylePr>
   </w:style>
-  <w:style w:type="table" w:styleId="166">
+  <w:style w:type="table" w:styleId="868">
     <w:name w:val="Bordered &amp; Lined - Accent 6"/>
-    <w:basedOn w:val="628"/>
+    <w:basedOn w:val="897"/>
     <w:uiPriority w:val="99"/>
     <w:pPr>
       <w:pBdr/>
@@ -30390,9 +30723,9 @@
       </w:tcPr>
     </w:tblStylePr>
   </w:style>
-  <w:style w:type="table" w:styleId="167">
+  <w:style w:type="table" w:styleId="869">
     <w:name w:val="Bordered"/>
-    <w:basedOn w:val="628"/>
+    <w:basedOn w:val="897"/>
     <w:uiPriority w:val="99"/>
     <w:pPr>
       <w:pBdr/>
@@ -30621,9 +30954,9 @@
       </w:tcPr>
     </w:tblStylePr>
   </w:style>
-  <w:style w:type="table" w:styleId="168">
+  <w:style w:type="table" w:styleId="870">
     <w:name w:val="Bordered - Accent 1"/>
-    <w:basedOn w:val="628"/>
+    <w:basedOn w:val="897"/>
     <w:uiPriority w:val="99"/>
     <w:pPr>
       <w:pBdr/>
@@ -30852,9 +31185,9 @@
       </w:tcPr>
     </w:tblStylePr>
   </w:style>
-  <w:style w:type="table" w:styleId="169">
+  <w:style w:type="table" w:styleId="871">
     <w:name w:val="Bordered - Accent 2"/>
-    <w:basedOn w:val="628"/>
+    <w:basedOn w:val="897"/>
     <w:uiPriority w:val="99"/>
     <w:pPr>
       <w:pBdr/>
@@ -31083,9 +31416,9 @@
       </w:tcPr>
     </w:tblStylePr>
   </w:style>
-  <w:style w:type="table" w:styleId="170">
+  <w:style w:type="table" w:styleId="872">
     <w:name w:val="Bordered - Accent 3"/>
-    <w:basedOn w:val="628"/>
+    <w:basedOn w:val="897"/>
     <w:uiPriority w:val="99"/>
     <w:pPr>
       <w:pBdr/>
@@ -31314,9 +31647,9 @@
       </w:tcPr>
     </w:tblStylePr>
   </w:style>
-  <w:style w:type="table" w:styleId="171">
+  <w:style w:type="table" w:styleId="873">
     <w:name w:val="Bordered - Accent 4"/>
-    <w:basedOn w:val="628"/>
+    <w:basedOn w:val="897"/>
     <w:uiPriority w:val="99"/>
     <w:pPr>
       <w:pBdr/>
@@ -31545,9 +31878,9 @@
       </w:tcPr>
     </w:tblStylePr>
   </w:style>
-  <w:style w:type="table" w:styleId="172">
+  <w:style w:type="table" w:styleId="874">
     <w:name w:val="Bordered - Accent 5"/>
-    <w:basedOn w:val="628"/>
+    <w:basedOn w:val="897"/>
     <w:uiPriority w:val="99"/>
     <w:pPr>
       <w:pBdr/>
@@ -31776,9 +32109,9 @@
       </w:tcPr>
     </w:tblStylePr>
   </w:style>
-  <w:style w:type="table" w:styleId="173">
+  <w:style w:type="table" w:styleId="875">
     <w:name w:val="Bordered - Accent 6"/>
-    <w:basedOn w:val="628"/>
+    <w:basedOn w:val="897"/>
     <w:uiPriority w:val="99"/>
     <w:pPr>
       <w:pBdr/>
@@ -32007,7 +32340,7 @@
       </w:tcPr>
     </w:tblStylePr>
   </w:style>
-  <w:style w:type="character" w:styleId="174">
+  <w:style w:type="character" w:styleId="876">
     <w:name w:val="Hyperlink"/>
     <w:uiPriority w:val="99"/>
     <w:unhideWhenUsed/>
@@ -32021,10 +32354,10 @@
       <w:u w:val="single"/>
     </w:rPr>
   </w:style>
-  <w:style w:type="paragraph" w:styleId="175">
+  <w:style w:type="paragraph" w:styleId="877">
     <w:name w:val="footnote text"/>
-    <w:basedOn w:val="625"/>
-    <w:link w:val="176"/>
+    <w:basedOn w:val="894"/>
+    <w:link w:val="878"/>
     <w:uiPriority w:val="99"/>
     <w:semiHidden/>
     <w:unhideWhenUsed/>
@@ -32037,9 +32370,9 @@
       <w:sz w:val="18"/>
     </w:rPr>
   </w:style>
-  <w:style w:type="character" w:styleId="176">
+  <w:style w:type="character" w:styleId="878">
     <w:name w:val="Footnote Text Char"/>
-    <w:link w:val="175"/>
+    <w:link w:val="877"/>
     <w:uiPriority w:val="99"/>
     <w:pPr>
       <w:pBdr/>
@@ -32050,9 +32383,9 @@
       <w:sz w:val="18"/>
     </w:rPr>
   </w:style>
-  <w:style w:type="character" w:styleId="177">
+  <w:style w:type="character" w:styleId="879">
     <w:name w:val="footnote reference"/>
-    <w:basedOn w:val="627"/>
+    <w:basedOn w:val="896"/>
     <w:uiPriority w:val="99"/>
     <w:unhideWhenUsed/>
     <w:pPr>
@@ -32064,10 +32397,10 @@
       <w:vertAlign w:val="superscript"/>
     </w:rPr>
   </w:style>
-  <w:style w:type="paragraph" w:styleId="178">
+  <w:style w:type="paragraph" w:styleId="880">
     <w:name w:val="endnote text"/>
-    <w:basedOn w:val="625"/>
-    <w:link w:val="179"/>
+    <w:basedOn w:val="894"/>
+    <w:link w:val="881"/>
     <w:uiPriority w:val="99"/>
     <w:semiHidden/>
     <w:unhideWhenUsed/>
@@ -32080,9 +32413,9 @@
       <w:sz w:val="20"/>
     </w:rPr>
   </w:style>
-  <w:style w:type="character" w:styleId="179">
+  <w:style w:type="character" w:styleId="881">
     <w:name w:val="Endnote Text Char"/>
-    <w:link w:val="178"/>
+    <w:link w:val="880"/>
     <w:uiPriority w:val="99"/>
     <w:pPr>
       <w:pBdr/>
@@ -32093,9 +32426,9 @@
       <w:sz w:val="20"/>
     </w:rPr>
   </w:style>
-  <w:style w:type="character" w:styleId="180">
+  <w:style w:type="character" w:styleId="882">
     <w:name w:val="endnote reference"/>
-    <w:basedOn w:val="627"/>
+    <w:basedOn w:val="896"/>
     <w:uiPriority w:val="99"/>
     <w:semiHidden/>
     <w:unhideWhenUsed/>
@@ -32108,10 +32441,10 @@
       <w:vertAlign w:val="superscript"/>
     </w:rPr>
   </w:style>
-  <w:style w:type="paragraph" w:styleId="181">
+  <w:style w:type="paragraph" w:styleId="883">
     <w:name w:val="toc 1"/>
-    <w:basedOn w:val="625"/>
-    <w:next w:val="625"/>
+    <w:basedOn w:val="894"/>
+    <w:next w:val="894"/>
     <w:uiPriority w:val="39"/>
     <w:unhideWhenUsed/>
     <w:pPr>
@@ -32120,10 +32453,10 @@
       <w:ind w:right="0" w:firstLine="0" w:left="0"/>
     </w:pPr>
   </w:style>
-  <w:style w:type="paragraph" w:styleId="182">
+  <w:style w:type="paragraph" w:styleId="884">
     <w:name w:val="toc 2"/>
-    <w:basedOn w:val="625"/>
-    <w:next w:val="625"/>
+    <w:basedOn w:val="894"/>
+    <w:next w:val="894"/>
     <w:uiPriority w:val="39"/>
     <w:unhideWhenUsed/>
     <w:pPr>
@@ -32132,10 +32465,10 @@
       <w:ind w:right="0" w:firstLine="0" w:left="283"/>
     </w:pPr>
   </w:style>
-  <w:style w:type="paragraph" w:styleId="183">
+  <w:style w:type="paragraph" w:styleId="885">
     <w:name w:val="toc 3"/>
-    <w:basedOn w:val="625"/>
-    <w:next w:val="625"/>
+    <w:basedOn w:val="894"/>
+    <w:next w:val="894"/>
     <w:uiPriority w:val="39"/>
     <w:unhideWhenUsed/>
     <w:pPr>
@@ -32144,10 +32477,10 @@
       <w:ind w:right="0" w:firstLine="0" w:left="567"/>
     </w:pPr>
   </w:style>
-  <w:style w:type="paragraph" w:styleId="184">
+  <w:style w:type="paragraph" w:styleId="886">
     <w:name w:val="toc 4"/>
-    <w:basedOn w:val="625"/>
-    <w:next w:val="625"/>
+    <w:basedOn w:val="894"/>
+    <w:next w:val="894"/>
     <w:uiPriority w:val="39"/>
     <w:unhideWhenUsed/>
     <w:pPr>
@@ -32156,10 +32489,10 @@
       <w:ind w:right="0" w:firstLine="0" w:left="850"/>
     </w:pPr>
   </w:style>
-  <w:style w:type="paragraph" w:styleId="185">
+  <w:style w:type="paragraph" w:styleId="887">
     <w:name w:val="toc 5"/>
-    <w:basedOn w:val="625"/>
-    <w:next w:val="625"/>
+    <w:basedOn w:val="894"/>
+    <w:next w:val="894"/>
     <w:uiPriority w:val="39"/>
     <w:unhideWhenUsed/>
     <w:pPr>
@@ -32168,10 +32501,10 @@
       <w:ind w:right="0" w:firstLine="0" w:left="1134"/>
     </w:pPr>
   </w:style>
-  <w:style w:type="paragraph" w:styleId="186">
+  <w:style w:type="paragraph" w:styleId="888">
     <w:name w:val="toc 6"/>
-    <w:basedOn w:val="625"/>
-    <w:next w:val="625"/>
+    <w:basedOn w:val="894"/>
+    <w:next w:val="894"/>
     <w:uiPriority w:val="39"/>
     <w:unhideWhenUsed/>
     <w:pPr>
@@ -32180,10 +32513,10 @@
       <w:ind w:right="0" w:firstLine="0" w:left="1417"/>
     </w:pPr>
   </w:style>
-  <w:style w:type="paragraph" w:styleId="187">
+  <w:style w:type="paragraph" w:styleId="889">
     <w:name w:val="toc 7"/>
-    <w:basedOn w:val="625"/>
-    <w:next w:val="625"/>
+    <w:basedOn w:val="894"/>
+    <w:next w:val="894"/>
     <w:uiPriority w:val="39"/>
     <w:unhideWhenUsed/>
     <w:pPr>
@@ -32192,10 +32525,10 @@
       <w:ind w:right="0" w:firstLine="0" w:left="1701"/>
     </w:pPr>
   </w:style>
-  <w:style w:type="paragraph" w:styleId="188">
+  <w:style w:type="paragraph" w:styleId="890">
     <w:name w:val="toc 8"/>
-    <w:basedOn w:val="625"/>
-    <w:next w:val="625"/>
+    <w:basedOn w:val="894"/>
+    <w:next w:val="894"/>
     <w:uiPriority w:val="39"/>
     <w:unhideWhenUsed/>
     <w:pPr>
@@ -32204,10 +32537,10 @@
       <w:ind w:right="0" w:firstLine="0" w:left="1984"/>
     </w:pPr>
   </w:style>
-  <w:style w:type="paragraph" w:styleId="189">
+  <w:style w:type="paragraph" w:styleId="891">
     <w:name w:val="toc 9"/>
-    <w:basedOn w:val="625"/>
-    <w:next w:val="625"/>
+    <w:basedOn w:val="894"/>
+    <w:next w:val="894"/>
     <w:uiPriority w:val="39"/>
     <w:unhideWhenUsed/>
     <w:pPr>
@@ -32216,7 +32549,7 @@
       <w:ind w:right="0" w:firstLine="0" w:left="2268"/>
     </w:pPr>
   </w:style>
-  <w:style w:type="paragraph" w:styleId="190">
+  <w:style w:type="paragraph" w:styleId="892">
     <w:name w:val="TOC Heading"/>
     <w:uiPriority w:val="39"/>
     <w:unhideWhenUsed/>
@@ -32226,10 +32559,10 @@
       <w:ind/>
     </w:pPr>
   </w:style>
-  <w:style w:type="paragraph" w:styleId="191">
+  <w:style w:type="paragraph" w:styleId="893">
     <w:name w:val="table of figures"/>
-    <w:basedOn w:val="625"/>
-    <w:next w:val="625"/>
+    <w:basedOn w:val="894"/>
+    <w:next w:val="894"/>
     <w:uiPriority w:val="99"/>
     <w:unhideWhenUsed/>
     <w:pPr>
@@ -32238,7 +32571,7 @@
       <w:ind/>
     </w:pPr>
   </w:style>
-  <w:style w:type="paragraph" w:styleId="625" w:default="1">
+  <w:style w:type="paragraph" w:styleId="894" w:default="1">
     <w:name w:val="Normal"/>
     <w:qFormat/>
     <w:pPr>
@@ -32247,11 +32580,11 @@
       <w:ind/>
     </w:pPr>
   </w:style>
-  <w:style w:type="paragraph" w:styleId="626">
+  <w:style w:type="paragraph" w:styleId="895">
     <w:name w:val="Heading 1"/>
-    <w:basedOn w:val="625"/>
-    <w:next w:val="625"/>
-    <w:link w:val="630"/>
+    <w:basedOn w:val="894"/>
+    <w:next w:val="894"/>
+    <w:link w:val="899"/>
     <w:uiPriority w:val="9"/>
     <w:qFormat/>
     <w:pPr>
@@ -32269,7 +32602,7 @@
       <w:szCs w:val="32"/>
     </w:rPr>
   </w:style>
-  <w:style w:type="character" w:styleId="627" w:default="1">
+  <w:style w:type="character" w:styleId="896" w:default="1">
     <w:name w:val="Default Paragraph Font"/>
     <w:uiPriority w:val="1"/>
     <w:semiHidden/>
@@ -32280,7 +32613,7 @@
       <w:ind/>
     </w:pPr>
   </w:style>
-  <w:style w:type="table" w:styleId="628" w:default="1">
+  <w:style w:type="table" w:styleId="897" w:default="1">
     <w:name w:val="Normal Table"/>
     <w:uiPriority w:val="99"/>
     <w:semiHidden/>
@@ -32292,13 +32625,13 @@
     </w:pPr>
     <w:tblPr>
       <w:tblInd w:w="0" w:type="dxa"/>
-      <w:tblBorders/>
       <w:tblCellMar>
         <w:left w:w="108" w:type="dxa"/>
         <w:top w:w="0" w:type="dxa"/>
         <w:right w:w="108" w:type="dxa"/>
         <w:bottom w:w="0" w:type="dxa"/>
       </w:tblCellMar>
+      <w:tblBorders/>
     </w:tblPr>
     <w:tcPr>
       <w:tcBorders/>
@@ -32473,7 +32806,7 @@
       </w:tcPr>
     </w:tblStylePr>
   </w:style>
-  <w:style w:type="numbering" w:styleId="629" w:default="1">
+  <w:style w:type="numbering" w:styleId="898" w:default="1">
     <w:name w:val="No List"/>
     <w:uiPriority w:val="99"/>
     <w:semiHidden/>
@@ -32484,10 +32817,10 @@
       <w:ind/>
     </w:pPr>
   </w:style>
-  <w:style w:type="character" w:styleId="630" w:customStyle="1">
+  <w:style w:type="character" w:styleId="899" w:customStyle="1">
     <w:name w:val="Kop 1 Char"/>
-    <w:basedOn w:val="627"/>
-    <w:link w:val="626"/>
+    <w:basedOn w:val="896"/>
+    <w:link w:val="895"/>
     <w:uiPriority w:val="9"/>
     <w:pPr>
       <w:pBdr/>
@@ -32501,9 +32834,9 @@
       <w:szCs w:val="32"/>
     </w:rPr>
   </w:style>
-  <w:style w:type="paragraph" w:styleId="631">
+  <w:style w:type="paragraph" w:styleId="900">
     <w:name w:val="List Paragraph"/>
-    <w:basedOn w:val="625"/>
+    <w:basedOn w:val="894"/>
     <w:uiPriority w:val="34"/>
     <w:qFormat/>
     <w:pPr>

--- a/Sec-Week-1/C security practicum 1.docx
+++ b/Sec-Week-1/C security practicum 1.docx
@@ -942,10 +942,357 @@
         <w:pBdr/>
         <w:spacing/>
         <w:ind/>
-        <w:rPr/>
-      </w:pPr>
-      <w:r/>
-      <w:r/>
+        <w:rPr>
+          <w:color w:val="4472c4" w:themeColor="accent1"/>
+        </w:rPr>
+      </w:pPr>
+      <w:r>
+        <w:rPr>
+          <w:color w:val="4472c4" w:themeColor="accent1"/>
+          <w:lang w:val="en-US"/>
+        </w:rPr>
+        <w:t xml:space="preserve">varible1, varible2, varible3: globale testwaarden (1, 2, 3), functioneel niet gebruikt.</w:t>
+      </w:r>
+      <w:r>
+        <w:rPr>
+          <w:color w:val="4472c4" w:themeColor="accent1"/>
+        </w:rPr>
+      </w:r>
+    </w:p>
+    <w:p>
+      <w:pPr>
+        <w:pBdr/>
+        <w:spacing/>
+        <w:ind/>
+        <w:rPr>
+          <w:color w:val="4472c4" w:themeColor="accent1"/>
+        </w:rPr>
+      </w:pPr>
+      <w:r>
+        <w:rPr>
+          <w:color w:val="4472c4" w:themeColor="accent1"/>
+          <w:lang w:val="en-US"/>
+        </w:rPr>
+        <w:t xml:space="preserve">struct orderregel: bevat idnr (artikelnummer) en aantal (bestelde hoeveelheid).</w:t>
+      </w:r>
+      <w:r>
+        <w:rPr>
+          <w:color w:val="4472c4" w:themeColor="accent1"/>
+        </w:rPr>
+      </w:r>
+    </w:p>
+    <w:p>
+      <w:pPr>
+        <w:pBdr/>
+        <w:spacing/>
+        <w:ind/>
+        <w:rPr>
+          <w:color w:val="4472c4" w:themeColor="accent1"/>
+        </w:rPr>
+      </w:pPr>
+      <w:r>
+        <w:rPr>
+          <w:color w:val="4472c4" w:themeColor="accent1"/>
+          <w:lang w:val="en-US"/>
+        </w:rPr>
+        <w:t xml:space="preserve">bestelling[255]: array met alle ingelezen orderregels.</w:t>
+      </w:r>
+      <w:r>
+        <w:rPr>
+          <w:color w:val="4472c4" w:themeColor="accent1"/>
+        </w:rPr>
+      </w:r>
+    </w:p>
+    <w:p>
+      <w:pPr>
+        <w:pBdr/>
+        <w:spacing/>
+        <w:ind/>
+        <w:rPr>
+          <w:color w:val="4472c4" w:themeColor="accent1"/>
+        </w:rPr>
+      </w:pPr>
+      <w:r>
+        <w:rPr>
+          <w:color w:val="4472c4" w:themeColor="accent1"/>
+          <w:lang w:val="en-US"/>
+        </w:rPr>
+        <w:t xml:space="preserve">filename[128]: pad naar het inputbestand vanuit argv.</w:t>
+      </w:r>
+      <w:r>
+        <w:rPr>
+          <w:color w:val="4472c4" w:themeColor="accent1"/>
+        </w:rPr>
+      </w:r>
+    </w:p>
+    <w:p>
+      <w:pPr>
+        <w:pBdr/>
+        <w:spacing/>
+        <w:ind/>
+        <w:rPr>
+          <w:color w:val="4472c4" w:themeColor="accent1"/>
+        </w:rPr>
+      </w:pPr>
+      <w:r>
+        <w:rPr>
+          <w:color w:val="4472c4" w:themeColor="accent1"/>
+          <w:lang w:val="en-US"/>
+        </w:rPr>
+        <w:t xml:space="preserve">order_datum[12]: huidige datum in formaat yyyy-mm-dd.</w:t>
+      </w:r>
+      <w:r>
+        <w:rPr>
+          <w:color w:val="4472c4" w:themeColor="accent1"/>
+        </w:rPr>
+      </w:r>
+    </w:p>
+    <w:p>
+      <w:pPr>
+        <w:pBdr/>
+        <w:spacing/>
+        <w:ind/>
+        <w:rPr>
+          <w:color w:val="4472c4" w:themeColor="accent1"/>
+        </w:rPr>
+      </w:pPr>
+      <w:r>
+        <w:rPr>
+          <w:color w:val="4472c4" w:themeColor="accent1"/>
+          <w:lang w:val="en-US"/>
+        </w:rPr>
+        <w:t xml:space="preserve">buffer[20], buffer2[20]: tijdelijke buffers voor inlezen met fscanf.</w:t>
+      </w:r>
+      <w:r>
+        <w:rPr>
+          <w:color w:val="4472c4" w:themeColor="accent1"/>
+        </w:rPr>
+      </w:r>
+    </w:p>
+    <w:p>
+      <w:pPr>
+        <w:pBdr/>
+        <w:spacing/>
+        <w:ind/>
+        <w:rPr>
+          <w:color w:val="4472c4" w:themeColor="accent1"/>
+        </w:rPr>
+      </w:pPr>
+      <w:r>
+        <w:rPr>
+          <w:color w:val="4472c4" w:themeColor="accent1"/>
+          <w:lang w:val="en-US"/>
+        </w:rPr>
+        <w:t xml:space="preserve">klantnr[16]: klantnummer uit het bestand.</w:t>
+      </w:r>
+      <w:r>
+        <w:rPr>
+          <w:color w:val="4472c4" w:themeColor="accent1"/>
+        </w:rPr>
+      </w:r>
+    </w:p>
+    <w:p>
+      <w:pPr>
+        <w:pBdr/>
+        <w:spacing/>
+        <w:ind/>
+        <w:rPr>
+          <w:color w:val="4472c4" w:themeColor="accent1"/>
+        </w:rPr>
+      </w:pPr>
+      <w:r>
+        <w:rPr>
+          <w:color w:val="4472c4" w:themeColor="accent1"/>
+          <w:lang w:val="en-US"/>
+        </w:rPr>
+        <w:t xml:space="preserve">incassorekening[10]: krijgt bekend of onbekend.</w:t>
+      </w:r>
+      <w:r>
+        <w:rPr>
+          <w:color w:val="4472c4" w:themeColor="accent1"/>
+        </w:rPr>
+      </w:r>
+    </w:p>
+    <w:p>
+      <w:pPr>
+        <w:pBdr/>
+        <w:spacing/>
+        <w:ind/>
+        <w:rPr>
+          <w:color w:val="4472c4" w:themeColor="accent1"/>
+        </w:rPr>
+      </w:pPr>
+      <w:r>
+        <w:rPr>
+          <w:color w:val="4472c4" w:themeColor="accent1"/>
+          <w:lang w:val="en-US"/>
+        </w:rPr>
+        <w:t xml:space="preserve">klant_geverifieerd: 1 als klant gevonden is in hardcoded lijst, anders 0.</w:t>
+      </w:r>
+      <w:r>
+        <w:rPr>
+          <w:color w:val="4472c4" w:themeColor="accent1"/>
+        </w:rPr>
+      </w:r>
+    </w:p>
+    <w:p>
+      <w:pPr>
+        <w:pBdr/>
+        <w:spacing/>
+        <w:ind/>
+        <w:rPr>
+          <w:color w:val="4472c4" w:themeColor="accent1"/>
+        </w:rPr>
+      </w:pPr>
+      <w:r>
+        <w:rPr>
+          <w:color w:val="4472c4" w:themeColor="accent1"/>
+          <w:lang w:val="en-US"/>
+        </w:rPr>
+        <w:t xml:space="preserve">artikelnr[8], aantal: tijdelijke waarden per orderregel.</w:t>
+      </w:r>
+      <w:r>
+        <w:rPr>
+          <w:color w:val="4472c4" w:themeColor="accent1"/>
+        </w:rPr>
+      </w:r>
+    </w:p>
+    <w:p>
+      <w:pPr>
+        <w:pBdr/>
+        <w:spacing/>
+        <w:ind/>
+        <w:rPr>
+          <w:color w:val="4472c4" w:themeColor="accent1"/>
+        </w:rPr>
+      </w:pPr>
+      <w:r>
+        <w:rPr>
+          <w:color w:val="4472c4" w:themeColor="accent1"/>
+          <w:lang w:val="en-US"/>
+        </w:rPr>
+        <w:t xml:space="preserve">aantal_order_regels: teller voor aantal ingelezen regels.</w:t>
+      </w:r>
+      <w:r>
+        <w:rPr>
+          <w:color w:val="4472c4" w:themeColor="accent1"/>
+        </w:rPr>
+      </w:r>
+    </w:p>
+    <w:p>
+      <w:pPr>
+        <w:pBdr/>
+        <w:spacing/>
+        <w:ind/>
+        <w:rPr>
+          <w:color w:val="4472c4" w:themeColor="accent1"/>
+        </w:rPr>
+      </w:pPr>
+      <w:r>
+        <w:rPr>
+          <w:color w:val="4472c4" w:themeColor="accent1"/>
+          <w:lang w:val="en-US"/>
+        </w:rPr>
+        <w:t xml:space="preserve">prijs: eindbedrag via berekenPrijs.</w:t>
+      </w:r>
+      <w:r>
+        <w:rPr>
+          <w:color w:val="4472c4" w:themeColor="accent1"/>
+        </w:rPr>
+      </w:r>
+    </w:p>
+    <w:p>
+      <w:pPr>
+        <w:pBdr/>
+        <w:spacing/>
+        <w:ind/>
+        <w:rPr>
+          <w:color w:val="4472c4" w:themeColor="accent1"/>
+        </w:rPr>
+      </w:pPr>
+      <w:r>
+        <w:rPr>
+          <w:color w:val="4472c4" w:themeColor="accent1"/>
+          <w:lang w:val="en-US"/>
+        </w:rPr>
+        <w:t xml:space="preserve">Functioneel resultaat:</w:t>
+      </w:r>
+      <w:r>
+        <w:rPr>
+          <w:color w:val="4472c4" w:themeColor="accent1"/>
+        </w:rPr>
+      </w:r>
+    </w:p>
+    <w:p>
+      <w:pPr>
+        <w:pBdr/>
+        <w:spacing/>
+        <w:ind/>
+        <w:rPr>
+          <w:color w:val="4472c4" w:themeColor="accent1"/>
+        </w:rPr>
+      </w:pPr>
+      <w:r>
+        <w:rPr>
+          <w:color w:val="4472c4" w:themeColor="accent1"/>
+          <w:lang w:val="en-US"/>
+        </w:rPr>
+      </w:r>
+      <w:r>
+        <w:rPr>
+          <w:color w:val="4472c4" w:themeColor="accent1"/>
+        </w:rPr>
+      </w:r>
+    </w:p>
+    <w:p>
+      <w:pPr>
+        <w:pBdr/>
+        <w:spacing/>
+        <w:ind/>
+        <w:rPr>
+          <w:color w:val="4472c4" w:themeColor="accent1"/>
+        </w:rPr>
+      </w:pPr>
+      <w:r>
+        <w:rPr>
+          <w:color w:val="4472c4" w:themeColor="accent1"/>
+          <w:lang w:val="en-US"/>
+        </w:rPr>
+        <w:t xml:space="preserve">Onbekende klant: bestelling geannuleerd.</w:t>
+      </w:r>
+      <w:r>
+        <w:rPr>
+          <w:color w:val="4472c4" w:themeColor="accent1"/>
+        </w:rPr>
+      </w:r>
+    </w:p>
+    <w:p>
+      <w:pPr>
+        <w:pBdr/>
+        <w:spacing/>
+        <w:ind/>
+        <w:rPr>
+          <w:color w:val="4472c4" w:themeColor="accent1"/>
+        </w:rPr>
+      </w:pPr>
+      <w:r>
+        <w:rPr>
+          <w:color w:val="4472c4" w:themeColor="accent1"/>
+          <w:lang w:val="en-US"/>
+        </w:rPr>
+        <w:t xml:space="preserve">Bekende klant: order akkoord, datum + totaalprijs + incasso-info geprint.</w:t>
+      </w:r>
+      <w:r>
+        <w:rPr>
+          <w:color w:val="4472c4" w:themeColor="accent1"/>
+          <w:lang w:val="en-US"/>
+        </w:rPr>
+      </w:r>
+      <w:r>
+        <w:rPr>
+          <w:color w:val="4472c4" w:themeColor="accent1"/>
+        </w:rPr>
+      </w:r>
     </w:p>
     <w:p>
       <w:pPr>
@@ -967,7 +1314,9 @@
         <w:pBdr/>
         <w:spacing/>
         <w:ind/>
-        <w:rPr/>
+        <w:rPr>
+          <w:highlight w:val="none"/>
+        </w:rPr>
       </w:pPr>
       <w:r>
         <w:t xml:space="preserve">Maak een eigen order bestand die een overflow veroorzaakt in de code</w:t>
@@ -976,7 +1325,13 @@
         <w:t xml:space="preserve"> waardoor </w:t>
       </w:r>
       <w:r>
-        <w:t xml:space="preserve">het programma een verkeerde order_datum print</w:t>
+        <w:t xml:space="preserve">het programma een verkeerde order_</w:t>
+      </w:r>
+      <w:r>
+        <w:t xml:space="preserve">datum </w:t>
+      </w:r>
+      <w:r>
+        <w:t xml:space="preserve">print</w:t>
       </w:r>
       <w:r>
         <w:t xml:space="preserve">.  </w:t>
@@ -1011,6 +1366,66 @@
         <w:ind/>
         <w:rPr/>
       </w:pPr>
+      <w:r>
+        <w:rPr>
+          <w:highlight w:val="none"/>
+        </w:rPr>
+        <w:t xml:space="preserve">klantnr 1234</w:t>
+      </w:r>
+      <w:r/>
+    </w:p>
+    <w:p>
+      <w:pPr>
+        <w:pBdr/>
+        <w:spacing/>
+        <w:ind/>
+        <w:rPr/>
+      </w:pPr>
+      <w:r>
+        <w:rPr>
+          <w:highlight w:val="none"/>
+        </w:rPr>
+        <w:t xml:space="preserve">Artikelnr Aantal</w:t>
+      </w:r>
+      <w:r/>
+    </w:p>
+    <w:p>
+      <w:pPr>
+        <w:pBdr/>
+        <w:spacing/>
+        <w:ind/>
+        <w:rPr/>
+      </w:pPr>
+      <w:r>
+        <w:rPr>
+          <w:highlight w:val="none"/>
+        </w:rPr>
+        <w:t xml:space="preserve">BBBBBBBBBBBBBBBBBB2025-01-01 5</w:t>
+      </w:r>
+      <w:r/>
+      <w:r>
+        <w:rPr>
+          <w:highlight w:val="none"/>
+        </w:rPr>
+      </w:r>
+      <w:r>
+        <w:rPr>
+          <w:highlight w:val="none"/>
+        </w:rPr>
+      </w:r>
+      <w:r>
+        <w:rPr>
+          <w:highlight w:val="none"/>
+        </w:rPr>
+      </w:r>
+    </w:p>
+    <w:p>
+      <w:pPr>
+        <w:pBdr/>
+        <w:spacing/>
+        <w:ind/>
+        <w:rPr/>
+      </w:pPr>
       <w:r/>
       <w:r/>
     </w:p>
@@ -1294,6 +1709,9 @@
         <w:ind/>
         <w:rPr/>
       </w:pPr>
+      <w:r>
+        <w:t xml:space="preserve">if (!klant_geverifieerd) {</w:t>
+      </w:r>
       <w:r/>
       <w:r/>
     </w:p>
@@ -1305,13 +1723,17 @@
         <w:rPr/>
       </w:pPr>
       <w:r>
-        <w:t xml:space="preserve">Opdracht</w:t>
+        <w:t xml:space="preserve">    printf("Onbekende klant. Bestelling geannuleerd\n");</w:t>
       </w:r>
       <w:r>
-        <w:t xml:space="preserve"> 6:</w:t>
+        <w:br/>
       </w:r>
       <w:r>
-        <w:t xml:space="preserve"> </w:t>
+        <w:rPr>
+          <w:color w:val="4472c4" w:themeColor="accent1"/>
+          <w:lang w:val="en-US"/>
+        </w:rPr>
+        <w:t xml:space="preserve">    exit(404)</w:t>
       </w:r>
       <w:r/>
     </w:p>
@@ -1323,16 +1745,141 @@
         <w:rPr/>
       </w:pPr>
       <w:r>
-        <w:t xml:space="preserve">Laat zien dat je mbv een overflow een ander aantal kan bes</w:t>
+        <w:t xml:space="preserve">}</w:t>
+      </w:r>
+      <w:r/>
+      <w:r/>
+    </w:p>
+    <w:p>
+      <w:pPr>
+        <w:pBdr/>
+        <w:spacing/>
+        <w:ind/>
+        <w:rPr/>
+      </w:pPr>
+      <w:r>
+        <w:t xml:space="preserve">else {</w:t>
+      </w:r>
+      <w:r/>
+      <w:r/>
+    </w:p>
+    <w:p>
+      <w:pPr>
+        <w:pBdr/>
+        <w:spacing/>
+        <w:ind/>
+        <w:rPr/>
+      </w:pPr>
+      <w:r>
+        <w:t xml:space="preserve">    // Order wordt TOCH verwerkt!</w:t>
+      </w:r>
+      <w:r/>
+      <w:r/>
+    </w:p>
+    <w:p>
+      <w:pPr>
+        <w:pBdr/>
+        <w:spacing/>
+        <w:ind/>
+        <w:rPr/>
+      </w:pPr>
+      <w:r>
+        <w:t xml:space="preserve">    int prijs = berekenPrijs(bestelling, ...);</w:t>
+      </w:r>
+      <w:r/>
+      <w:r/>
+    </w:p>
+    <w:p>
+      <w:pPr>
+        <w:pBdr/>
+        <w:spacing/>
+        <w:ind/>
+        <w:rPr/>
+      </w:pPr>
+      <w:r>
+        <w:t xml:space="preserve">    printf("Order ok\n");</w:t>
+      </w:r>
+      <w:r/>
+      <w:r/>
+    </w:p>
+    <w:p>
+      <w:pPr>
+        <w:pBdr/>
+        <w:spacing/>
+        <w:ind/>
+        <w:rPr>
+          <w:highlight w:val="none"/>
+        </w:rPr>
+      </w:pPr>
+      <w:r>
+        <w:t xml:space="preserve">}</w:t>
       </w:r>
       <w:r>
-        <w:t xml:space="preserve">tellen</w:t>
+        <w:br/>
       </w:r>
       <w:r>
-        <w:t xml:space="preserve"> dan in het bestand staat</w:t>
+        <w:rPr>
+          <w:lang w:val="en-US"/>
+        </w:rPr>
+        <w:t xml:space="preserve">het moment dat de exit word uitgevoerd stop het programma direct</w:t>
       </w:r>
       <w:r>
-        <w:t xml:space="preserve">.</w:t>
+        <w:rPr>
+          <w:highlight w:val="none"/>
+        </w:rPr>
+      </w:r>
+      <w:r>
+        <w:rPr>
+          <w:highlight w:val="none"/>
+        </w:rPr>
+      </w:r>
+      <w:r>
+        <w:rPr>
+          <w:highlight w:val="none"/>
+        </w:rPr>
+      </w:r>
+      <w:r>
+        <w:rPr>
+          <w:highlight w:val="none"/>
+        </w:rPr>
+      </w:r>
+      <w:r>
+        <w:rPr>
+          <w:highlight w:val="none"/>
+        </w:rPr>
+      </w:r>
+      <w:r>
+        <w:rPr>
+          <w:highlight w:val="none"/>
+        </w:rPr>
+      </w:r>
+      <w:r>
+        <w:rPr>
+          <w:highlight w:val="none"/>
+        </w:rPr>
+      </w:r>
+    </w:p>
+    <w:p>
+      <w:pPr>
+        <w:pBdr/>
+        <w:spacing/>
+        <w:ind/>
+        <w:rPr/>
+      </w:pPr>
+      <w:r>
+        <w:t xml:space="preserve">Opdracht 6:</w:t>
+      </w:r>
+      <w:r/>
+    </w:p>
+    <w:p>
+      <w:pPr>
+        <w:pBdr/>
+        <w:spacing/>
+        <w:ind/>
+        <w:rPr/>
+      </w:pPr>
+      <w:r>
+        <w:t xml:space="preserve">Laat zien dat je mbv een overflow een ander aantal kan bestellen dan in het bestand staat.</w:t>
       </w:r>
       <w:r/>
     </w:p>
@@ -1356,11 +1903,22 @@
         <w:rPr/>
       </w:pPr>
       <w:r>
-        <w:t xml:space="preserve">NB: In visual studio kan je een bestand openen mbv een binairy editor. In een normale editor heb je niet </w:t>
+        <w:t xml:space="preserve">NB: In visual studio kan je een bestand openen mbv een binairy editor. In een normale editor heb je</w:t>
       </w:r>
+      <w:r/>
+    </w:p>
+    <w:p>
+      <w:pPr>
+        <w:pBdr/>
+        <w:spacing/>
+        <w:ind/>
+        <w:rPr/>
+      </w:pPr>
       <w:r>
-        <w:t xml:space="preserve">een toets voor iedere byte waarde</w:t>
+        <w:t xml:space="preserve">niet een toets voor iedere byte waard</w:t>
       </w:r>
+      <w:r/>
+      <w:r/>
       <w:r/>
     </w:p>
     <w:p>

--- a/Sec-Week-1/C security practicum 1.docx
+++ b/Sec-Week-1/C security practicum 1.docx
@@ -4,7 +4,7 @@
   <w:body>
     <w:p>
       <w:pPr>
-        <w:pStyle w:val="895"/>
+        <w:pStyle w:val="848"/>
         <w:pBdr/>
         <w:spacing/>
         <w:ind/>
@@ -27,7 +27,7 @@
     </w:p>
     <w:p>
       <w:pPr>
-        <w:pStyle w:val="895"/>
+        <w:pStyle w:val="848"/>
         <w:pBdr/>
         <w:spacing/>
         <w:ind/>
@@ -89,7 +89,7 @@
     </w:p>
     <w:p>
       <w:pPr>
-        <w:pStyle w:val="900"/>
+        <w:pStyle w:val="853"/>
         <w:numPr>
           <w:ilvl w:val="0"/>
           <w:numId w:val="4"/>
@@ -137,7 +137,7 @@
                         </pic:cNvPicPr>
                         <pic:nvPr/>
                       </pic:nvPicPr>
-                      <pic:blipFill rotWithShape="1">
+                      <pic:blipFill>
                         <a:blip r:embed="rId9"/>
                         <a:stretch/>
                       </pic:blipFill>
@@ -194,16 +194,17 @@
     </w:p>
     <w:p>
       <w:pPr>
-        <w:pStyle w:val="900"/>
-        <w:numPr>
-          <w:ilvl w:val="0"/>
-          <w:numId w:val="4"/>
-        </w:numPr>
-        <w:pBdr/>
-        <w:spacing/>
-        <w:ind/>
+        <w:pBdr/>
+        <w:spacing/>
+        <w:ind w:firstLine="0" w:left="0"/>
         <w:rPr/>
       </w:pPr>
+      <w:r>
+        <w:rPr>
+          <w:lang w:val="en-GB"/>
+        </w:rPr>
+        <w:t xml:space="preserve">B)  </w:t>
+      </w:r>
       <w:r>
         <w:t xml:space="preserve">Laat zien met welke “string” van de strcpy welke variabele wel of niet worden aangepast. Bereken de lengte van deze “string” waarbij iets wordt aangepast</w:t>
         <w:br/>
@@ -211,6 +212,85 @@
       </w:r>
       <w:r>
         <w:t xml:space="preserve">De functie strcpy kopieert een string naar een buffer totdat ook de nulterminator (\0) is meegekopieerd. Als de string langer is dan de buffer, worden ook gegevens op de stack van variabelen ernaast overschreven.</w:t>
+      </w:r>
+      <w:r>
+        <w:br/>
+      </w:r>
+      <w:r>
+        <w:t xml:space="preserve">Volgorde op stack (laag naar hoog adres):</w:t>
+      </w:r>
+      <w:r>
+        <w:br/>
+      </w:r>
+      <w:r/>
+      <w:r>
+        <w:t xml:space="preserve">filename[128]           (bytes 0-127)</w:t>
+      </w:r>
+      <w:r/>
+    </w:p>
+    <w:p>
+      <w:pPr>
+        <w:pStyle w:val="853"/>
+        <w:pBdr/>
+        <w:spacing/>
+        <w:ind/>
+        <w:rPr/>
+      </w:pPr>
+      <w:r>
+        <w:t xml:space="preserve">buffer[20]              (bytes 128-147)</w:t>
+      </w:r>
+      <w:r/>
+    </w:p>
+    <w:p>
+      <w:pPr>
+        <w:pStyle w:val="853"/>
+        <w:pBdr/>
+        <w:spacing/>
+        <w:ind/>
+        <w:rPr/>
+      </w:pPr>
+      <w:r>
+        <w:t xml:space="preserve">buffer2[20]             (bytes 148-167)</w:t>
+      </w:r>
+      <w:r/>
+    </w:p>
+    <w:p>
+      <w:pPr>
+        <w:pStyle w:val="853"/>
+        <w:pBdr/>
+        <w:spacing/>
+        <w:ind/>
+        <w:rPr/>
+      </w:pPr>
+      <w:r>
+        <w:t xml:space="preserve">klant_geverifieerd[4]   (bytes 168-171)</w:t>
+      </w:r>
+      <w:r/>
+    </w:p>
+    <w:p>
+      <w:pPr>
+        <w:pStyle w:val="853"/>
+        <w:pBdr/>
+        <w:spacing/>
+        <w:ind/>
+        <w:rPr/>
+      </w:pPr>
+      <w:r>
+        <w:t xml:space="preserve">klantnr[16]             (bytes 172-187)</w:t>
+      </w:r>
+      <w:r/>
+    </w:p>
+    <w:p>
+      <w:pPr>
+        <w:pStyle w:val="853"/>
+        <w:pBdr/>
+        <w:spacing/>
+        <w:ind/>
+        <w:rPr/>
+      </w:pPr>
+      <w:r/>
+      <w:r>
+        <w:t xml:space="preserve">incassorekening[10]     (bytes 188-197)</w:t>
       </w:r>
       <w:r>
         <w:br/>
@@ -230,20 +310,20 @@
                   <a:graphicData uri="http://schemas.openxmlformats.org/drawingml/2006/picture">
                     <pic:pic xmlns:pic="http://schemas.openxmlformats.org/drawingml/2006/picture">
                       <pic:nvPicPr>
-                        <pic:cNvPr id="895205978" name=""/>
+                        <pic:cNvPr id="1235626125" name=""/>
                         <pic:cNvPicPr>
                           <a:picLocks noChangeAspect="1"/>
                         </pic:cNvPicPr>
                         <pic:nvPr/>
                       </pic:nvPicPr>
-                      <pic:blipFill rotWithShape="1">
+                      <pic:blipFill>
                         <a:blip r:embed="rId10"/>
                         <a:stretch/>
                       </pic:blipFill>
                       <pic:spPr bwMode="auto">
                         <a:xfrm>
                           <a:off x="0" y="0"/>
-                          <a:ext cx="3857625" cy="1419224"/>
+                          <a:ext cx="3857625" cy="1419223"/>
                         </a:xfrm>
                         <a:prstGeom prst="rect">
                           <a:avLst/>
@@ -287,11 +367,295 @@
       <w:r>
         <w:br/>
       </w:r>
+      <w:r>
+        <w:t xml:space="preserve">Tabel - String lengte vs aangepaste variabelen:</w:t>
+      </w:r>
+      <w:r/>
       <w:r/>
     </w:p>
     <w:p>
       <w:pPr>
-        <w:pStyle w:val="900"/>
+        <w:pStyle w:val="853"/>
+        <w:pBdr/>
+        <w:spacing/>
+        <w:ind/>
+        <w:rPr/>
+      </w:pPr>
+      <w:r>
+        <w:t xml:space="preserve">String lengte</w:t>
+        <w:tab/>
+        <w:t xml:space="preserve">Null-terminator op byte</w:t>
+        <w:tab/>
+        <w:t xml:space="preserve">Variabelen aangepast</w:t>
+      </w:r>
+      <w:r/>
+    </w:p>
+    <w:p>
+      <w:pPr>
+        <w:pStyle w:val="853"/>
+        <w:pBdr/>
+        <w:spacing/>
+        <w:ind/>
+        <w:rPr/>
+      </w:pPr>
+      <w:r>
+        <w:t xml:space="preserve">≤ 128</w:t>
+        <w:tab/>
+        <w:t xml:space="preserve">Binnen filename</w:t>
+        <w:tab/>
+        <w:t xml:space="preserve">Geen</w:t>
+      </w:r>
+      <w:r/>
+    </w:p>
+    <w:p>
+      <w:pPr>
+        <w:pStyle w:val="853"/>
+        <w:pBdr/>
+        <w:spacing/>
+        <w:ind/>
+        <w:rPr/>
+      </w:pPr>
+      <w:r>
+        <w:t xml:space="preserve">129</w:t>
+        <w:tab/>
+        <w:t xml:space="preserve">129 (buffer[1])</w:t>
+        <w:tab/>
+        <w:t xml:space="preserve">buffer</w:t>
+      </w:r>
+      <w:r/>
+    </w:p>
+    <w:p>
+      <w:pPr>
+        <w:pStyle w:val="853"/>
+        <w:pBdr/>
+        <w:spacing/>
+        <w:ind/>
+        <w:rPr/>
+      </w:pPr>
+      <w:r>
+        <w:t xml:space="preserve">148</w:t>
+        <w:tab/>
+        <w:t xml:space="preserve">148 (buffer[20])</w:t>
+        <w:tab/>
+        <w:t xml:space="preserve">buffer</w:t>
+      </w:r>
+      <w:r/>
+    </w:p>
+    <w:p>
+      <w:pPr>
+        <w:pStyle w:val="853"/>
+        <w:pBdr/>
+        <w:spacing/>
+        <w:ind/>
+        <w:rPr/>
+      </w:pPr>
+      <w:r>
+        <w:t xml:space="preserve">149</w:t>
+        <w:tab/>
+        <w:t xml:space="preserve">149 (buffer2[1])</w:t>
+        <w:tab/>
+        <w:t xml:space="preserve">buffer + buffer2</w:t>
+      </w:r>
+      <w:r/>
+    </w:p>
+    <w:p>
+      <w:pPr>
+        <w:pStyle w:val="853"/>
+        <w:pBdr/>
+        <w:spacing/>
+        <w:ind/>
+        <w:rPr/>
+      </w:pPr>
+      <w:r>
+        <w:t xml:space="preserve">168</w:t>
+        <w:tab/>
+        <w:t xml:space="preserve">168 (buffer2[20])</w:t>
+        <w:tab/>
+        <w:t xml:space="preserve">buffer + buffer2</w:t>
+      </w:r>
+      <w:r/>
+    </w:p>
+    <w:p>
+      <w:pPr>
+        <w:pStyle w:val="853"/>
+        <w:pBdr/>
+        <w:spacing/>
+        <w:ind/>
+        <w:rPr/>
+      </w:pPr>
+      <w:r>
+        <w:t xml:space="preserve">169</w:t>
+        <w:tab/>
+        <w:t xml:space="preserve">169 (klant_geverifieerd[1])</w:t>
+        <w:tab/>
+        <w:t xml:space="preserve">buffer + buffer2 + klant_geverifieerd</w:t>
+      </w:r>
+      <w:r/>
+    </w:p>
+    <w:p>
+      <w:pPr>
+        <w:pStyle w:val="853"/>
+        <w:pBdr/>
+        <w:spacing/>
+        <w:ind/>
+        <w:rPr/>
+      </w:pPr>
+      <w:r>
+        <w:t xml:space="preserve">172</w:t>
+        <w:tab/>
+        <w:t xml:space="preserve">172 (klant_geverifieerd[4])</w:t>
+        <w:tab/>
+        <w:t xml:space="preserve">buffer + buffer2 + klant_geverifieerd</w:t>
+      </w:r>
+      <w:r/>
+    </w:p>
+    <w:p>
+      <w:pPr>
+        <w:pStyle w:val="853"/>
+        <w:pBdr/>
+        <w:spacing/>
+        <w:ind/>
+        <w:rPr/>
+      </w:pPr>
+      <w:r>
+        <w:t xml:space="preserve">173</w:t>
+        <w:tab/>
+        <w:t xml:space="preserve">173 (klantnr[1])</w:t>
+        <w:tab/>
+        <w:t xml:space="preserve">buffer + buffer2 + klant_geverifieerd + klantnr</w:t>
+      </w:r>
+      <w:r/>
+    </w:p>
+    <w:p>
+      <w:pPr>
+        <w:pStyle w:val="853"/>
+        <w:pBdr/>
+        <w:spacing/>
+        <w:ind/>
+        <w:rPr/>
+      </w:pPr>
+      <w:r>
+        <w:t xml:space="preserve">188</w:t>
+        <w:tab/>
+        <w:t xml:space="preserve">188 (klantnr[16])</w:t>
+        <w:tab/>
+        <w:t xml:space="preserve">buffer + buffer2 + klant_geverifieerd + klantnr</w:t>
+      </w:r>
+      <w:r/>
+    </w:p>
+    <w:p>
+      <w:pPr>
+        <w:pStyle w:val="853"/>
+        <w:pBdr/>
+        <w:spacing/>
+        <w:ind/>
+        <w:rPr/>
+      </w:pPr>
+      <w:r>
+        <w:t xml:space="preserve">189</w:t>
+        <w:tab/>
+        <w:t xml:space="preserve">189 (incassorekening[1])</w:t>
+        <w:tab/>
+        <w:t xml:space="preserve">buffer + buffer2 + klant_geverifieerd + klantnr + incassorekening</w:t>
+      </w:r>
+      <w:r/>
+    </w:p>
+    <w:p>
+      <w:pPr>
+        <w:pStyle w:val="853"/>
+        <w:pBdr/>
+        <w:spacing/>
+        <w:ind/>
+        <w:rPr/>
+      </w:pPr>
+      <w:r>
+        <w:t xml:space="preserve">Minimale lengte voor overflow naar volgende variabele:</w:t>
+      </w:r>
+      <w:r/>
+    </w:p>
+    <w:p>
+      <w:pPr>
+        <w:pStyle w:val="853"/>
+        <w:pBdr/>
+        <w:spacing/>
+        <w:ind/>
+        <w:rPr/>
+      </w:pPr>
+      <w:r>
+        <w:t xml:space="preserve">•</w:t>
+        <w:tab/>
+        <w:t xml:space="preserve">129 bytes: buffer aangepast</w:t>
+      </w:r>
+      <w:r/>
+    </w:p>
+    <w:p>
+      <w:pPr>
+        <w:pStyle w:val="853"/>
+        <w:pBdr/>
+        <w:spacing/>
+        <w:ind/>
+        <w:rPr/>
+      </w:pPr>
+      <w:r>
+        <w:t xml:space="preserve">•</w:t>
+        <w:tab/>
+        <w:t xml:space="preserve">149 bytes: buffer2 aangepast</w:t>
+      </w:r>
+      <w:r/>
+    </w:p>
+    <w:p>
+      <w:pPr>
+        <w:pStyle w:val="853"/>
+        <w:pBdr/>
+        <w:spacing/>
+        <w:ind/>
+        <w:rPr/>
+      </w:pPr>
+      <w:r>
+        <w:t xml:space="preserve">•</w:t>
+        <w:tab/>
+        <w:t xml:space="preserve">169 bytes: klant_geverifieerd aangepast</w:t>
+      </w:r>
+      <w:r/>
+    </w:p>
+    <w:p>
+      <w:pPr>
+        <w:pStyle w:val="853"/>
+        <w:pBdr/>
+        <w:spacing/>
+        <w:ind/>
+        <w:rPr/>
+      </w:pPr>
+      <w:r>
+        <w:t xml:space="preserve">•</w:t>
+        <w:tab/>
+        <w:t xml:space="preserve">173 bytes: klantnr aangepast</w:t>
+      </w:r>
+      <w:r/>
+    </w:p>
+    <w:p>
+      <w:pPr>
+        <w:pBdr/>
+        <w:spacing/>
+        <w:ind w:firstLine="0" w:left="720"/>
+        <w:rPr/>
+      </w:pPr>
+      <w:r>
+        <w:t xml:space="preserve">•</w:t>
+        <w:tab/>
+        <w:t xml:space="preserve">189 bytes: incassorekening aangepast</w:t>
+      </w:r>
+      <w:r/>
+      <w:r>
+        <w:br/>
+        <w:br/>
+      </w:r>
+      <w:r/>
+      <w:r/>
+    </w:p>
+    <w:p>
+      <w:pPr>
+        <w:pStyle w:val="853"/>
         <w:numPr>
           <w:ilvl w:val="0"/>
           <w:numId w:val="4"/>
@@ -326,7 +690,7 @@
                         </pic:cNvPicPr>
                         <pic:nvPr/>
                       </pic:nvPicPr>
-                      <pic:blipFill rotWithShape="1">
+                      <pic:blipFill>
                         <a:blip r:embed="rId11"/>
                         <a:stretch/>
                       </pic:blipFill>
@@ -396,7 +760,7 @@
                         </pic:cNvPicPr>
                         <pic:nvPr/>
                       </pic:nvPicPr>
-                      <pic:blipFill rotWithShape="1">
+                      <pic:blipFill>
                         <a:blip r:embed="rId12"/>
                         <a:stretch/>
                       </pic:blipFill>
@@ -448,7 +812,7 @@
     </w:p>
     <w:p>
       <w:pPr>
-        <w:pStyle w:val="900"/>
+        <w:pStyle w:val="853"/>
         <w:numPr>
           <w:ilvl w:val="0"/>
           <w:numId w:val="4"/>
@@ -519,7 +883,7 @@
                         </pic:cNvPicPr>
                         <pic:nvPr/>
                       </pic:nvPicPr>
-                      <pic:blipFill rotWithShape="1">
+                      <pic:blipFill>
                         <a:blip r:embed="rId13"/>
                         <a:stretch/>
                       </pic:blipFill>
@@ -576,7 +940,7 @@
     </w:p>
     <w:p>
       <w:pPr>
-        <w:pStyle w:val="900"/>
+        <w:pStyle w:val="853"/>
         <w:numPr>
           <w:ilvl w:val="0"/>
           <w:numId w:val="4"/>
@@ -596,7 +960,7 @@
     </w:p>
     <w:p>
       <w:pPr>
-        <w:pStyle w:val="900"/>
+        <w:pStyle w:val="853"/>
         <w:numPr>
           <w:ilvl w:val="0"/>
           <w:numId w:val="4"/>
@@ -613,7 +977,7 @@
     </w:p>
     <w:p>
       <w:pPr>
-        <w:pStyle w:val="900"/>
+        <w:pStyle w:val="853"/>
         <w:pBdr/>
         <w:spacing/>
         <w:ind/>
@@ -630,7 +994,7 @@
     </w:p>
     <w:p>
       <w:pPr>
-        <w:pStyle w:val="900"/>
+        <w:pStyle w:val="853"/>
         <w:pBdr/>
         <w:spacing/>
         <w:ind/>
@@ -643,7 +1007,7 @@
     </w:p>
     <w:p>
       <w:pPr>
-        <w:pStyle w:val="900"/>
+        <w:pStyle w:val="853"/>
         <w:pBdr/>
         <w:spacing/>
         <w:ind/>
@@ -656,7 +1020,7 @@
     </w:p>
     <w:p>
       <w:pPr>
-        <w:pStyle w:val="900"/>
+        <w:pStyle w:val="853"/>
         <w:pBdr/>
         <w:spacing/>
         <w:ind/>
@@ -669,7 +1033,7 @@
     </w:p>
     <w:p>
       <w:pPr>
-        <w:pStyle w:val="900"/>
+        <w:pStyle w:val="853"/>
         <w:pBdr/>
         <w:spacing/>
         <w:ind/>
@@ -682,7 +1046,7 @@
     </w:p>
     <w:p>
       <w:pPr>
-        <w:pStyle w:val="900"/>
+        <w:pStyle w:val="853"/>
         <w:pBdr/>
         <w:spacing/>
         <w:ind/>
@@ -729,7 +1093,7 @@
                         </pic:cNvPicPr>
                         <pic:nvPr/>
                       </pic:nvPicPr>
-                      <pic:blipFill rotWithShape="1">
+                      <pic:blipFill>
                         <a:blip r:embed="rId14"/>
                         <a:stretch/>
                       </pic:blipFill>
@@ -958,6 +1322,11 @@
           <w:color w:val="4472c4" w:themeColor="accent1"/>
         </w:rPr>
       </w:r>
+      <w:r>
+        <w:rPr>
+          <w:color w:val="4472c4" w:themeColor="accent1"/>
+        </w:rPr>
+      </w:r>
     </w:p>
     <w:p>
       <w:pPr>
@@ -980,6 +1349,11 @@
           <w:color w:val="4472c4" w:themeColor="accent1"/>
         </w:rPr>
       </w:r>
+      <w:r>
+        <w:rPr>
+          <w:color w:val="4472c4" w:themeColor="accent1"/>
+        </w:rPr>
+      </w:r>
     </w:p>
     <w:p>
       <w:pPr>
@@ -1002,6 +1376,11 @@
           <w:color w:val="4472c4" w:themeColor="accent1"/>
         </w:rPr>
       </w:r>
+      <w:r>
+        <w:rPr>
+          <w:color w:val="4472c4" w:themeColor="accent1"/>
+        </w:rPr>
+      </w:r>
     </w:p>
     <w:p>
       <w:pPr>
@@ -1024,6 +1403,11 @@
           <w:color w:val="4472c4" w:themeColor="accent1"/>
         </w:rPr>
       </w:r>
+      <w:r>
+        <w:rPr>
+          <w:color w:val="4472c4" w:themeColor="accent1"/>
+        </w:rPr>
+      </w:r>
     </w:p>
     <w:p>
       <w:pPr>
@@ -1046,6 +1430,11 @@
           <w:color w:val="4472c4" w:themeColor="accent1"/>
         </w:rPr>
       </w:r>
+      <w:r>
+        <w:rPr>
+          <w:color w:val="4472c4" w:themeColor="accent1"/>
+        </w:rPr>
+      </w:r>
     </w:p>
     <w:p>
       <w:pPr>
@@ -1068,6 +1457,11 @@
           <w:color w:val="4472c4" w:themeColor="accent1"/>
         </w:rPr>
       </w:r>
+      <w:r>
+        <w:rPr>
+          <w:color w:val="4472c4" w:themeColor="accent1"/>
+        </w:rPr>
+      </w:r>
     </w:p>
     <w:p>
       <w:pPr>
@@ -1090,6 +1484,11 @@
           <w:color w:val="4472c4" w:themeColor="accent1"/>
         </w:rPr>
       </w:r>
+      <w:r>
+        <w:rPr>
+          <w:color w:val="4472c4" w:themeColor="accent1"/>
+        </w:rPr>
+      </w:r>
     </w:p>
     <w:p>
       <w:pPr>
@@ -1112,6 +1511,11 @@
           <w:color w:val="4472c4" w:themeColor="accent1"/>
         </w:rPr>
       </w:r>
+      <w:r>
+        <w:rPr>
+          <w:color w:val="4472c4" w:themeColor="accent1"/>
+        </w:rPr>
+      </w:r>
     </w:p>
     <w:p>
       <w:pPr>
@@ -1134,6 +1538,11 @@
           <w:color w:val="4472c4" w:themeColor="accent1"/>
         </w:rPr>
       </w:r>
+      <w:r>
+        <w:rPr>
+          <w:color w:val="4472c4" w:themeColor="accent1"/>
+        </w:rPr>
+      </w:r>
     </w:p>
     <w:p>
       <w:pPr>
@@ -1156,6 +1565,11 @@
           <w:color w:val="4472c4" w:themeColor="accent1"/>
         </w:rPr>
       </w:r>
+      <w:r>
+        <w:rPr>
+          <w:color w:val="4472c4" w:themeColor="accent1"/>
+        </w:rPr>
+      </w:r>
     </w:p>
     <w:p>
       <w:pPr>
@@ -1178,6 +1592,11 @@
           <w:color w:val="4472c4" w:themeColor="accent1"/>
         </w:rPr>
       </w:r>
+      <w:r>
+        <w:rPr>
+          <w:color w:val="4472c4" w:themeColor="accent1"/>
+        </w:rPr>
+      </w:r>
     </w:p>
     <w:p>
       <w:pPr>
@@ -1200,6 +1619,11 @@
           <w:color w:val="4472c4" w:themeColor="accent1"/>
         </w:rPr>
       </w:r>
+      <w:r>
+        <w:rPr>
+          <w:color w:val="4472c4" w:themeColor="accent1"/>
+        </w:rPr>
+      </w:r>
     </w:p>
     <w:p>
       <w:pPr>
@@ -1222,6 +1646,11 @@
           <w:color w:val="4472c4" w:themeColor="accent1"/>
         </w:rPr>
       </w:r>
+      <w:r>
+        <w:rPr>
+          <w:color w:val="4472c4" w:themeColor="accent1"/>
+        </w:rPr>
+      </w:r>
     </w:p>
     <w:p>
       <w:pPr>
@@ -1236,6 +1665,11 @@
         <w:rPr>
           <w:color w:val="4472c4" w:themeColor="accent1"/>
           <w:lang w:val="en-US"/>
+        </w:rPr>
+      </w:r>
+      <w:r>
+        <w:rPr>
+          <w:color w:val="4472c4" w:themeColor="accent1"/>
         </w:rPr>
       </w:r>
       <w:r>
@@ -1265,6 +1699,11 @@
           <w:color w:val="4472c4" w:themeColor="accent1"/>
         </w:rPr>
       </w:r>
+      <w:r>
+        <w:rPr>
+          <w:color w:val="4472c4" w:themeColor="accent1"/>
+        </w:rPr>
+      </w:r>
     </w:p>
     <w:p>
       <w:pPr>
@@ -1285,7 +1724,6 @@
       <w:r>
         <w:rPr>
           <w:color w:val="4472c4" w:themeColor="accent1"/>
-          <w:lang w:val="en-US"/>
         </w:rPr>
       </w:r>
       <w:r>
@@ -1357,57 +1795,278 @@
       <w:r>
         <w:t xml:space="preserve"> aanpast.</w:t>
       </w:r>
-      <w:r/>
-    </w:p>
-    <w:p>
-      <w:pPr>
-        <w:pBdr/>
-        <w:spacing/>
-        <w:ind/>
-        <w:rPr/>
-      </w:pPr>
       <w:r>
         <w:rPr>
           <w:highlight w:val="none"/>
         </w:rPr>
+      </w:r>
+    </w:p>
+    <w:p>
+      <w:pPr>
+        <w:pBdr/>
+        <w:spacing/>
+        <w:ind/>
+        <w:rPr>
+          <w:color w:val="4472c4" w:themeColor="accent1"/>
+        </w:rPr>
+      </w:pPr>
+      <w:r>
+        <w:rPr>
+          <w:color w:val="4472c4" w:themeColor="accent1"/>
+          <w:highlight w:val="none"/>
+        </w:rPr>
         <w:t xml:space="preserve">klantnr 1234</w:t>
       </w:r>
-      <w:r/>
+      <w:r>
+        <w:rPr>
+          <w:color w:val="4472c4" w:themeColor="accent1"/>
+        </w:rPr>
+      </w:r>
     </w:p>
     <w:p>
       <w:pPr>
         <w:pBdr/>
         <w:spacing/>
         <w:ind/>
-        <w:rPr/>
+        <w:rPr>
+          <w:color w:val="4472c4" w:themeColor="accent1"/>
+        </w:rPr>
       </w:pPr>
       <w:r>
         <w:rPr>
+          <w:color w:val="4472c4" w:themeColor="accent1"/>
           <w:highlight w:val="none"/>
         </w:rPr>
         <w:t xml:space="preserve">Artikelnr Aantal</w:t>
       </w:r>
-      <w:r/>
+      <w:r>
+        <w:rPr>
+          <w:color w:val="4472c4" w:themeColor="accent1"/>
+        </w:rPr>
+      </w:r>
     </w:p>
     <w:p>
       <w:pPr>
         <w:pBdr/>
         <w:spacing/>
         <w:ind/>
-        <w:rPr/>
+        <w:rPr>
+          <w:color w:val="4472c4" w:themeColor="accent1"/>
+        </w:rPr>
       </w:pPr>
       <w:r>
         <w:rPr>
+          <w:color w:val="4472c4" w:themeColor="accent1"/>
           <w:highlight w:val="none"/>
         </w:rPr>
         <w:t xml:space="preserve">BBBBBBBBBBBBBBBBBB2025-01-01 5</w:t>
+      </w:r>
+      <w:r>
+        <w:rPr>
+          <w:color w:val="4472c4" w:themeColor="accent1"/>
+          <w:highlight w:val="none"/>
+        </w:rPr>
+      </w:r>
+      <w:r>
+        <w:rPr>
+          <w:color w:val="4472c4" w:themeColor="accent1"/>
+        </w:rPr>
+      </w:r>
+    </w:p>
+    <w:p>
+      <w:pPr>
+        <w:pBdr/>
+        <w:spacing/>
+        <w:ind/>
+        <w:rPr/>
+      </w:pPr>
+      <w:r>
+        <w:rPr>
+          <w:lang w:val="en-GB"/>
+        </w:rPr>
+      </w:r>
+      <w:r/>
+      <w:r>
+        <mc:AlternateContent>
+          <mc:Choice Requires="wpg">
+            <w:drawing>
+              <wp:inline xmlns:wp="http://schemas.openxmlformats.org/drawingml/2006/wordprocessingDrawing" distT="0" distB="0" distL="0" distR="0">
+                <wp:extent cx="5731510" cy="1044846"/>
+                <wp:effectExtent l="0" t="0" r="0" b="0"/>
+                <wp:docPr id="7" name=""/>
+                <wp:cNvGraphicFramePr>
+                  <a:graphicFrameLocks xmlns:a="http://schemas.openxmlformats.org/drawingml/2006/main" noChangeAspect="1"/>
+                </wp:cNvGraphicFramePr>
+                <a:graphic xmlns:a="http://schemas.openxmlformats.org/drawingml/2006/main">
+                  <a:graphicData uri="http://schemas.openxmlformats.org/drawingml/2006/picture">
+                    <pic:pic xmlns:pic="http://schemas.openxmlformats.org/drawingml/2006/picture">
+                      <pic:nvPicPr>
+                        <pic:cNvPr id="38141314" name=""/>
+                        <pic:cNvPicPr>
+                          <a:picLocks noChangeAspect="1"/>
+                        </pic:cNvPicPr>
+                        <pic:nvPr/>
+                      </pic:nvPicPr>
+                      <pic:blipFill>
+                        <a:blip r:embed="rId15"/>
+                        <a:stretch/>
+                      </pic:blipFill>
+                      <pic:spPr bwMode="auto">
+                        <a:xfrm>
+                          <a:off x="0" y="0"/>
+                          <a:ext cx="5731509" cy="1044845"/>
+                        </a:xfrm>
+                        <a:prstGeom prst="rect">
+                          <a:avLst/>
+                        </a:prstGeom>
+                      </pic:spPr>
+                    </pic:pic>
+                  </a:graphicData>
+                </a:graphic>
+              </wp:inline>
+            </w:drawing>
+          </mc:Choice>
+          <mc:Fallback>
+            <w:pict>
+              <v:shapetype id="_x0000_t75" coordsize="21600,21600" o:spt="75" o:preferrelative="t" path="m@4@5l@4@11@9@11@9@5xe" filled="f" stroked="f">
+                <v:stroke joinstyle="miter"/>
+                <v:formulas>
+                  <v:f eqn="if lineDrawn pixelLineWidth 0"/>
+                  <v:f eqn="sum @0 1 0"/>
+                  <v:f eqn="sum 0 0 @1"/>
+                  <v:f eqn="prod @2 1 2"/>
+                  <v:f eqn="prod @3 21600 pixelWidth"/>
+                  <v:f eqn="prod @3 21600 pixelHeight"/>
+                  <v:f eqn="sum @0 0 1"/>
+                  <v:f eqn="prod @6 1 2"/>
+                  <v:f eqn="prod @7 21600 pixelWidth"/>
+                  <v:f eqn="sum @8 21600 0"/>
+                  <v:f eqn="prod @7 21600 pixelHeight"/>
+                  <v:f eqn="sum @10 21600 0"/>
+                </v:formulas>
+                <v:path o:extrusionok="f" gradientshapeok="t" o:connecttype="rect"/>
+                <o:lock v:ext="edit" aspectratio="t"/>
+              </v:shapetype>
+              <v:shape id="_x0000_i6" o:spid="_x0000_s6" type="#_x0000_t75" style="width:451.30pt;height:82.27pt;mso-wrap-distance-left:0.00pt;mso-wrap-distance-top:0.00pt;mso-wrap-distance-right:0.00pt;mso-wrap-distance-bottom:0.00pt;z-index:1;" stroked="false">
+                <v:imagedata r:id="rId15" o:title=""/>
+                <o:lock v:ext="edit" rotation="t"/>
+              </v:shape>
+            </w:pict>
+          </mc:Fallback>
+        </mc:AlternateContent>
       </w:r>
       <w:r/>
       <w:r>
         <w:rPr>
           <w:highlight w:val="none"/>
+          <w:lang w:val="en-GB"/>
         </w:rPr>
       </w:r>
+      <w:r>
+        <w:rPr>
+          <w:highlight w:val="none"/>
+          <w:lang w:val="en-GB"/>
+        </w:rPr>
+      </w:r>
+      <w:r/>
+    </w:p>
+    <w:p>
+      <w:pPr>
+        <w:pBdr/>
+        <w:spacing/>
+        <w:ind/>
+        <w:rPr>
+          <w:highlight w:val="none"/>
+          <w:lang w:val="en-GB"/>
+        </w:rPr>
+      </w:pPr>
+      <w:r/>
+      <w:r>
+        <mc:AlternateContent>
+          <mc:Choice Requires="wpg">
+            <w:drawing>
+              <wp:inline xmlns:wp="http://schemas.openxmlformats.org/drawingml/2006/wordprocessingDrawing" distT="0" distB="0" distL="0" distR="0">
+                <wp:extent cx="5731510" cy="551178"/>
+                <wp:effectExtent l="0" t="0" r="0" b="0"/>
+                <wp:docPr id="8" name=""/>
+                <wp:cNvGraphicFramePr>
+                  <a:graphicFrameLocks xmlns:a="http://schemas.openxmlformats.org/drawingml/2006/main" noChangeAspect="1"/>
+                </wp:cNvGraphicFramePr>
+                <a:graphic xmlns:a="http://schemas.openxmlformats.org/drawingml/2006/main">
+                  <a:graphicData uri="http://schemas.openxmlformats.org/drawingml/2006/picture">
+                    <pic:pic xmlns:pic="http://schemas.openxmlformats.org/drawingml/2006/picture">
+                      <pic:nvPicPr>
+                        <pic:cNvPr id="245154130" name=""/>
+                        <pic:cNvPicPr>
+                          <a:picLocks noChangeAspect="1"/>
+                        </pic:cNvPicPr>
+                        <pic:nvPr/>
+                      </pic:nvPicPr>
+                      <pic:blipFill>
+                        <a:blip r:embed="rId16"/>
+                        <a:stretch/>
+                      </pic:blipFill>
+                      <pic:spPr bwMode="auto">
+                        <a:xfrm>
+                          <a:off x="0" y="0"/>
+                          <a:ext cx="5731509" cy="551178"/>
+                        </a:xfrm>
+                        <a:prstGeom prst="rect">
+                          <a:avLst/>
+                        </a:prstGeom>
+                      </pic:spPr>
+                    </pic:pic>
+                  </a:graphicData>
+                </a:graphic>
+              </wp:inline>
+            </w:drawing>
+          </mc:Choice>
+          <mc:Fallback>
+            <w:pict>
+              <v:shapetype id="_x0000_t75" coordsize="21600,21600" o:spt="75" o:preferrelative="t" path="m@4@5l@4@11@9@11@9@5xe" filled="f" stroked="f">
+                <v:stroke joinstyle="miter"/>
+                <v:formulas>
+                  <v:f eqn="if lineDrawn pixelLineWidth 0"/>
+                  <v:f eqn="sum @0 1 0"/>
+                  <v:f eqn="sum 0 0 @1"/>
+                  <v:f eqn="prod @2 1 2"/>
+                  <v:f eqn="prod @3 21600 pixelWidth"/>
+                  <v:f eqn="prod @3 21600 pixelHeight"/>
+                  <v:f eqn="sum @0 0 1"/>
+                  <v:f eqn="prod @6 1 2"/>
+                  <v:f eqn="prod @7 21600 pixelWidth"/>
+                  <v:f eqn="sum @8 21600 0"/>
+                  <v:f eqn="prod @7 21600 pixelHeight"/>
+                  <v:f eqn="sum @10 21600 0"/>
+                </v:formulas>
+                <v:path o:extrusionok="f" gradientshapeok="t" o:connecttype="rect"/>
+                <o:lock v:ext="edit" aspectratio="t"/>
+              </v:shapetype>
+              <v:shape id="_x0000_i7" o:spid="_x0000_s7" type="#_x0000_t75" style="width:451.30pt;height:43.40pt;mso-wrap-distance-left:0.00pt;mso-wrap-distance-top:0.00pt;mso-wrap-distance-right:0.00pt;mso-wrap-distance-bottom:0.00pt;z-index:1;" stroked="false">
+                <v:imagedata r:id="rId16" o:title=""/>
+                <o:lock v:ext="edit" rotation="t"/>
+              </v:shape>
+            </w:pict>
+          </mc:Fallback>
+        </mc:AlternateContent>
+      </w:r>
+      <w:r/>
+      <w:r>
+        <w:rPr>
+          <w:lang w:val="en-GB"/>
+        </w:rPr>
+        <w:br/>
+      </w:r>
+      <w:r/>
+      <w:r/>
+    </w:p>
+    <w:p>
+      <w:pPr>
+        <w:pBdr/>
+        <w:spacing/>
+        <w:ind/>
+        <w:rPr/>
+      </w:pPr>
       <w:r>
         <w:rPr>
           <w:highlight w:val="none"/>
@@ -1424,17 +2083,9 @@
         <w:pBdr/>
         <w:spacing/>
         <w:ind/>
-        <w:rPr/>
-      </w:pPr>
-      <w:r/>
-      <w:r/>
-    </w:p>
-    <w:p>
-      <w:pPr>
-        <w:pBdr/>
-        <w:spacing/>
-        <w:ind/>
-        <w:rPr/>
+        <w:rPr>
+          <w:highlight w:val="none"/>
+        </w:rPr>
       </w:pPr>
       <w:r>
         <w:t xml:space="preserve">Opdracht</w:t>
@@ -1473,8 +2124,159 @@
         <w:pBdr/>
         <w:spacing/>
         <w:ind/>
+        <w:rPr>
+          <w:rFonts w:ascii="Calibri" w:hAnsi="Calibri" w:cs="Calibri"/>
+          <w:color w:val="4472c4" w:themeColor="accent1"/>
+          <w:sz w:val="22"/>
+          <w:szCs w:val="22"/>
+        </w:rPr>
+      </w:pPr>
+      <w:r>
+        <w:rPr>
+          <w:rFonts w:ascii="Calibri" w:hAnsi="Calibri" w:eastAsia="Calibri" w:cs="Calibri"/>
+          <w:color w:val="4472c4" w:themeColor="accent1"/>
+          <w:sz w:val="22"/>
+          <w:szCs w:val="22"/>
+          <w:lang w:val="en-GB"/>
+        </w:rPr>
+        <w:t xml:space="preserve">Verander</w:t>
+      </w:r>
+      <w:r>
+        <w:rPr>
+          <w:rFonts w:ascii="Calibri" w:hAnsi="Calibri" w:eastAsia="Calibri" w:cs="Calibri"/>
+          <w:color w:val="4472c4" w:themeColor="accent1"/>
+          <w:sz w:val="22"/>
+          <w:szCs w:val="22"/>
+        </w:rPr>
+      </w:r>
+    </w:p>
+    <w:p>
+      <w:pPr>
+        <w:pBdr/>
+        <w:spacing/>
+        <w:ind/>
+        <w:rPr>
+          <w:rFonts w:ascii="Calibri" w:hAnsi="Calibri" w:cs="Calibri"/>
+          <w:color w:val="4472c4" w:themeColor="accent1"/>
+          <w:sz w:val="22"/>
+          <w:szCs w:val="22"/>
+        </w:rPr>
+      </w:pPr>
+      <w:r>
+        <w:rPr>
+          <w:rFonts w:ascii="Calibri" w:hAnsi="Calibri" w:eastAsia="Calibri" w:cs="Calibri"/>
+          <w:color w:val="4472c4" w:themeColor="accent1"/>
+          <w:sz w:val="22"/>
+          <w:szCs w:val="22"/>
+          <w:lang w:val="en-GB"/>
+        </w:rPr>
+      </w:r>
+      <w:r>
+        <w:rPr>
+          <w:rFonts w:ascii="Calibri" w:hAnsi="Calibri" w:eastAsia="Calibri" w:cs="Calibri"/>
+          <w:color w:val="4472c4" w:themeColor="accent1"/>
+          <w:sz w:val="22"/>
+          <w:szCs w:val="22"/>
+        </w:rPr>
+        <w:t xml:space="preserve">memcpy(klantnr, buffer2, sizeof(</w:t>
+      </w:r>
+      <w:r>
+        <w:rPr>
+          <w:rFonts w:ascii="Calibri" w:hAnsi="Calibri" w:eastAsia="Calibri" w:cs="Calibri"/>
+          <w:color w:val="4472c4" w:themeColor="accent1"/>
+          <w:sz w:val="22"/>
+          <w:szCs w:val="22"/>
+        </w:rPr>
+        <w:t xml:space="preserve">klantnr</w:t>
+      </w:r>
+      <w:r>
+        <w:rPr>
+          <w:rFonts w:ascii="Calibri" w:hAnsi="Calibri" w:eastAsia="Calibri" w:cs="Calibri"/>
+          <w:color w:val="4472c4" w:themeColor="accent1"/>
+          <w:sz w:val="22"/>
+          <w:szCs w:val="22"/>
+        </w:rPr>
+        <w:t xml:space="preserve">));  // BUG: copies 20 bytes into 16-byte buffer!</w:t>
+      </w:r>
+      <w:r>
+        <w:rPr>
+          <w:rFonts w:ascii="Calibri" w:hAnsi="Calibri" w:eastAsia="Calibri" w:cs="Calibri"/>
+          <w:color w:val="4472c4" w:themeColor="accent1"/>
+          <w:sz w:val="22"/>
+          <w:szCs w:val="22"/>
+          <w:lang w:val="en-GB"/>
+        </w:rPr>
+      </w:r>
+      <w:r>
+        <w:rPr>
+          <w:rFonts w:ascii="Calibri" w:hAnsi="Calibri" w:eastAsia="Calibri" w:cs="Calibri"/>
+          <w:color w:val="4472c4" w:themeColor="accent1"/>
+          <w:sz w:val="22"/>
+          <w:szCs w:val="22"/>
+        </w:rPr>
+      </w:r>
+    </w:p>
+    <w:p>
+      <w:pPr>
+        <w:pBdr/>
+        <w:spacing/>
+        <w:ind/>
         <w:rPr/>
       </w:pPr>
+      <w:r>
+        <w:rPr>
+          <w:rFonts w:ascii="Calibri" w:hAnsi="Calibri" w:eastAsia="Calibri" w:cs="Calibri"/>
+          <w:color w:val="4472c4" w:themeColor="accent1"/>
+          <w:sz w:val="22"/>
+          <w:szCs w:val="22"/>
+          <w:lang w:val="en-GB"/>
+        </w:rPr>
+        <w:t xml:space="preserve">to</w:t>
+        <w:br/>
+      </w:r>
+      <w:r>
+        <w:rPr>
+          <w:rFonts w:ascii="Calibri" w:hAnsi="Calibri" w:eastAsia="Calibri" w:cs="Calibri"/>
+          <w:color w:val="4472c4" w:themeColor="accent1"/>
+          <w:sz w:val="22"/>
+          <w:szCs w:val="22"/>
+        </w:rPr>
+        <w:t xml:space="preserve">strncpy(klantnr, buffer2, sizeof(klantnr) - 1); klantnr[sizeof(klantnr) - 1] = </w:t>
+      </w:r>
+      <w:r>
+        <w:rPr>
+          <w:rFonts w:ascii="Calibri" w:hAnsi="Calibri" w:eastAsia="Calibri" w:cs="Calibri"/>
+          <w:color w:val="4472c4" w:themeColor="accent1"/>
+          <w:sz w:val="22"/>
+          <w:szCs w:val="22"/>
+        </w:rPr>
+        <w:t xml:space="preserve">'\0'</w:t>
+      </w:r>
+      <w:r>
+        <w:rPr>
+          <w:rFonts w:ascii="Calibri" w:hAnsi="Calibri" w:eastAsia="Calibri" w:cs="Calibri"/>
+          <w:color w:val="4472c4" w:themeColor="accent1"/>
+          <w:sz w:val="22"/>
+          <w:szCs w:val="22"/>
+        </w:rPr>
+        <w:t xml:space="preserve">;</w:t>
+      </w:r>
+      <w:r>
+        <w:rPr>
+          <w:rFonts w:ascii="Calibri" w:hAnsi="Calibri" w:eastAsia="Calibri" w:cs="Calibri"/>
+          <w:color w:val="4472c4" w:themeColor="accent1"/>
+          <w:sz w:val="22"/>
+          <w:szCs w:val="22"/>
+          <w:lang w:val="en-GB"/>
+        </w:rPr>
+        <w:t xml:space="preserve"> </w:t>
+      </w:r>
+      <w:r>
+        <w:rPr>
+          <w:lang w:val="en-GB"/>
+        </w:rPr>
+        <w:br/>
+      </w:r>
       <w:r/>
       <w:r/>
     </w:p>
@@ -1530,13 +2332,15 @@
         </w:pBdr>
         <w:spacing w:after="240" w:before="0"/>
         <w:ind w:right="0" w:firstLine="0" w:left="0"/>
-        <w:rPr/>
+        <w:rPr>
+          <w:color w:val="4472c4" w:themeColor="accent1"/>
+        </w:rPr>
       </w:pPr>
       <w:r>
         <w:rPr>
           <w:rFonts w:ascii="Times New Roman" w:hAnsi="Times New Roman" w:eastAsia="Times New Roman" w:cs="Times New Roman"/>
           <w:b/>
-          <w:color w:val="000000"/>
+          <w:color w:val="4472c4" w:themeColor="accent1"/>
           <w:sz w:val="24"/>
         </w:rPr>
         <w:t xml:space="preserve">BUG GEVONDEN!</w:t>
@@ -1544,7 +2348,7 @@
       <w:r>
         <w:rPr>
           <w:rFonts w:ascii="Times New Roman" w:hAnsi="Times New Roman" w:eastAsia="Times New Roman" w:cs="Times New Roman"/>
-          <w:color w:val="000000"/>
+          <w:color w:val="4472c4" w:themeColor="accent1"/>
           <w:sz w:val="24"/>
         </w:rPr>
         <w:t xml:space="preserve"> Op regel 182-184:</w:t>
@@ -1552,107 +2356,183 @@
       <w:r>
         <w:rPr>
           <w:rFonts w:ascii="Times New Roman" w:hAnsi="Times New Roman" w:eastAsia="Times New Roman" w:cs="Times New Roman"/>
+          <w:color w:val="4472c4" w:themeColor="accent1"/>
           <w:sz w:val="24"/>
         </w:rPr>
       </w:r>
-      <w:r/>
+      <w:r>
+        <w:rPr>
+          <w:color w:val="4472c4" w:themeColor="accent1"/>
+        </w:rPr>
+      </w:r>
     </w:p>
     <w:p>
       <w:pPr>
         <w:pBdr/>
         <w:spacing/>
         <w:ind/>
-        <w:rPr/>
+        <w:rPr>
+          <w:color w:val="4472c4" w:themeColor="accent1"/>
+        </w:rPr>
       </w:pPr>
       <w:r>
+        <w:rPr>
+          <w:color w:val="4472c4" w:themeColor="accent1"/>
+        </w:rPr>
         <w:t xml:space="preserve">if (!klant_geverifieerd) {</w:t>
       </w:r>
-      <w:r/>
+      <w:r>
+        <w:rPr>
+          <w:color w:val="4472c4" w:themeColor="accent1"/>
+        </w:rPr>
+      </w:r>
     </w:p>
     <w:p>
       <w:pPr>
         <w:pBdr/>
         <w:spacing/>
         <w:ind/>
-        <w:rPr/>
+        <w:rPr>
+          <w:color w:val="4472c4" w:themeColor="accent1"/>
+        </w:rPr>
       </w:pPr>
       <w:r>
+        <w:rPr>
+          <w:color w:val="4472c4" w:themeColor="accent1"/>
+        </w:rPr>
         <w:t xml:space="preserve">    printf("Onbekende klant. Bestelling geannuleerd\n");</w:t>
       </w:r>
-      <w:r/>
+      <w:r>
+        <w:rPr>
+          <w:color w:val="4472c4" w:themeColor="accent1"/>
+        </w:rPr>
+      </w:r>
     </w:p>
     <w:p>
       <w:pPr>
         <w:pBdr/>
         <w:spacing/>
         <w:ind/>
-        <w:rPr/>
+        <w:rPr>
+          <w:color w:val="4472c4" w:themeColor="accent1"/>
+        </w:rPr>
       </w:pPr>
       <w:r>
-        <w:t xml:space="preserve">}</w:t>
-      </w:r>
-      <w:r/>
-    </w:p>
-    <w:p>
-      <w:pPr>
-        <w:pBdr/>
-        <w:spacing/>
-        <w:ind/>
-        <w:rPr/>
-      </w:pPr>
-      <w:r>
-        <w:t xml:space="preserve">else {</w:t>
-      </w:r>
-      <w:r/>
-    </w:p>
-    <w:p>
-      <w:pPr>
-        <w:pBdr/>
-        <w:spacing/>
-        <w:ind/>
-        <w:rPr/>
-      </w:pPr>
-      <w:r>
-        <w:t xml:space="preserve">    // Order wordt TOCH verwerkt!</w:t>
-      </w:r>
-      <w:r/>
-    </w:p>
-    <w:p>
-      <w:pPr>
-        <w:pBdr/>
-        <w:spacing/>
-        <w:ind/>
-        <w:rPr/>
-      </w:pPr>
-      <w:r>
-        <w:t xml:space="preserve">    int prijs = berekenPrijs(bestelling, ...);</w:t>
-      </w:r>
-      <w:r/>
-    </w:p>
-    <w:p>
-      <w:pPr>
-        <w:pBdr/>
-        <w:spacing/>
-        <w:ind/>
-        <w:rPr/>
-      </w:pPr>
-      <w:r>
-        <w:t xml:space="preserve">    printf("Order ok\n");</w:t>
-      </w:r>
-      <w:r/>
-    </w:p>
-    <w:p>
-      <w:pPr>
-        <w:pBdr/>
-        <w:spacing/>
-        <w:ind/>
-        <w:rPr/>
-      </w:pPr>
-      <w:r>
+        <w:rPr>
+          <w:color w:val="4472c4" w:themeColor="accent1"/>
+        </w:rPr>
         <w:t xml:space="preserve">}</w:t>
       </w:r>
       <w:r>
+        <w:rPr>
+          <w:color w:val="4472c4" w:themeColor="accent1"/>
+        </w:rPr>
+      </w:r>
+    </w:p>
+    <w:p>
+      <w:pPr>
+        <w:pBdr/>
+        <w:spacing/>
+        <w:ind/>
+        <w:rPr>
+          <w:color w:val="4472c4" w:themeColor="accent1"/>
+        </w:rPr>
+      </w:pPr>
+      <w:r>
+        <w:rPr>
+          <w:color w:val="4472c4" w:themeColor="accent1"/>
+        </w:rPr>
+        <w:t xml:space="preserve">else {</w:t>
+      </w:r>
+      <w:r>
+        <w:rPr>
+          <w:color w:val="4472c4" w:themeColor="accent1"/>
+        </w:rPr>
+      </w:r>
+    </w:p>
+    <w:p>
+      <w:pPr>
+        <w:pBdr/>
+        <w:spacing/>
+        <w:ind/>
+        <w:rPr>
+          <w:color w:val="4472c4" w:themeColor="accent1"/>
+        </w:rPr>
+      </w:pPr>
+      <w:r>
+        <w:rPr>
+          <w:color w:val="4472c4" w:themeColor="accent1"/>
+        </w:rPr>
+        <w:t xml:space="preserve">    // Order wordt TOCH verwerkt!</w:t>
+      </w:r>
+      <w:r>
+        <w:rPr>
+          <w:color w:val="4472c4" w:themeColor="accent1"/>
+        </w:rPr>
+      </w:r>
+    </w:p>
+    <w:p>
+      <w:pPr>
+        <w:pBdr/>
+        <w:spacing/>
+        <w:ind/>
+        <w:rPr>
+          <w:color w:val="4472c4" w:themeColor="accent1"/>
+        </w:rPr>
+      </w:pPr>
+      <w:r>
+        <w:rPr>
+          <w:color w:val="4472c4" w:themeColor="accent1"/>
+        </w:rPr>
+        <w:t xml:space="preserve">    int prijs = berekenPrijs(bestelling, ...);</w:t>
+      </w:r>
+      <w:r>
+        <w:rPr>
+          <w:color w:val="4472c4" w:themeColor="accent1"/>
+        </w:rPr>
+      </w:r>
+    </w:p>
+    <w:p>
+      <w:pPr>
+        <w:pBdr/>
+        <w:spacing/>
+        <w:ind/>
+        <w:rPr>
+          <w:color w:val="4472c4" w:themeColor="accent1"/>
+        </w:rPr>
+      </w:pPr>
+      <w:r>
+        <w:rPr>
+          <w:color w:val="4472c4" w:themeColor="accent1"/>
+        </w:rPr>
+        <w:t xml:space="preserve">    printf("Order ok\n");</w:t>
+      </w:r>
+      <w:r>
+        <w:rPr>
+          <w:color w:val="4472c4" w:themeColor="accent1"/>
+        </w:rPr>
+      </w:r>
+    </w:p>
+    <w:p>
+      <w:pPr>
+        <w:pBdr/>
+        <w:spacing/>
+        <w:ind/>
+        <w:rPr/>
+      </w:pPr>
+      <w:r>
+        <w:rPr>
+          <w:color w:val="4472c4" w:themeColor="accent1"/>
+        </w:rPr>
+        <w:t xml:space="preserve">}</w:t>
+      </w:r>
+      <w:r>
+        <w:rPr>
+          <w:color w:val="4472c4" w:themeColor="accent1"/>
+        </w:rPr>
         <w:br/>
+      </w:r>
+      <w:r>
         <w:br/>
       </w:r>
       <w:r>
@@ -1713,7 +2593,6 @@
         <w:t xml:space="preserve">if (!klant_geverifieerd) {</w:t>
       </w:r>
       <w:r/>
-      <w:r/>
     </w:p>
     <w:p>
       <w:pPr>
@@ -1748,7 +2627,6 @@
         <w:t xml:space="preserve">}</w:t>
       </w:r>
       <w:r/>
-      <w:r/>
     </w:p>
     <w:p>
       <w:pPr>
@@ -1761,7 +2639,6 @@
         <w:t xml:space="preserve">else {</w:t>
       </w:r>
       <w:r/>
-      <w:r/>
     </w:p>
     <w:p>
       <w:pPr>
@@ -1774,7 +2651,6 @@
         <w:t xml:space="preserve">    // Order wordt TOCH verwerkt!</w:t>
       </w:r>
       <w:r/>
-      <w:r/>
     </w:p>
     <w:p>
       <w:pPr>
@@ -1787,7 +2663,6 @@
         <w:t xml:space="preserve">    int prijs = berekenPrijs(bestelling, ...);</w:t>
       </w:r>
       <w:r/>
-      <w:r/>
     </w:p>
     <w:p>
       <w:pPr>
@@ -1799,7 +2674,6 @@
       <w:r>
         <w:t xml:space="preserve">    printf("Order ok\n");</w:t>
       </w:r>
-      <w:r/>
       <w:r/>
     </w:p>
     <w:p>
@@ -1833,31 +2707,6 @@
           <w:highlight w:val="none"/>
         </w:rPr>
       </w:r>
-      <w:r>
-        <w:rPr>
-          <w:highlight w:val="none"/>
-        </w:rPr>
-      </w:r>
-      <w:r>
-        <w:rPr>
-          <w:highlight w:val="none"/>
-        </w:rPr>
-      </w:r>
-      <w:r>
-        <w:rPr>
-          <w:highlight w:val="none"/>
-        </w:rPr>
-      </w:r>
-      <w:r>
-        <w:rPr>
-          <w:highlight w:val="none"/>
-        </w:rPr>
-      </w:r>
-      <w:r>
-        <w:rPr>
-          <w:highlight w:val="none"/>
-        </w:rPr>
-      </w:r>
     </w:p>
     <w:p>
       <w:pPr>
@@ -1876,11 +2725,213 @@
         <w:pBdr/>
         <w:spacing/>
         <w:ind/>
-        <w:rPr/>
+        <w:rPr>
+          <w:color w:val="4472c4" w:themeColor="accent1"/>
+        </w:rPr>
       </w:pPr>
       <w:r>
         <w:t xml:space="preserve">Laat zien dat je mbv een overflow een ander aantal kan bestellen dan in het bestand staat.</w:t>
+        <w:br/>
       </w:r>
+      <w:r>
+        <w:rPr>
+          <w:color w:val="4472c4" w:themeColor="accent1"/>
+        </w:rPr>
+        <w:t xml:space="preserve">Kwetsbaarheid: artikelnr[8] buffer overloopt naar adjacent int aantal via onbeveiligde fscanf:</w:t>
+        <w:br/>
+      </w:r>
+      <w:r>
+        <w:rPr>
+          <w:color w:val="4472c4" w:themeColor="accent1"/>
+        </w:rPr>
+        <w:t xml:space="preserve">while (fscanf(f, " %s %d", artikelnr, &amp;aantal) == 2) {  // Regel 107 - GEEN lengtelimiet!</w:t>
+      </w:r>
+      <w:r>
+        <w:rPr>
+          <w:color w:val="4472c4" w:themeColor="accent1"/>
+        </w:rPr>
+        <w:br/>
+      </w:r>
+      <w:r/>
+      <w:r>
+        <w:rPr>
+          <w:color w:val="4472c4" w:themeColor="accent1"/>
+        </w:rPr>
+      </w:r>
+      <w:r>
+        <w:rPr>
+          <w:color w:val="4472c4" w:themeColor="accent1"/>
+          <w:highlight w:val="none"/>
+        </w:rPr>
+      </w:r>
+      <w:r>
+        <w:rPr>
+          <w:color w:val="4472c4" w:themeColor="accent1"/>
+          <w:highlight w:val="none"/>
+        </w:rPr>
+        <w:t xml:space="preserve">Exploit - Schadelijk invoerbestand:</w:t>
+      </w:r>
+      <w:r>
+        <w:rPr>
+          <w:color w:val="4472c4" w:themeColor="accent1"/>
+        </w:rPr>
+      </w:r>
+      <w:r>
+        <w:rPr>
+          <w:color w:val="4472c4" w:themeColor="accent1"/>
+        </w:rPr>
+      </w:r>
+    </w:p>
+    <w:p>
+      <w:pPr>
+        <w:pBdr/>
+        <w:spacing/>
+        <w:ind/>
+        <w:rPr>
+          <w:color w:val="4472c4" w:themeColor="accent1"/>
+        </w:rPr>
+      </w:pPr>
+      <w:r>
+        <w:rPr>
+          <w:color w:val="4472c4" w:themeColor="accent1"/>
+          <w:highlight w:val="none"/>
+        </w:rPr>
+        <w:t xml:space="preserve">KLANT 12345</w:t>
+      </w:r>
+      <w:r>
+        <w:rPr>
+          <w:color w:val="4472c4" w:themeColor="accent1"/>
+        </w:rPr>
+      </w:r>
+    </w:p>
+    <w:p>
+      <w:pPr>
+        <w:pBdr/>
+        <w:spacing/>
+        <w:ind/>
+        <w:rPr>
+          <w:color w:val="4472c4" w:themeColor="accent1"/>
+        </w:rPr>
+      </w:pPr>
+      <w:r>
+        <w:rPr>
+          <w:color w:val="4472c4" w:themeColor="accent1"/>
+          <w:highlight w:val="none"/>
+        </w:rPr>
+        <w:t xml:space="preserve">DATUM HEADER</w:t>
+      </w:r>
+      <w:r>
+        <w:rPr>
+          <w:color w:val="4472c4" w:themeColor="accent1"/>
+        </w:rPr>
+      </w:r>
+    </w:p>
+    <w:p>
+      <w:pPr>
+        <w:pBdr/>
+        <w:spacing/>
+        <w:ind/>
+        <w:rPr>
+          <w:color w:val="4472c4" w:themeColor="accent1"/>
+        </w:rPr>
+      </w:pPr>
+      <w:r>
+        <w:rPr>
+          <w:color w:val="4472c4" w:themeColor="accent1"/>
+          <w:highlight w:val="none"/>
+        </w:rPr>
+        <w:t xml:space="preserve">AAAAAAAA\xFF\x0F\x00\x00 100</w:t>
+      </w:r>
+      <w:r>
+        <w:rPr>
+          <w:color w:val="4472c4" w:themeColor="accent1"/>
+          <w:highlight w:val="none"/>
+        </w:rPr>
+        <w:br/>
+      </w:r>
+      <w:r>
+        <w:rPr>
+          <w:color w:val="4472c4" w:themeColor="accent1"/>
+          <w:highlight w:val="none"/>
+        </w:rPr>
+        <w:t xml:space="preserve">De 8 A's vullen artikelnr[8], daarna overloopt \xFF\x0F\x00\x00 en stelt aantal = 4095 in plaats van 100.</w:t>
+      </w:r>
+      <w:r>
+        <w:rPr>
+          <w:color w:val="4472c4" w:themeColor="accent1"/>
+        </w:rPr>
+      </w:r>
+    </w:p>
+    <w:p>
+      <w:pPr>
+        <w:pBdr/>
+        <w:spacing/>
+        <w:ind/>
+        <w:rPr>
+          <w:color w:val="4472c4" w:themeColor="accent1"/>
+          <w:highlight w:val="none"/>
+        </w:rPr>
+      </w:pPr>
+      <w:r>
+        <w:rPr>
+          <w:color w:val="4472c4" w:themeColor="accent1"/>
+          <w:highlight w:val="none"/>
+        </w:rPr>
+        <w:t xml:space="preserve">Fix (1 regel wijziging):</w:t>
+      </w:r>
+      <w:r>
+        <w:rPr>
+          <w:color w:val="4472c4" w:themeColor="accent1"/>
+          <w:highlight w:val="none"/>
+        </w:rPr>
+        <w:br/>
+      </w:r>
+      <w:r>
+        <w:rPr>
+          <w:color w:val="4472c4" w:themeColor="accent1"/>
+          <w:highlight w:val="none"/>
+        </w:rPr>
+        <w:t xml:space="preserve">while (fscanf(f, " %7s %d", artikelnr, &amp;aantal) == 2) {</w:t>
+      </w:r>
+      <w:r>
+        <w:rPr>
+          <w:color w:val="4472c4" w:themeColor="accent1"/>
+          <w:highlight w:val="none"/>
+        </w:rPr>
+      </w:r>
+      <w:r>
+        <w:rPr>
+          <w:color w:val="4472c4" w:themeColor="accent1"/>
+        </w:rPr>
+      </w:r>
+    </w:p>
+    <w:p>
+      <w:pPr>
+        <w:pBdr/>
+        <w:spacing/>
+        <w:ind/>
+        <w:rPr/>
+      </w:pPr>
+      <w:r>
+        <w:rPr>
+          <w:color w:val="4472c4" w:themeColor="accent1"/>
+          <w:highlight w:val="none"/>
+        </w:rPr>
+      </w:r>
+      <w:r>
+        <w:rPr>
+          <w:color w:val="4472c4" w:themeColor="accent1"/>
+          <w:highlight w:val="none"/>
+        </w:rPr>
+        <w:t xml:space="preserve">Voeg 7 lengtespecificatie toe: %7s in plaats van %s</w:t>
+      </w:r>
+      <w:r>
+        <w:rPr>
+          <w:highlight w:val="none"/>
+        </w:rPr>
+        <w:br/>
+      </w:r>
+      <w:r/>
       <w:r/>
     </w:p>
     <w:p>
@@ -1888,7 +2939,9 @@
         <w:pBdr/>
         <w:spacing/>
         <w:ind/>
-        <w:rPr/>
+        <w:rPr>
+          <w:highlight w:val="none"/>
+        </w:rPr>
       </w:pPr>
       <w:r>
         <w:t xml:space="preserve">Uitdaging: geef het aantal een bewuste waarde. Bijvoorbeeld 100 ipv 5</w:t>
@@ -1917,8 +2970,6 @@
       <w:r>
         <w:t xml:space="preserve">niet een toets voor iedere byte waard</w:t>
       </w:r>
-      <w:r/>
-      <w:r/>
       <w:r/>
     </w:p>
     <w:p>
@@ -1935,7 +2986,7 @@
       <w:footnotePr/>
       <w:endnotePr/>
       <w:type w:val="nextPage"/>
-      <w:pgSz w:h="16838" w:orient="portrait" w:w="11906"/>
+      <w:pgSz w:h="16838" w:orient="landscape" w:w="11906"/>
       <w:pgMar w:top="1440" w:right="1440" w:bottom="1440" w:left="1440" w:header="708" w:footer="708" w:gutter="0"/>
       <w:cols w:num="1" w:sep="0" w:space="708" w:equalWidth="1"/>
     </w:sectPr>
@@ -2579,6 +3630,390 @@
       <w:suff w:val="tab"/>
     </w:lvl>
   </w:abstractNum>
+  <w:abstractNum w:abstractNumId="4">
+    <w:lvl w:ilvl="0">
+      <w:isLgl w:val="false"/>
+      <w:lvlJc w:val="left"/>
+      <w:lvlText w:val="%1)"/>
+      <w:numFmt w:val="upperLetter"/>
+      <w:pPr>
+        <w:pBdr/>
+        <w:spacing/>
+        <w:ind w:hanging="360" w:left="1429"/>
+      </w:pPr>
+      <w:rPr/>
+      <w:start w:val="1"/>
+      <w:suff w:val="tab"/>
+    </w:lvl>
+    <w:lvl w:ilvl="1">
+      <w:isLgl w:val="false"/>
+      <w:lvlJc w:val="left"/>
+      <w:lvlText w:val="%2."/>
+      <w:numFmt w:val="lowerLetter"/>
+      <w:pPr>
+        <w:pBdr/>
+        <w:spacing/>
+        <w:ind w:hanging="360" w:left="2149"/>
+      </w:pPr>
+      <w:rPr/>
+      <w:start w:val="1"/>
+      <w:suff w:val="tab"/>
+    </w:lvl>
+    <w:lvl w:ilvl="2">
+      <w:isLgl w:val="false"/>
+      <w:lvlJc w:val="right"/>
+      <w:lvlText w:val="%3."/>
+      <w:numFmt w:val="lowerRoman"/>
+      <w:pPr>
+        <w:pBdr/>
+        <w:spacing/>
+        <w:ind w:hanging="180" w:left="2869"/>
+      </w:pPr>
+      <w:rPr/>
+      <w:start w:val="1"/>
+      <w:suff w:val="tab"/>
+    </w:lvl>
+    <w:lvl w:ilvl="3">
+      <w:isLgl w:val="false"/>
+      <w:lvlJc w:val="left"/>
+      <w:lvlText w:val="%4."/>
+      <w:numFmt w:val="decimal"/>
+      <w:pPr>
+        <w:pBdr/>
+        <w:spacing/>
+        <w:ind w:hanging="360" w:left="3589"/>
+      </w:pPr>
+      <w:rPr/>
+      <w:start w:val="1"/>
+      <w:suff w:val="tab"/>
+    </w:lvl>
+    <w:lvl w:ilvl="4">
+      <w:isLgl w:val="false"/>
+      <w:lvlJc w:val="left"/>
+      <w:lvlText w:val="%5."/>
+      <w:numFmt w:val="lowerLetter"/>
+      <w:pPr>
+        <w:pBdr/>
+        <w:spacing/>
+        <w:ind w:hanging="360" w:left="4309"/>
+      </w:pPr>
+      <w:rPr/>
+      <w:start w:val="1"/>
+      <w:suff w:val="tab"/>
+    </w:lvl>
+    <w:lvl w:ilvl="5">
+      <w:isLgl w:val="false"/>
+      <w:lvlJc w:val="right"/>
+      <w:lvlText w:val="%6."/>
+      <w:numFmt w:val="lowerRoman"/>
+      <w:pPr>
+        <w:pBdr/>
+        <w:spacing/>
+        <w:ind w:hanging="180" w:left="5029"/>
+      </w:pPr>
+      <w:rPr/>
+      <w:start w:val="1"/>
+      <w:suff w:val="tab"/>
+    </w:lvl>
+    <w:lvl w:ilvl="6">
+      <w:isLgl w:val="false"/>
+      <w:lvlJc w:val="left"/>
+      <w:lvlText w:val="%7."/>
+      <w:numFmt w:val="decimal"/>
+      <w:pPr>
+        <w:pBdr/>
+        <w:spacing/>
+        <w:ind w:hanging="360" w:left="5749"/>
+      </w:pPr>
+      <w:rPr/>
+      <w:start w:val="1"/>
+      <w:suff w:val="tab"/>
+    </w:lvl>
+    <w:lvl w:ilvl="7">
+      <w:isLgl w:val="false"/>
+      <w:lvlJc w:val="left"/>
+      <w:lvlText w:val="%8."/>
+      <w:numFmt w:val="lowerLetter"/>
+      <w:pPr>
+        <w:pBdr/>
+        <w:spacing/>
+        <w:ind w:hanging="360" w:left="6469"/>
+      </w:pPr>
+      <w:rPr/>
+      <w:start w:val="1"/>
+      <w:suff w:val="tab"/>
+    </w:lvl>
+    <w:lvl w:ilvl="8">
+      <w:isLgl w:val="false"/>
+      <w:lvlJc w:val="right"/>
+      <w:lvlText w:val="%9."/>
+      <w:numFmt w:val="lowerRoman"/>
+      <w:pPr>
+        <w:pBdr/>
+        <w:spacing/>
+        <w:ind w:hanging="180" w:left="7189"/>
+      </w:pPr>
+      <w:rPr/>
+      <w:start w:val="1"/>
+      <w:suff w:val="tab"/>
+    </w:lvl>
+  </w:abstractNum>
+  <w:abstractNum w:abstractNumId="5">
+    <w:lvl w:ilvl="0">
+      <w:isLgl w:val="false"/>
+      <w:lvlJc w:val="left"/>
+      <w:lvlText w:val="%1)"/>
+      <w:numFmt w:val="upperLetter"/>
+      <w:pPr>
+        <w:pBdr/>
+        <w:spacing/>
+        <w:ind w:hanging="360" w:left="1429"/>
+      </w:pPr>
+      <w:rPr/>
+      <w:start w:val="1"/>
+      <w:suff w:val="tab"/>
+    </w:lvl>
+    <w:lvl w:ilvl="1">
+      <w:isLgl w:val="false"/>
+      <w:lvlJc w:val="left"/>
+      <w:lvlText w:val="%2."/>
+      <w:numFmt w:val="lowerLetter"/>
+      <w:pPr>
+        <w:pBdr/>
+        <w:spacing/>
+        <w:ind w:hanging="360" w:left="2149"/>
+      </w:pPr>
+      <w:rPr/>
+      <w:start w:val="1"/>
+      <w:suff w:val="tab"/>
+    </w:lvl>
+    <w:lvl w:ilvl="2">
+      <w:isLgl w:val="false"/>
+      <w:lvlJc w:val="right"/>
+      <w:lvlText w:val="%3."/>
+      <w:numFmt w:val="lowerRoman"/>
+      <w:pPr>
+        <w:pBdr/>
+        <w:spacing/>
+        <w:ind w:hanging="180" w:left="2869"/>
+      </w:pPr>
+      <w:rPr/>
+      <w:start w:val="1"/>
+      <w:suff w:val="tab"/>
+    </w:lvl>
+    <w:lvl w:ilvl="3">
+      <w:isLgl w:val="false"/>
+      <w:lvlJc w:val="left"/>
+      <w:lvlText w:val="%4."/>
+      <w:numFmt w:val="decimal"/>
+      <w:pPr>
+        <w:pBdr/>
+        <w:spacing/>
+        <w:ind w:hanging="360" w:left="3589"/>
+      </w:pPr>
+      <w:rPr/>
+      <w:start w:val="1"/>
+      <w:suff w:val="tab"/>
+    </w:lvl>
+    <w:lvl w:ilvl="4">
+      <w:isLgl w:val="false"/>
+      <w:lvlJc w:val="left"/>
+      <w:lvlText w:val="%5."/>
+      <w:numFmt w:val="lowerLetter"/>
+      <w:pPr>
+        <w:pBdr/>
+        <w:spacing/>
+        <w:ind w:hanging="360" w:left="4309"/>
+      </w:pPr>
+      <w:rPr/>
+      <w:start w:val="1"/>
+      <w:suff w:val="tab"/>
+    </w:lvl>
+    <w:lvl w:ilvl="5">
+      <w:isLgl w:val="false"/>
+      <w:lvlJc w:val="right"/>
+      <w:lvlText w:val="%6."/>
+      <w:numFmt w:val="lowerRoman"/>
+      <w:pPr>
+        <w:pBdr/>
+        <w:spacing/>
+        <w:ind w:hanging="180" w:left="5029"/>
+      </w:pPr>
+      <w:rPr/>
+      <w:start w:val="1"/>
+      <w:suff w:val="tab"/>
+    </w:lvl>
+    <w:lvl w:ilvl="6">
+      <w:isLgl w:val="false"/>
+      <w:lvlJc w:val="left"/>
+      <w:lvlText w:val="%7."/>
+      <w:numFmt w:val="decimal"/>
+      <w:pPr>
+        <w:pBdr/>
+        <w:spacing/>
+        <w:ind w:hanging="360" w:left="5749"/>
+      </w:pPr>
+      <w:rPr/>
+      <w:start w:val="1"/>
+      <w:suff w:val="tab"/>
+    </w:lvl>
+    <w:lvl w:ilvl="7">
+      <w:isLgl w:val="false"/>
+      <w:lvlJc w:val="left"/>
+      <w:lvlText w:val="%8."/>
+      <w:numFmt w:val="lowerLetter"/>
+      <w:pPr>
+        <w:pBdr/>
+        <w:spacing/>
+        <w:ind w:hanging="360" w:left="6469"/>
+      </w:pPr>
+      <w:rPr/>
+      <w:start w:val="1"/>
+      <w:suff w:val="tab"/>
+    </w:lvl>
+    <w:lvl w:ilvl="8">
+      <w:isLgl w:val="false"/>
+      <w:lvlJc w:val="right"/>
+      <w:lvlText w:val="%9."/>
+      <w:numFmt w:val="lowerRoman"/>
+      <w:pPr>
+        <w:pBdr/>
+        <w:spacing/>
+        <w:ind w:hanging="180" w:left="7189"/>
+      </w:pPr>
+      <w:rPr/>
+      <w:start w:val="1"/>
+      <w:suff w:val="tab"/>
+    </w:lvl>
+  </w:abstractNum>
+  <w:abstractNum w:abstractNumId="6">
+    <w:lvl w:ilvl="0">
+      <w:isLgl w:val="false"/>
+      <w:lvlJc w:val="left"/>
+      <w:lvlText w:val="%1)"/>
+      <w:numFmt w:val="lowerLetter"/>
+      <w:pPr>
+        <w:pBdr/>
+        <w:spacing/>
+        <w:ind w:hanging="360" w:left="709"/>
+      </w:pPr>
+      <w:rPr/>
+      <w:start w:val="1"/>
+      <w:suff w:val="tab"/>
+    </w:lvl>
+    <w:lvl w:ilvl="1">
+      <w:isLgl w:val="false"/>
+      <w:lvlJc w:val="left"/>
+      <w:lvlText w:val="%2."/>
+      <w:numFmt w:val="lowerLetter"/>
+      <w:pPr>
+        <w:pBdr/>
+        <w:spacing/>
+        <w:ind w:hanging="360" w:left="1429"/>
+      </w:pPr>
+      <w:rPr/>
+      <w:start w:val="1"/>
+      <w:suff w:val="tab"/>
+    </w:lvl>
+    <w:lvl w:ilvl="2">
+      <w:isLgl w:val="false"/>
+      <w:lvlJc w:val="right"/>
+      <w:lvlText w:val="%3."/>
+      <w:numFmt w:val="lowerRoman"/>
+      <w:pPr>
+        <w:pBdr/>
+        <w:spacing/>
+        <w:ind w:hanging="180" w:left="2149"/>
+      </w:pPr>
+      <w:rPr/>
+      <w:start w:val="1"/>
+      <w:suff w:val="tab"/>
+    </w:lvl>
+    <w:lvl w:ilvl="3">
+      <w:isLgl w:val="false"/>
+      <w:lvlJc w:val="left"/>
+      <w:lvlText w:val="%4."/>
+      <w:numFmt w:val="decimal"/>
+      <w:pPr>
+        <w:pBdr/>
+        <w:spacing/>
+        <w:ind w:hanging="360" w:left="2869"/>
+      </w:pPr>
+      <w:rPr/>
+      <w:start w:val="1"/>
+      <w:suff w:val="tab"/>
+    </w:lvl>
+    <w:lvl w:ilvl="4">
+      <w:isLgl w:val="false"/>
+      <w:lvlJc w:val="left"/>
+      <w:lvlText w:val="%5."/>
+      <w:numFmt w:val="lowerLetter"/>
+      <w:pPr>
+        <w:pBdr/>
+        <w:spacing/>
+        <w:ind w:hanging="360" w:left="3589"/>
+      </w:pPr>
+      <w:rPr/>
+      <w:start w:val="1"/>
+      <w:suff w:val="tab"/>
+    </w:lvl>
+    <w:lvl w:ilvl="5">
+      <w:isLgl w:val="false"/>
+      <w:lvlJc w:val="right"/>
+      <w:lvlText w:val="%6."/>
+      <w:numFmt w:val="lowerRoman"/>
+      <w:pPr>
+        <w:pBdr/>
+        <w:spacing/>
+        <w:ind w:hanging="180" w:left="4309"/>
+      </w:pPr>
+      <w:rPr/>
+      <w:start w:val="1"/>
+      <w:suff w:val="tab"/>
+    </w:lvl>
+    <w:lvl w:ilvl="6">
+      <w:isLgl w:val="false"/>
+      <w:lvlJc w:val="left"/>
+      <w:lvlText w:val="%7."/>
+      <w:numFmt w:val="decimal"/>
+      <w:pPr>
+        <w:pBdr/>
+        <w:spacing/>
+        <w:ind w:hanging="360" w:left="5029"/>
+      </w:pPr>
+      <w:rPr/>
+      <w:start w:val="1"/>
+      <w:suff w:val="tab"/>
+    </w:lvl>
+    <w:lvl w:ilvl="7">
+      <w:isLgl w:val="false"/>
+      <w:lvlJc w:val="left"/>
+      <w:lvlText w:val="%8."/>
+      <w:numFmt w:val="lowerLetter"/>
+      <w:pPr>
+        <w:pBdr/>
+        <w:spacing/>
+        <w:ind w:hanging="360" w:left="5749"/>
+      </w:pPr>
+      <w:rPr/>
+      <w:start w:val="1"/>
+      <w:suff w:val="tab"/>
+    </w:lvl>
+    <w:lvl w:ilvl="8">
+      <w:isLgl w:val="false"/>
+      <w:lvlJc w:val="right"/>
+      <w:lvlText w:val="%9."/>
+      <w:numFmt w:val="lowerRoman"/>
+      <w:pPr>
+        <w:pBdr/>
+        <w:spacing/>
+        <w:ind w:hanging="180" w:left="6469"/>
+      </w:pPr>
+      <w:rPr/>
+      <w:start w:val="1"/>
+      <w:suff w:val="tab"/>
+    </w:lvl>
+  </w:abstractNum>
   <w:num w:numId="1">
     <w:abstractNumId w:val="2"/>
   </w:num>
@@ -2590,6 +4025,15 @@
   </w:num>
   <w:num w:numId="4">
     <w:abstractNumId w:val="3"/>
+  </w:num>
+  <w:num w:numId="5">
+    <w:abstractNumId w:val="4"/>
+  </w:num>
+  <w:num w:numId="6">
+    <w:abstractNumId w:val="5"/>
+  </w:num>
+  <w:num w:numId="7">
+    <w:abstractNumId w:val="6"/>
   </w:num>
 </w:numbering>
 </file>
@@ -2753,9 +4197,9 @@
     <w:lsdException w:name="Bibliography" w:uiPriority="37"/>
     <w:lsdException w:name="TOC Heading" w:uiPriority="39" w:qFormat="1"/>
   </w:latentStyles>
-  <w:style w:type="character" w:styleId="709">
+  <w:style w:type="character" w:styleId="662">
     <w:name w:val="Intense Emphasis"/>
-    <w:basedOn w:val="896"/>
+    <w:basedOn w:val="849"/>
     <w:uiPriority w:val="21"/>
     <w:qFormat/>
     <w:pPr>
@@ -2769,9 +4213,9 @@
       <w:color w:val="0f4761" w:themeColor="accent1" w:themeShade="BF"/>
     </w:rPr>
   </w:style>
-  <w:style w:type="character" w:styleId="710">
+  <w:style w:type="character" w:styleId="663">
     <w:name w:val="Intense Reference"/>
-    <w:basedOn w:val="896"/>
+    <w:basedOn w:val="849"/>
     <w:uiPriority w:val="32"/>
     <w:qFormat/>
     <w:pPr>
@@ -2787,9 +4231,9 @@
       <w:spacing w:val="5"/>
     </w:rPr>
   </w:style>
-  <w:style w:type="character" w:styleId="711">
+  <w:style w:type="character" w:styleId="664">
     <w:name w:val="Subtle Emphasis"/>
-    <w:basedOn w:val="896"/>
+    <w:basedOn w:val="849"/>
     <w:uiPriority w:val="19"/>
     <w:qFormat/>
     <w:pPr>
@@ -2803,9 +4247,9 @@
       <w:color w:val="404040" w:themeColor="text1" w:themeTint="BF"/>
     </w:rPr>
   </w:style>
-  <w:style w:type="character" w:styleId="712">
+  <w:style w:type="character" w:styleId="665">
     <w:name w:val="Emphasis"/>
-    <w:basedOn w:val="896"/>
+    <w:basedOn w:val="849"/>
     <w:uiPriority w:val="20"/>
     <w:qFormat/>
     <w:pPr>
@@ -2818,9 +4262,9 @@
       <w:iCs/>
     </w:rPr>
   </w:style>
-  <w:style w:type="character" w:styleId="713">
+  <w:style w:type="character" w:styleId="666">
     <w:name w:val="Strong"/>
-    <w:basedOn w:val="896"/>
+    <w:basedOn w:val="849"/>
     <w:uiPriority w:val="22"/>
     <w:qFormat/>
     <w:pPr>
@@ -2833,9 +4277,9 @@
       <w:bCs/>
     </w:rPr>
   </w:style>
-  <w:style w:type="character" w:styleId="714">
+  <w:style w:type="character" w:styleId="667">
     <w:name w:val="Subtle Reference"/>
-    <w:basedOn w:val="896"/>
+    <w:basedOn w:val="849"/>
     <w:uiPriority w:val="31"/>
     <w:qFormat/>
     <w:pPr>
@@ -2848,9 +4292,9 @@
       <w:color w:val="5a5a5a" w:themeColor="text1" w:themeTint="A5"/>
     </w:rPr>
   </w:style>
-  <w:style w:type="character" w:styleId="715">
+  <w:style w:type="character" w:styleId="668">
     <w:name w:val="Book Title"/>
-    <w:basedOn w:val="896"/>
+    <w:basedOn w:val="849"/>
     <w:uiPriority w:val="33"/>
     <w:qFormat/>
     <w:pPr>
@@ -2866,9 +4310,9 @@
       <w:spacing w:val="5"/>
     </w:rPr>
   </w:style>
-  <w:style w:type="character" w:styleId="716">
+  <w:style w:type="character" w:styleId="669">
     <w:name w:val="FollowedHyperlink"/>
-    <w:basedOn w:val="896"/>
+    <w:basedOn w:val="849"/>
     <w:uiPriority w:val="99"/>
     <w:semiHidden/>
     <w:unhideWhenUsed/>
@@ -2882,9 +4326,9 @@
       <w:u w:val="single"/>
     </w:rPr>
   </w:style>
-  <w:style w:type="character" w:styleId="717">
+  <w:style w:type="character" w:styleId="670">
     <w:name w:val="Placeholder Text"/>
-    <w:basedOn w:val="896"/>
+    <w:basedOn w:val="849"/>
     <w:uiPriority w:val="99"/>
     <w:semiHidden/>
     <w:pPr>
@@ -2896,10 +4340,10 @@
       <w:color w:val="666666"/>
     </w:rPr>
   </w:style>
-  <w:style w:type="character" w:styleId="718">
+  <w:style w:type="character" w:styleId="671">
     <w:name w:val="Heading 1 Char"/>
-    <w:basedOn w:val="896"/>
-    <w:link w:val="895"/>
+    <w:basedOn w:val="849"/>
+    <w:link w:val="848"/>
     <w:uiPriority w:val="9"/>
     <w:pPr>
       <w:pBdr/>
@@ -2912,11 +4356,11 @@
       <w:szCs w:val="40"/>
     </w:rPr>
   </w:style>
-  <w:style w:type="paragraph" w:styleId="719">
+  <w:style w:type="paragraph" w:styleId="672">
     <w:name w:val="Heading 2"/>
-    <w:basedOn w:val="894"/>
-    <w:next w:val="894"/>
-    <w:link w:val="720"/>
+    <w:basedOn w:val="847"/>
+    <w:next w:val="847"/>
+    <w:link w:val="673"/>
     <w:uiPriority w:val="9"/>
     <w:unhideWhenUsed/>
     <w:qFormat/>
@@ -2933,10 +4377,10 @@
       <w:sz w:val="34"/>
     </w:rPr>
   </w:style>
-  <w:style w:type="character" w:styleId="720">
+  <w:style w:type="character" w:styleId="673">
     <w:name w:val="Heading 2 Char"/>
-    <w:basedOn w:val="896"/>
-    <w:link w:val="719"/>
+    <w:basedOn w:val="849"/>
+    <w:link w:val="672"/>
     <w:uiPriority w:val="9"/>
     <w:pPr>
       <w:pBdr/>
@@ -2948,11 +4392,11 @@
       <w:sz w:val="34"/>
     </w:rPr>
   </w:style>
-  <w:style w:type="paragraph" w:styleId="721">
+  <w:style w:type="paragraph" w:styleId="674">
     <w:name w:val="Heading 3"/>
-    <w:basedOn w:val="894"/>
-    <w:next w:val="894"/>
-    <w:link w:val="722"/>
+    <w:basedOn w:val="847"/>
+    <w:next w:val="847"/>
+    <w:link w:val="675"/>
     <w:uiPriority w:val="9"/>
     <w:unhideWhenUsed/>
     <w:qFormat/>
@@ -2970,10 +4414,10 @@
       <w:szCs w:val="30"/>
     </w:rPr>
   </w:style>
-  <w:style w:type="character" w:styleId="722">
+  <w:style w:type="character" w:styleId="675">
     <w:name w:val="Heading 3 Char"/>
-    <w:basedOn w:val="896"/>
-    <w:link w:val="721"/>
+    <w:basedOn w:val="849"/>
+    <w:link w:val="674"/>
     <w:uiPriority w:val="9"/>
     <w:pPr>
       <w:pBdr/>
@@ -2986,11 +4430,11 @@
       <w:szCs w:val="30"/>
     </w:rPr>
   </w:style>
-  <w:style w:type="paragraph" w:styleId="723">
+  <w:style w:type="paragraph" w:styleId="676">
     <w:name w:val="Heading 4"/>
-    <w:basedOn w:val="894"/>
-    <w:next w:val="894"/>
-    <w:link w:val="724"/>
+    <w:basedOn w:val="847"/>
+    <w:next w:val="847"/>
+    <w:link w:val="677"/>
     <w:uiPriority w:val="9"/>
     <w:unhideWhenUsed/>
     <w:qFormat/>
@@ -3010,10 +4454,10 @@
       <w:szCs w:val="26"/>
     </w:rPr>
   </w:style>
-  <w:style w:type="character" w:styleId="724">
+  <w:style w:type="character" w:styleId="677">
     <w:name w:val="Heading 4 Char"/>
-    <w:basedOn w:val="896"/>
-    <w:link w:val="723"/>
+    <w:basedOn w:val="849"/>
+    <w:link w:val="676"/>
     <w:uiPriority w:val="9"/>
     <w:pPr>
       <w:pBdr/>
@@ -3028,11 +4472,11 @@
       <w:szCs w:val="26"/>
     </w:rPr>
   </w:style>
-  <w:style w:type="paragraph" w:styleId="725">
+  <w:style w:type="paragraph" w:styleId="678">
     <w:name w:val="Heading 5"/>
-    <w:basedOn w:val="894"/>
-    <w:next w:val="894"/>
-    <w:link w:val="726"/>
+    <w:basedOn w:val="847"/>
+    <w:next w:val="847"/>
+    <w:link w:val="679"/>
     <w:uiPriority w:val="9"/>
     <w:unhideWhenUsed/>
     <w:qFormat/>
@@ -3052,10 +4496,10 @@
       <w:szCs w:val="24"/>
     </w:rPr>
   </w:style>
-  <w:style w:type="character" w:styleId="726">
+  <w:style w:type="character" w:styleId="679">
     <w:name w:val="Heading 5 Char"/>
-    <w:basedOn w:val="896"/>
-    <w:link w:val="725"/>
+    <w:basedOn w:val="849"/>
+    <w:link w:val="678"/>
     <w:uiPriority w:val="9"/>
     <w:pPr>
       <w:pBdr/>
@@ -3070,11 +4514,11 @@
       <w:szCs w:val="24"/>
     </w:rPr>
   </w:style>
-  <w:style w:type="paragraph" w:styleId="727">
+  <w:style w:type="paragraph" w:styleId="680">
     <w:name w:val="Heading 6"/>
-    <w:basedOn w:val="894"/>
-    <w:next w:val="894"/>
-    <w:link w:val="728"/>
+    <w:basedOn w:val="847"/>
+    <w:next w:val="847"/>
+    <w:link w:val="681"/>
     <w:uiPriority w:val="9"/>
     <w:unhideWhenUsed/>
     <w:qFormat/>
@@ -3094,10 +4538,10 @@
       <w:szCs w:val="22"/>
     </w:rPr>
   </w:style>
-  <w:style w:type="character" w:styleId="728">
+  <w:style w:type="character" w:styleId="681">
     <w:name w:val="Heading 6 Char"/>
-    <w:basedOn w:val="896"/>
-    <w:link w:val="727"/>
+    <w:basedOn w:val="849"/>
+    <w:link w:val="680"/>
     <w:uiPriority w:val="9"/>
     <w:pPr>
       <w:pBdr/>
@@ -3112,11 +4556,11 @@
       <w:szCs w:val="22"/>
     </w:rPr>
   </w:style>
-  <w:style w:type="paragraph" w:styleId="729">
+  <w:style w:type="paragraph" w:styleId="682">
     <w:name w:val="Heading 7"/>
-    <w:basedOn w:val="894"/>
-    <w:next w:val="894"/>
-    <w:link w:val="730"/>
+    <w:basedOn w:val="847"/>
+    <w:next w:val="847"/>
+    <w:link w:val="683"/>
     <w:uiPriority w:val="9"/>
     <w:unhideWhenUsed/>
     <w:qFormat/>
@@ -3138,10 +4582,10 @@
       <w:szCs w:val="22"/>
     </w:rPr>
   </w:style>
-  <w:style w:type="character" w:styleId="730">
+  <w:style w:type="character" w:styleId="683">
     <w:name w:val="Heading 7 Char"/>
-    <w:basedOn w:val="896"/>
-    <w:link w:val="729"/>
+    <w:basedOn w:val="849"/>
+    <w:link w:val="682"/>
     <w:uiPriority w:val="9"/>
     <w:pPr>
       <w:pBdr/>
@@ -3158,11 +4602,11 @@
       <w:szCs w:val="22"/>
     </w:rPr>
   </w:style>
-  <w:style w:type="paragraph" w:styleId="731">
+  <w:style w:type="paragraph" w:styleId="684">
     <w:name w:val="Heading 8"/>
-    <w:basedOn w:val="894"/>
-    <w:next w:val="894"/>
-    <w:link w:val="732"/>
+    <w:basedOn w:val="847"/>
+    <w:next w:val="847"/>
+    <w:link w:val="685"/>
     <w:uiPriority w:val="9"/>
     <w:unhideWhenUsed/>
     <w:qFormat/>
@@ -3182,10 +4626,10 @@
       <w:szCs w:val="22"/>
     </w:rPr>
   </w:style>
-  <w:style w:type="character" w:styleId="732">
+  <w:style w:type="character" w:styleId="685">
     <w:name w:val="Heading 8 Char"/>
-    <w:basedOn w:val="896"/>
-    <w:link w:val="731"/>
+    <w:basedOn w:val="849"/>
+    <w:link w:val="684"/>
     <w:uiPriority w:val="9"/>
     <w:pPr>
       <w:pBdr/>
@@ -3200,11 +4644,11 @@
       <w:szCs w:val="22"/>
     </w:rPr>
   </w:style>
-  <w:style w:type="paragraph" w:styleId="733">
+  <w:style w:type="paragraph" w:styleId="686">
     <w:name w:val="Heading 9"/>
-    <w:basedOn w:val="894"/>
-    <w:next w:val="894"/>
-    <w:link w:val="734"/>
+    <w:basedOn w:val="847"/>
+    <w:next w:val="847"/>
+    <w:link w:val="687"/>
     <w:uiPriority w:val="9"/>
     <w:unhideWhenUsed/>
     <w:qFormat/>
@@ -3224,10 +4668,10 @@
       <w:szCs w:val="21"/>
     </w:rPr>
   </w:style>
-  <w:style w:type="character" w:styleId="734">
+  <w:style w:type="character" w:styleId="687">
     <w:name w:val="Heading 9 Char"/>
-    <w:basedOn w:val="896"/>
-    <w:link w:val="733"/>
+    <w:basedOn w:val="849"/>
+    <w:link w:val="686"/>
     <w:uiPriority w:val="9"/>
     <w:pPr>
       <w:pBdr/>
@@ -3242,7 +4686,7 @@
       <w:szCs w:val="21"/>
     </w:rPr>
   </w:style>
-  <w:style w:type="paragraph" w:styleId="735">
+  <w:style w:type="paragraph" w:styleId="688">
     <w:name w:val="No Spacing"/>
     <w:uiPriority w:val="1"/>
     <w:qFormat/>
@@ -3252,11 +4696,11 @@
       <w:ind/>
     </w:pPr>
   </w:style>
-  <w:style w:type="paragraph" w:styleId="736">
+  <w:style w:type="paragraph" w:styleId="689">
     <w:name w:val="Title"/>
-    <w:basedOn w:val="894"/>
-    <w:next w:val="894"/>
-    <w:link w:val="737"/>
+    <w:basedOn w:val="847"/>
+    <w:next w:val="847"/>
+    <w:link w:val="690"/>
     <w:uiPriority w:val="10"/>
     <w:qFormat/>
     <w:pPr>
@@ -3270,10 +4714,10 @@
       <w:szCs w:val="48"/>
     </w:rPr>
   </w:style>
-  <w:style w:type="character" w:styleId="737">
+  <w:style w:type="character" w:styleId="690">
     <w:name w:val="Title Char"/>
-    <w:basedOn w:val="896"/>
-    <w:link w:val="736"/>
+    <w:basedOn w:val="849"/>
+    <w:link w:val="689"/>
     <w:uiPriority w:val="10"/>
     <w:pPr>
       <w:pBdr/>
@@ -3285,11 +4729,11 @@
       <w:szCs w:val="48"/>
     </w:rPr>
   </w:style>
-  <w:style w:type="paragraph" w:styleId="738">
+  <w:style w:type="paragraph" w:styleId="691">
     <w:name w:val="Subtitle"/>
-    <w:basedOn w:val="894"/>
-    <w:next w:val="894"/>
-    <w:link w:val="739"/>
+    <w:basedOn w:val="847"/>
+    <w:next w:val="847"/>
+    <w:link w:val="692"/>
     <w:uiPriority w:val="11"/>
     <w:qFormat/>
     <w:pPr>
@@ -3302,10 +4746,10 @@
       <w:szCs w:val="24"/>
     </w:rPr>
   </w:style>
-  <w:style w:type="character" w:styleId="739">
+  <w:style w:type="character" w:styleId="692">
     <w:name w:val="Subtitle Char"/>
-    <w:basedOn w:val="896"/>
-    <w:link w:val="738"/>
+    <w:basedOn w:val="849"/>
+    <w:link w:val="691"/>
     <w:uiPriority w:val="11"/>
     <w:pPr>
       <w:pBdr/>
@@ -3317,11 +4761,11 @@
       <w:szCs w:val="24"/>
     </w:rPr>
   </w:style>
-  <w:style w:type="paragraph" w:styleId="740">
+  <w:style w:type="paragraph" w:styleId="693">
     <w:name w:val="Quote"/>
-    <w:basedOn w:val="894"/>
-    <w:next w:val="894"/>
-    <w:link w:val="741"/>
+    <w:basedOn w:val="847"/>
+    <w:next w:val="847"/>
+    <w:link w:val="694"/>
     <w:uiPriority w:val="29"/>
     <w:qFormat/>
     <w:pPr>
@@ -3333,9 +4777,9 @@
       <w:i/>
     </w:rPr>
   </w:style>
-  <w:style w:type="character" w:styleId="741">
+  <w:style w:type="character" w:styleId="694">
     <w:name w:val="Quote Char"/>
-    <w:link w:val="740"/>
+    <w:link w:val="693"/>
     <w:uiPriority w:val="29"/>
     <w:pPr>
       <w:pBdr/>
@@ -3346,11 +4790,11 @@
       <w:i/>
     </w:rPr>
   </w:style>
-  <w:style w:type="paragraph" w:styleId="742">
+  <w:style w:type="paragraph" w:styleId="695">
     <w:name w:val="Intense Quote"/>
-    <w:basedOn w:val="894"/>
-    <w:next w:val="894"/>
-    <w:link w:val="743"/>
+    <w:basedOn w:val="847"/>
+    <w:next w:val="847"/>
+    <w:link w:val="696"/>
     <w:uiPriority w:val="30"/>
     <w:qFormat/>
     <w:pPr>
@@ -3369,9 +4813,9 @@
       <w:i/>
     </w:rPr>
   </w:style>
-  <w:style w:type="character" w:styleId="743">
+  <w:style w:type="character" w:styleId="696">
     <w:name w:val="Intense Quote Char"/>
-    <w:link w:val="742"/>
+    <w:link w:val="695"/>
     <w:uiPriority w:val="30"/>
     <w:pPr>
       <w:pBdr/>
@@ -3382,10 +4826,10 @@
       <w:i/>
     </w:rPr>
   </w:style>
-  <w:style w:type="paragraph" w:styleId="744">
+  <w:style w:type="paragraph" w:styleId="697">
     <w:name w:val="Header"/>
-    <w:basedOn w:val="894"/>
-    <w:link w:val="745"/>
+    <w:basedOn w:val="847"/>
+    <w:link w:val="698"/>
     <w:uiPriority w:val="99"/>
     <w:unhideWhenUsed/>
     <w:pPr>
@@ -3398,10 +4842,10 @@
       <w:ind/>
     </w:pPr>
   </w:style>
-  <w:style w:type="character" w:styleId="745">
+  <w:style w:type="character" w:styleId="698">
     <w:name w:val="Header Char"/>
-    <w:basedOn w:val="896"/>
-    <w:link w:val="744"/>
+    <w:basedOn w:val="849"/>
+    <w:link w:val="697"/>
     <w:uiPriority w:val="99"/>
     <w:pPr>
       <w:pBdr/>
@@ -3409,10 +4853,10 @@
       <w:ind/>
     </w:pPr>
   </w:style>
-  <w:style w:type="paragraph" w:styleId="746">
+  <w:style w:type="paragraph" w:styleId="699">
     <w:name w:val="Footer"/>
-    <w:basedOn w:val="894"/>
-    <w:link w:val="749"/>
+    <w:basedOn w:val="847"/>
+    <w:link w:val="702"/>
     <w:uiPriority w:val="99"/>
     <w:unhideWhenUsed/>
     <w:pPr>
@@ -3425,10 +4869,10 @@
       <w:ind/>
     </w:pPr>
   </w:style>
-  <w:style w:type="character" w:styleId="747">
+  <w:style w:type="character" w:styleId="700">
     <w:name w:val="Footer Char"/>
-    <w:basedOn w:val="896"/>
-    <w:link w:val="746"/>
+    <w:basedOn w:val="849"/>
+    <w:link w:val="699"/>
     <w:uiPriority w:val="99"/>
     <w:pPr>
       <w:pBdr/>
@@ -3436,10 +4880,10 @@
       <w:ind/>
     </w:pPr>
   </w:style>
-  <w:style w:type="paragraph" w:styleId="748">
+  <w:style w:type="paragraph" w:styleId="701">
     <w:name w:val="Caption"/>
-    <w:basedOn w:val="894"/>
-    <w:next w:val="894"/>
+    <w:basedOn w:val="847"/>
+    <w:next w:val="847"/>
     <w:uiPriority w:val="35"/>
     <w:semiHidden/>
     <w:unhideWhenUsed/>
@@ -3457,10 +4901,10 @@
       <w:szCs w:val="18"/>
     </w:rPr>
   </w:style>
-  <w:style w:type="character" w:styleId="749">
+  <w:style w:type="character" w:styleId="702">
     <w:name w:val="Caption Char"/>
-    <w:basedOn w:val="748"/>
-    <w:link w:val="746"/>
+    <w:basedOn w:val="701"/>
+    <w:link w:val="699"/>
     <w:uiPriority w:val="99"/>
     <w:pPr>
       <w:pBdr/>
@@ -3468,9 +4912,9 @@
       <w:ind/>
     </w:pPr>
   </w:style>
-  <w:style w:type="table" w:styleId="750">
+  <w:style w:type="table" w:styleId="703">
     <w:name w:val="Table Grid"/>
-    <w:basedOn w:val="897"/>
+    <w:basedOn w:val="850"/>
     <w:uiPriority w:val="59"/>
     <w:pPr>
       <w:pBdr/>
@@ -3479,12 +4923,6 @@
     </w:pPr>
     <w:tblPr>
       <w:tblInd w:w="0" w:type="dxa"/>
-      <w:tblCellMar>
-        <w:left w:w="108" w:type="dxa"/>
-        <w:top w:w="0" w:type="dxa"/>
-        <w:right w:w="108" w:type="dxa"/>
-        <w:bottom w:w="0" w:type="dxa"/>
-      </w:tblCellMar>
       <w:tblBorders>
         <w:top w:val="single" w:color="000000" w:sz="4" w:space="0"/>
         <w:left w:val="single" w:color="000000" w:sz="4" w:space="0"/>
@@ -3493,6 +4931,12 @@
         <w:insideH w:val="single" w:color="000000" w:sz="4" w:space="0"/>
         <w:insideV w:val="single" w:color="000000" w:sz="4" w:space="0"/>
       </w:tblBorders>
+      <w:tblCellMar>
+        <w:left w:w="108" w:type="dxa"/>
+        <w:top w:w="0" w:type="dxa"/>
+        <w:right w:w="108" w:type="dxa"/>
+        <w:bottom w:w="0" w:type="dxa"/>
+      </w:tblCellMar>
     </w:tblPr>
     <w:tcPr>
       <w:tcBorders/>
@@ -3667,9 +5111,9 @@
       </w:tcPr>
     </w:tblStylePr>
   </w:style>
-  <w:style w:type="table" w:styleId="751">
+  <w:style w:type="table" w:styleId="704">
     <w:name w:val="Table Grid Light"/>
-    <w:basedOn w:val="897"/>
+    <w:basedOn w:val="850"/>
     <w:uiPriority w:val="59"/>
     <w:pPr>
       <w:pBdr/>
@@ -3678,12 +5122,6 @@
     </w:pPr>
     <w:tblPr>
       <w:tblInd w:w="0" w:type="dxa"/>
-      <w:tblCellMar>
-        <w:left w:w="108" w:type="dxa"/>
-        <w:top w:w="0" w:type="dxa"/>
-        <w:right w:w="108" w:type="dxa"/>
-        <w:bottom w:w="0" w:type="dxa"/>
-      </w:tblCellMar>
       <w:tblBorders>
         <w:top w:val="single" w:color="000000" w:themeColor="text1" w:themeTint="50" w:sz="4" w:space="0"/>
         <w:left w:val="single" w:color="000000" w:themeColor="text1" w:themeTint="50" w:sz="4" w:space="0"/>
@@ -3692,6 +5130,12 @@
         <w:insideH w:val="single" w:color="000000" w:themeColor="text1" w:themeTint="50" w:sz="4" w:space="0"/>
         <w:insideV w:val="single" w:color="000000" w:themeColor="text1" w:themeTint="50" w:sz="4" w:space="0"/>
       </w:tblBorders>
+      <w:tblCellMar>
+        <w:left w:w="108" w:type="dxa"/>
+        <w:top w:w="0" w:type="dxa"/>
+        <w:right w:w="108" w:type="dxa"/>
+        <w:bottom w:w="0" w:type="dxa"/>
+      </w:tblCellMar>
     </w:tblPr>
     <w:tcPr>
       <w:tcBorders/>
@@ -3866,9 +5310,9 @@
       </w:tcPr>
     </w:tblStylePr>
   </w:style>
-  <w:style w:type="table" w:styleId="752">
+  <w:style w:type="table" w:styleId="705">
     <w:name w:val="Plain Table 1"/>
-    <w:basedOn w:val="897"/>
+    <w:basedOn w:val="850"/>
     <w:uiPriority w:val="59"/>
     <w:pPr>
       <w:pBdr/>
@@ -3877,12 +5321,6 @@
     </w:pPr>
     <w:tblPr>
       <w:tblInd w:w="0" w:type="dxa"/>
-      <w:tblCellMar>
-        <w:left w:w="108" w:type="dxa"/>
-        <w:top w:w="0" w:type="dxa"/>
-        <w:right w:w="108" w:type="dxa"/>
-        <w:bottom w:w="0" w:type="dxa"/>
-      </w:tblCellMar>
       <w:tblBorders>
         <w:top w:val="single" w:color="000000" w:themeColor="text1" w:themeTint="50" w:sz="4" w:space="0"/>
         <w:left w:val="single" w:color="000000" w:themeColor="text1" w:themeTint="50" w:sz="4" w:space="0"/>
@@ -3891,6 +5329,12 @@
         <w:insideH w:val="single" w:color="000000" w:themeColor="text1" w:themeTint="50" w:sz="4" w:space="0"/>
         <w:insideV w:val="single" w:color="000000" w:themeColor="text1" w:themeTint="50" w:sz="4" w:space="0"/>
       </w:tblBorders>
+      <w:tblCellMar>
+        <w:left w:w="108" w:type="dxa"/>
+        <w:top w:w="0" w:type="dxa"/>
+        <w:right w:w="108" w:type="dxa"/>
+        <w:bottom w:w="0" w:type="dxa"/>
+      </w:tblCellMar>
     </w:tblPr>
     <w:tcPr>
       <w:tcBorders/>
@@ -4091,9 +5535,9 @@
       </w:tcPr>
     </w:tblStylePr>
   </w:style>
-  <w:style w:type="table" w:styleId="753">
+  <w:style w:type="table" w:styleId="706">
     <w:name w:val="Plain Table 2"/>
-    <w:basedOn w:val="897"/>
+    <w:basedOn w:val="850"/>
     <w:uiPriority w:val="59"/>
     <w:pPr>
       <w:pBdr/>
@@ -4102,18 +5546,18 @@
     </w:pPr>
     <w:tblPr>
       <w:tblInd w:w="0" w:type="dxa"/>
+      <w:tblBorders>
+        <w:top w:val="single" w:color="000000" w:themeColor="text1" w:sz="4" w:space="0"/>
+        <w:left w:val="none" w:color="000000" w:themeColor="text1" w:sz="4" w:space="0"/>
+        <w:bottom w:val="single" w:color="000000" w:themeColor="text1" w:sz="4" w:space="0"/>
+        <w:right w:val="none" w:color="000000" w:themeColor="text1" w:sz="4" w:space="0"/>
+      </w:tblBorders>
       <w:tblCellMar>
         <w:left w:w="108" w:type="dxa"/>
         <w:top w:w="0" w:type="dxa"/>
         <w:right w:w="108" w:type="dxa"/>
         <w:bottom w:w="0" w:type="dxa"/>
       </w:tblCellMar>
-      <w:tblBorders>
-        <w:top w:val="single" w:color="000000" w:themeColor="text1" w:sz="4" w:space="0"/>
-        <w:left w:val="none" w:color="000000" w:themeColor="text1" w:sz="4" w:space="0"/>
-        <w:bottom w:val="single" w:color="000000" w:themeColor="text1" w:sz="4" w:space="0"/>
-        <w:right w:val="none" w:color="000000" w:themeColor="text1" w:sz="4" w:space="0"/>
-      </w:tblBorders>
     </w:tblPr>
     <w:tcPr>
       <w:tcBorders/>
@@ -4324,9 +5768,9 @@
       </w:tcPr>
     </w:tblStylePr>
   </w:style>
-  <w:style w:type="table" w:styleId="754">
+  <w:style w:type="table" w:styleId="707">
     <w:name w:val="Plain Table 3"/>
-    <w:basedOn w:val="897"/>
+    <w:basedOn w:val="850"/>
     <w:uiPriority w:val="99"/>
     <w:pPr>
       <w:pBdr/>
@@ -4554,9 +5998,9 @@
       </w:tcPr>
     </w:tblStylePr>
   </w:style>
-  <w:style w:type="table" w:styleId="755">
+  <w:style w:type="table" w:styleId="708">
     <w:name w:val="Plain Table 4"/>
-    <w:basedOn w:val="897"/>
+    <w:basedOn w:val="850"/>
     <w:uiPriority w:val="99"/>
     <w:pPr>
       <w:pBdr/>
@@ -4770,9 +6214,9 @@
       </w:tcPr>
     </w:tblStylePr>
   </w:style>
-  <w:style w:type="table" w:styleId="756">
+  <w:style w:type="table" w:styleId="709">
     <w:name w:val="Plain Table 5"/>
-    <w:basedOn w:val="897"/>
+    <w:basedOn w:val="850"/>
     <w:uiPriority w:val="99"/>
     <w:pPr>
       <w:pBdr/>
@@ -5003,9 +6447,9 @@
       </w:tcPr>
     </w:tblStylePr>
   </w:style>
-  <w:style w:type="table" w:styleId="757">
+  <w:style w:type="table" w:styleId="710">
     <w:name w:val="Grid Table 1 Light"/>
-    <w:basedOn w:val="897"/>
+    <w:basedOn w:val="850"/>
     <w:uiPriority w:val="99"/>
     <w:pPr>
       <w:pBdr/>
@@ -5226,9 +6670,9 @@
       </w:tcPr>
     </w:tblStylePr>
   </w:style>
-  <w:style w:type="table" w:styleId="758">
+  <w:style w:type="table" w:styleId="711">
     <w:name w:val="Grid Table 1 Light - Accent 1"/>
-    <w:basedOn w:val="897"/>
+    <w:basedOn w:val="850"/>
     <w:uiPriority w:val="99"/>
     <w:pPr>
       <w:pBdr/>
@@ -5449,9 +6893,9 @@
       </w:tcPr>
     </w:tblStylePr>
   </w:style>
-  <w:style w:type="table" w:styleId="759">
+  <w:style w:type="table" w:styleId="712">
     <w:name w:val="Grid Table 1 Light - Accent 2"/>
-    <w:basedOn w:val="897"/>
+    <w:basedOn w:val="850"/>
     <w:uiPriority w:val="99"/>
     <w:pPr>
       <w:pBdr/>
@@ -5672,9 +7116,9 @@
       </w:tcPr>
     </w:tblStylePr>
   </w:style>
-  <w:style w:type="table" w:styleId="760">
+  <w:style w:type="table" w:styleId="713">
     <w:name w:val="Grid Table 1 Light - Accent 3"/>
-    <w:basedOn w:val="897"/>
+    <w:basedOn w:val="850"/>
     <w:uiPriority w:val="99"/>
     <w:pPr>
       <w:pBdr/>
@@ -5895,9 +7339,9 @@
       </w:tcPr>
     </w:tblStylePr>
   </w:style>
-  <w:style w:type="table" w:styleId="761">
+  <w:style w:type="table" w:styleId="714">
     <w:name w:val="Grid Table 1 Light - Accent 4"/>
-    <w:basedOn w:val="897"/>
+    <w:basedOn w:val="850"/>
     <w:uiPriority w:val="99"/>
     <w:pPr>
       <w:pBdr/>
@@ -6118,9 +7562,9 @@
       </w:tcPr>
     </w:tblStylePr>
   </w:style>
-  <w:style w:type="table" w:styleId="762">
+  <w:style w:type="table" w:styleId="715">
     <w:name w:val="Grid Table 1 Light - Accent 5"/>
-    <w:basedOn w:val="897"/>
+    <w:basedOn w:val="850"/>
     <w:uiPriority w:val="99"/>
     <w:pPr>
       <w:pBdr/>
@@ -6341,9 +7785,9 @@
       </w:tcPr>
     </w:tblStylePr>
   </w:style>
-  <w:style w:type="table" w:styleId="763">
+  <w:style w:type="table" w:styleId="716">
     <w:name w:val="Grid Table 1 Light - Accent 6"/>
-    <w:basedOn w:val="897"/>
+    <w:basedOn w:val="850"/>
     <w:uiPriority w:val="99"/>
     <w:pPr>
       <w:pBdr/>
@@ -6564,9 +8008,9 @@
       </w:tcPr>
     </w:tblStylePr>
   </w:style>
-  <w:style w:type="table" w:styleId="764">
+  <w:style w:type="table" w:styleId="717">
     <w:name w:val="Grid Table 2"/>
-    <w:basedOn w:val="897"/>
+    <w:basedOn w:val="850"/>
     <w:uiPriority w:val="99"/>
     <w:pPr>
       <w:pBdr/>
@@ -6796,9 +8240,9 @@
       </w:tcPr>
     </w:tblStylePr>
   </w:style>
-  <w:style w:type="table" w:styleId="765">
+  <w:style w:type="table" w:styleId="718">
     <w:name w:val="Grid Table 2 - Accent 1"/>
-    <w:basedOn w:val="897"/>
+    <w:basedOn w:val="850"/>
     <w:uiPriority w:val="99"/>
     <w:pPr>
       <w:pBdr/>
@@ -7028,9 +8472,9 @@
       </w:tcPr>
     </w:tblStylePr>
   </w:style>
-  <w:style w:type="table" w:styleId="766">
+  <w:style w:type="table" w:styleId="719">
     <w:name w:val="Grid Table 2 - Accent 2"/>
-    <w:basedOn w:val="897"/>
+    <w:basedOn w:val="850"/>
     <w:uiPriority w:val="99"/>
     <w:pPr>
       <w:pBdr/>
@@ -7260,9 +8704,9 @@
       </w:tcPr>
     </w:tblStylePr>
   </w:style>
-  <w:style w:type="table" w:styleId="767">
+  <w:style w:type="table" w:styleId="720">
     <w:name w:val="Grid Table 2 - Accent 3"/>
-    <w:basedOn w:val="897"/>
+    <w:basedOn w:val="850"/>
     <w:uiPriority w:val="99"/>
     <w:pPr>
       <w:pBdr/>
@@ -7492,9 +8936,9 @@
       </w:tcPr>
     </w:tblStylePr>
   </w:style>
-  <w:style w:type="table" w:styleId="768">
+  <w:style w:type="table" w:styleId="721">
     <w:name w:val="Grid Table 2 - Accent 4"/>
-    <w:basedOn w:val="897"/>
+    <w:basedOn w:val="850"/>
     <w:uiPriority w:val="99"/>
     <w:pPr>
       <w:pBdr/>
@@ -7724,9 +9168,9 @@
       </w:tcPr>
     </w:tblStylePr>
   </w:style>
-  <w:style w:type="table" w:styleId="769">
+  <w:style w:type="table" w:styleId="722">
     <w:name w:val="Grid Table 2 - Accent 5"/>
-    <w:basedOn w:val="897"/>
+    <w:basedOn w:val="850"/>
     <w:uiPriority w:val="99"/>
     <w:pPr>
       <w:pBdr/>
@@ -7956,9 +9400,9 @@
       </w:tcPr>
     </w:tblStylePr>
   </w:style>
-  <w:style w:type="table" w:styleId="770">
+  <w:style w:type="table" w:styleId="723">
     <w:name w:val="Grid Table 2 - Accent 6"/>
-    <w:basedOn w:val="897"/>
+    <w:basedOn w:val="850"/>
     <w:uiPriority w:val="99"/>
     <w:pPr>
       <w:pBdr/>
@@ -8188,9 +9632,9 @@
       </w:tcPr>
     </w:tblStylePr>
   </w:style>
-  <w:style w:type="table" w:styleId="771">
+  <w:style w:type="table" w:styleId="724">
     <w:name w:val="Grid Table 3"/>
-    <w:basedOn w:val="897"/>
+    <w:basedOn w:val="850"/>
     <w:uiPriority w:val="99"/>
     <w:pPr>
       <w:pBdr/>
@@ -8433,9 +9877,9 @@
       </w:tcPr>
     </w:tblStylePr>
   </w:style>
-  <w:style w:type="table" w:styleId="772">
+  <w:style w:type="table" w:styleId="725">
     <w:name w:val="Grid Table 3 - Accent 1"/>
-    <w:basedOn w:val="897"/>
+    <w:basedOn w:val="850"/>
     <w:uiPriority w:val="99"/>
     <w:pPr>
       <w:pBdr/>
@@ -8678,9 +10122,9 @@
       </w:tcPr>
     </w:tblStylePr>
   </w:style>
-  <w:style w:type="table" w:styleId="773">
+  <w:style w:type="table" w:styleId="726">
     <w:name w:val="Grid Table 3 - Accent 2"/>
-    <w:basedOn w:val="897"/>
+    <w:basedOn w:val="850"/>
     <w:uiPriority w:val="99"/>
     <w:pPr>
       <w:pBdr/>
@@ -8923,9 +10367,9 @@
       </w:tcPr>
     </w:tblStylePr>
   </w:style>
-  <w:style w:type="table" w:styleId="774">
+  <w:style w:type="table" w:styleId="727">
     <w:name w:val="Grid Table 3 - Accent 3"/>
-    <w:basedOn w:val="897"/>
+    <w:basedOn w:val="850"/>
     <w:uiPriority w:val="99"/>
     <w:pPr>
       <w:pBdr/>
@@ -9168,9 +10612,9 @@
       </w:tcPr>
     </w:tblStylePr>
   </w:style>
-  <w:style w:type="table" w:styleId="775">
+  <w:style w:type="table" w:styleId="728">
     <w:name w:val="Grid Table 3 - Accent 4"/>
-    <w:basedOn w:val="897"/>
+    <w:basedOn w:val="850"/>
     <w:uiPriority w:val="99"/>
     <w:pPr>
       <w:pBdr/>
@@ -9413,9 +10857,9 @@
       </w:tcPr>
     </w:tblStylePr>
   </w:style>
-  <w:style w:type="table" w:styleId="776">
+  <w:style w:type="table" w:styleId="729">
     <w:name w:val="Grid Table 3 - Accent 5"/>
-    <w:basedOn w:val="897"/>
+    <w:basedOn w:val="850"/>
     <w:uiPriority w:val="99"/>
     <w:pPr>
       <w:pBdr/>
@@ -9658,9 +11102,9 @@
       </w:tcPr>
     </w:tblStylePr>
   </w:style>
-  <w:style w:type="table" w:styleId="777">
+  <w:style w:type="table" w:styleId="730">
     <w:name w:val="Grid Table 3 - Accent 6"/>
-    <w:basedOn w:val="897"/>
+    <w:basedOn w:val="850"/>
     <w:uiPriority w:val="99"/>
     <w:pPr>
       <w:pBdr/>
@@ -9903,9 +11347,9 @@
       </w:tcPr>
     </w:tblStylePr>
   </w:style>
-  <w:style w:type="table" w:styleId="778">
+  <w:style w:type="table" w:styleId="731">
     <w:name w:val="Grid Table 4"/>
-    <w:basedOn w:val="897"/>
+    <w:basedOn w:val="850"/>
     <w:uiPriority w:val="59"/>
     <w:pPr>
       <w:pBdr/>
@@ -10136,9 +11580,9 @@
       </w:tcPr>
     </w:tblStylePr>
   </w:style>
-  <w:style w:type="table" w:styleId="779">
+  <w:style w:type="table" w:styleId="732">
     <w:name w:val="Grid Table 4 - Accent 1"/>
-    <w:basedOn w:val="897"/>
+    <w:basedOn w:val="850"/>
     <w:uiPriority w:val="59"/>
     <w:pPr>
       <w:pBdr/>
@@ -10369,9 +11813,9 @@
       </w:tcPr>
     </w:tblStylePr>
   </w:style>
-  <w:style w:type="table" w:styleId="780">
+  <w:style w:type="table" w:styleId="733">
     <w:name w:val="Grid Table 4 - Accent 2"/>
-    <w:basedOn w:val="897"/>
+    <w:basedOn w:val="850"/>
     <w:uiPriority w:val="59"/>
     <w:pPr>
       <w:pBdr/>
@@ -10602,9 +12046,9 @@
       </w:tcPr>
     </w:tblStylePr>
   </w:style>
-  <w:style w:type="table" w:styleId="781">
+  <w:style w:type="table" w:styleId="734">
     <w:name w:val="Grid Table 4 - Accent 3"/>
-    <w:basedOn w:val="897"/>
+    <w:basedOn w:val="850"/>
     <w:uiPriority w:val="59"/>
     <w:pPr>
       <w:pBdr/>
@@ -10835,9 +12279,9 @@
       </w:tcPr>
     </w:tblStylePr>
   </w:style>
-  <w:style w:type="table" w:styleId="782">
+  <w:style w:type="table" w:styleId="735">
     <w:name w:val="Grid Table 4 - Accent 4"/>
-    <w:basedOn w:val="897"/>
+    <w:basedOn w:val="850"/>
     <w:uiPriority w:val="59"/>
     <w:pPr>
       <w:pBdr/>
@@ -11068,9 +12512,9 @@
       </w:tcPr>
     </w:tblStylePr>
   </w:style>
-  <w:style w:type="table" w:styleId="783">
+  <w:style w:type="table" w:styleId="736">
     <w:name w:val="Grid Table 4 - Accent 5"/>
-    <w:basedOn w:val="897"/>
+    <w:basedOn w:val="850"/>
     <w:uiPriority w:val="59"/>
     <w:pPr>
       <w:pBdr/>
@@ -11301,9 +12745,9 @@
       </w:tcPr>
     </w:tblStylePr>
   </w:style>
-  <w:style w:type="table" w:styleId="784">
+  <w:style w:type="table" w:styleId="737">
     <w:name w:val="Grid Table 4 - Accent 6"/>
-    <w:basedOn w:val="897"/>
+    <w:basedOn w:val="850"/>
     <w:uiPriority w:val="59"/>
     <w:pPr>
       <w:pBdr/>
@@ -11534,9 +12978,9 @@
       </w:tcPr>
     </w:tblStylePr>
   </w:style>
-  <w:style w:type="table" w:styleId="785">
+  <w:style w:type="table" w:styleId="738">
     <w:name w:val="Grid Table 5 Dark"/>
-    <w:basedOn w:val="897"/>
+    <w:basedOn w:val="850"/>
     <w:uiPriority w:val="99"/>
     <w:pPr>
       <w:pBdr/>
@@ -11762,9 +13206,9 @@
       </w:tcPr>
     </w:tblStylePr>
   </w:style>
-  <w:style w:type="table" w:styleId="786">
+  <w:style w:type="table" w:styleId="739">
     <w:name w:val="Grid Table 5 Dark- Accent 1"/>
-    <w:basedOn w:val="897"/>
+    <w:basedOn w:val="850"/>
     <w:uiPriority w:val="99"/>
     <w:pPr>
       <w:pBdr/>
@@ -11990,9 +13434,9 @@
       </w:tcPr>
     </w:tblStylePr>
   </w:style>
-  <w:style w:type="table" w:styleId="787">
+  <w:style w:type="table" w:styleId="740">
     <w:name w:val="Grid Table 5 Dark - Accent 2"/>
-    <w:basedOn w:val="897"/>
+    <w:basedOn w:val="850"/>
     <w:uiPriority w:val="99"/>
     <w:pPr>
       <w:pBdr/>
@@ -12218,9 +13662,9 @@
       </w:tcPr>
     </w:tblStylePr>
   </w:style>
-  <w:style w:type="table" w:styleId="788">
+  <w:style w:type="table" w:styleId="741">
     <w:name w:val="Grid Table 5 Dark - Accent 3"/>
-    <w:basedOn w:val="897"/>
+    <w:basedOn w:val="850"/>
     <w:uiPriority w:val="99"/>
     <w:pPr>
       <w:pBdr/>
@@ -12446,9 +13890,9 @@
       </w:tcPr>
     </w:tblStylePr>
   </w:style>
-  <w:style w:type="table" w:styleId="789">
+  <w:style w:type="table" w:styleId="742">
     <w:name w:val="Grid Table 5 Dark- Accent 4"/>
-    <w:basedOn w:val="897"/>
+    <w:basedOn w:val="850"/>
     <w:uiPriority w:val="99"/>
     <w:pPr>
       <w:pBdr/>
@@ -12674,9 +14118,9 @@
       </w:tcPr>
     </w:tblStylePr>
   </w:style>
-  <w:style w:type="table" w:styleId="790">
+  <w:style w:type="table" w:styleId="743">
     <w:name w:val="Grid Table 5 Dark - Accent 5"/>
-    <w:basedOn w:val="897"/>
+    <w:basedOn w:val="850"/>
     <w:uiPriority w:val="99"/>
     <w:pPr>
       <w:pBdr/>
@@ -12902,9 +14346,9 @@
       </w:tcPr>
     </w:tblStylePr>
   </w:style>
-  <w:style w:type="table" w:styleId="791">
+  <w:style w:type="table" w:styleId="744">
     <w:name w:val="Grid Table 5 Dark - Accent 6"/>
-    <w:basedOn w:val="897"/>
+    <w:basedOn w:val="850"/>
     <w:uiPriority w:val="99"/>
     <w:pPr>
       <w:pBdr/>
@@ -13130,9 +14574,9 @@
       </w:tcPr>
     </w:tblStylePr>
   </w:style>
-  <w:style w:type="table" w:styleId="792">
+  <w:style w:type="table" w:styleId="745">
     <w:name w:val="Grid Table 6 Colorful"/>
-    <w:basedOn w:val="897"/>
+    <w:basedOn w:val="850"/>
     <w:uiPriority w:val="99"/>
     <w:pPr>
       <w:pBdr/>
@@ -13360,9 +14804,9 @@
       </w:tcPr>
     </w:tblStylePr>
   </w:style>
-  <w:style w:type="table" w:styleId="793">
+  <w:style w:type="table" w:styleId="746">
     <w:name w:val="Grid Table 6 Colorful - Accent 1"/>
-    <w:basedOn w:val="897"/>
+    <w:basedOn w:val="850"/>
     <w:uiPriority w:val="99"/>
     <w:pPr>
       <w:pBdr/>
@@ -13590,9 +15034,9 @@
       </w:tcPr>
     </w:tblStylePr>
   </w:style>
-  <w:style w:type="table" w:styleId="794">
+  <w:style w:type="table" w:styleId="747">
     <w:name w:val="Grid Table 6 Colorful - Accent 2"/>
-    <w:basedOn w:val="897"/>
+    <w:basedOn w:val="850"/>
     <w:uiPriority w:val="99"/>
     <w:pPr>
       <w:pBdr/>
@@ -13820,9 +15264,9 @@
       </w:tcPr>
     </w:tblStylePr>
   </w:style>
-  <w:style w:type="table" w:styleId="795">
+  <w:style w:type="table" w:styleId="748">
     <w:name w:val="Grid Table 6 Colorful - Accent 3"/>
-    <w:basedOn w:val="897"/>
+    <w:basedOn w:val="850"/>
     <w:uiPriority w:val="99"/>
     <w:pPr>
       <w:pBdr/>
@@ -14050,9 +15494,9 @@
       </w:tcPr>
     </w:tblStylePr>
   </w:style>
-  <w:style w:type="table" w:styleId="796">
+  <w:style w:type="table" w:styleId="749">
     <w:name w:val="Grid Table 6 Colorful - Accent 4"/>
-    <w:basedOn w:val="897"/>
+    <w:basedOn w:val="850"/>
     <w:uiPriority w:val="99"/>
     <w:pPr>
       <w:pBdr/>
@@ -14280,9 +15724,9 @@
       </w:tcPr>
     </w:tblStylePr>
   </w:style>
-  <w:style w:type="table" w:styleId="797">
+  <w:style w:type="table" w:styleId="750">
     <w:name w:val="Grid Table 6 Colorful - Accent 5"/>
-    <w:basedOn w:val="897"/>
+    <w:basedOn w:val="850"/>
     <w:uiPriority w:val="99"/>
     <w:pPr>
       <w:pBdr/>
@@ -14510,9 +15954,9 @@
       </w:tcPr>
     </w:tblStylePr>
   </w:style>
-  <w:style w:type="table" w:styleId="798">
+  <w:style w:type="table" w:styleId="751">
     <w:name w:val="Grid Table 6 Colorful - Accent 6"/>
-    <w:basedOn w:val="897"/>
+    <w:basedOn w:val="850"/>
     <w:uiPriority w:val="99"/>
     <w:pPr>
       <w:pBdr/>
@@ -14740,9 +16184,9 @@
       </w:tcPr>
     </w:tblStylePr>
   </w:style>
-  <w:style w:type="table" w:styleId="799">
+  <w:style w:type="table" w:styleId="752">
     <w:name w:val="Grid Table 7 Colorful"/>
-    <w:basedOn w:val="897"/>
+    <w:basedOn w:val="850"/>
     <w:uiPriority w:val="99"/>
     <w:pPr>
       <w:pBdr/>
@@ -14994,9 +16438,9 @@
       </w:tcPr>
     </w:tblStylePr>
   </w:style>
-  <w:style w:type="table" w:styleId="800">
+  <w:style w:type="table" w:styleId="753">
     <w:name w:val="Grid Table 7 Colorful - Accent 1"/>
-    <w:basedOn w:val="897"/>
+    <w:basedOn w:val="850"/>
     <w:uiPriority w:val="99"/>
     <w:pPr>
       <w:pBdr/>
@@ -15248,9 +16692,9 @@
       </w:tcPr>
     </w:tblStylePr>
   </w:style>
-  <w:style w:type="table" w:styleId="801">
+  <w:style w:type="table" w:styleId="754">
     <w:name w:val="Grid Table 7 Colorful - Accent 2"/>
-    <w:basedOn w:val="897"/>
+    <w:basedOn w:val="850"/>
     <w:uiPriority w:val="99"/>
     <w:pPr>
       <w:pBdr/>
@@ -15502,9 +16946,9 @@
       </w:tcPr>
     </w:tblStylePr>
   </w:style>
-  <w:style w:type="table" w:styleId="802">
+  <w:style w:type="table" w:styleId="755">
     <w:name w:val="Grid Table 7 Colorful - Accent 3"/>
-    <w:basedOn w:val="897"/>
+    <w:basedOn w:val="850"/>
     <w:uiPriority w:val="99"/>
     <w:pPr>
       <w:pBdr/>
@@ -15756,9 +17200,9 @@
       </w:tcPr>
     </w:tblStylePr>
   </w:style>
-  <w:style w:type="table" w:styleId="803">
+  <w:style w:type="table" w:styleId="756">
     <w:name w:val="Grid Table 7 Colorful - Accent 4"/>
-    <w:basedOn w:val="897"/>
+    <w:basedOn w:val="850"/>
     <w:uiPriority w:val="99"/>
     <w:pPr>
       <w:pBdr/>
@@ -16010,9 +17454,9 @@
       </w:tcPr>
     </w:tblStylePr>
   </w:style>
-  <w:style w:type="table" w:styleId="804">
+  <w:style w:type="table" w:styleId="757">
     <w:name w:val="Grid Table 7 Colorful - Accent 5"/>
-    <w:basedOn w:val="897"/>
+    <w:basedOn w:val="850"/>
     <w:uiPriority w:val="99"/>
     <w:pPr>
       <w:pBdr/>
@@ -16264,9 +17708,9 @@
       </w:tcPr>
     </w:tblStylePr>
   </w:style>
-  <w:style w:type="table" w:styleId="805">
+  <w:style w:type="table" w:styleId="758">
     <w:name w:val="Grid Table 7 Colorful - Accent 6"/>
-    <w:basedOn w:val="897"/>
+    <w:basedOn w:val="850"/>
     <w:uiPriority w:val="99"/>
     <w:pPr>
       <w:pBdr/>
@@ -16518,9 +17962,9 @@
       </w:tcPr>
     </w:tblStylePr>
   </w:style>
-  <w:style w:type="table" w:styleId="806">
+  <w:style w:type="table" w:styleId="759">
     <w:name w:val="List Table 1 Light"/>
-    <w:basedOn w:val="897"/>
+    <w:basedOn w:val="850"/>
     <w:uiPriority w:val="99"/>
     <w:pPr>
       <w:pBdr/>
@@ -16734,9 +18178,9 @@
       </w:tcPr>
     </w:tblStylePr>
   </w:style>
-  <w:style w:type="table" w:styleId="807">
+  <w:style w:type="table" w:styleId="760">
     <w:name w:val="List Table 1 Light - Accent 1"/>
-    <w:basedOn w:val="897"/>
+    <w:basedOn w:val="850"/>
     <w:uiPriority w:val="99"/>
     <w:pPr>
       <w:pBdr/>
@@ -16950,9 +18394,9 @@
       </w:tcPr>
     </w:tblStylePr>
   </w:style>
-  <w:style w:type="table" w:styleId="808">
+  <w:style w:type="table" w:styleId="761">
     <w:name w:val="List Table 1 Light - Accent 2"/>
-    <w:basedOn w:val="897"/>
+    <w:basedOn w:val="850"/>
     <w:uiPriority w:val="99"/>
     <w:pPr>
       <w:pBdr/>
@@ -17166,9 +18610,9 @@
       </w:tcPr>
     </w:tblStylePr>
   </w:style>
-  <w:style w:type="table" w:styleId="809">
+  <w:style w:type="table" w:styleId="762">
     <w:name w:val="List Table 1 Light - Accent 3"/>
-    <w:basedOn w:val="897"/>
+    <w:basedOn w:val="850"/>
     <w:uiPriority w:val="99"/>
     <w:pPr>
       <w:pBdr/>
@@ -17382,9 +18826,9 @@
       </w:tcPr>
     </w:tblStylePr>
   </w:style>
-  <w:style w:type="table" w:styleId="810">
+  <w:style w:type="table" w:styleId="763">
     <w:name w:val="List Table 1 Light - Accent 4"/>
-    <w:basedOn w:val="897"/>
+    <w:basedOn w:val="850"/>
     <w:uiPriority w:val="99"/>
     <w:pPr>
       <w:pBdr/>
@@ -17598,9 +19042,9 @@
       </w:tcPr>
     </w:tblStylePr>
   </w:style>
-  <w:style w:type="table" w:styleId="811">
+  <w:style w:type="table" w:styleId="764">
     <w:name w:val="List Table 1 Light - Accent 5"/>
-    <w:basedOn w:val="897"/>
+    <w:basedOn w:val="850"/>
     <w:uiPriority w:val="99"/>
     <w:pPr>
       <w:pBdr/>
@@ -17814,9 +19258,9 @@
       </w:tcPr>
     </w:tblStylePr>
   </w:style>
-  <w:style w:type="table" w:styleId="812">
+  <w:style w:type="table" w:styleId="765">
     <w:name w:val="List Table 1 Light - Accent 6"/>
-    <w:basedOn w:val="897"/>
+    <w:basedOn w:val="850"/>
     <w:uiPriority w:val="99"/>
     <w:pPr>
       <w:pBdr/>
@@ -18030,9 +19474,9 @@
       </w:tcPr>
     </w:tblStylePr>
   </w:style>
-  <w:style w:type="table" w:styleId="813">
+  <w:style w:type="table" w:styleId="766">
     <w:name w:val="List Table 2"/>
-    <w:basedOn w:val="897"/>
+    <w:basedOn w:val="850"/>
     <w:uiPriority w:val="99"/>
     <w:pPr>
       <w:pBdr/>
@@ -18268,9 +19712,9 @@
       </w:tcPr>
     </w:tblStylePr>
   </w:style>
-  <w:style w:type="table" w:styleId="814">
+  <w:style w:type="table" w:styleId="767">
     <w:name w:val="List Table 2 - Accent 1"/>
-    <w:basedOn w:val="897"/>
+    <w:basedOn w:val="850"/>
     <w:uiPriority w:val="99"/>
     <w:pPr>
       <w:pBdr/>
@@ -18506,9 +19950,9 @@
       </w:tcPr>
     </w:tblStylePr>
   </w:style>
-  <w:style w:type="table" w:styleId="815">
+  <w:style w:type="table" w:styleId="768">
     <w:name w:val="List Table 2 - Accent 2"/>
-    <w:basedOn w:val="897"/>
+    <w:basedOn w:val="850"/>
     <w:uiPriority w:val="99"/>
     <w:pPr>
       <w:pBdr/>
@@ -18744,9 +20188,9 @@
       </w:tcPr>
     </w:tblStylePr>
   </w:style>
-  <w:style w:type="table" w:styleId="816">
+  <w:style w:type="table" w:styleId="769">
     <w:name w:val="List Table 2 - Accent 3"/>
-    <w:basedOn w:val="897"/>
+    <w:basedOn w:val="850"/>
     <w:uiPriority w:val="99"/>
     <w:pPr>
       <w:pBdr/>
@@ -18982,9 +20426,9 @@
       </w:tcPr>
     </w:tblStylePr>
   </w:style>
-  <w:style w:type="table" w:styleId="817">
+  <w:style w:type="table" w:styleId="770">
     <w:name w:val="List Table 2 - Accent 4"/>
-    <w:basedOn w:val="897"/>
+    <w:basedOn w:val="850"/>
     <w:uiPriority w:val="99"/>
     <w:pPr>
       <w:pBdr/>
@@ -19220,9 +20664,9 @@
       </w:tcPr>
     </w:tblStylePr>
   </w:style>
-  <w:style w:type="table" w:styleId="818">
+  <w:style w:type="table" w:styleId="771">
     <w:name w:val="List Table 2 - Accent 5"/>
-    <w:basedOn w:val="897"/>
+    <w:basedOn w:val="850"/>
     <w:uiPriority w:val="99"/>
     <w:pPr>
       <w:pBdr/>
@@ -19458,9 +20902,9 @@
       </w:tcPr>
     </w:tblStylePr>
   </w:style>
-  <w:style w:type="table" w:styleId="819">
+  <w:style w:type="table" w:styleId="772">
     <w:name w:val="List Table 2 - Accent 6"/>
-    <w:basedOn w:val="897"/>
+    <w:basedOn w:val="850"/>
     <w:uiPriority w:val="99"/>
     <w:pPr>
       <w:pBdr/>
@@ -19696,9 +21140,9 @@
       </w:tcPr>
     </w:tblStylePr>
   </w:style>
-  <w:style w:type="table" w:styleId="820">
+  <w:style w:type="table" w:styleId="773">
     <w:name w:val="List Table 3"/>
-    <w:basedOn w:val="897"/>
+    <w:basedOn w:val="850"/>
     <w:uiPriority w:val="99"/>
     <w:pPr>
       <w:pBdr/>
@@ -19924,9 +21368,9 @@
       </w:tcPr>
     </w:tblStylePr>
   </w:style>
-  <w:style w:type="table" w:styleId="821">
+  <w:style w:type="table" w:styleId="774">
     <w:name w:val="List Table 3 - Accent 1"/>
-    <w:basedOn w:val="897"/>
+    <w:basedOn w:val="850"/>
     <w:uiPriority w:val="99"/>
     <w:pPr>
       <w:pBdr/>
@@ -20152,9 +21596,9 @@
       </w:tcPr>
     </w:tblStylePr>
   </w:style>
-  <w:style w:type="table" w:styleId="822">
+  <w:style w:type="table" w:styleId="775">
     <w:name w:val="List Table 3 - Accent 2"/>
-    <w:basedOn w:val="897"/>
+    <w:basedOn w:val="850"/>
     <w:uiPriority w:val="99"/>
     <w:pPr>
       <w:pBdr/>
@@ -20380,9 +21824,9 @@
       </w:tcPr>
     </w:tblStylePr>
   </w:style>
-  <w:style w:type="table" w:styleId="823">
+  <w:style w:type="table" w:styleId="776">
     <w:name w:val="List Table 3 - Accent 3"/>
-    <w:basedOn w:val="897"/>
+    <w:basedOn w:val="850"/>
     <w:uiPriority w:val="99"/>
     <w:pPr>
       <w:pBdr/>
@@ -20608,9 +22052,9 @@
       </w:tcPr>
     </w:tblStylePr>
   </w:style>
-  <w:style w:type="table" w:styleId="824">
+  <w:style w:type="table" w:styleId="777">
     <w:name w:val="List Table 3 - Accent 4"/>
-    <w:basedOn w:val="897"/>
+    <w:basedOn w:val="850"/>
     <w:uiPriority w:val="99"/>
     <w:pPr>
       <w:pBdr/>
@@ -20836,9 +22280,9 @@
       </w:tcPr>
     </w:tblStylePr>
   </w:style>
-  <w:style w:type="table" w:styleId="825">
+  <w:style w:type="table" w:styleId="778">
     <w:name w:val="List Table 3 - Accent 5"/>
-    <w:basedOn w:val="897"/>
+    <w:basedOn w:val="850"/>
     <w:uiPriority w:val="99"/>
     <w:pPr>
       <w:pBdr/>
@@ -21064,9 +22508,9 @@
       </w:tcPr>
     </w:tblStylePr>
   </w:style>
-  <w:style w:type="table" w:styleId="826">
+  <w:style w:type="table" w:styleId="779">
     <w:name w:val="List Table 3 - Accent 6"/>
-    <w:basedOn w:val="897"/>
+    <w:basedOn w:val="850"/>
     <w:uiPriority w:val="99"/>
     <w:pPr>
       <w:pBdr/>
@@ -21292,9 +22736,9 @@
       </w:tcPr>
     </w:tblStylePr>
   </w:style>
-  <w:style w:type="table" w:styleId="827">
+  <w:style w:type="table" w:styleId="780">
     <w:name w:val="List Table 4"/>
-    <w:basedOn w:val="897"/>
+    <w:basedOn w:val="850"/>
     <w:uiPriority w:val="99"/>
     <w:pPr>
       <w:pBdr/>
@@ -21517,9 +22961,9 @@
       </w:tcPr>
     </w:tblStylePr>
   </w:style>
-  <w:style w:type="table" w:styleId="828">
+  <w:style w:type="table" w:styleId="781">
     <w:name w:val="List Table 4 - Accent 1"/>
-    <w:basedOn w:val="897"/>
+    <w:basedOn w:val="850"/>
     <w:uiPriority w:val="99"/>
     <w:pPr>
       <w:pBdr/>
@@ -21742,9 +23186,9 @@
       </w:tcPr>
     </w:tblStylePr>
   </w:style>
-  <w:style w:type="table" w:styleId="829">
+  <w:style w:type="table" w:styleId="782">
     <w:name w:val="List Table 4 - Accent 2"/>
-    <w:basedOn w:val="897"/>
+    <w:basedOn w:val="850"/>
     <w:uiPriority w:val="99"/>
     <w:pPr>
       <w:pBdr/>
@@ -21967,9 +23411,9 @@
       </w:tcPr>
     </w:tblStylePr>
   </w:style>
-  <w:style w:type="table" w:styleId="830">
+  <w:style w:type="table" w:styleId="783">
     <w:name w:val="List Table 4 - Accent 3"/>
-    <w:basedOn w:val="897"/>
+    <w:basedOn w:val="850"/>
     <w:uiPriority w:val="99"/>
     <w:pPr>
       <w:pBdr/>
@@ -22192,9 +23636,9 @@
       </w:tcPr>
     </w:tblStylePr>
   </w:style>
-  <w:style w:type="table" w:styleId="831">
+  <w:style w:type="table" w:styleId="784">
     <w:name w:val="List Table 4 - Accent 4"/>
-    <w:basedOn w:val="897"/>
+    <w:basedOn w:val="850"/>
     <w:uiPriority w:val="99"/>
     <w:pPr>
       <w:pBdr/>
@@ -22417,9 +23861,9 @@
       </w:tcPr>
     </w:tblStylePr>
   </w:style>
-  <w:style w:type="table" w:styleId="832">
+  <w:style w:type="table" w:styleId="785">
     <w:name w:val="List Table 4 - Accent 5"/>
-    <w:basedOn w:val="897"/>
+    <w:basedOn w:val="850"/>
     <w:uiPriority w:val="99"/>
     <w:pPr>
       <w:pBdr/>
@@ -22642,9 +24086,9 @@
       </w:tcPr>
     </w:tblStylePr>
   </w:style>
-  <w:style w:type="table" w:styleId="833">
+  <w:style w:type="table" w:styleId="786">
     <w:name w:val="List Table 4 - Accent 6"/>
-    <w:basedOn w:val="897"/>
+    <w:basedOn w:val="850"/>
     <w:uiPriority w:val="99"/>
     <w:pPr>
       <w:pBdr/>
@@ -22867,9 +24311,9 @@
       </w:tcPr>
     </w:tblStylePr>
   </w:style>
-  <w:style w:type="table" w:styleId="834">
+  <w:style w:type="table" w:styleId="787">
     <w:name w:val="List Table 5 Dark"/>
-    <w:basedOn w:val="897"/>
+    <w:basedOn w:val="850"/>
     <w:uiPriority w:val="99"/>
     <w:pPr>
       <w:pBdr/>
@@ -23109,9 +24553,9 @@
       </w:tcPr>
     </w:tblStylePr>
   </w:style>
-  <w:style w:type="table" w:styleId="835">
+  <w:style w:type="table" w:styleId="788">
     <w:name w:val="List Table 5 Dark - Accent 1"/>
-    <w:basedOn w:val="897"/>
+    <w:basedOn w:val="850"/>
     <w:uiPriority w:val="99"/>
     <w:pPr>
       <w:pBdr/>
@@ -23351,9 +24795,9 @@
       </w:tcPr>
     </w:tblStylePr>
   </w:style>
-  <w:style w:type="table" w:styleId="836">
+  <w:style w:type="table" w:styleId="789">
     <w:name w:val="List Table 5 Dark - Accent 2"/>
-    <w:basedOn w:val="897"/>
+    <w:basedOn w:val="850"/>
     <w:uiPriority w:val="99"/>
     <w:pPr>
       <w:pBdr/>
@@ -23593,9 +25037,9 @@
       </w:tcPr>
     </w:tblStylePr>
   </w:style>
-  <w:style w:type="table" w:styleId="837">
+  <w:style w:type="table" w:styleId="790">
     <w:name w:val="List Table 5 Dark - Accent 3"/>
-    <w:basedOn w:val="897"/>
+    <w:basedOn w:val="850"/>
     <w:uiPriority w:val="99"/>
     <w:pPr>
       <w:pBdr/>
@@ -23835,9 +25279,9 @@
       </w:tcPr>
     </w:tblStylePr>
   </w:style>
-  <w:style w:type="table" w:styleId="838">
+  <w:style w:type="table" w:styleId="791">
     <w:name w:val="List Table 5 Dark - Accent 4"/>
-    <w:basedOn w:val="897"/>
+    <w:basedOn w:val="850"/>
     <w:uiPriority w:val="99"/>
     <w:pPr>
       <w:pBdr/>
@@ -24077,9 +25521,9 @@
       </w:tcPr>
     </w:tblStylePr>
   </w:style>
-  <w:style w:type="table" w:styleId="839">
+  <w:style w:type="table" w:styleId="792">
     <w:name w:val="List Table 5 Dark - Accent 5"/>
-    <w:basedOn w:val="897"/>
+    <w:basedOn w:val="850"/>
     <w:uiPriority w:val="99"/>
     <w:pPr>
       <w:pBdr/>
@@ -24319,9 +25763,9 @@
       </w:tcPr>
     </w:tblStylePr>
   </w:style>
-  <w:style w:type="table" w:styleId="840">
+  <w:style w:type="table" w:styleId="793">
     <w:name w:val="List Table 5 Dark - Accent 6"/>
-    <w:basedOn w:val="897"/>
+    <w:basedOn w:val="850"/>
     <w:uiPriority w:val="99"/>
     <w:pPr>
       <w:pBdr/>
@@ -24561,9 +26005,9 @@
       </w:tcPr>
     </w:tblStylePr>
   </w:style>
-  <w:style w:type="table" w:styleId="841">
+  <w:style w:type="table" w:styleId="794">
     <w:name w:val="List Table 6 Colorful"/>
-    <w:basedOn w:val="897"/>
+    <w:basedOn w:val="850"/>
     <w:uiPriority w:val="99"/>
     <w:pPr>
       <w:pBdr/>
@@ -24784,9 +26228,9 @@
       </w:tcPr>
     </w:tblStylePr>
   </w:style>
-  <w:style w:type="table" w:styleId="842">
+  <w:style w:type="table" w:styleId="795">
     <w:name w:val="List Table 6 Colorful - Accent 1"/>
-    <w:basedOn w:val="897"/>
+    <w:basedOn w:val="850"/>
     <w:uiPriority w:val="99"/>
     <w:pPr>
       <w:pBdr/>
@@ -25007,9 +26451,9 @@
       </w:tcPr>
     </w:tblStylePr>
   </w:style>
-  <w:style w:type="table" w:styleId="843">
+  <w:style w:type="table" w:styleId="796">
     <w:name w:val="List Table 6 Colorful - Accent 2"/>
-    <w:basedOn w:val="897"/>
+    <w:basedOn w:val="850"/>
     <w:uiPriority w:val="99"/>
     <w:pPr>
       <w:pBdr/>
@@ -25230,9 +26674,9 @@
       </w:tcPr>
     </w:tblStylePr>
   </w:style>
-  <w:style w:type="table" w:styleId="844">
+  <w:style w:type="table" w:styleId="797">
     <w:name w:val="List Table 6 Colorful - Accent 3"/>
-    <w:basedOn w:val="897"/>
+    <w:basedOn w:val="850"/>
     <w:uiPriority w:val="99"/>
     <w:pPr>
       <w:pBdr/>
@@ -25453,9 +26897,9 @@
       </w:tcPr>
     </w:tblStylePr>
   </w:style>
-  <w:style w:type="table" w:styleId="845">
+  <w:style w:type="table" w:styleId="798">
     <w:name w:val="List Table 6 Colorful - Accent 4"/>
-    <w:basedOn w:val="897"/>
+    <w:basedOn w:val="850"/>
     <w:uiPriority w:val="99"/>
     <w:pPr>
       <w:pBdr/>
@@ -25676,9 +27120,9 @@
       </w:tcPr>
     </w:tblStylePr>
   </w:style>
-  <w:style w:type="table" w:styleId="846">
+  <w:style w:type="table" w:styleId="799">
     <w:name w:val="List Table 6 Colorful - Accent 5"/>
-    <w:basedOn w:val="897"/>
+    <w:basedOn w:val="850"/>
     <w:uiPriority w:val="99"/>
     <w:pPr>
       <w:pBdr/>
@@ -25899,9 +27343,9 @@
       </w:tcPr>
     </w:tblStylePr>
   </w:style>
-  <w:style w:type="table" w:styleId="847">
+  <w:style w:type="table" w:styleId="800">
     <w:name w:val="List Table 6 Colorful - Accent 6"/>
-    <w:basedOn w:val="897"/>
+    <w:basedOn w:val="850"/>
     <w:uiPriority w:val="99"/>
     <w:pPr>
       <w:pBdr/>
@@ -26122,9 +27566,9 @@
       </w:tcPr>
     </w:tblStylePr>
   </w:style>
-  <w:style w:type="table" w:styleId="848">
+  <w:style w:type="table" w:styleId="801">
     <w:name w:val="List Table 7 Colorful"/>
-    <w:basedOn w:val="897"/>
+    <w:basedOn w:val="850"/>
     <w:uiPriority w:val="99"/>
     <w:pPr>
       <w:pBdr/>
@@ -26378,9 +27822,9 @@
       </w:tcPr>
     </w:tblStylePr>
   </w:style>
-  <w:style w:type="table" w:styleId="849">
+  <w:style w:type="table" w:styleId="802">
     <w:name w:val="List Table 7 Colorful - Accent 1"/>
-    <w:basedOn w:val="897"/>
+    <w:basedOn w:val="850"/>
     <w:uiPriority w:val="99"/>
     <w:pPr>
       <w:pBdr/>
@@ -26634,9 +28078,9 @@
       </w:tcPr>
     </w:tblStylePr>
   </w:style>
-  <w:style w:type="table" w:styleId="850">
+  <w:style w:type="table" w:styleId="803">
     <w:name w:val="List Table 7 Colorful - Accent 2"/>
-    <w:basedOn w:val="897"/>
+    <w:basedOn w:val="850"/>
     <w:uiPriority w:val="99"/>
     <w:pPr>
       <w:pBdr/>
@@ -26890,9 +28334,9 @@
       </w:tcPr>
     </w:tblStylePr>
   </w:style>
-  <w:style w:type="table" w:styleId="851">
+  <w:style w:type="table" w:styleId="804">
     <w:name w:val="List Table 7 Colorful - Accent 3"/>
-    <w:basedOn w:val="897"/>
+    <w:basedOn w:val="850"/>
     <w:uiPriority w:val="99"/>
     <w:pPr>
       <w:pBdr/>
@@ -27146,9 +28590,9 @@
       </w:tcPr>
     </w:tblStylePr>
   </w:style>
-  <w:style w:type="table" w:styleId="852">
+  <w:style w:type="table" w:styleId="805">
     <w:name w:val="List Table 7 Colorful - Accent 4"/>
-    <w:basedOn w:val="897"/>
+    <w:basedOn w:val="850"/>
     <w:uiPriority w:val="99"/>
     <w:pPr>
       <w:pBdr/>
@@ -27402,9 +28846,9 @@
       </w:tcPr>
     </w:tblStylePr>
   </w:style>
-  <w:style w:type="table" w:styleId="853">
+  <w:style w:type="table" w:styleId="806">
     <w:name w:val="List Table 7 Colorful - Accent 5"/>
-    <w:basedOn w:val="897"/>
+    <w:basedOn w:val="850"/>
     <w:uiPriority w:val="99"/>
     <w:pPr>
       <w:pBdr/>
@@ -27658,9 +29102,9 @@
       </w:tcPr>
     </w:tblStylePr>
   </w:style>
-  <w:style w:type="table" w:styleId="854">
+  <w:style w:type="table" w:styleId="807">
     <w:name w:val="List Table 7 Colorful - Accent 6"/>
-    <w:basedOn w:val="897"/>
+    <w:basedOn w:val="850"/>
     <w:uiPriority w:val="99"/>
     <w:pPr>
       <w:pBdr/>
@@ -27914,9 +29358,9 @@
       </w:tcPr>
     </w:tblStylePr>
   </w:style>
-  <w:style w:type="table" w:styleId="855">
+  <w:style w:type="table" w:styleId="808">
     <w:name w:val="Lined - Accent"/>
-    <w:basedOn w:val="897"/>
+    <w:basedOn w:val="850"/>
     <w:uiPriority w:val="99"/>
     <w:pPr>
       <w:pBdr/>
@@ -28151,9 +29595,9 @@
       </w:tcPr>
     </w:tblStylePr>
   </w:style>
-  <w:style w:type="table" w:styleId="856">
+  <w:style w:type="table" w:styleId="809">
     <w:name w:val="Lined - Accent 1"/>
-    <w:basedOn w:val="897"/>
+    <w:basedOn w:val="850"/>
     <w:uiPriority w:val="99"/>
     <w:pPr>
       <w:pBdr/>
@@ -28388,9 +29832,9 @@
       </w:tcPr>
     </w:tblStylePr>
   </w:style>
-  <w:style w:type="table" w:styleId="857">
+  <w:style w:type="table" w:styleId="810">
     <w:name w:val="Lined - Accent 2"/>
-    <w:basedOn w:val="897"/>
+    <w:basedOn w:val="850"/>
     <w:uiPriority w:val="99"/>
     <w:pPr>
       <w:pBdr/>
@@ -28625,9 +30069,9 @@
       </w:tcPr>
     </w:tblStylePr>
   </w:style>
-  <w:style w:type="table" w:styleId="858">
+  <w:style w:type="table" w:styleId="811">
     <w:name w:val="Lined - Accent 3"/>
-    <w:basedOn w:val="897"/>
+    <w:basedOn w:val="850"/>
     <w:uiPriority w:val="99"/>
     <w:pPr>
       <w:pBdr/>
@@ -28862,9 +30306,9 @@
       </w:tcPr>
     </w:tblStylePr>
   </w:style>
-  <w:style w:type="table" w:styleId="859">
+  <w:style w:type="table" w:styleId="812">
     <w:name w:val="Lined - Accent 4"/>
-    <w:basedOn w:val="897"/>
+    <w:basedOn w:val="850"/>
     <w:uiPriority w:val="99"/>
     <w:pPr>
       <w:pBdr/>
@@ -29099,9 +30543,9 @@
       </w:tcPr>
     </w:tblStylePr>
   </w:style>
-  <w:style w:type="table" w:styleId="860">
+  <w:style w:type="table" w:styleId="813">
     <w:name w:val="Lined - Accent 5"/>
-    <w:basedOn w:val="897"/>
+    <w:basedOn w:val="850"/>
     <w:uiPriority w:val="99"/>
     <w:pPr>
       <w:pBdr/>
@@ -29336,9 +30780,9 @@
       </w:tcPr>
     </w:tblStylePr>
   </w:style>
-  <w:style w:type="table" w:styleId="861">
+  <w:style w:type="table" w:styleId="814">
     <w:name w:val="Lined - Accent 6"/>
-    <w:basedOn w:val="897"/>
+    <w:basedOn w:val="850"/>
     <w:uiPriority w:val="99"/>
     <w:pPr>
       <w:pBdr/>
@@ -29573,9 +31017,9 @@
       </w:tcPr>
     </w:tblStylePr>
   </w:style>
-  <w:style w:type="table" w:styleId="862">
+  <w:style w:type="table" w:styleId="815">
     <w:name w:val="Bordered &amp; Lined - Accent"/>
-    <w:basedOn w:val="897"/>
+    <w:basedOn w:val="850"/>
     <w:uiPriority w:val="99"/>
     <w:pPr>
       <w:pBdr/>
@@ -29817,9 +31261,9 @@
       </w:tcPr>
     </w:tblStylePr>
   </w:style>
-  <w:style w:type="table" w:styleId="863">
+  <w:style w:type="table" w:styleId="816">
     <w:name w:val="Bordered &amp; Lined - Accent 1"/>
-    <w:basedOn w:val="897"/>
+    <w:basedOn w:val="850"/>
     <w:uiPriority w:val="99"/>
     <w:pPr>
       <w:pBdr/>
@@ -30061,9 +31505,9 @@
       </w:tcPr>
     </w:tblStylePr>
   </w:style>
-  <w:style w:type="table" w:styleId="864">
+  <w:style w:type="table" w:styleId="817">
     <w:name w:val="Bordered &amp; Lined - Accent 2"/>
-    <w:basedOn w:val="897"/>
+    <w:basedOn w:val="850"/>
     <w:uiPriority w:val="99"/>
     <w:pPr>
       <w:pBdr/>
@@ -30305,9 +31749,9 @@
       </w:tcPr>
     </w:tblStylePr>
   </w:style>
-  <w:style w:type="table" w:styleId="865">
+  <w:style w:type="table" w:styleId="818">
     <w:name w:val="Bordered &amp; Lined - Accent 3"/>
-    <w:basedOn w:val="897"/>
+    <w:basedOn w:val="850"/>
     <w:uiPriority w:val="99"/>
     <w:pPr>
       <w:pBdr/>
@@ -30549,9 +31993,9 @@
       </w:tcPr>
     </w:tblStylePr>
   </w:style>
-  <w:style w:type="table" w:styleId="866">
+  <w:style w:type="table" w:styleId="819">
     <w:name w:val="Bordered &amp; Lined - Accent 4"/>
-    <w:basedOn w:val="897"/>
+    <w:basedOn w:val="850"/>
     <w:uiPriority w:val="99"/>
     <w:pPr>
       <w:pBdr/>
@@ -30793,9 +32237,9 @@
       </w:tcPr>
     </w:tblStylePr>
   </w:style>
-  <w:style w:type="table" w:styleId="867">
+  <w:style w:type="table" w:styleId="820">
     <w:name w:val="Bordered &amp; Lined - Accent 5"/>
-    <w:basedOn w:val="897"/>
+    <w:basedOn w:val="850"/>
     <w:uiPriority w:val="99"/>
     <w:pPr>
       <w:pBdr/>
@@ -31037,9 +32481,9 @@
       </w:tcPr>
     </w:tblStylePr>
   </w:style>
-  <w:style w:type="table" w:styleId="868">
+  <w:style w:type="table" w:styleId="821">
     <w:name w:val="Bordered &amp; Lined - Accent 6"/>
-    <w:basedOn w:val="897"/>
+    <w:basedOn w:val="850"/>
     <w:uiPriority w:val="99"/>
     <w:pPr>
       <w:pBdr/>
@@ -31281,9 +32725,9 @@
       </w:tcPr>
     </w:tblStylePr>
   </w:style>
-  <w:style w:type="table" w:styleId="869">
+  <w:style w:type="table" w:styleId="822">
     <w:name w:val="Bordered"/>
-    <w:basedOn w:val="897"/>
+    <w:basedOn w:val="850"/>
     <w:uiPriority w:val="99"/>
     <w:pPr>
       <w:pBdr/>
@@ -31512,9 +32956,9 @@
       </w:tcPr>
     </w:tblStylePr>
   </w:style>
-  <w:style w:type="table" w:styleId="870">
+  <w:style w:type="table" w:styleId="823">
     <w:name w:val="Bordered - Accent 1"/>
-    <w:basedOn w:val="897"/>
+    <w:basedOn w:val="850"/>
     <w:uiPriority w:val="99"/>
     <w:pPr>
       <w:pBdr/>
@@ -31743,9 +33187,9 @@
       </w:tcPr>
     </w:tblStylePr>
   </w:style>
-  <w:style w:type="table" w:styleId="871">
+  <w:style w:type="table" w:styleId="824">
     <w:name w:val="Bordered - Accent 2"/>
-    <w:basedOn w:val="897"/>
+    <w:basedOn w:val="850"/>
     <w:uiPriority w:val="99"/>
     <w:pPr>
       <w:pBdr/>
@@ -31974,9 +33418,9 @@
       </w:tcPr>
     </w:tblStylePr>
   </w:style>
-  <w:style w:type="table" w:styleId="872">
+  <w:style w:type="table" w:styleId="825">
     <w:name w:val="Bordered - Accent 3"/>
-    <w:basedOn w:val="897"/>
+    <w:basedOn w:val="850"/>
     <w:uiPriority w:val="99"/>
     <w:pPr>
       <w:pBdr/>
@@ -32205,9 +33649,9 @@
       </w:tcPr>
     </w:tblStylePr>
   </w:style>
-  <w:style w:type="table" w:styleId="873">
+  <w:style w:type="table" w:styleId="826">
     <w:name w:val="Bordered - Accent 4"/>
-    <w:basedOn w:val="897"/>
+    <w:basedOn w:val="850"/>
     <w:uiPriority w:val="99"/>
     <w:pPr>
       <w:pBdr/>
@@ -32436,9 +33880,9 @@
       </w:tcPr>
     </w:tblStylePr>
   </w:style>
-  <w:style w:type="table" w:styleId="874">
+  <w:style w:type="table" w:styleId="827">
     <w:name w:val="Bordered - Accent 5"/>
-    <w:basedOn w:val="897"/>
+    <w:basedOn w:val="850"/>
     <w:uiPriority w:val="99"/>
     <w:pPr>
       <w:pBdr/>
@@ -32667,9 +34111,9 @@
       </w:tcPr>
     </w:tblStylePr>
   </w:style>
-  <w:style w:type="table" w:styleId="875">
+  <w:style w:type="table" w:styleId="828">
     <w:name w:val="Bordered - Accent 6"/>
-    <w:basedOn w:val="897"/>
+    <w:basedOn w:val="850"/>
     <w:uiPriority w:val="99"/>
     <w:pPr>
       <w:pBdr/>
@@ -32898,7 +34342,7 @@
       </w:tcPr>
     </w:tblStylePr>
   </w:style>
-  <w:style w:type="character" w:styleId="876">
+  <w:style w:type="character" w:styleId="829">
     <w:name w:val="Hyperlink"/>
     <w:uiPriority w:val="99"/>
     <w:unhideWhenUsed/>
@@ -32912,10 +34356,10 @@
       <w:u w:val="single"/>
     </w:rPr>
   </w:style>
-  <w:style w:type="paragraph" w:styleId="877">
+  <w:style w:type="paragraph" w:styleId="830">
     <w:name w:val="footnote text"/>
-    <w:basedOn w:val="894"/>
-    <w:link w:val="878"/>
+    <w:basedOn w:val="847"/>
+    <w:link w:val="831"/>
     <w:uiPriority w:val="99"/>
     <w:semiHidden/>
     <w:unhideWhenUsed/>
@@ -32928,9 +34372,9 @@
       <w:sz w:val="18"/>
     </w:rPr>
   </w:style>
-  <w:style w:type="character" w:styleId="878">
+  <w:style w:type="character" w:styleId="831">
     <w:name w:val="Footnote Text Char"/>
-    <w:link w:val="877"/>
+    <w:link w:val="830"/>
     <w:uiPriority w:val="99"/>
     <w:pPr>
       <w:pBdr/>
@@ -32941,9 +34385,9 @@
       <w:sz w:val="18"/>
     </w:rPr>
   </w:style>
-  <w:style w:type="character" w:styleId="879">
+  <w:style w:type="character" w:styleId="832">
     <w:name w:val="footnote reference"/>
-    <w:basedOn w:val="896"/>
+    <w:basedOn w:val="849"/>
     <w:uiPriority w:val="99"/>
     <w:unhideWhenUsed/>
     <w:pPr>
@@ -32955,10 +34399,10 @@
       <w:vertAlign w:val="superscript"/>
     </w:rPr>
   </w:style>
-  <w:style w:type="paragraph" w:styleId="880">
+  <w:style w:type="paragraph" w:styleId="833">
     <w:name w:val="endnote text"/>
-    <w:basedOn w:val="894"/>
-    <w:link w:val="881"/>
+    <w:basedOn w:val="847"/>
+    <w:link w:val="834"/>
     <w:uiPriority w:val="99"/>
     <w:semiHidden/>
     <w:unhideWhenUsed/>
@@ -32971,9 +34415,9 @@
       <w:sz w:val="20"/>
     </w:rPr>
   </w:style>
-  <w:style w:type="character" w:styleId="881">
+  <w:style w:type="character" w:styleId="834">
     <w:name w:val="Endnote Text Char"/>
-    <w:link w:val="880"/>
+    <w:link w:val="833"/>
     <w:uiPriority w:val="99"/>
     <w:pPr>
       <w:pBdr/>
@@ -32984,9 +34428,9 @@
       <w:sz w:val="20"/>
     </w:rPr>
   </w:style>
-  <w:style w:type="character" w:styleId="882">
+  <w:style w:type="character" w:styleId="835">
     <w:name w:val="endnote reference"/>
-    <w:basedOn w:val="896"/>
+    <w:basedOn w:val="849"/>
     <w:uiPriority w:val="99"/>
     <w:semiHidden/>
     <w:unhideWhenUsed/>
@@ -32999,10 +34443,10 @@
       <w:vertAlign w:val="superscript"/>
     </w:rPr>
   </w:style>
-  <w:style w:type="paragraph" w:styleId="883">
+  <w:style w:type="paragraph" w:styleId="836">
     <w:name w:val="toc 1"/>
-    <w:basedOn w:val="894"/>
-    <w:next w:val="894"/>
+    <w:basedOn w:val="847"/>
+    <w:next w:val="847"/>
     <w:uiPriority w:val="39"/>
     <w:unhideWhenUsed/>
     <w:pPr>
@@ -33011,10 +34455,10 @@
       <w:ind w:right="0" w:firstLine="0" w:left="0"/>
     </w:pPr>
   </w:style>
-  <w:style w:type="paragraph" w:styleId="884">
+  <w:style w:type="paragraph" w:styleId="837">
     <w:name w:val="toc 2"/>
-    <w:basedOn w:val="894"/>
-    <w:next w:val="894"/>
+    <w:basedOn w:val="847"/>
+    <w:next w:val="847"/>
     <w:uiPriority w:val="39"/>
     <w:unhideWhenUsed/>
     <w:pPr>
@@ -33023,10 +34467,10 @@
       <w:ind w:right="0" w:firstLine="0" w:left="283"/>
     </w:pPr>
   </w:style>
-  <w:style w:type="paragraph" w:styleId="885">
+  <w:style w:type="paragraph" w:styleId="838">
     <w:name w:val="toc 3"/>
-    <w:basedOn w:val="894"/>
-    <w:next w:val="894"/>
+    <w:basedOn w:val="847"/>
+    <w:next w:val="847"/>
     <w:uiPriority w:val="39"/>
     <w:unhideWhenUsed/>
     <w:pPr>
@@ -33035,10 +34479,10 @@
       <w:ind w:right="0" w:firstLine="0" w:left="567"/>
     </w:pPr>
   </w:style>
-  <w:style w:type="paragraph" w:styleId="886">
+  <w:style w:type="paragraph" w:styleId="839">
     <w:name w:val="toc 4"/>
-    <w:basedOn w:val="894"/>
-    <w:next w:val="894"/>
+    <w:basedOn w:val="847"/>
+    <w:next w:val="847"/>
     <w:uiPriority w:val="39"/>
     <w:unhideWhenUsed/>
     <w:pPr>
@@ -33047,10 +34491,10 @@
       <w:ind w:right="0" w:firstLine="0" w:left="850"/>
     </w:pPr>
   </w:style>
-  <w:style w:type="paragraph" w:styleId="887">
+  <w:style w:type="paragraph" w:styleId="840">
     <w:name w:val="toc 5"/>
-    <w:basedOn w:val="894"/>
-    <w:next w:val="894"/>
+    <w:basedOn w:val="847"/>
+    <w:next w:val="847"/>
     <w:uiPriority w:val="39"/>
     <w:unhideWhenUsed/>
     <w:pPr>
@@ -33059,10 +34503,10 @@
       <w:ind w:right="0" w:firstLine="0" w:left="1134"/>
     </w:pPr>
   </w:style>
-  <w:style w:type="paragraph" w:styleId="888">
+  <w:style w:type="paragraph" w:styleId="841">
     <w:name w:val="toc 6"/>
-    <w:basedOn w:val="894"/>
-    <w:next w:val="894"/>
+    <w:basedOn w:val="847"/>
+    <w:next w:val="847"/>
     <w:uiPriority w:val="39"/>
     <w:unhideWhenUsed/>
     <w:pPr>
@@ -33071,10 +34515,10 @@
       <w:ind w:right="0" w:firstLine="0" w:left="1417"/>
     </w:pPr>
   </w:style>
-  <w:style w:type="paragraph" w:styleId="889">
+  <w:style w:type="paragraph" w:styleId="842">
     <w:name w:val="toc 7"/>
-    <w:basedOn w:val="894"/>
-    <w:next w:val="894"/>
+    <w:basedOn w:val="847"/>
+    <w:next w:val="847"/>
     <w:uiPriority w:val="39"/>
     <w:unhideWhenUsed/>
     <w:pPr>
@@ -33083,10 +34527,10 @@
       <w:ind w:right="0" w:firstLine="0" w:left="1701"/>
     </w:pPr>
   </w:style>
-  <w:style w:type="paragraph" w:styleId="890">
+  <w:style w:type="paragraph" w:styleId="843">
     <w:name w:val="toc 8"/>
-    <w:basedOn w:val="894"/>
-    <w:next w:val="894"/>
+    <w:basedOn w:val="847"/>
+    <w:next w:val="847"/>
     <w:uiPriority w:val="39"/>
     <w:unhideWhenUsed/>
     <w:pPr>
@@ -33095,10 +34539,10 @@
       <w:ind w:right="0" w:firstLine="0" w:left="1984"/>
     </w:pPr>
   </w:style>
-  <w:style w:type="paragraph" w:styleId="891">
+  <w:style w:type="paragraph" w:styleId="844">
     <w:name w:val="toc 9"/>
-    <w:basedOn w:val="894"/>
-    <w:next w:val="894"/>
+    <w:basedOn w:val="847"/>
+    <w:next w:val="847"/>
     <w:uiPriority w:val="39"/>
     <w:unhideWhenUsed/>
     <w:pPr>
@@ -33107,7 +34551,7 @@
       <w:ind w:right="0" w:firstLine="0" w:left="2268"/>
     </w:pPr>
   </w:style>
-  <w:style w:type="paragraph" w:styleId="892">
+  <w:style w:type="paragraph" w:styleId="845">
     <w:name w:val="TOC Heading"/>
     <w:uiPriority w:val="39"/>
     <w:unhideWhenUsed/>
@@ -33117,10 +34561,10 @@
       <w:ind/>
     </w:pPr>
   </w:style>
-  <w:style w:type="paragraph" w:styleId="893">
+  <w:style w:type="paragraph" w:styleId="846">
     <w:name w:val="table of figures"/>
-    <w:basedOn w:val="894"/>
-    <w:next w:val="894"/>
+    <w:basedOn w:val="847"/>
+    <w:next w:val="847"/>
     <w:uiPriority w:val="99"/>
     <w:unhideWhenUsed/>
     <w:pPr>
@@ -33129,7 +34573,7 @@
       <w:ind/>
     </w:pPr>
   </w:style>
-  <w:style w:type="paragraph" w:styleId="894" w:default="1">
+  <w:style w:type="paragraph" w:styleId="847" w:default="1">
     <w:name w:val="Normal"/>
     <w:qFormat/>
     <w:pPr>
@@ -33138,11 +34582,11 @@
       <w:ind/>
     </w:pPr>
   </w:style>
-  <w:style w:type="paragraph" w:styleId="895">
+  <w:style w:type="paragraph" w:styleId="848">
     <w:name w:val="Heading 1"/>
-    <w:basedOn w:val="894"/>
-    <w:next w:val="894"/>
-    <w:link w:val="899"/>
+    <w:basedOn w:val="847"/>
+    <w:next w:val="847"/>
+    <w:link w:val="852"/>
     <w:uiPriority w:val="9"/>
     <w:qFormat/>
     <w:pPr>
@@ -33160,7 +34604,7 @@
       <w:szCs w:val="32"/>
     </w:rPr>
   </w:style>
-  <w:style w:type="character" w:styleId="896" w:default="1">
+  <w:style w:type="character" w:styleId="849" w:default="1">
     <w:name w:val="Default Paragraph Font"/>
     <w:uiPriority w:val="1"/>
     <w:semiHidden/>
@@ -33171,7 +34615,7 @@
       <w:ind/>
     </w:pPr>
   </w:style>
-  <w:style w:type="table" w:styleId="897" w:default="1">
+  <w:style w:type="table" w:styleId="850" w:default="1">
     <w:name w:val="Normal Table"/>
     <w:uiPriority w:val="99"/>
     <w:semiHidden/>
@@ -33183,13 +34627,13 @@
     </w:pPr>
     <w:tblPr>
       <w:tblInd w:w="0" w:type="dxa"/>
+      <w:tblBorders/>
       <w:tblCellMar>
         <w:left w:w="108" w:type="dxa"/>
         <w:top w:w="0" w:type="dxa"/>
         <w:right w:w="108" w:type="dxa"/>
         <w:bottom w:w="0" w:type="dxa"/>
       </w:tblCellMar>
-      <w:tblBorders/>
     </w:tblPr>
     <w:tcPr>
       <w:tcBorders/>
@@ -33364,7 +34808,7 @@
       </w:tcPr>
     </w:tblStylePr>
   </w:style>
-  <w:style w:type="numbering" w:styleId="898" w:default="1">
+  <w:style w:type="numbering" w:styleId="851" w:default="1">
     <w:name w:val="No List"/>
     <w:uiPriority w:val="99"/>
     <w:semiHidden/>
@@ -33375,10 +34819,10 @@
       <w:ind/>
     </w:pPr>
   </w:style>
-  <w:style w:type="character" w:styleId="899" w:customStyle="1">
+  <w:style w:type="character" w:styleId="852" w:customStyle="1">
     <w:name w:val="Kop 1 Char"/>
-    <w:basedOn w:val="896"/>
-    <w:link w:val="895"/>
+    <w:basedOn w:val="849"/>
+    <w:link w:val="848"/>
     <w:uiPriority w:val="9"/>
     <w:pPr>
       <w:pBdr/>
@@ -33392,9 +34836,9 @@
       <w:szCs w:val="32"/>
     </w:rPr>
   </w:style>
-  <w:style w:type="paragraph" w:styleId="900">
+  <w:style w:type="paragraph" w:styleId="853">
     <w:name w:val="List Paragraph"/>
-    <w:basedOn w:val="894"/>
+    <w:basedOn w:val="847"/>
     <w:uiPriority w:val="34"/>
     <w:qFormat/>
     <w:pPr>

--- a/Sec-Week-1/C security practicum 1.docx
+++ b/Sec-Week-1/C security practicum 1.docx
@@ -4,7 +4,7 @@
   <w:body>
     <w:p>
       <w:pPr>
-        <w:pStyle w:val="848"/>
+        <w:pStyle w:val="901"/>
         <w:pBdr/>
         <w:spacing/>
         <w:ind/>
@@ -27,7 +27,7 @@
     </w:p>
     <w:p>
       <w:pPr>
-        <w:pStyle w:val="848"/>
+        <w:pStyle w:val="901"/>
         <w:pBdr/>
         <w:spacing/>
         <w:ind/>
@@ -89,7 +89,7 @@
     </w:p>
     <w:p>
       <w:pPr>
-        <w:pStyle w:val="853"/>
+        <w:pStyle w:val="906"/>
         <w:numPr>
           <w:ilvl w:val="0"/>
           <w:numId w:val="4"/>
@@ -137,7 +137,7 @@
                         </pic:cNvPicPr>
                         <pic:nvPr/>
                       </pic:nvPicPr>
-                      <pic:blipFill>
+                      <pic:blipFill rotWithShape="1">
                         <a:blip r:embed="rId9"/>
                         <a:stretch/>
                       </pic:blipFill>
@@ -222,7 +222,6 @@
       <w:r>
         <w:br/>
       </w:r>
-      <w:r/>
       <w:r>
         <w:t xml:space="preserve">filename[128]           (bytes 0-127)</w:t>
       </w:r>
@@ -230,7 +229,7 @@
     </w:p>
     <w:p>
       <w:pPr>
-        <w:pStyle w:val="853"/>
+        <w:pStyle w:val="906"/>
         <w:pBdr/>
         <w:spacing/>
         <w:ind/>
@@ -243,7 +242,7 @@
     </w:p>
     <w:p>
       <w:pPr>
-        <w:pStyle w:val="853"/>
+        <w:pStyle w:val="906"/>
         <w:pBdr/>
         <w:spacing/>
         <w:ind/>
@@ -256,7 +255,7 @@
     </w:p>
     <w:p>
       <w:pPr>
-        <w:pStyle w:val="853"/>
+        <w:pStyle w:val="906"/>
         <w:pBdr/>
         <w:spacing/>
         <w:ind/>
@@ -269,7 +268,7 @@
     </w:p>
     <w:p>
       <w:pPr>
-        <w:pStyle w:val="853"/>
+        <w:pStyle w:val="906"/>
         <w:pBdr/>
         <w:spacing/>
         <w:ind/>
@@ -282,13 +281,12 @@
     </w:p>
     <w:p>
       <w:pPr>
-        <w:pStyle w:val="853"/>
+        <w:pStyle w:val="906"/>
         <w:pBdr/>
         <w:spacing/>
         <w:ind/>
         <w:rPr/>
       </w:pPr>
-      <w:r/>
       <w:r>
         <w:t xml:space="preserve">incassorekening[10]     (bytes 188-197)</w:t>
       </w:r>
@@ -316,7 +314,7 @@
                         </pic:cNvPicPr>
                         <pic:nvPr/>
                       </pic:nvPicPr>
-                      <pic:blipFill>
+                      <pic:blipFill rotWithShape="1">
                         <a:blip r:embed="rId10"/>
                         <a:stretch/>
                       </pic:blipFill>
@@ -371,11 +369,10 @@
         <w:t xml:space="preserve">Tabel - String lengte vs aangepaste variabelen:</w:t>
       </w:r>
       <w:r/>
-      <w:r/>
     </w:p>
     <w:p>
       <w:pPr>
-        <w:pStyle w:val="853"/>
+        <w:pStyle w:val="906"/>
         <w:pBdr/>
         <w:spacing/>
         <w:ind/>
@@ -392,7 +389,7 @@
     </w:p>
     <w:p>
       <w:pPr>
-        <w:pStyle w:val="853"/>
+        <w:pStyle w:val="906"/>
         <w:pBdr/>
         <w:spacing/>
         <w:ind/>
@@ -409,7 +406,7 @@
     </w:p>
     <w:p>
       <w:pPr>
-        <w:pStyle w:val="853"/>
+        <w:pStyle w:val="906"/>
         <w:pBdr/>
         <w:spacing/>
         <w:ind/>
@@ -426,7 +423,7 @@
     </w:p>
     <w:p>
       <w:pPr>
-        <w:pStyle w:val="853"/>
+        <w:pStyle w:val="906"/>
         <w:pBdr/>
         <w:spacing/>
         <w:ind/>
@@ -443,7 +440,7 @@
     </w:p>
     <w:p>
       <w:pPr>
-        <w:pStyle w:val="853"/>
+        <w:pStyle w:val="906"/>
         <w:pBdr/>
         <w:spacing/>
         <w:ind/>
@@ -460,7 +457,7 @@
     </w:p>
     <w:p>
       <w:pPr>
-        <w:pStyle w:val="853"/>
+        <w:pStyle w:val="906"/>
         <w:pBdr/>
         <w:spacing/>
         <w:ind/>
@@ -477,7 +474,7 @@
     </w:p>
     <w:p>
       <w:pPr>
-        <w:pStyle w:val="853"/>
+        <w:pStyle w:val="906"/>
         <w:pBdr/>
         <w:spacing/>
         <w:ind/>
@@ -494,7 +491,7 @@
     </w:p>
     <w:p>
       <w:pPr>
-        <w:pStyle w:val="853"/>
+        <w:pStyle w:val="906"/>
         <w:pBdr/>
         <w:spacing/>
         <w:ind/>
@@ -511,7 +508,7 @@
     </w:p>
     <w:p>
       <w:pPr>
-        <w:pStyle w:val="853"/>
+        <w:pStyle w:val="906"/>
         <w:pBdr/>
         <w:spacing/>
         <w:ind/>
@@ -528,7 +525,7 @@
     </w:p>
     <w:p>
       <w:pPr>
-        <w:pStyle w:val="853"/>
+        <w:pStyle w:val="906"/>
         <w:pBdr/>
         <w:spacing/>
         <w:ind/>
@@ -545,7 +542,7 @@
     </w:p>
     <w:p>
       <w:pPr>
-        <w:pStyle w:val="853"/>
+        <w:pStyle w:val="906"/>
         <w:pBdr/>
         <w:spacing/>
         <w:ind/>
@@ -562,7 +559,7 @@
     </w:p>
     <w:p>
       <w:pPr>
-        <w:pStyle w:val="853"/>
+        <w:pStyle w:val="906"/>
         <w:pBdr/>
         <w:spacing/>
         <w:ind/>
@@ -575,7 +572,7 @@
     </w:p>
     <w:p>
       <w:pPr>
-        <w:pStyle w:val="853"/>
+        <w:pStyle w:val="906"/>
         <w:pBdr/>
         <w:spacing/>
         <w:ind/>
@@ -590,7 +587,7 @@
     </w:p>
     <w:p>
       <w:pPr>
-        <w:pStyle w:val="853"/>
+        <w:pStyle w:val="906"/>
         <w:pBdr/>
         <w:spacing/>
         <w:ind/>
@@ -605,7 +602,7 @@
     </w:p>
     <w:p>
       <w:pPr>
-        <w:pStyle w:val="853"/>
+        <w:pStyle w:val="906"/>
         <w:pBdr/>
         <w:spacing/>
         <w:ind/>
@@ -620,7 +617,7 @@
     </w:p>
     <w:p>
       <w:pPr>
-        <w:pStyle w:val="853"/>
+        <w:pStyle w:val="906"/>
         <w:pBdr/>
         <w:spacing/>
         <w:ind/>
@@ -645,17 +642,15 @@
         <w:tab/>
         <w:t xml:space="preserve">189 bytes: incassorekening aangepast</w:t>
       </w:r>
-      <w:r/>
       <w:r>
         <w:br/>
         <w:br/>
       </w:r>
       <w:r/>
-      <w:r/>
     </w:p>
     <w:p>
       <w:pPr>
-        <w:pStyle w:val="853"/>
+        <w:pStyle w:val="906"/>
         <w:numPr>
           <w:ilvl w:val="0"/>
           <w:numId w:val="4"/>
@@ -667,6 +662,36 @@
       </w:pPr>
       <w:r>
         <w:t xml:space="preserve">Maak een array van integers. Laat zien dat je door een foutieve index andere variabele (of een char array) kan aanpassen. Gebruik ook hier weer het memory window.</w:t>
+      </w:r>
+      <w:r>
+        <w:rPr>
+          <w:color w:val="ed7d31" w:themeColor="accent2"/>
+          <w:lang w:val="en-US"/>
+        </w:rPr>
+        <w:t xml:space="preserve">—Randompast— </w:t>
+      </w:r>
+      <w:r>
+        <w:rPr>
+          <w:color w:val="ed7d31" w:themeColor="accent2"/>
+          <w:lang w:val="en-US"/>
+        </w:rPr>
+        <w:t xml:space="preserve">De functie strcpy(filename, argv[1]) kopieert de ingevoerde string naar filename. Deze array is 128 bytes groot, dus als de string langer is dan 127 tekens, past de nulterminator \0 niet meer binnen de array. Daardoor wordt dan ook een volgende variabele op</w:t>
+      </w:r>
+      <w:r>
+        <w:rPr>
+          <w:color w:val="ed7d31" w:themeColor="accent2"/>
+          <w:lang w:val="en-US"/>
+        </w:rPr>
+        <w:t xml:space="preserve"> de stack overschreven. Bij precies 128 tekens wordt dus al iets naast filename aangepast. Met behulp van het memory window kun je zien dat vanaf dat punt ook de eerstvolgende variabele, bijvoorbeeld buffer, wordt geraakt.</w:t>
+      </w:r>
+      <w:r>
+        <w:rPr>
+          <w:color w:val="ed7d31" w:themeColor="accent2"/>
+          <w:lang w:val="en-US"/>
+        </w:rPr>
+        <w:t xml:space="preserve">—</w:t>
+      </w:r>
+      <w:r>
         <w:br/>
       </w:r>
       <w:r>
@@ -690,7 +715,7 @@
                         </pic:cNvPicPr>
                         <pic:nvPr/>
                       </pic:nvPicPr>
-                      <pic:blipFill>
+                      <pic:blipFill rotWithShape="1">
                         <a:blip r:embed="rId11"/>
                         <a:stretch/>
                       </pic:blipFill>
@@ -760,7 +785,7 @@
                         </pic:cNvPicPr>
                         <pic:nvPr/>
                       </pic:nvPicPr>
-                      <pic:blipFill>
+                      <pic:blipFill rotWithShape="1">
                         <a:blip r:embed="rId12"/>
                         <a:stretch/>
                       </pic:blipFill>
@@ -812,7 +837,7 @@
     </w:p>
     <w:p>
       <w:pPr>
-        <w:pStyle w:val="853"/>
+        <w:pStyle w:val="906"/>
         <w:numPr>
           <w:ilvl w:val="0"/>
           <w:numId w:val="4"/>
@@ -883,7 +908,7 @@
                         </pic:cNvPicPr>
                         <pic:nvPr/>
                       </pic:nvPicPr>
-                      <pic:blipFill>
+                      <pic:blipFill rotWithShape="1">
                         <a:blip r:embed="rId13"/>
                         <a:stretch/>
                       </pic:blipFill>
@@ -940,7 +965,7 @@
     </w:p>
     <w:p>
       <w:pPr>
-        <w:pStyle w:val="853"/>
+        <w:pStyle w:val="906"/>
         <w:numPr>
           <w:ilvl w:val="0"/>
           <w:numId w:val="4"/>
@@ -960,7 +985,7 @@
     </w:p>
     <w:p>
       <w:pPr>
-        <w:pStyle w:val="853"/>
+        <w:pStyle w:val="906"/>
         <w:numPr>
           <w:ilvl w:val="0"/>
           <w:numId w:val="4"/>
@@ -977,7 +1002,7 @@
     </w:p>
     <w:p>
       <w:pPr>
-        <w:pStyle w:val="853"/>
+        <w:pStyle w:val="906"/>
         <w:pBdr/>
         <w:spacing/>
         <w:ind/>
@@ -994,7 +1019,7 @@
     </w:p>
     <w:p>
       <w:pPr>
-        <w:pStyle w:val="853"/>
+        <w:pStyle w:val="906"/>
         <w:pBdr/>
         <w:spacing/>
         <w:ind/>
@@ -1007,7 +1032,7 @@
     </w:p>
     <w:p>
       <w:pPr>
-        <w:pStyle w:val="853"/>
+        <w:pStyle w:val="906"/>
         <w:pBdr/>
         <w:spacing/>
         <w:ind/>
@@ -1020,7 +1045,7 @@
     </w:p>
     <w:p>
       <w:pPr>
-        <w:pStyle w:val="853"/>
+        <w:pStyle w:val="906"/>
         <w:pBdr/>
         <w:spacing/>
         <w:ind/>
@@ -1033,7 +1058,7 @@
     </w:p>
     <w:p>
       <w:pPr>
-        <w:pStyle w:val="853"/>
+        <w:pStyle w:val="906"/>
         <w:pBdr/>
         <w:spacing/>
         <w:ind/>
@@ -1046,7 +1071,7 @@
     </w:p>
     <w:p>
       <w:pPr>
-        <w:pStyle w:val="853"/>
+        <w:pStyle w:val="906"/>
         <w:pBdr/>
         <w:spacing/>
         <w:ind/>
@@ -1093,7 +1118,7 @@
                         </pic:cNvPicPr>
                         <pic:nvPr/>
                       </pic:nvPicPr>
-                      <pic:blipFill>
+                      <pic:blipFill rotWithShape="1">
                         <a:blip r:embed="rId14"/>
                         <a:stretch/>
                       </pic:blipFill>
@@ -1800,6 +1825,11 @@
           <w:highlight w:val="none"/>
         </w:rPr>
       </w:r>
+      <w:r>
+        <w:rPr>
+          <w:highlight w:val="none"/>
+        </w:rPr>
+      </w:r>
     </w:p>
     <w:p>
       <w:pPr>
@@ -1822,6 +1852,11 @@
           <w:color w:val="4472c4" w:themeColor="accent1"/>
         </w:rPr>
       </w:r>
+      <w:r>
+        <w:rPr>
+          <w:color w:val="4472c4" w:themeColor="accent1"/>
+        </w:rPr>
+      </w:r>
     </w:p>
     <w:p>
       <w:pPr>
@@ -1844,6 +1879,11 @@
           <w:color w:val="4472c4" w:themeColor="accent1"/>
         </w:rPr>
       </w:r>
+      <w:r>
+        <w:rPr>
+          <w:color w:val="4472c4" w:themeColor="accent1"/>
+        </w:rPr>
+      </w:r>
     </w:p>
     <w:p>
       <w:pPr>
@@ -1864,7 +1904,6 @@
       <w:r>
         <w:rPr>
           <w:color w:val="4472c4" w:themeColor="accent1"/>
-          <w:highlight w:val="none"/>
         </w:rPr>
       </w:r>
       <w:r>
@@ -1885,7 +1924,6 @@
           <w:lang w:val="en-GB"/>
         </w:rPr>
       </w:r>
-      <w:r/>
       <w:r>
         <mc:AlternateContent>
           <mc:Choice Requires="wpg">
@@ -1907,7 +1945,7 @@
                         </pic:cNvPicPr>
                         <pic:nvPr/>
                       </pic:nvPicPr>
-                      <pic:blipFill>
+                      <pic:blipFill rotWithShape="1">
                         <a:blip r:embed="rId15"/>
                         <a:stretch/>
                       </pic:blipFill>
@@ -1955,13 +1993,6 @@
           </mc:Fallback>
         </mc:AlternateContent>
       </w:r>
-      <w:r/>
-      <w:r>
-        <w:rPr>
-          <w:highlight w:val="none"/>
-          <w:lang w:val="en-GB"/>
-        </w:rPr>
-      </w:r>
       <w:r>
         <w:rPr>
           <w:highlight w:val="none"/>
@@ -1980,7 +2011,6 @@
           <w:lang w:val="en-GB"/>
         </w:rPr>
       </w:pPr>
-      <w:r/>
       <w:r>
         <mc:AlternateContent>
           <mc:Choice Requires="wpg">
@@ -2002,7 +2032,7 @@
                         </pic:cNvPicPr>
                         <pic:nvPr/>
                       </pic:nvPicPr>
-                      <pic:blipFill>
+                      <pic:blipFill rotWithShape="1">
                         <a:blip r:embed="rId16"/>
                         <a:stretch/>
                       </pic:blipFill>
@@ -2050,15 +2080,18 @@
           </mc:Fallback>
         </mc:AlternateContent>
       </w:r>
-      <w:r/>
       <w:r>
         <w:rPr>
           <w:lang w:val="en-GB"/>
         </w:rPr>
         <w:br/>
       </w:r>
-      <w:r/>
-      <w:r/>
+      <w:r>
+        <w:rPr>
+          <w:highlight w:val="none"/>
+          <w:lang w:val="en-GB"/>
+        </w:rPr>
+      </w:r>
     </w:p>
     <w:p>
       <w:pPr>
@@ -2077,6 +2110,7 @@
           <w:highlight w:val="none"/>
         </w:rPr>
       </w:r>
+      <w:r/>
     </w:p>
     <w:p>
       <w:pPr>
@@ -2093,7 +2127,11 @@
       <w:r>
         <w:t xml:space="preserve"> 3:</w:t>
       </w:r>
-      <w:r/>
+      <w:r>
+        <w:rPr>
+          <w:highlight w:val="none"/>
+        </w:rPr>
+      </w:r>
     </w:p>
     <w:p>
       <w:pPr>
@@ -2144,6 +2182,14 @@
       <w:r>
         <w:rPr>
           <w:rFonts w:ascii="Calibri" w:hAnsi="Calibri" w:eastAsia="Calibri" w:cs="Calibri"/>
+          <w:color w:val="4472c4" w:themeColor="accent1"/>
+          <w:sz w:val="22"/>
+          <w:szCs w:val="22"/>
+        </w:rPr>
+      </w:r>
+      <w:r>
+        <w:rPr>
+          <w:rFonts w:ascii="Calibri" w:hAnsi="Calibri" w:cs="Calibri"/>
           <w:color w:val="4472c4" w:themeColor="accent1"/>
           <w:sz w:val="22"/>
           <w:szCs w:val="22"/>
@@ -2204,12 +2250,11 @@
           <w:color w:val="4472c4" w:themeColor="accent1"/>
           <w:sz w:val="22"/>
           <w:szCs w:val="22"/>
-          <w:lang w:val="en-GB"/>
         </w:rPr>
       </w:r>
       <w:r>
         <w:rPr>
-          <w:rFonts w:ascii="Calibri" w:hAnsi="Calibri" w:eastAsia="Calibri" w:cs="Calibri"/>
+          <w:rFonts w:ascii="Calibri" w:hAnsi="Calibri" w:cs="Calibri"/>
           <w:color w:val="4472c4" w:themeColor="accent1"/>
           <w:sz w:val="22"/>
           <w:szCs w:val="22"/>
@@ -2278,7 +2323,6 @@
         <w:br/>
       </w:r>
       <w:r/>
-      <w:r/>
     </w:p>
     <w:p>
       <w:pPr>
@@ -2355,9 +2399,7 @@
       </w:r>
       <w:r>
         <w:rPr>
-          <w:rFonts w:ascii="Times New Roman" w:hAnsi="Times New Roman" w:eastAsia="Times New Roman" w:cs="Times New Roman"/>
           <w:color w:val="4472c4" w:themeColor="accent1"/>
-          <w:sz w:val="24"/>
         </w:rPr>
       </w:r>
       <w:r>
@@ -2386,6 +2428,11 @@
           <w:color w:val="4472c4" w:themeColor="accent1"/>
         </w:rPr>
       </w:r>
+      <w:r>
+        <w:rPr>
+          <w:color w:val="4472c4" w:themeColor="accent1"/>
+        </w:rPr>
+      </w:r>
     </w:p>
     <w:p>
       <w:pPr>
@@ -2407,6 +2454,11 @@
           <w:color w:val="4472c4" w:themeColor="accent1"/>
         </w:rPr>
       </w:r>
+      <w:r>
+        <w:rPr>
+          <w:color w:val="4472c4" w:themeColor="accent1"/>
+        </w:rPr>
+      </w:r>
     </w:p>
     <w:p>
       <w:pPr>
@@ -2428,6 +2480,11 @@
           <w:color w:val="4472c4" w:themeColor="accent1"/>
         </w:rPr>
       </w:r>
+      <w:r>
+        <w:rPr>
+          <w:color w:val="4472c4" w:themeColor="accent1"/>
+        </w:rPr>
+      </w:r>
     </w:p>
     <w:p>
       <w:pPr>
@@ -2449,6 +2506,11 @@
           <w:color w:val="4472c4" w:themeColor="accent1"/>
         </w:rPr>
       </w:r>
+      <w:r>
+        <w:rPr>
+          <w:color w:val="4472c4" w:themeColor="accent1"/>
+        </w:rPr>
+      </w:r>
     </w:p>
     <w:p>
       <w:pPr>
@@ -2470,6 +2532,11 @@
           <w:color w:val="4472c4" w:themeColor="accent1"/>
         </w:rPr>
       </w:r>
+      <w:r>
+        <w:rPr>
+          <w:color w:val="4472c4" w:themeColor="accent1"/>
+        </w:rPr>
+      </w:r>
     </w:p>
     <w:p>
       <w:pPr>
@@ -2491,6 +2558,11 @@
           <w:color w:val="4472c4" w:themeColor="accent1"/>
         </w:rPr>
       </w:r>
+      <w:r>
+        <w:rPr>
+          <w:color w:val="4472c4" w:themeColor="accent1"/>
+        </w:rPr>
+      </w:r>
     </w:p>
     <w:p>
       <w:pPr>
@@ -2506,6 +2578,11 @@
           <w:color w:val="4472c4" w:themeColor="accent1"/>
         </w:rPr>
         <w:t xml:space="preserve">    printf("Order ok\n");</w:t>
+      </w:r>
+      <w:r>
+        <w:rPr>
+          <w:color w:val="4472c4" w:themeColor="accent1"/>
+        </w:rPr>
       </w:r>
       <w:r>
         <w:rPr>
@@ -2752,18 +2829,6 @@
         </w:rPr>
         <w:br/>
       </w:r>
-      <w:r/>
-      <w:r>
-        <w:rPr>
-          <w:color w:val="4472c4" w:themeColor="accent1"/>
-        </w:rPr>
-      </w:r>
-      <w:r>
-        <w:rPr>
-          <w:color w:val="4472c4" w:themeColor="accent1"/>
-          <w:highlight w:val="none"/>
-        </w:rPr>
-      </w:r>
       <w:r>
         <w:rPr>
           <w:color w:val="4472c4" w:themeColor="accent1"/>
@@ -2803,6 +2868,11 @@
           <w:color w:val="4472c4" w:themeColor="accent1"/>
         </w:rPr>
       </w:r>
+      <w:r>
+        <w:rPr>
+          <w:color w:val="4472c4" w:themeColor="accent1"/>
+        </w:rPr>
+      </w:r>
     </w:p>
     <w:p>
       <w:pPr>
@@ -2819,6 +2889,11 @@
           <w:highlight w:val="none"/>
         </w:rPr>
         <w:t xml:space="preserve">DATUM HEADER</w:t>
+      </w:r>
+      <w:r>
+        <w:rPr>
+          <w:color w:val="4472c4" w:themeColor="accent1"/>
+        </w:rPr>
       </w:r>
       <w:r>
         <w:rPr>
@@ -2861,6 +2936,11 @@
           <w:color w:val="4472c4" w:themeColor="accent1"/>
         </w:rPr>
       </w:r>
+      <w:r>
+        <w:rPr>
+          <w:color w:val="4472c4" w:themeColor="accent1"/>
+        </w:rPr>
+      </w:r>
     </w:p>
     <w:p>
       <w:pPr>
@@ -2896,12 +2976,12 @@
       <w:r>
         <w:rPr>
           <w:color w:val="4472c4" w:themeColor="accent1"/>
-          <w:highlight w:val="none"/>
         </w:rPr>
       </w:r>
       <w:r>
         <w:rPr>
           <w:color w:val="4472c4" w:themeColor="accent1"/>
+          <w:highlight w:val="none"/>
         </w:rPr>
       </w:r>
     </w:p>
@@ -2932,7 +3012,6 @@
         <w:br/>
       </w:r>
       <w:r/>
-      <w:r/>
     </w:p>
     <w:p>
       <w:pPr>
@@ -2946,7 +3025,11 @@
       <w:r>
         <w:t xml:space="preserve">Uitdaging: geef het aantal een bewuste waarde. Bijvoorbeeld 100 ipv 5</w:t>
       </w:r>
-      <w:r/>
+      <w:r>
+        <w:rPr>
+          <w:highlight w:val="none"/>
+        </w:rPr>
+      </w:r>
     </w:p>
     <w:p>
       <w:pPr>
@@ -2986,7 +3069,7 @@
       <w:footnotePr/>
       <w:endnotePr/>
       <w:type w:val="nextPage"/>
-      <w:pgSz w:h="16838" w:orient="landscape" w:w="11906"/>
+      <w:pgSz w:h="16838" w:orient="portrait" w:w="11906"/>
       <w:pgMar w:top="1440" w:right="1440" w:bottom="1440" w:left="1440" w:header="708" w:footer="708" w:gutter="0"/>
       <w:cols w:num="1" w:sep="0" w:space="708" w:equalWidth="1"/>
     </w:sectPr>
@@ -4197,9 +4280,9 @@
     <w:lsdException w:name="Bibliography" w:uiPriority="37"/>
     <w:lsdException w:name="TOC Heading" w:uiPriority="39" w:qFormat="1"/>
   </w:latentStyles>
-  <w:style w:type="character" w:styleId="662">
+  <w:style w:type="character" w:styleId="715">
     <w:name w:val="Intense Emphasis"/>
-    <w:basedOn w:val="849"/>
+    <w:basedOn w:val="902"/>
     <w:uiPriority w:val="21"/>
     <w:qFormat/>
     <w:pPr>
@@ -4213,9 +4296,9 @@
       <w:color w:val="0f4761" w:themeColor="accent1" w:themeShade="BF"/>
     </w:rPr>
   </w:style>
-  <w:style w:type="character" w:styleId="663">
+  <w:style w:type="character" w:styleId="716">
     <w:name w:val="Intense Reference"/>
-    <w:basedOn w:val="849"/>
+    <w:basedOn w:val="902"/>
     <w:uiPriority w:val="32"/>
     <w:qFormat/>
     <w:pPr>
@@ -4231,9 +4314,9 @@
       <w:spacing w:val="5"/>
     </w:rPr>
   </w:style>
-  <w:style w:type="character" w:styleId="664">
+  <w:style w:type="character" w:styleId="717">
     <w:name w:val="Subtle Emphasis"/>
-    <w:basedOn w:val="849"/>
+    <w:basedOn w:val="902"/>
     <w:uiPriority w:val="19"/>
     <w:qFormat/>
     <w:pPr>
@@ -4247,9 +4330,9 @@
       <w:color w:val="404040" w:themeColor="text1" w:themeTint="BF"/>
     </w:rPr>
   </w:style>
-  <w:style w:type="character" w:styleId="665">
+  <w:style w:type="character" w:styleId="718">
     <w:name w:val="Emphasis"/>
-    <w:basedOn w:val="849"/>
+    <w:basedOn w:val="902"/>
     <w:uiPriority w:val="20"/>
     <w:qFormat/>
     <w:pPr>
@@ -4262,9 +4345,9 @@
       <w:iCs/>
     </w:rPr>
   </w:style>
-  <w:style w:type="character" w:styleId="666">
+  <w:style w:type="character" w:styleId="719">
     <w:name w:val="Strong"/>
-    <w:basedOn w:val="849"/>
+    <w:basedOn w:val="902"/>
     <w:uiPriority w:val="22"/>
     <w:qFormat/>
     <w:pPr>
@@ -4277,9 +4360,9 @@
       <w:bCs/>
     </w:rPr>
   </w:style>
-  <w:style w:type="character" w:styleId="667">
+  <w:style w:type="character" w:styleId="720">
     <w:name w:val="Subtle Reference"/>
-    <w:basedOn w:val="849"/>
+    <w:basedOn w:val="902"/>
     <w:uiPriority w:val="31"/>
     <w:qFormat/>
     <w:pPr>
@@ -4292,9 +4375,9 @@
       <w:color w:val="5a5a5a" w:themeColor="text1" w:themeTint="A5"/>
     </w:rPr>
   </w:style>
-  <w:style w:type="character" w:styleId="668">
+  <w:style w:type="character" w:styleId="721">
     <w:name w:val="Book Title"/>
-    <w:basedOn w:val="849"/>
+    <w:basedOn w:val="902"/>
     <w:uiPriority w:val="33"/>
     <w:qFormat/>
     <w:pPr>
@@ -4310,9 +4393,9 @@
       <w:spacing w:val="5"/>
     </w:rPr>
   </w:style>
-  <w:style w:type="character" w:styleId="669">
+  <w:style w:type="character" w:styleId="722">
     <w:name w:val="FollowedHyperlink"/>
-    <w:basedOn w:val="849"/>
+    <w:basedOn w:val="902"/>
     <w:uiPriority w:val="99"/>
     <w:semiHidden/>
     <w:unhideWhenUsed/>
@@ -4326,9 +4409,9 @@
       <w:u w:val="single"/>
     </w:rPr>
   </w:style>
-  <w:style w:type="character" w:styleId="670">
+  <w:style w:type="character" w:styleId="723">
     <w:name w:val="Placeholder Text"/>
-    <w:basedOn w:val="849"/>
+    <w:basedOn w:val="902"/>
     <w:uiPriority w:val="99"/>
     <w:semiHidden/>
     <w:pPr>
@@ -4340,10 +4423,10 @@
       <w:color w:val="666666"/>
     </w:rPr>
   </w:style>
-  <w:style w:type="character" w:styleId="671">
+  <w:style w:type="character" w:styleId="724">
     <w:name w:val="Heading 1 Char"/>
-    <w:basedOn w:val="849"/>
-    <w:link w:val="848"/>
+    <w:basedOn w:val="902"/>
+    <w:link w:val="901"/>
     <w:uiPriority w:val="9"/>
     <w:pPr>
       <w:pBdr/>
@@ -4356,11 +4439,11 @@
       <w:szCs w:val="40"/>
     </w:rPr>
   </w:style>
-  <w:style w:type="paragraph" w:styleId="672">
+  <w:style w:type="paragraph" w:styleId="725">
     <w:name w:val="Heading 2"/>
-    <w:basedOn w:val="847"/>
-    <w:next w:val="847"/>
-    <w:link w:val="673"/>
+    <w:basedOn w:val="900"/>
+    <w:next w:val="900"/>
+    <w:link w:val="726"/>
     <w:uiPriority w:val="9"/>
     <w:unhideWhenUsed/>
     <w:qFormat/>
@@ -4377,10 +4460,10 @@
       <w:sz w:val="34"/>
     </w:rPr>
   </w:style>
-  <w:style w:type="character" w:styleId="673">
+  <w:style w:type="character" w:styleId="726">
     <w:name w:val="Heading 2 Char"/>
-    <w:basedOn w:val="849"/>
-    <w:link w:val="672"/>
+    <w:basedOn w:val="902"/>
+    <w:link w:val="725"/>
     <w:uiPriority w:val="9"/>
     <w:pPr>
       <w:pBdr/>
@@ -4392,11 +4475,11 @@
       <w:sz w:val="34"/>
     </w:rPr>
   </w:style>
-  <w:style w:type="paragraph" w:styleId="674">
+  <w:style w:type="paragraph" w:styleId="727">
     <w:name w:val="Heading 3"/>
-    <w:basedOn w:val="847"/>
-    <w:next w:val="847"/>
-    <w:link w:val="675"/>
+    <w:basedOn w:val="900"/>
+    <w:next w:val="900"/>
+    <w:link w:val="728"/>
     <w:uiPriority w:val="9"/>
     <w:unhideWhenUsed/>
     <w:qFormat/>
@@ -4414,10 +4497,10 @@
       <w:szCs w:val="30"/>
     </w:rPr>
   </w:style>
-  <w:style w:type="character" w:styleId="675">
+  <w:style w:type="character" w:styleId="728">
     <w:name w:val="Heading 3 Char"/>
-    <w:basedOn w:val="849"/>
-    <w:link w:val="674"/>
+    <w:basedOn w:val="902"/>
+    <w:link w:val="727"/>
     <w:uiPriority w:val="9"/>
     <w:pPr>
       <w:pBdr/>
@@ -4430,11 +4513,11 @@
       <w:szCs w:val="30"/>
     </w:rPr>
   </w:style>
-  <w:style w:type="paragraph" w:styleId="676">
+  <w:style w:type="paragraph" w:styleId="729">
     <w:name w:val="Heading 4"/>
-    <w:basedOn w:val="847"/>
-    <w:next w:val="847"/>
-    <w:link w:val="677"/>
+    <w:basedOn w:val="900"/>
+    <w:next w:val="900"/>
+    <w:link w:val="730"/>
     <w:uiPriority w:val="9"/>
     <w:unhideWhenUsed/>
     <w:qFormat/>
@@ -4454,10 +4537,10 @@
       <w:szCs w:val="26"/>
     </w:rPr>
   </w:style>
-  <w:style w:type="character" w:styleId="677">
+  <w:style w:type="character" w:styleId="730">
     <w:name w:val="Heading 4 Char"/>
-    <w:basedOn w:val="849"/>
-    <w:link w:val="676"/>
+    <w:basedOn w:val="902"/>
+    <w:link w:val="729"/>
     <w:uiPriority w:val="9"/>
     <w:pPr>
       <w:pBdr/>
@@ -4472,11 +4555,11 @@
       <w:szCs w:val="26"/>
     </w:rPr>
   </w:style>
-  <w:style w:type="paragraph" w:styleId="678">
+  <w:style w:type="paragraph" w:styleId="731">
     <w:name w:val="Heading 5"/>
-    <w:basedOn w:val="847"/>
-    <w:next w:val="847"/>
-    <w:link w:val="679"/>
+    <w:basedOn w:val="900"/>
+    <w:next w:val="900"/>
+    <w:link w:val="732"/>
     <w:uiPriority w:val="9"/>
     <w:unhideWhenUsed/>
     <w:qFormat/>
@@ -4496,10 +4579,10 @@
       <w:szCs w:val="24"/>
     </w:rPr>
   </w:style>
-  <w:style w:type="character" w:styleId="679">
+  <w:style w:type="character" w:styleId="732">
     <w:name w:val="Heading 5 Char"/>
-    <w:basedOn w:val="849"/>
-    <w:link w:val="678"/>
+    <w:basedOn w:val="902"/>
+    <w:link w:val="731"/>
     <w:uiPriority w:val="9"/>
     <w:pPr>
       <w:pBdr/>
@@ -4514,11 +4597,11 @@
       <w:szCs w:val="24"/>
     </w:rPr>
   </w:style>
-  <w:style w:type="paragraph" w:styleId="680">
+  <w:style w:type="paragraph" w:styleId="733">
     <w:name w:val="Heading 6"/>
-    <w:basedOn w:val="847"/>
-    <w:next w:val="847"/>
-    <w:link w:val="681"/>
+    <w:basedOn w:val="900"/>
+    <w:next w:val="900"/>
+    <w:link w:val="734"/>
     <w:uiPriority w:val="9"/>
     <w:unhideWhenUsed/>
     <w:qFormat/>
@@ -4538,10 +4621,10 @@
       <w:szCs w:val="22"/>
     </w:rPr>
   </w:style>
-  <w:style w:type="character" w:styleId="681">
+  <w:style w:type="character" w:styleId="734">
     <w:name w:val="Heading 6 Char"/>
-    <w:basedOn w:val="849"/>
-    <w:link w:val="680"/>
+    <w:basedOn w:val="902"/>
+    <w:link w:val="733"/>
     <w:uiPriority w:val="9"/>
     <w:pPr>
       <w:pBdr/>
@@ -4556,11 +4639,11 @@
       <w:szCs w:val="22"/>
     </w:rPr>
   </w:style>
-  <w:style w:type="paragraph" w:styleId="682">
+  <w:style w:type="paragraph" w:styleId="735">
     <w:name w:val="Heading 7"/>
-    <w:basedOn w:val="847"/>
-    <w:next w:val="847"/>
-    <w:link w:val="683"/>
+    <w:basedOn w:val="900"/>
+    <w:next w:val="900"/>
+    <w:link w:val="736"/>
     <w:uiPriority w:val="9"/>
     <w:unhideWhenUsed/>
     <w:qFormat/>
@@ -4582,10 +4665,10 @@
       <w:szCs w:val="22"/>
     </w:rPr>
   </w:style>
-  <w:style w:type="character" w:styleId="683">
+  <w:style w:type="character" w:styleId="736">
     <w:name w:val="Heading 7 Char"/>
-    <w:basedOn w:val="849"/>
-    <w:link w:val="682"/>
+    <w:basedOn w:val="902"/>
+    <w:link w:val="735"/>
     <w:uiPriority w:val="9"/>
     <w:pPr>
       <w:pBdr/>
@@ -4602,11 +4685,11 @@
       <w:szCs w:val="22"/>
     </w:rPr>
   </w:style>
-  <w:style w:type="paragraph" w:styleId="684">
+  <w:style w:type="paragraph" w:styleId="737">
     <w:name w:val="Heading 8"/>
-    <w:basedOn w:val="847"/>
-    <w:next w:val="847"/>
-    <w:link w:val="685"/>
+    <w:basedOn w:val="900"/>
+    <w:next w:val="900"/>
+    <w:link w:val="738"/>
     <w:uiPriority w:val="9"/>
     <w:unhideWhenUsed/>
     <w:qFormat/>
@@ -4626,10 +4709,10 @@
       <w:szCs w:val="22"/>
     </w:rPr>
   </w:style>
-  <w:style w:type="character" w:styleId="685">
+  <w:style w:type="character" w:styleId="738">
     <w:name w:val="Heading 8 Char"/>
-    <w:basedOn w:val="849"/>
-    <w:link w:val="684"/>
+    <w:basedOn w:val="902"/>
+    <w:link w:val="737"/>
     <w:uiPriority w:val="9"/>
     <w:pPr>
       <w:pBdr/>
@@ -4644,11 +4727,11 @@
       <w:szCs w:val="22"/>
     </w:rPr>
   </w:style>
-  <w:style w:type="paragraph" w:styleId="686">
+  <w:style w:type="paragraph" w:styleId="739">
     <w:name w:val="Heading 9"/>
-    <w:basedOn w:val="847"/>
-    <w:next w:val="847"/>
-    <w:link w:val="687"/>
+    <w:basedOn w:val="900"/>
+    <w:next w:val="900"/>
+    <w:link w:val="740"/>
     <w:uiPriority w:val="9"/>
     <w:unhideWhenUsed/>
     <w:qFormat/>
@@ -4668,10 +4751,10 @@
       <w:szCs w:val="21"/>
     </w:rPr>
   </w:style>
-  <w:style w:type="character" w:styleId="687">
+  <w:style w:type="character" w:styleId="740">
     <w:name w:val="Heading 9 Char"/>
-    <w:basedOn w:val="849"/>
-    <w:link w:val="686"/>
+    <w:basedOn w:val="902"/>
+    <w:link w:val="739"/>
     <w:uiPriority w:val="9"/>
     <w:pPr>
       <w:pBdr/>
@@ -4686,7 +4769,7 @@
       <w:szCs w:val="21"/>
     </w:rPr>
   </w:style>
-  <w:style w:type="paragraph" w:styleId="688">
+  <w:style w:type="paragraph" w:styleId="741">
     <w:name w:val="No Spacing"/>
     <w:uiPriority w:val="1"/>
     <w:qFormat/>
@@ -4696,11 +4779,11 @@
       <w:ind/>
     </w:pPr>
   </w:style>
-  <w:style w:type="paragraph" w:styleId="689">
+  <w:style w:type="paragraph" w:styleId="742">
     <w:name w:val="Title"/>
-    <w:basedOn w:val="847"/>
-    <w:next w:val="847"/>
-    <w:link w:val="690"/>
+    <w:basedOn w:val="900"/>
+    <w:next w:val="900"/>
+    <w:link w:val="743"/>
     <w:uiPriority w:val="10"/>
     <w:qFormat/>
     <w:pPr>
@@ -4714,10 +4797,10 @@
       <w:szCs w:val="48"/>
     </w:rPr>
   </w:style>
-  <w:style w:type="character" w:styleId="690">
+  <w:style w:type="character" w:styleId="743">
     <w:name w:val="Title Char"/>
-    <w:basedOn w:val="849"/>
-    <w:link w:val="689"/>
+    <w:basedOn w:val="902"/>
+    <w:link w:val="742"/>
     <w:uiPriority w:val="10"/>
     <w:pPr>
       <w:pBdr/>
@@ -4729,11 +4812,11 @@
       <w:szCs w:val="48"/>
     </w:rPr>
   </w:style>
-  <w:style w:type="paragraph" w:styleId="691">
+  <w:style w:type="paragraph" w:styleId="744">
     <w:name w:val="Subtitle"/>
-    <w:basedOn w:val="847"/>
-    <w:next w:val="847"/>
-    <w:link w:val="692"/>
+    <w:basedOn w:val="900"/>
+    <w:next w:val="900"/>
+    <w:link w:val="745"/>
     <w:uiPriority w:val="11"/>
     <w:qFormat/>
     <w:pPr>
@@ -4746,10 +4829,10 @@
       <w:szCs w:val="24"/>
     </w:rPr>
   </w:style>
-  <w:style w:type="character" w:styleId="692">
+  <w:style w:type="character" w:styleId="745">
     <w:name w:val="Subtitle Char"/>
-    <w:basedOn w:val="849"/>
-    <w:link w:val="691"/>
+    <w:basedOn w:val="902"/>
+    <w:link w:val="744"/>
     <w:uiPriority w:val="11"/>
     <w:pPr>
       <w:pBdr/>
@@ -4761,11 +4844,11 @@
       <w:szCs w:val="24"/>
     </w:rPr>
   </w:style>
-  <w:style w:type="paragraph" w:styleId="693">
+  <w:style w:type="paragraph" w:styleId="746">
     <w:name w:val="Quote"/>
-    <w:basedOn w:val="847"/>
-    <w:next w:val="847"/>
-    <w:link w:val="694"/>
+    <w:basedOn w:val="900"/>
+    <w:next w:val="900"/>
+    <w:link w:val="747"/>
     <w:uiPriority w:val="29"/>
     <w:qFormat/>
     <w:pPr>
@@ -4777,9 +4860,9 @@
       <w:i/>
     </w:rPr>
   </w:style>
-  <w:style w:type="character" w:styleId="694">
+  <w:style w:type="character" w:styleId="747">
     <w:name w:val="Quote Char"/>
-    <w:link w:val="693"/>
+    <w:link w:val="746"/>
     <w:uiPriority w:val="29"/>
     <w:pPr>
       <w:pBdr/>
@@ -4790,11 +4873,11 @@
       <w:i/>
     </w:rPr>
   </w:style>
-  <w:style w:type="paragraph" w:styleId="695">
+  <w:style w:type="paragraph" w:styleId="748">
     <w:name w:val="Intense Quote"/>
-    <w:basedOn w:val="847"/>
-    <w:next w:val="847"/>
-    <w:link w:val="696"/>
+    <w:basedOn w:val="900"/>
+    <w:next w:val="900"/>
+    <w:link w:val="749"/>
     <w:uiPriority w:val="30"/>
     <w:qFormat/>
     <w:pPr>
@@ -4813,9 +4896,9 @@
       <w:i/>
     </w:rPr>
   </w:style>
-  <w:style w:type="character" w:styleId="696">
+  <w:style w:type="character" w:styleId="749">
     <w:name w:val="Intense Quote Char"/>
-    <w:link w:val="695"/>
+    <w:link w:val="748"/>
     <w:uiPriority w:val="30"/>
     <w:pPr>
       <w:pBdr/>
@@ -4826,10 +4909,10 @@
       <w:i/>
     </w:rPr>
   </w:style>
-  <w:style w:type="paragraph" w:styleId="697">
+  <w:style w:type="paragraph" w:styleId="750">
     <w:name w:val="Header"/>
-    <w:basedOn w:val="847"/>
-    <w:link w:val="698"/>
+    <w:basedOn w:val="900"/>
+    <w:link w:val="751"/>
     <w:uiPriority w:val="99"/>
     <w:unhideWhenUsed/>
     <w:pPr>
@@ -4842,10 +4925,10 @@
       <w:ind/>
     </w:pPr>
   </w:style>
-  <w:style w:type="character" w:styleId="698">
+  <w:style w:type="character" w:styleId="751">
     <w:name w:val="Header Char"/>
-    <w:basedOn w:val="849"/>
-    <w:link w:val="697"/>
+    <w:basedOn w:val="902"/>
+    <w:link w:val="750"/>
     <w:uiPriority w:val="99"/>
     <w:pPr>
       <w:pBdr/>
@@ -4853,10 +4936,10 @@
       <w:ind/>
     </w:pPr>
   </w:style>
-  <w:style w:type="paragraph" w:styleId="699">
+  <w:style w:type="paragraph" w:styleId="752">
     <w:name w:val="Footer"/>
-    <w:basedOn w:val="847"/>
-    <w:link w:val="702"/>
+    <w:basedOn w:val="900"/>
+    <w:link w:val="755"/>
     <w:uiPriority w:val="99"/>
     <w:unhideWhenUsed/>
     <w:pPr>
@@ -4869,10 +4952,10 @@
       <w:ind/>
     </w:pPr>
   </w:style>
-  <w:style w:type="character" w:styleId="700">
+  <w:style w:type="character" w:styleId="753">
     <w:name w:val="Footer Char"/>
-    <w:basedOn w:val="849"/>
-    <w:link w:val="699"/>
+    <w:basedOn w:val="902"/>
+    <w:link w:val="752"/>
     <w:uiPriority w:val="99"/>
     <w:pPr>
       <w:pBdr/>
@@ -4880,10 +4963,10 @@
       <w:ind/>
     </w:pPr>
   </w:style>
-  <w:style w:type="paragraph" w:styleId="701">
+  <w:style w:type="paragraph" w:styleId="754">
     <w:name w:val="Caption"/>
-    <w:basedOn w:val="847"/>
-    <w:next w:val="847"/>
+    <w:basedOn w:val="900"/>
+    <w:next w:val="900"/>
     <w:uiPriority w:val="35"/>
     <w:semiHidden/>
     <w:unhideWhenUsed/>
@@ -4901,10 +4984,10 @@
       <w:szCs w:val="18"/>
     </w:rPr>
   </w:style>
-  <w:style w:type="character" w:styleId="702">
+  <w:style w:type="character" w:styleId="755">
     <w:name w:val="Caption Char"/>
-    <w:basedOn w:val="701"/>
-    <w:link w:val="699"/>
+    <w:basedOn w:val="754"/>
+    <w:link w:val="752"/>
     <w:uiPriority w:val="99"/>
     <w:pPr>
       <w:pBdr/>
@@ -4912,9 +4995,9 @@
       <w:ind/>
     </w:pPr>
   </w:style>
-  <w:style w:type="table" w:styleId="703">
+  <w:style w:type="table" w:styleId="756">
     <w:name w:val="Table Grid"/>
-    <w:basedOn w:val="850"/>
+    <w:basedOn w:val="903"/>
     <w:uiPriority w:val="59"/>
     <w:pPr>
       <w:pBdr/>
@@ -4923,6 +5006,12 @@
     </w:pPr>
     <w:tblPr>
       <w:tblInd w:w="0" w:type="dxa"/>
+      <w:tblCellMar>
+        <w:left w:w="108" w:type="dxa"/>
+        <w:top w:w="0" w:type="dxa"/>
+        <w:right w:w="108" w:type="dxa"/>
+        <w:bottom w:w="0" w:type="dxa"/>
+      </w:tblCellMar>
       <w:tblBorders>
         <w:top w:val="single" w:color="000000" w:sz="4" w:space="0"/>
         <w:left w:val="single" w:color="000000" w:sz="4" w:space="0"/>
@@ -4931,12 +5020,6 @@
         <w:insideH w:val="single" w:color="000000" w:sz="4" w:space="0"/>
         <w:insideV w:val="single" w:color="000000" w:sz="4" w:space="0"/>
       </w:tblBorders>
-      <w:tblCellMar>
-        <w:left w:w="108" w:type="dxa"/>
-        <w:top w:w="0" w:type="dxa"/>
-        <w:right w:w="108" w:type="dxa"/>
-        <w:bottom w:w="0" w:type="dxa"/>
-      </w:tblCellMar>
     </w:tblPr>
     <w:tcPr>
       <w:tcBorders/>
@@ -5111,9 +5194,9 @@
       </w:tcPr>
     </w:tblStylePr>
   </w:style>
-  <w:style w:type="table" w:styleId="704">
+  <w:style w:type="table" w:styleId="757">
     <w:name w:val="Table Grid Light"/>
-    <w:basedOn w:val="850"/>
+    <w:basedOn w:val="903"/>
     <w:uiPriority w:val="59"/>
     <w:pPr>
       <w:pBdr/>
@@ -5122,6 +5205,12 @@
     </w:pPr>
     <w:tblPr>
       <w:tblInd w:w="0" w:type="dxa"/>
+      <w:tblCellMar>
+        <w:left w:w="108" w:type="dxa"/>
+        <w:top w:w="0" w:type="dxa"/>
+        <w:right w:w="108" w:type="dxa"/>
+        <w:bottom w:w="0" w:type="dxa"/>
+      </w:tblCellMar>
       <w:tblBorders>
         <w:top w:val="single" w:color="000000" w:themeColor="text1" w:themeTint="50" w:sz="4" w:space="0"/>
         <w:left w:val="single" w:color="000000" w:themeColor="text1" w:themeTint="50" w:sz="4" w:space="0"/>
@@ -5130,12 +5219,6 @@
         <w:insideH w:val="single" w:color="000000" w:themeColor="text1" w:themeTint="50" w:sz="4" w:space="0"/>
         <w:insideV w:val="single" w:color="000000" w:themeColor="text1" w:themeTint="50" w:sz="4" w:space="0"/>
       </w:tblBorders>
-      <w:tblCellMar>
-        <w:left w:w="108" w:type="dxa"/>
-        <w:top w:w="0" w:type="dxa"/>
-        <w:right w:w="108" w:type="dxa"/>
-        <w:bottom w:w="0" w:type="dxa"/>
-      </w:tblCellMar>
     </w:tblPr>
     <w:tcPr>
       <w:tcBorders/>
@@ -5310,9 +5393,9 @@
       </w:tcPr>
     </w:tblStylePr>
   </w:style>
-  <w:style w:type="table" w:styleId="705">
+  <w:style w:type="table" w:styleId="758">
     <w:name w:val="Plain Table 1"/>
-    <w:basedOn w:val="850"/>
+    <w:basedOn w:val="903"/>
     <w:uiPriority w:val="59"/>
     <w:pPr>
       <w:pBdr/>
@@ -5321,6 +5404,12 @@
     </w:pPr>
     <w:tblPr>
       <w:tblInd w:w="0" w:type="dxa"/>
+      <w:tblCellMar>
+        <w:left w:w="108" w:type="dxa"/>
+        <w:top w:w="0" w:type="dxa"/>
+        <w:right w:w="108" w:type="dxa"/>
+        <w:bottom w:w="0" w:type="dxa"/>
+      </w:tblCellMar>
       <w:tblBorders>
         <w:top w:val="single" w:color="000000" w:themeColor="text1" w:themeTint="50" w:sz="4" w:space="0"/>
         <w:left w:val="single" w:color="000000" w:themeColor="text1" w:themeTint="50" w:sz="4" w:space="0"/>
@@ -5329,12 +5418,6 @@
         <w:insideH w:val="single" w:color="000000" w:themeColor="text1" w:themeTint="50" w:sz="4" w:space="0"/>
         <w:insideV w:val="single" w:color="000000" w:themeColor="text1" w:themeTint="50" w:sz="4" w:space="0"/>
       </w:tblBorders>
-      <w:tblCellMar>
-        <w:left w:w="108" w:type="dxa"/>
-        <w:top w:w="0" w:type="dxa"/>
-        <w:right w:w="108" w:type="dxa"/>
-        <w:bottom w:w="0" w:type="dxa"/>
-      </w:tblCellMar>
     </w:tblPr>
     <w:tcPr>
       <w:tcBorders/>
@@ -5535,9 +5618,9 @@
       </w:tcPr>
     </w:tblStylePr>
   </w:style>
-  <w:style w:type="table" w:styleId="706">
+  <w:style w:type="table" w:styleId="759">
     <w:name w:val="Plain Table 2"/>
-    <w:basedOn w:val="850"/>
+    <w:basedOn w:val="903"/>
     <w:uiPriority w:val="59"/>
     <w:pPr>
       <w:pBdr/>
@@ -5546,18 +5629,18 @@
     </w:pPr>
     <w:tblPr>
       <w:tblInd w:w="0" w:type="dxa"/>
+      <w:tblCellMar>
+        <w:left w:w="108" w:type="dxa"/>
+        <w:top w:w="0" w:type="dxa"/>
+        <w:right w:w="108" w:type="dxa"/>
+        <w:bottom w:w="0" w:type="dxa"/>
+      </w:tblCellMar>
       <w:tblBorders>
         <w:top w:val="single" w:color="000000" w:themeColor="text1" w:sz="4" w:space="0"/>
         <w:left w:val="none" w:color="000000" w:themeColor="text1" w:sz="4" w:space="0"/>
         <w:bottom w:val="single" w:color="000000" w:themeColor="text1" w:sz="4" w:space="0"/>
         <w:right w:val="none" w:color="000000" w:themeColor="text1" w:sz="4" w:space="0"/>
       </w:tblBorders>
-      <w:tblCellMar>
-        <w:left w:w="108" w:type="dxa"/>
-        <w:top w:w="0" w:type="dxa"/>
-        <w:right w:w="108" w:type="dxa"/>
-        <w:bottom w:w="0" w:type="dxa"/>
-      </w:tblCellMar>
     </w:tblPr>
     <w:tcPr>
       <w:tcBorders/>
@@ -5768,9 +5851,9 @@
       </w:tcPr>
     </w:tblStylePr>
   </w:style>
-  <w:style w:type="table" w:styleId="707">
+  <w:style w:type="table" w:styleId="760">
     <w:name w:val="Plain Table 3"/>
-    <w:basedOn w:val="850"/>
+    <w:basedOn w:val="903"/>
     <w:uiPriority w:val="99"/>
     <w:pPr>
       <w:pBdr/>
@@ -5998,9 +6081,9 @@
       </w:tcPr>
     </w:tblStylePr>
   </w:style>
-  <w:style w:type="table" w:styleId="708">
+  <w:style w:type="table" w:styleId="761">
     <w:name w:val="Plain Table 4"/>
-    <w:basedOn w:val="850"/>
+    <w:basedOn w:val="903"/>
     <w:uiPriority w:val="99"/>
     <w:pPr>
       <w:pBdr/>
@@ -6214,9 +6297,9 @@
       </w:tcPr>
     </w:tblStylePr>
   </w:style>
-  <w:style w:type="table" w:styleId="709">
+  <w:style w:type="table" w:styleId="762">
     <w:name w:val="Plain Table 5"/>
-    <w:basedOn w:val="850"/>
+    <w:basedOn w:val="903"/>
     <w:uiPriority w:val="99"/>
     <w:pPr>
       <w:pBdr/>
@@ -6447,9 +6530,9 @@
       </w:tcPr>
     </w:tblStylePr>
   </w:style>
-  <w:style w:type="table" w:styleId="710">
+  <w:style w:type="table" w:styleId="763">
     <w:name w:val="Grid Table 1 Light"/>
-    <w:basedOn w:val="850"/>
+    <w:basedOn w:val="903"/>
     <w:uiPriority w:val="99"/>
     <w:pPr>
       <w:pBdr/>
@@ -6670,9 +6753,9 @@
       </w:tcPr>
     </w:tblStylePr>
   </w:style>
-  <w:style w:type="table" w:styleId="711">
+  <w:style w:type="table" w:styleId="764">
     <w:name w:val="Grid Table 1 Light - Accent 1"/>
-    <w:basedOn w:val="850"/>
+    <w:basedOn w:val="903"/>
     <w:uiPriority w:val="99"/>
     <w:pPr>
       <w:pBdr/>
@@ -6893,9 +6976,9 @@
       </w:tcPr>
     </w:tblStylePr>
   </w:style>
-  <w:style w:type="table" w:styleId="712">
+  <w:style w:type="table" w:styleId="765">
     <w:name w:val="Grid Table 1 Light - Accent 2"/>
-    <w:basedOn w:val="850"/>
+    <w:basedOn w:val="903"/>
     <w:uiPriority w:val="99"/>
     <w:pPr>
       <w:pBdr/>
@@ -7116,9 +7199,9 @@
       </w:tcPr>
     </w:tblStylePr>
   </w:style>
-  <w:style w:type="table" w:styleId="713">
+  <w:style w:type="table" w:styleId="766">
     <w:name w:val="Grid Table 1 Light - Accent 3"/>
-    <w:basedOn w:val="850"/>
+    <w:basedOn w:val="903"/>
     <w:uiPriority w:val="99"/>
     <w:pPr>
       <w:pBdr/>
@@ -7339,9 +7422,9 @@
       </w:tcPr>
     </w:tblStylePr>
   </w:style>
-  <w:style w:type="table" w:styleId="714">
+  <w:style w:type="table" w:styleId="767">
     <w:name w:val="Grid Table 1 Light - Accent 4"/>
-    <w:basedOn w:val="850"/>
+    <w:basedOn w:val="903"/>
     <w:uiPriority w:val="99"/>
     <w:pPr>
       <w:pBdr/>
@@ -7562,9 +7645,9 @@
       </w:tcPr>
     </w:tblStylePr>
   </w:style>
-  <w:style w:type="table" w:styleId="715">
+  <w:style w:type="table" w:styleId="768">
     <w:name w:val="Grid Table 1 Light - Accent 5"/>
-    <w:basedOn w:val="850"/>
+    <w:basedOn w:val="903"/>
     <w:uiPriority w:val="99"/>
     <w:pPr>
       <w:pBdr/>
@@ -7785,9 +7868,9 @@
       </w:tcPr>
     </w:tblStylePr>
   </w:style>
-  <w:style w:type="table" w:styleId="716">
+  <w:style w:type="table" w:styleId="769">
     <w:name w:val="Grid Table 1 Light - Accent 6"/>
-    <w:basedOn w:val="850"/>
+    <w:basedOn w:val="903"/>
     <w:uiPriority w:val="99"/>
     <w:pPr>
       <w:pBdr/>
@@ -8008,9 +8091,9 @@
       </w:tcPr>
     </w:tblStylePr>
   </w:style>
-  <w:style w:type="table" w:styleId="717">
+  <w:style w:type="table" w:styleId="770">
     <w:name w:val="Grid Table 2"/>
-    <w:basedOn w:val="850"/>
+    <w:basedOn w:val="903"/>
     <w:uiPriority w:val="99"/>
     <w:pPr>
       <w:pBdr/>
@@ -8240,9 +8323,9 @@
       </w:tcPr>
     </w:tblStylePr>
   </w:style>
-  <w:style w:type="table" w:styleId="718">
+  <w:style w:type="table" w:styleId="771">
     <w:name w:val="Grid Table 2 - Accent 1"/>
-    <w:basedOn w:val="850"/>
+    <w:basedOn w:val="903"/>
     <w:uiPriority w:val="99"/>
     <w:pPr>
       <w:pBdr/>
@@ -8472,9 +8555,9 @@
       </w:tcPr>
     </w:tblStylePr>
   </w:style>
-  <w:style w:type="table" w:styleId="719">
+  <w:style w:type="table" w:styleId="772">
     <w:name w:val="Grid Table 2 - Accent 2"/>
-    <w:basedOn w:val="850"/>
+    <w:basedOn w:val="903"/>
     <w:uiPriority w:val="99"/>
     <w:pPr>
       <w:pBdr/>
@@ -8704,9 +8787,9 @@
       </w:tcPr>
     </w:tblStylePr>
   </w:style>
-  <w:style w:type="table" w:styleId="720">
+  <w:style w:type="table" w:styleId="773">
     <w:name w:val="Grid Table 2 - Accent 3"/>
-    <w:basedOn w:val="850"/>
+    <w:basedOn w:val="903"/>
     <w:uiPriority w:val="99"/>
     <w:pPr>
       <w:pBdr/>
@@ -8936,9 +9019,9 @@
       </w:tcPr>
     </w:tblStylePr>
   </w:style>
-  <w:style w:type="table" w:styleId="721">
+  <w:style w:type="table" w:styleId="774">
     <w:name w:val="Grid Table 2 - Accent 4"/>
-    <w:basedOn w:val="850"/>
+    <w:basedOn w:val="903"/>
     <w:uiPriority w:val="99"/>
     <w:pPr>
       <w:pBdr/>
@@ -9168,9 +9251,9 @@
       </w:tcPr>
     </w:tblStylePr>
   </w:style>
-  <w:style w:type="table" w:styleId="722">
+  <w:style w:type="table" w:styleId="775">
     <w:name w:val="Grid Table 2 - Accent 5"/>
-    <w:basedOn w:val="850"/>
+    <w:basedOn w:val="903"/>
     <w:uiPriority w:val="99"/>
     <w:pPr>
       <w:pBdr/>
@@ -9400,9 +9483,9 @@
       </w:tcPr>
     </w:tblStylePr>
   </w:style>
-  <w:style w:type="table" w:styleId="723">
+  <w:style w:type="table" w:styleId="776">
     <w:name w:val="Grid Table 2 - Accent 6"/>
-    <w:basedOn w:val="850"/>
+    <w:basedOn w:val="903"/>
     <w:uiPriority w:val="99"/>
     <w:pPr>
       <w:pBdr/>
@@ -9632,9 +9715,9 @@
       </w:tcPr>
     </w:tblStylePr>
   </w:style>
-  <w:style w:type="table" w:styleId="724">
+  <w:style w:type="table" w:styleId="777">
     <w:name w:val="Grid Table 3"/>
-    <w:basedOn w:val="850"/>
+    <w:basedOn w:val="903"/>
     <w:uiPriority w:val="99"/>
     <w:pPr>
       <w:pBdr/>
@@ -9877,9 +9960,9 @@
       </w:tcPr>
     </w:tblStylePr>
   </w:style>
-  <w:style w:type="table" w:styleId="725">
+  <w:style w:type="table" w:styleId="778">
     <w:name w:val="Grid Table 3 - Accent 1"/>
-    <w:basedOn w:val="850"/>
+    <w:basedOn w:val="903"/>
     <w:uiPriority w:val="99"/>
     <w:pPr>
       <w:pBdr/>
@@ -10122,9 +10205,9 @@
       </w:tcPr>
     </w:tblStylePr>
   </w:style>
-  <w:style w:type="table" w:styleId="726">
+  <w:style w:type="table" w:styleId="779">
     <w:name w:val="Grid Table 3 - Accent 2"/>
-    <w:basedOn w:val="850"/>
+    <w:basedOn w:val="903"/>
     <w:uiPriority w:val="99"/>
     <w:pPr>
       <w:pBdr/>
@@ -10367,9 +10450,9 @@
       </w:tcPr>
     </w:tblStylePr>
   </w:style>
-  <w:style w:type="table" w:styleId="727">
+  <w:style w:type="table" w:styleId="780">
     <w:name w:val="Grid Table 3 - Accent 3"/>
-    <w:basedOn w:val="850"/>
+    <w:basedOn w:val="903"/>
     <w:uiPriority w:val="99"/>
     <w:pPr>
       <w:pBdr/>
@@ -10612,9 +10695,9 @@
       </w:tcPr>
     </w:tblStylePr>
   </w:style>
-  <w:style w:type="table" w:styleId="728">
+  <w:style w:type="table" w:styleId="781">
     <w:name w:val="Grid Table 3 - Accent 4"/>
-    <w:basedOn w:val="850"/>
+    <w:basedOn w:val="903"/>
     <w:uiPriority w:val="99"/>
     <w:pPr>
       <w:pBdr/>
@@ -10857,9 +10940,9 @@
       </w:tcPr>
     </w:tblStylePr>
   </w:style>
-  <w:style w:type="table" w:styleId="729">
+  <w:style w:type="table" w:styleId="782">
     <w:name w:val="Grid Table 3 - Accent 5"/>
-    <w:basedOn w:val="850"/>
+    <w:basedOn w:val="903"/>
     <w:uiPriority w:val="99"/>
     <w:pPr>
       <w:pBdr/>
@@ -11102,9 +11185,9 @@
       </w:tcPr>
     </w:tblStylePr>
   </w:style>
-  <w:style w:type="table" w:styleId="730">
+  <w:style w:type="table" w:styleId="783">
     <w:name w:val="Grid Table 3 - Accent 6"/>
-    <w:basedOn w:val="850"/>
+    <w:basedOn w:val="903"/>
     <w:uiPriority w:val="99"/>
     <w:pPr>
       <w:pBdr/>
@@ -11347,9 +11430,9 @@
       </w:tcPr>
     </w:tblStylePr>
   </w:style>
-  <w:style w:type="table" w:styleId="731">
+  <w:style w:type="table" w:styleId="784">
     <w:name w:val="Grid Table 4"/>
-    <w:basedOn w:val="850"/>
+    <w:basedOn w:val="903"/>
     <w:uiPriority w:val="59"/>
     <w:pPr>
       <w:pBdr/>
@@ -11580,9 +11663,9 @@
       </w:tcPr>
     </w:tblStylePr>
   </w:style>
-  <w:style w:type="table" w:styleId="732">
+  <w:style w:type="table" w:styleId="785">
     <w:name w:val="Grid Table 4 - Accent 1"/>
-    <w:basedOn w:val="850"/>
+    <w:basedOn w:val="903"/>
     <w:uiPriority w:val="59"/>
     <w:pPr>
       <w:pBdr/>
@@ -11813,9 +11896,9 @@
       </w:tcPr>
     </w:tblStylePr>
   </w:style>
-  <w:style w:type="table" w:styleId="733">
+  <w:style w:type="table" w:styleId="786">
     <w:name w:val="Grid Table 4 - Accent 2"/>
-    <w:basedOn w:val="850"/>
+    <w:basedOn w:val="903"/>
     <w:uiPriority w:val="59"/>
     <w:pPr>
       <w:pBdr/>
@@ -12046,9 +12129,9 @@
       </w:tcPr>
     </w:tblStylePr>
   </w:style>
-  <w:style w:type="table" w:styleId="734">
+  <w:style w:type="table" w:styleId="787">
     <w:name w:val="Grid Table 4 - Accent 3"/>
-    <w:basedOn w:val="850"/>
+    <w:basedOn w:val="903"/>
     <w:uiPriority w:val="59"/>
     <w:pPr>
       <w:pBdr/>
@@ -12279,9 +12362,9 @@
       </w:tcPr>
     </w:tblStylePr>
   </w:style>
-  <w:style w:type="table" w:styleId="735">
+  <w:style w:type="table" w:styleId="788">
     <w:name w:val="Grid Table 4 - Accent 4"/>
-    <w:basedOn w:val="850"/>
+    <w:basedOn w:val="903"/>
     <w:uiPriority w:val="59"/>
     <w:pPr>
       <w:pBdr/>
@@ -12512,9 +12595,9 @@
       </w:tcPr>
     </w:tblStylePr>
   </w:style>
-  <w:style w:type="table" w:styleId="736">
+  <w:style w:type="table" w:styleId="789">
     <w:name w:val="Grid Table 4 - Accent 5"/>
-    <w:basedOn w:val="850"/>
+    <w:basedOn w:val="903"/>
     <w:uiPriority w:val="59"/>
     <w:pPr>
       <w:pBdr/>
@@ -12745,9 +12828,9 @@
       </w:tcPr>
     </w:tblStylePr>
   </w:style>
-  <w:style w:type="table" w:styleId="737">
+  <w:style w:type="table" w:styleId="790">
     <w:name w:val="Grid Table 4 - Accent 6"/>
-    <w:basedOn w:val="850"/>
+    <w:basedOn w:val="903"/>
     <w:uiPriority w:val="59"/>
     <w:pPr>
       <w:pBdr/>
@@ -12978,9 +13061,9 @@
       </w:tcPr>
     </w:tblStylePr>
   </w:style>
-  <w:style w:type="table" w:styleId="738">
+  <w:style w:type="table" w:styleId="791">
     <w:name w:val="Grid Table 5 Dark"/>
-    <w:basedOn w:val="850"/>
+    <w:basedOn w:val="903"/>
     <w:uiPriority w:val="99"/>
     <w:pPr>
       <w:pBdr/>
@@ -13206,9 +13289,9 @@
       </w:tcPr>
     </w:tblStylePr>
   </w:style>
-  <w:style w:type="table" w:styleId="739">
+  <w:style w:type="table" w:styleId="792">
     <w:name w:val="Grid Table 5 Dark- Accent 1"/>
-    <w:basedOn w:val="850"/>
+    <w:basedOn w:val="903"/>
     <w:uiPriority w:val="99"/>
     <w:pPr>
       <w:pBdr/>
@@ -13434,9 +13517,9 @@
       </w:tcPr>
     </w:tblStylePr>
   </w:style>
-  <w:style w:type="table" w:styleId="740">
+  <w:style w:type="table" w:styleId="793">
     <w:name w:val="Grid Table 5 Dark - Accent 2"/>
-    <w:basedOn w:val="850"/>
+    <w:basedOn w:val="903"/>
     <w:uiPriority w:val="99"/>
     <w:pPr>
       <w:pBdr/>
@@ -13662,9 +13745,9 @@
       </w:tcPr>
     </w:tblStylePr>
   </w:style>
-  <w:style w:type="table" w:styleId="741">
+  <w:style w:type="table" w:styleId="794">
     <w:name w:val="Grid Table 5 Dark - Accent 3"/>
-    <w:basedOn w:val="850"/>
+    <w:basedOn w:val="903"/>
     <w:uiPriority w:val="99"/>
     <w:pPr>
       <w:pBdr/>
@@ -13890,9 +13973,9 @@
       </w:tcPr>
     </w:tblStylePr>
   </w:style>
-  <w:style w:type="table" w:styleId="742">
+  <w:style w:type="table" w:styleId="795">
     <w:name w:val="Grid Table 5 Dark- Accent 4"/>
-    <w:basedOn w:val="850"/>
+    <w:basedOn w:val="903"/>
     <w:uiPriority w:val="99"/>
     <w:pPr>
       <w:pBdr/>
@@ -14118,9 +14201,9 @@
       </w:tcPr>
     </w:tblStylePr>
   </w:style>
-  <w:style w:type="table" w:styleId="743">
+  <w:style w:type="table" w:styleId="796">
     <w:name w:val="Grid Table 5 Dark - Accent 5"/>
-    <w:basedOn w:val="850"/>
+    <w:basedOn w:val="903"/>
     <w:uiPriority w:val="99"/>
     <w:pPr>
       <w:pBdr/>
@@ -14346,9 +14429,9 @@
       </w:tcPr>
     </w:tblStylePr>
   </w:style>
-  <w:style w:type="table" w:styleId="744">
+  <w:style w:type="table" w:styleId="797">
     <w:name w:val="Grid Table 5 Dark - Accent 6"/>
-    <w:basedOn w:val="850"/>
+    <w:basedOn w:val="903"/>
     <w:uiPriority w:val="99"/>
     <w:pPr>
       <w:pBdr/>
@@ -14574,9 +14657,9 @@
       </w:tcPr>
     </w:tblStylePr>
   </w:style>
-  <w:style w:type="table" w:styleId="745">
+  <w:style w:type="table" w:styleId="798">
     <w:name w:val="Grid Table 6 Colorful"/>
-    <w:basedOn w:val="850"/>
+    <w:basedOn w:val="903"/>
     <w:uiPriority w:val="99"/>
     <w:pPr>
       <w:pBdr/>
@@ -14804,9 +14887,9 @@
       </w:tcPr>
     </w:tblStylePr>
   </w:style>
-  <w:style w:type="table" w:styleId="746">
+  <w:style w:type="table" w:styleId="799">
     <w:name w:val="Grid Table 6 Colorful - Accent 1"/>
-    <w:basedOn w:val="850"/>
+    <w:basedOn w:val="903"/>
     <w:uiPriority w:val="99"/>
     <w:pPr>
       <w:pBdr/>
@@ -15034,9 +15117,9 @@
       </w:tcPr>
     </w:tblStylePr>
   </w:style>
-  <w:style w:type="table" w:styleId="747">
+  <w:style w:type="table" w:styleId="800">
     <w:name w:val="Grid Table 6 Colorful - Accent 2"/>
-    <w:basedOn w:val="850"/>
+    <w:basedOn w:val="903"/>
     <w:uiPriority w:val="99"/>
     <w:pPr>
       <w:pBdr/>
@@ -15264,9 +15347,9 @@
       </w:tcPr>
     </w:tblStylePr>
   </w:style>
-  <w:style w:type="table" w:styleId="748">
+  <w:style w:type="table" w:styleId="801">
     <w:name w:val="Grid Table 6 Colorful - Accent 3"/>
-    <w:basedOn w:val="850"/>
+    <w:basedOn w:val="903"/>
     <w:uiPriority w:val="99"/>
     <w:pPr>
       <w:pBdr/>
@@ -15494,9 +15577,9 @@
       </w:tcPr>
     </w:tblStylePr>
   </w:style>
-  <w:style w:type="table" w:styleId="749">
+  <w:style w:type="table" w:styleId="802">
     <w:name w:val="Grid Table 6 Colorful - Accent 4"/>
-    <w:basedOn w:val="850"/>
+    <w:basedOn w:val="903"/>
     <w:uiPriority w:val="99"/>
     <w:pPr>
       <w:pBdr/>
@@ -15724,9 +15807,9 @@
       </w:tcPr>
     </w:tblStylePr>
   </w:style>
-  <w:style w:type="table" w:styleId="750">
+  <w:style w:type="table" w:styleId="803">
     <w:name w:val="Grid Table 6 Colorful - Accent 5"/>
-    <w:basedOn w:val="850"/>
+    <w:basedOn w:val="903"/>
     <w:uiPriority w:val="99"/>
     <w:pPr>
       <w:pBdr/>
@@ -15954,9 +16037,9 @@
       </w:tcPr>
     </w:tblStylePr>
   </w:style>
-  <w:style w:type="table" w:styleId="751">
+  <w:style w:type="table" w:styleId="804">
     <w:name w:val="Grid Table 6 Colorful - Accent 6"/>
-    <w:basedOn w:val="850"/>
+    <w:basedOn w:val="903"/>
     <w:uiPriority w:val="99"/>
     <w:pPr>
       <w:pBdr/>
@@ -16184,9 +16267,9 @@
       </w:tcPr>
     </w:tblStylePr>
   </w:style>
-  <w:style w:type="table" w:styleId="752">
+  <w:style w:type="table" w:styleId="805">
     <w:name w:val="Grid Table 7 Colorful"/>
-    <w:basedOn w:val="850"/>
+    <w:basedOn w:val="903"/>
     <w:uiPriority w:val="99"/>
     <w:pPr>
       <w:pBdr/>
@@ -16438,9 +16521,9 @@
       </w:tcPr>
     </w:tblStylePr>
   </w:style>
-  <w:style w:type="table" w:styleId="753">
+  <w:style w:type="table" w:styleId="806">
     <w:name w:val="Grid Table 7 Colorful - Accent 1"/>
-    <w:basedOn w:val="850"/>
+    <w:basedOn w:val="903"/>
     <w:uiPriority w:val="99"/>
     <w:pPr>
       <w:pBdr/>
@@ -16692,9 +16775,9 @@
       </w:tcPr>
     </w:tblStylePr>
   </w:style>
-  <w:style w:type="table" w:styleId="754">
+  <w:style w:type="table" w:styleId="807">
     <w:name w:val="Grid Table 7 Colorful - Accent 2"/>
-    <w:basedOn w:val="850"/>
+    <w:basedOn w:val="903"/>
     <w:uiPriority w:val="99"/>
     <w:pPr>
       <w:pBdr/>
@@ -16946,9 +17029,9 @@
       </w:tcPr>
     </w:tblStylePr>
   </w:style>
-  <w:style w:type="table" w:styleId="755">
+  <w:style w:type="table" w:styleId="808">
     <w:name w:val="Grid Table 7 Colorful - Accent 3"/>
-    <w:basedOn w:val="850"/>
+    <w:basedOn w:val="903"/>
     <w:uiPriority w:val="99"/>
     <w:pPr>
       <w:pBdr/>
@@ -17200,9 +17283,9 @@
       </w:tcPr>
     </w:tblStylePr>
   </w:style>
-  <w:style w:type="table" w:styleId="756">
+  <w:style w:type="table" w:styleId="809">
     <w:name w:val="Grid Table 7 Colorful - Accent 4"/>
-    <w:basedOn w:val="850"/>
+    <w:basedOn w:val="903"/>
     <w:uiPriority w:val="99"/>
     <w:pPr>
       <w:pBdr/>
@@ -17454,9 +17537,9 @@
       </w:tcPr>
     </w:tblStylePr>
   </w:style>
-  <w:style w:type="table" w:styleId="757">
+  <w:style w:type="table" w:styleId="810">
     <w:name w:val="Grid Table 7 Colorful - Accent 5"/>
-    <w:basedOn w:val="850"/>
+    <w:basedOn w:val="903"/>
     <w:uiPriority w:val="99"/>
     <w:pPr>
       <w:pBdr/>
@@ -17708,9 +17791,9 @@
       </w:tcPr>
     </w:tblStylePr>
   </w:style>
-  <w:style w:type="table" w:styleId="758">
+  <w:style w:type="table" w:styleId="811">
     <w:name w:val="Grid Table 7 Colorful - Accent 6"/>
-    <w:basedOn w:val="850"/>
+    <w:basedOn w:val="903"/>
     <w:uiPriority w:val="99"/>
     <w:pPr>
       <w:pBdr/>
@@ -17962,9 +18045,9 @@
       </w:tcPr>
     </w:tblStylePr>
   </w:style>
-  <w:style w:type="table" w:styleId="759">
+  <w:style w:type="table" w:styleId="812">
     <w:name w:val="List Table 1 Light"/>
-    <w:basedOn w:val="850"/>
+    <w:basedOn w:val="903"/>
     <w:uiPriority w:val="99"/>
     <w:pPr>
       <w:pBdr/>
@@ -18178,9 +18261,9 @@
       </w:tcPr>
     </w:tblStylePr>
   </w:style>
-  <w:style w:type="table" w:styleId="760">
+  <w:style w:type="table" w:styleId="813">
     <w:name w:val="List Table 1 Light - Accent 1"/>
-    <w:basedOn w:val="850"/>
+    <w:basedOn w:val="903"/>
     <w:uiPriority w:val="99"/>
     <w:pPr>
       <w:pBdr/>
@@ -18394,9 +18477,9 @@
       </w:tcPr>
     </w:tblStylePr>
   </w:style>
-  <w:style w:type="table" w:styleId="761">
+  <w:style w:type="table" w:styleId="814">
     <w:name w:val="List Table 1 Light - Accent 2"/>
-    <w:basedOn w:val="850"/>
+    <w:basedOn w:val="903"/>
     <w:uiPriority w:val="99"/>
     <w:pPr>
       <w:pBdr/>
@@ -18610,9 +18693,9 @@
       </w:tcPr>
     </w:tblStylePr>
   </w:style>
-  <w:style w:type="table" w:styleId="762">
+  <w:style w:type="table" w:styleId="815">
     <w:name w:val="List Table 1 Light - Accent 3"/>
-    <w:basedOn w:val="850"/>
+    <w:basedOn w:val="903"/>
     <w:uiPriority w:val="99"/>
     <w:pPr>
       <w:pBdr/>
@@ -18826,9 +18909,9 @@
       </w:tcPr>
     </w:tblStylePr>
   </w:style>
-  <w:style w:type="table" w:styleId="763">
+  <w:style w:type="table" w:styleId="816">
     <w:name w:val="List Table 1 Light - Accent 4"/>
-    <w:basedOn w:val="850"/>
+    <w:basedOn w:val="903"/>
     <w:uiPriority w:val="99"/>
     <w:pPr>
       <w:pBdr/>
@@ -19042,9 +19125,9 @@
       </w:tcPr>
     </w:tblStylePr>
   </w:style>
-  <w:style w:type="table" w:styleId="764">
+  <w:style w:type="table" w:styleId="817">
     <w:name w:val="List Table 1 Light - Accent 5"/>
-    <w:basedOn w:val="850"/>
+    <w:basedOn w:val="903"/>
     <w:uiPriority w:val="99"/>
     <w:pPr>
       <w:pBdr/>
@@ -19258,9 +19341,9 @@
       </w:tcPr>
     </w:tblStylePr>
   </w:style>
-  <w:style w:type="table" w:styleId="765">
+  <w:style w:type="table" w:styleId="818">
     <w:name w:val="List Table 1 Light - Accent 6"/>
-    <w:basedOn w:val="850"/>
+    <w:basedOn w:val="903"/>
     <w:uiPriority w:val="99"/>
     <w:pPr>
       <w:pBdr/>
@@ -19474,9 +19557,9 @@
       </w:tcPr>
     </w:tblStylePr>
   </w:style>
-  <w:style w:type="table" w:styleId="766">
+  <w:style w:type="table" w:styleId="819">
     <w:name w:val="List Table 2"/>
-    <w:basedOn w:val="850"/>
+    <w:basedOn w:val="903"/>
     <w:uiPriority w:val="99"/>
     <w:pPr>
       <w:pBdr/>
@@ -19712,9 +19795,9 @@
       </w:tcPr>
     </w:tblStylePr>
   </w:style>
-  <w:style w:type="table" w:styleId="767">
+  <w:style w:type="table" w:styleId="820">
     <w:name w:val="List Table 2 - Accent 1"/>
-    <w:basedOn w:val="850"/>
+    <w:basedOn w:val="903"/>
     <w:uiPriority w:val="99"/>
     <w:pPr>
       <w:pBdr/>
@@ -19950,9 +20033,9 @@
       </w:tcPr>
     </w:tblStylePr>
   </w:style>
-  <w:style w:type="table" w:styleId="768">
+  <w:style w:type="table" w:styleId="821">
     <w:name w:val="List Table 2 - Accent 2"/>
-    <w:basedOn w:val="850"/>
+    <w:basedOn w:val="903"/>
     <w:uiPriority w:val="99"/>
     <w:pPr>
       <w:pBdr/>
@@ -20188,9 +20271,9 @@
       </w:tcPr>
     </w:tblStylePr>
   </w:style>
-  <w:style w:type="table" w:styleId="769">
+  <w:style w:type="table" w:styleId="822">
     <w:name w:val="List Table 2 - Accent 3"/>
-    <w:basedOn w:val="850"/>
+    <w:basedOn w:val="903"/>
     <w:uiPriority w:val="99"/>
     <w:pPr>
       <w:pBdr/>
@@ -20426,9 +20509,9 @@
       </w:tcPr>
     </w:tblStylePr>
   </w:style>
-  <w:style w:type="table" w:styleId="770">
+  <w:style w:type="table" w:styleId="823">
     <w:name w:val="List Table 2 - Accent 4"/>
-    <w:basedOn w:val="850"/>
+    <w:basedOn w:val="903"/>
     <w:uiPriority w:val="99"/>
     <w:pPr>
       <w:pBdr/>
@@ -20664,9 +20747,9 @@
       </w:tcPr>
     </w:tblStylePr>
   </w:style>
-  <w:style w:type="table" w:styleId="771">
+  <w:style w:type="table" w:styleId="824">
     <w:name w:val="List Table 2 - Accent 5"/>
-    <w:basedOn w:val="850"/>
+    <w:basedOn w:val="903"/>
     <w:uiPriority w:val="99"/>
     <w:pPr>
       <w:pBdr/>
@@ -20902,9 +20985,9 @@
       </w:tcPr>
     </w:tblStylePr>
   </w:style>
-  <w:style w:type="table" w:styleId="772">
+  <w:style w:type="table" w:styleId="825">
     <w:name w:val="List Table 2 - Accent 6"/>
-    <w:basedOn w:val="850"/>
+    <w:basedOn w:val="903"/>
     <w:uiPriority w:val="99"/>
     <w:pPr>
       <w:pBdr/>
@@ -21140,9 +21223,9 @@
       </w:tcPr>
     </w:tblStylePr>
   </w:style>
-  <w:style w:type="table" w:styleId="773">
+  <w:style w:type="table" w:styleId="826">
     <w:name w:val="List Table 3"/>
-    <w:basedOn w:val="850"/>
+    <w:basedOn w:val="903"/>
     <w:uiPriority w:val="99"/>
     <w:pPr>
       <w:pBdr/>
@@ -21368,9 +21451,9 @@
       </w:tcPr>
     </w:tblStylePr>
   </w:style>
-  <w:style w:type="table" w:styleId="774">
+  <w:style w:type="table" w:styleId="827">
     <w:name w:val="List Table 3 - Accent 1"/>
-    <w:basedOn w:val="850"/>
+    <w:basedOn w:val="903"/>
     <w:uiPriority w:val="99"/>
     <w:pPr>
       <w:pBdr/>
@@ -21596,9 +21679,9 @@
       </w:tcPr>
     </w:tblStylePr>
   </w:style>
-  <w:style w:type="table" w:styleId="775">
+  <w:style w:type="table" w:styleId="828">
     <w:name w:val="List Table 3 - Accent 2"/>
-    <w:basedOn w:val="850"/>
+    <w:basedOn w:val="903"/>
     <w:uiPriority w:val="99"/>
     <w:pPr>
       <w:pBdr/>
@@ -21824,9 +21907,9 @@
       </w:tcPr>
     </w:tblStylePr>
   </w:style>
-  <w:style w:type="table" w:styleId="776">
+  <w:style w:type="table" w:styleId="829">
     <w:name w:val="List Table 3 - Accent 3"/>
-    <w:basedOn w:val="850"/>
+    <w:basedOn w:val="903"/>
     <w:uiPriority w:val="99"/>
     <w:pPr>
       <w:pBdr/>
@@ -22052,9 +22135,9 @@
       </w:tcPr>
     </w:tblStylePr>
   </w:style>
-  <w:style w:type="table" w:styleId="777">
+  <w:style w:type="table" w:styleId="830">
     <w:name w:val="List Table 3 - Accent 4"/>
-    <w:basedOn w:val="850"/>
+    <w:basedOn w:val="903"/>
     <w:uiPriority w:val="99"/>
     <w:pPr>
       <w:pBdr/>
@@ -22280,9 +22363,9 @@
       </w:tcPr>
     </w:tblStylePr>
   </w:style>
-  <w:style w:type="table" w:styleId="778">
+  <w:style w:type="table" w:styleId="831">
     <w:name w:val="List Table 3 - Accent 5"/>
-    <w:basedOn w:val="850"/>
+    <w:basedOn w:val="903"/>
     <w:uiPriority w:val="99"/>
     <w:pPr>
       <w:pBdr/>
@@ -22508,9 +22591,9 @@
       </w:tcPr>
     </w:tblStylePr>
   </w:style>
-  <w:style w:type="table" w:styleId="779">
+  <w:style w:type="table" w:styleId="832">
     <w:name w:val="List Table 3 - Accent 6"/>
-    <w:basedOn w:val="850"/>
+    <w:basedOn w:val="903"/>
     <w:uiPriority w:val="99"/>
     <w:pPr>
       <w:pBdr/>
@@ -22736,9 +22819,9 @@
       </w:tcPr>
     </w:tblStylePr>
   </w:style>
-  <w:style w:type="table" w:styleId="780">
+  <w:style w:type="table" w:styleId="833">
     <w:name w:val="List Table 4"/>
-    <w:basedOn w:val="850"/>
+    <w:basedOn w:val="903"/>
     <w:uiPriority w:val="99"/>
     <w:pPr>
       <w:pBdr/>
@@ -22961,9 +23044,9 @@
       </w:tcPr>
     </w:tblStylePr>
   </w:style>
-  <w:style w:type="table" w:styleId="781">
+  <w:style w:type="table" w:styleId="834">
     <w:name w:val="List Table 4 - Accent 1"/>
-    <w:basedOn w:val="850"/>
+    <w:basedOn w:val="903"/>
     <w:uiPriority w:val="99"/>
     <w:pPr>
       <w:pBdr/>
@@ -23186,9 +23269,9 @@
       </w:tcPr>
     </w:tblStylePr>
   </w:style>
-  <w:style w:type="table" w:styleId="782">
+  <w:style w:type="table" w:styleId="835">
     <w:name w:val="List Table 4 - Accent 2"/>
-    <w:basedOn w:val="850"/>
+    <w:basedOn w:val="903"/>
     <w:uiPriority w:val="99"/>
     <w:pPr>
       <w:pBdr/>
@@ -23411,9 +23494,9 @@
       </w:tcPr>
     </w:tblStylePr>
   </w:style>
-  <w:style w:type="table" w:styleId="783">
+  <w:style w:type="table" w:styleId="836">
     <w:name w:val="List Table 4 - Accent 3"/>
-    <w:basedOn w:val="850"/>
+    <w:basedOn w:val="903"/>
     <w:uiPriority w:val="99"/>
     <w:pPr>
       <w:pBdr/>
@@ -23636,9 +23719,9 @@
       </w:tcPr>
     </w:tblStylePr>
   </w:style>
-  <w:style w:type="table" w:styleId="784">
+  <w:style w:type="table" w:styleId="837">
     <w:name w:val="List Table 4 - Accent 4"/>
-    <w:basedOn w:val="850"/>
+    <w:basedOn w:val="903"/>
     <w:uiPriority w:val="99"/>
     <w:pPr>
       <w:pBdr/>
@@ -23861,9 +23944,9 @@
       </w:tcPr>
     </w:tblStylePr>
   </w:style>
-  <w:style w:type="table" w:styleId="785">
+  <w:style w:type="table" w:styleId="838">
     <w:name w:val="List Table 4 - Accent 5"/>
-    <w:basedOn w:val="850"/>
+    <w:basedOn w:val="903"/>
     <w:uiPriority w:val="99"/>
     <w:pPr>
       <w:pBdr/>
@@ -24086,9 +24169,9 @@
       </w:tcPr>
     </w:tblStylePr>
   </w:style>
-  <w:style w:type="table" w:styleId="786">
+  <w:style w:type="table" w:styleId="839">
     <w:name w:val="List Table 4 - Accent 6"/>
-    <w:basedOn w:val="850"/>
+    <w:basedOn w:val="903"/>
     <w:uiPriority w:val="99"/>
     <w:pPr>
       <w:pBdr/>
@@ -24311,9 +24394,9 @@
       </w:tcPr>
     </w:tblStylePr>
   </w:style>
-  <w:style w:type="table" w:styleId="787">
+  <w:style w:type="table" w:styleId="840">
     <w:name w:val="List Table 5 Dark"/>
-    <w:basedOn w:val="850"/>
+    <w:basedOn w:val="903"/>
     <w:uiPriority w:val="99"/>
     <w:pPr>
       <w:pBdr/>
@@ -24553,9 +24636,9 @@
       </w:tcPr>
     </w:tblStylePr>
   </w:style>
-  <w:style w:type="table" w:styleId="788">
+  <w:style w:type="table" w:styleId="841">
     <w:name w:val="List Table 5 Dark - Accent 1"/>
-    <w:basedOn w:val="850"/>
+    <w:basedOn w:val="903"/>
     <w:uiPriority w:val="99"/>
     <w:pPr>
       <w:pBdr/>
@@ -24795,9 +24878,9 @@
       </w:tcPr>
     </w:tblStylePr>
   </w:style>
-  <w:style w:type="table" w:styleId="789">
+  <w:style w:type="table" w:styleId="842">
     <w:name w:val="List Table 5 Dark - Accent 2"/>
-    <w:basedOn w:val="850"/>
+    <w:basedOn w:val="903"/>
     <w:uiPriority w:val="99"/>
     <w:pPr>
       <w:pBdr/>
@@ -25037,9 +25120,9 @@
       </w:tcPr>
     </w:tblStylePr>
   </w:style>
-  <w:style w:type="table" w:styleId="790">
+  <w:style w:type="table" w:styleId="843">
     <w:name w:val="List Table 5 Dark - Accent 3"/>
-    <w:basedOn w:val="850"/>
+    <w:basedOn w:val="903"/>
     <w:uiPriority w:val="99"/>
     <w:pPr>
       <w:pBdr/>
@@ -25279,9 +25362,9 @@
       </w:tcPr>
     </w:tblStylePr>
   </w:style>
-  <w:style w:type="table" w:styleId="791">
+  <w:style w:type="table" w:styleId="844">
     <w:name w:val="List Table 5 Dark - Accent 4"/>
-    <w:basedOn w:val="850"/>
+    <w:basedOn w:val="903"/>
     <w:uiPriority w:val="99"/>
     <w:pPr>
       <w:pBdr/>
@@ -25521,9 +25604,9 @@
       </w:tcPr>
     </w:tblStylePr>
   </w:style>
-  <w:style w:type="table" w:styleId="792">
+  <w:style w:type="table" w:styleId="845">
     <w:name w:val="List Table 5 Dark - Accent 5"/>
-    <w:basedOn w:val="850"/>
+    <w:basedOn w:val="903"/>
     <w:uiPriority w:val="99"/>
     <w:pPr>
       <w:pBdr/>
@@ -25763,9 +25846,9 @@
       </w:tcPr>
     </w:tblStylePr>
   </w:style>
-  <w:style w:type="table" w:styleId="793">
+  <w:style w:type="table" w:styleId="846">
     <w:name w:val="List Table 5 Dark - Accent 6"/>
-    <w:basedOn w:val="850"/>
+    <w:basedOn w:val="903"/>
     <w:uiPriority w:val="99"/>
     <w:pPr>
       <w:pBdr/>
@@ -26005,9 +26088,9 @@
       </w:tcPr>
     </w:tblStylePr>
   </w:style>
-  <w:style w:type="table" w:styleId="794">
+  <w:style w:type="table" w:styleId="847">
     <w:name w:val="List Table 6 Colorful"/>
-    <w:basedOn w:val="850"/>
+    <w:basedOn w:val="903"/>
     <w:uiPriority w:val="99"/>
     <w:pPr>
       <w:pBdr/>
@@ -26228,9 +26311,9 @@
       </w:tcPr>
     </w:tblStylePr>
   </w:style>
-  <w:style w:type="table" w:styleId="795">
+  <w:style w:type="table" w:styleId="848">
     <w:name w:val="List Table 6 Colorful - Accent 1"/>
-    <w:basedOn w:val="850"/>
+    <w:basedOn w:val="903"/>
     <w:uiPriority w:val="99"/>
     <w:pPr>
       <w:pBdr/>
@@ -26451,9 +26534,9 @@
       </w:tcPr>
     </w:tblStylePr>
   </w:style>
-  <w:style w:type="table" w:styleId="796">
+  <w:style w:type="table" w:styleId="849">
     <w:name w:val="List Table 6 Colorful - Accent 2"/>
-    <w:basedOn w:val="850"/>
+    <w:basedOn w:val="903"/>
     <w:uiPriority w:val="99"/>
     <w:pPr>
       <w:pBdr/>
@@ -26674,9 +26757,9 @@
       </w:tcPr>
     </w:tblStylePr>
   </w:style>
-  <w:style w:type="table" w:styleId="797">
+  <w:style w:type="table" w:styleId="850">
     <w:name w:val="List Table 6 Colorful - Accent 3"/>
-    <w:basedOn w:val="850"/>
+    <w:basedOn w:val="903"/>
     <w:uiPriority w:val="99"/>
     <w:pPr>
       <w:pBdr/>
@@ -26897,9 +26980,9 @@
       </w:tcPr>
     </w:tblStylePr>
   </w:style>
-  <w:style w:type="table" w:styleId="798">
+  <w:style w:type="table" w:styleId="851">
     <w:name w:val="List Table 6 Colorful - Accent 4"/>
-    <w:basedOn w:val="850"/>
+    <w:basedOn w:val="903"/>
     <w:uiPriority w:val="99"/>
     <w:pPr>
       <w:pBdr/>
@@ -27120,9 +27203,9 @@
       </w:tcPr>
     </w:tblStylePr>
   </w:style>
-  <w:style w:type="table" w:styleId="799">
+  <w:style w:type="table" w:styleId="852">
     <w:name w:val="List Table 6 Colorful - Accent 5"/>
-    <w:basedOn w:val="850"/>
+    <w:basedOn w:val="903"/>
     <w:uiPriority w:val="99"/>
     <w:pPr>
       <w:pBdr/>
@@ -27343,9 +27426,9 @@
       </w:tcPr>
     </w:tblStylePr>
   </w:style>
-  <w:style w:type="table" w:styleId="800">
+  <w:style w:type="table" w:styleId="853">
     <w:name w:val="List Table 6 Colorful - Accent 6"/>
-    <w:basedOn w:val="850"/>
+    <w:basedOn w:val="903"/>
     <w:uiPriority w:val="99"/>
     <w:pPr>
       <w:pBdr/>
@@ -27566,9 +27649,9 @@
       </w:tcPr>
     </w:tblStylePr>
   </w:style>
-  <w:style w:type="table" w:styleId="801">
+  <w:style w:type="table" w:styleId="854">
     <w:name w:val="List Table 7 Colorful"/>
-    <w:basedOn w:val="850"/>
+    <w:basedOn w:val="903"/>
     <w:uiPriority w:val="99"/>
     <w:pPr>
       <w:pBdr/>
@@ -27822,9 +27905,9 @@
       </w:tcPr>
     </w:tblStylePr>
   </w:style>
-  <w:style w:type="table" w:styleId="802">
+  <w:style w:type="table" w:styleId="855">
     <w:name w:val="List Table 7 Colorful - Accent 1"/>
-    <w:basedOn w:val="850"/>
+    <w:basedOn w:val="903"/>
     <w:uiPriority w:val="99"/>
     <w:pPr>
       <w:pBdr/>
@@ -28078,9 +28161,9 @@
       </w:tcPr>
     </w:tblStylePr>
   </w:style>
-  <w:style w:type="table" w:styleId="803">
+  <w:style w:type="table" w:styleId="856">
     <w:name w:val="List Table 7 Colorful - Accent 2"/>
-    <w:basedOn w:val="850"/>
+    <w:basedOn w:val="903"/>
     <w:uiPriority w:val="99"/>
     <w:pPr>
       <w:pBdr/>
@@ -28334,9 +28417,9 @@
       </w:tcPr>
     </w:tblStylePr>
   </w:style>
-  <w:style w:type="table" w:styleId="804">
+  <w:style w:type="table" w:styleId="857">
     <w:name w:val="List Table 7 Colorful - Accent 3"/>
-    <w:basedOn w:val="850"/>
+    <w:basedOn w:val="903"/>
     <w:uiPriority w:val="99"/>
     <w:pPr>
       <w:pBdr/>
@@ -28590,9 +28673,9 @@
       </w:tcPr>
     </w:tblStylePr>
   </w:style>
-  <w:style w:type="table" w:styleId="805">
+  <w:style w:type="table" w:styleId="858">
     <w:name w:val="List Table 7 Colorful - Accent 4"/>
-    <w:basedOn w:val="850"/>
+    <w:basedOn w:val="903"/>
     <w:uiPriority w:val="99"/>
     <w:pPr>
       <w:pBdr/>
@@ -28846,9 +28929,9 @@
       </w:tcPr>
     </w:tblStylePr>
   </w:style>
-  <w:style w:type="table" w:styleId="806">
+  <w:style w:type="table" w:styleId="859">
     <w:name w:val="List Table 7 Colorful - Accent 5"/>
-    <w:basedOn w:val="850"/>
+    <w:basedOn w:val="903"/>
     <w:uiPriority w:val="99"/>
     <w:pPr>
       <w:pBdr/>
@@ -29102,9 +29185,9 @@
       </w:tcPr>
     </w:tblStylePr>
   </w:style>
-  <w:style w:type="table" w:styleId="807">
+  <w:style w:type="table" w:styleId="860">
     <w:name w:val="List Table 7 Colorful - Accent 6"/>
-    <w:basedOn w:val="850"/>
+    <w:basedOn w:val="903"/>
     <w:uiPriority w:val="99"/>
     <w:pPr>
       <w:pBdr/>
@@ -29358,9 +29441,9 @@
       </w:tcPr>
     </w:tblStylePr>
   </w:style>
-  <w:style w:type="table" w:styleId="808">
+  <w:style w:type="table" w:styleId="861">
     <w:name w:val="Lined - Accent"/>
-    <w:basedOn w:val="850"/>
+    <w:basedOn w:val="903"/>
     <w:uiPriority w:val="99"/>
     <w:pPr>
       <w:pBdr/>
@@ -29595,9 +29678,9 @@
       </w:tcPr>
     </w:tblStylePr>
   </w:style>
-  <w:style w:type="table" w:styleId="809">
+  <w:style w:type="table" w:styleId="862">
     <w:name w:val="Lined - Accent 1"/>
-    <w:basedOn w:val="850"/>
+    <w:basedOn w:val="903"/>
     <w:uiPriority w:val="99"/>
     <w:pPr>
       <w:pBdr/>
@@ -29832,9 +29915,9 @@
       </w:tcPr>
     </w:tblStylePr>
   </w:style>
-  <w:style w:type="table" w:styleId="810">
+  <w:style w:type="table" w:styleId="863">
     <w:name w:val="Lined - Accent 2"/>
-    <w:basedOn w:val="850"/>
+    <w:basedOn w:val="903"/>
     <w:uiPriority w:val="99"/>
     <w:pPr>
       <w:pBdr/>
@@ -30069,9 +30152,9 @@
       </w:tcPr>
     </w:tblStylePr>
   </w:style>
-  <w:style w:type="table" w:styleId="811">
+  <w:style w:type="table" w:styleId="864">
     <w:name w:val="Lined - Accent 3"/>
-    <w:basedOn w:val="850"/>
+    <w:basedOn w:val="903"/>
     <w:uiPriority w:val="99"/>
     <w:pPr>
       <w:pBdr/>
@@ -30306,9 +30389,9 @@
       </w:tcPr>
     </w:tblStylePr>
   </w:style>
-  <w:style w:type="table" w:styleId="812">
+  <w:style w:type="table" w:styleId="865">
     <w:name w:val="Lined - Accent 4"/>
-    <w:basedOn w:val="850"/>
+    <w:basedOn w:val="903"/>
     <w:uiPriority w:val="99"/>
     <w:pPr>
       <w:pBdr/>
@@ -30543,9 +30626,9 @@
       </w:tcPr>
     </w:tblStylePr>
   </w:style>
-  <w:style w:type="table" w:styleId="813">
+  <w:style w:type="table" w:styleId="866">
     <w:name w:val="Lined - Accent 5"/>
-    <w:basedOn w:val="850"/>
+    <w:basedOn w:val="903"/>
     <w:uiPriority w:val="99"/>
     <w:pPr>
       <w:pBdr/>
@@ -30780,9 +30863,9 @@
       </w:tcPr>
     </w:tblStylePr>
   </w:style>
-  <w:style w:type="table" w:styleId="814">
+  <w:style w:type="table" w:styleId="867">
     <w:name w:val="Lined - Accent 6"/>
-    <w:basedOn w:val="850"/>
+    <w:basedOn w:val="903"/>
     <w:uiPriority w:val="99"/>
     <w:pPr>
       <w:pBdr/>
@@ -31017,9 +31100,9 @@
       </w:tcPr>
     </w:tblStylePr>
   </w:style>
-  <w:style w:type="table" w:styleId="815">
+  <w:style w:type="table" w:styleId="868">
     <w:name w:val="Bordered &amp; Lined - Accent"/>
-    <w:basedOn w:val="850"/>
+    <w:basedOn w:val="903"/>
     <w:uiPriority w:val="99"/>
     <w:pPr>
       <w:pBdr/>
@@ -31261,9 +31344,9 @@
       </w:tcPr>
     </w:tblStylePr>
   </w:style>
-  <w:style w:type="table" w:styleId="816">
+  <w:style w:type="table" w:styleId="869">
     <w:name w:val="Bordered &amp; Lined - Accent 1"/>
-    <w:basedOn w:val="850"/>
+    <w:basedOn w:val="903"/>
     <w:uiPriority w:val="99"/>
     <w:pPr>
       <w:pBdr/>
@@ -31505,9 +31588,9 @@
       </w:tcPr>
     </w:tblStylePr>
   </w:style>
-  <w:style w:type="table" w:styleId="817">
+  <w:style w:type="table" w:styleId="870">
     <w:name w:val="Bordered &amp; Lined - Accent 2"/>
-    <w:basedOn w:val="850"/>
+    <w:basedOn w:val="903"/>
     <w:uiPriority w:val="99"/>
     <w:pPr>
       <w:pBdr/>
@@ -31749,9 +31832,9 @@
       </w:tcPr>
     </w:tblStylePr>
   </w:style>
-  <w:style w:type="table" w:styleId="818">
+  <w:style w:type="table" w:styleId="871">
     <w:name w:val="Bordered &amp; Lined - Accent 3"/>
-    <w:basedOn w:val="850"/>
+    <w:basedOn w:val="903"/>
     <w:uiPriority w:val="99"/>
     <w:pPr>
       <w:pBdr/>
@@ -31993,9 +32076,9 @@
       </w:tcPr>
     </w:tblStylePr>
   </w:style>
-  <w:style w:type="table" w:styleId="819">
+  <w:style w:type="table" w:styleId="872">
     <w:name w:val="Bordered &amp; Lined - Accent 4"/>
-    <w:basedOn w:val="850"/>
+    <w:basedOn w:val="903"/>
     <w:uiPriority w:val="99"/>
     <w:pPr>
       <w:pBdr/>
@@ -32237,9 +32320,9 @@
       </w:tcPr>
     </w:tblStylePr>
   </w:style>
-  <w:style w:type="table" w:styleId="820">
+  <w:style w:type="table" w:styleId="873">
     <w:name w:val="Bordered &amp; Lined - Accent 5"/>
-    <w:basedOn w:val="850"/>
+    <w:basedOn w:val="903"/>
     <w:uiPriority w:val="99"/>
     <w:pPr>
       <w:pBdr/>
@@ -32481,9 +32564,9 @@
       </w:tcPr>
     </w:tblStylePr>
   </w:style>
-  <w:style w:type="table" w:styleId="821">
+  <w:style w:type="table" w:styleId="874">
     <w:name w:val="Bordered &amp; Lined - Accent 6"/>
-    <w:basedOn w:val="850"/>
+    <w:basedOn w:val="903"/>
     <w:uiPriority w:val="99"/>
     <w:pPr>
       <w:pBdr/>
@@ -32725,9 +32808,9 @@
       </w:tcPr>
     </w:tblStylePr>
   </w:style>
-  <w:style w:type="table" w:styleId="822">
+  <w:style w:type="table" w:styleId="875">
     <w:name w:val="Bordered"/>
-    <w:basedOn w:val="850"/>
+    <w:basedOn w:val="903"/>
     <w:uiPriority w:val="99"/>
     <w:pPr>
       <w:pBdr/>
@@ -32956,9 +33039,9 @@
       </w:tcPr>
     </w:tblStylePr>
   </w:style>
-  <w:style w:type="table" w:styleId="823">
+  <w:style w:type="table" w:styleId="876">
     <w:name w:val="Bordered - Accent 1"/>
-    <w:basedOn w:val="850"/>
+    <w:basedOn w:val="903"/>
     <w:uiPriority w:val="99"/>
     <w:pPr>
       <w:pBdr/>
@@ -33187,9 +33270,9 @@
       </w:tcPr>
     </w:tblStylePr>
   </w:style>
-  <w:style w:type="table" w:styleId="824">
+  <w:style w:type="table" w:styleId="877">
     <w:name w:val="Bordered - Accent 2"/>
-    <w:basedOn w:val="850"/>
+    <w:basedOn w:val="903"/>
     <w:uiPriority w:val="99"/>
     <w:pPr>
       <w:pBdr/>
@@ -33418,9 +33501,9 @@
       </w:tcPr>
     </w:tblStylePr>
   </w:style>
-  <w:style w:type="table" w:styleId="825">
+  <w:style w:type="table" w:styleId="878">
     <w:name w:val="Bordered - Accent 3"/>
-    <w:basedOn w:val="850"/>
+    <w:basedOn w:val="903"/>
     <w:uiPriority w:val="99"/>
     <w:pPr>
       <w:pBdr/>
@@ -33649,9 +33732,9 @@
       </w:tcPr>
     </w:tblStylePr>
   </w:style>
-  <w:style w:type="table" w:styleId="826">
+  <w:style w:type="table" w:styleId="879">
     <w:name w:val="Bordered - Accent 4"/>
-    <w:basedOn w:val="850"/>
+    <w:basedOn w:val="903"/>
     <w:uiPriority w:val="99"/>
     <w:pPr>
       <w:pBdr/>
@@ -33880,9 +33963,9 @@
       </w:tcPr>
     </w:tblStylePr>
   </w:style>
-  <w:style w:type="table" w:styleId="827">
+  <w:style w:type="table" w:styleId="880">
     <w:name w:val="Bordered - Accent 5"/>
-    <w:basedOn w:val="850"/>
+    <w:basedOn w:val="903"/>
     <w:uiPriority w:val="99"/>
     <w:pPr>
       <w:pBdr/>
@@ -34111,9 +34194,9 @@
       </w:tcPr>
     </w:tblStylePr>
   </w:style>
-  <w:style w:type="table" w:styleId="828">
+  <w:style w:type="table" w:styleId="881">
     <w:name w:val="Bordered - Accent 6"/>
-    <w:basedOn w:val="850"/>
+    <w:basedOn w:val="903"/>
     <w:uiPriority w:val="99"/>
     <w:pPr>
       <w:pBdr/>
@@ -34342,7 +34425,7 @@
       </w:tcPr>
     </w:tblStylePr>
   </w:style>
-  <w:style w:type="character" w:styleId="829">
+  <w:style w:type="character" w:styleId="882">
     <w:name w:val="Hyperlink"/>
     <w:uiPriority w:val="99"/>
     <w:unhideWhenUsed/>
@@ -34356,10 +34439,10 @@
       <w:u w:val="single"/>
     </w:rPr>
   </w:style>
-  <w:style w:type="paragraph" w:styleId="830">
+  <w:style w:type="paragraph" w:styleId="883">
     <w:name w:val="footnote text"/>
-    <w:basedOn w:val="847"/>
-    <w:link w:val="831"/>
+    <w:basedOn w:val="900"/>
+    <w:link w:val="884"/>
     <w:uiPriority w:val="99"/>
     <w:semiHidden/>
     <w:unhideWhenUsed/>
@@ -34372,9 +34455,9 @@
       <w:sz w:val="18"/>
     </w:rPr>
   </w:style>
-  <w:style w:type="character" w:styleId="831">
+  <w:style w:type="character" w:styleId="884">
     <w:name w:val="Footnote Text Char"/>
-    <w:link w:val="830"/>
+    <w:link w:val="883"/>
     <w:uiPriority w:val="99"/>
     <w:pPr>
       <w:pBdr/>
@@ -34385,9 +34468,9 @@
       <w:sz w:val="18"/>
     </w:rPr>
   </w:style>
-  <w:style w:type="character" w:styleId="832">
+  <w:style w:type="character" w:styleId="885">
     <w:name w:val="footnote reference"/>
-    <w:basedOn w:val="849"/>
+    <w:basedOn w:val="902"/>
     <w:uiPriority w:val="99"/>
     <w:unhideWhenUsed/>
     <w:pPr>
@@ -34399,10 +34482,10 @@
       <w:vertAlign w:val="superscript"/>
     </w:rPr>
   </w:style>
-  <w:style w:type="paragraph" w:styleId="833">
+  <w:style w:type="paragraph" w:styleId="886">
     <w:name w:val="endnote text"/>
-    <w:basedOn w:val="847"/>
-    <w:link w:val="834"/>
+    <w:basedOn w:val="900"/>
+    <w:link w:val="887"/>
     <w:uiPriority w:val="99"/>
     <w:semiHidden/>
     <w:unhideWhenUsed/>
@@ -34415,9 +34498,9 @@
       <w:sz w:val="20"/>
     </w:rPr>
   </w:style>
-  <w:style w:type="character" w:styleId="834">
+  <w:style w:type="character" w:styleId="887">
     <w:name w:val="Endnote Text Char"/>
-    <w:link w:val="833"/>
+    <w:link w:val="886"/>
     <w:uiPriority w:val="99"/>
     <w:pPr>
       <w:pBdr/>
@@ -34428,9 +34511,9 @@
       <w:sz w:val="20"/>
     </w:rPr>
   </w:style>
-  <w:style w:type="character" w:styleId="835">
+  <w:style w:type="character" w:styleId="888">
     <w:name w:val="endnote reference"/>
-    <w:basedOn w:val="849"/>
+    <w:basedOn w:val="902"/>
     <w:uiPriority w:val="99"/>
     <w:semiHidden/>
     <w:unhideWhenUsed/>
@@ -34443,10 +34526,10 @@
       <w:vertAlign w:val="superscript"/>
     </w:rPr>
   </w:style>
-  <w:style w:type="paragraph" w:styleId="836">
+  <w:style w:type="paragraph" w:styleId="889">
     <w:name w:val="toc 1"/>
-    <w:basedOn w:val="847"/>
-    <w:next w:val="847"/>
+    <w:basedOn w:val="900"/>
+    <w:next w:val="900"/>
     <w:uiPriority w:val="39"/>
     <w:unhideWhenUsed/>
     <w:pPr>
@@ -34455,10 +34538,10 @@
       <w:ind w:right="0" w:firstLine="0" w:left="0"/>
     </w:pPr>
   </w:style>
-  <w:style w:type="paragraph" w:styleId="837">
+  <w:style w:type="paragraph" w:styleId="890">
     <w:name w:val="toc 2"/>
-    <w:basedOn w:val="847"/>
-    <w:next w:val="847"/>
+    <w:basedOn w:val="900"/>
+    <w:next w:val="900"/>
     <w:uiPriority w:val="39"/>
     <w:unhideWhenUsed/>
     <w:pPr>
@@ -34467,10 +34550,10 @@
       <w:ind w:right="0" w:firstLine="0" w:left="283"/>
     </w:pPr>
   </w:style>
-  <w:style w:type="paragraph" w:styleId="838">
+  <w:style w:type="paragraph" w:styleId="891">
     <w:name w:val="toc 3"/>
-    <w:basedOn w:val="847"/>
-    <w:next w:val="847"/>
+    <w:basedOn w:val="900"/>
+    <w:next w:val="900"/>
     <w:uiPriority w:val="39"/>
     <w:unhideWhenUsed/>
     <w:pPr>
@@ -34479,10 +34562,10 @@
       <w:ind w:right="0" w:firstLine="0" w:left="567"/>
     </w:pPr>
   </w:style>
-  <w:style w:type="paragraph" w:styleId="839">
+  <w:style w:type="paragraph" w:styleId="892">
     <w:name w:val="toc 4"/>
-    <w:basedOn w:val="847"/>
-    <w:next w:val="847"/>
+    <w:basedOn w:val="900"/>
+    <w:next w:val="900"/>
     <w:uiPriority w:val="39"/>
     <w:unhideWhenUsed/>
     <w:pPr>
@@ -34491,10 +34574,10 @@
       <w:ind w:right="0" w:firstLine="0" w:left="850"/>
     </w:pPr>
   </w:style>
-  <w:style w:type="paragraph" w:styleId="840">
+  <w:style w:type="paragraph" w:styleId="893">
     <w:name w:val="toc 5"/>
-    <w:basedOn w:val="847"/>
-    <w:next w:val="847"/>
+    <w:basedOn w:val="900"/>
+    <w:next w:val="900"/>
     <w:uiPriority w:val="39"/>
     <w:unhideWhenUsed/>
     <w:pPr>
@@ -34503,10 +34586,10 @@
       <w:ind w:right="0" w:firstLine="0" w:left="1134"/>
     </w:pPr>
   </w:style>
-  <w:style w:type="paragraph" w:styleId="841">
+  <w:style w:type="paragraph" w:styleId="894">
     <w:name w:val="toc 6"/>
-    <w:basedOn w:val="847"/>
-    <w:next w:val="847"/>
+    <w:basedOn w:val="900"/>
+    <w:next w:val="900"/>
     <w:uiPriority w:val="39"/>
     <w:unhideWhenUsed/>
     <w:pPr>
@@ -34515,10 +34598,10 @@
       <w:ind w:right="0" w:firstLine="0" w:left="1417"/>
     </w:pPr>
   </w:style>
-  <w:style w:type="paragraph" w:styleId="842">
+  <w:style w:type="paragraph" w:styleId="895">
     <w:name w:val="toc 7"/>
-    <w:basedOn w:val="847"/>
-    <w:next w:val="847"/>
+    <w:basedOn w:val="900"/>
+    <w:next w:val="900"/>
     <w:uiPriority w:val="39"/>
     <w:unhideWhenUsed/>
     <w:pPr>
@@ -34527,10 +34610,10 @@
       <w:ind w:right="0" w:firstLine="0" w:left="1701"/>
     </w:pPr>
   </w:style>
-  <w:style w:type="paragraph" w:styleId="843">
+  <w:style w:type="paragraph" w:styleId="896">
     <w:name w:val="toc 8"/>
-    <w:basedOn w:val="847"/>
-    <w:next w:val="847"/>
+    <w:basedOn w:val="900"/>
+    <w:next w:val="900"/>
     <w:uiPriority w:val="39"/>
     <w:unhideWhenUsed/>
     <w:pPr>
@@ -34539,10 +34622,10 @@
       <w:ind w:right="0" w:firstLine="0" w:left="1984"/>
     </w:pPr>
   </w:style>
-  <w:style w:type="paragraph" w:styleId="844">
+  <w:style w:type="paragraph" w:styleId="897">
     <w:name w:val="toc 9"/>
-    <w:basedOn w:val="847"/>
-    <w:next w:val="847"/>
+    <w:basedOn w:val="900"/>
+    <w:next w:val="900"/>
     <w:uiPriority w:val="39"/>
     <w:unhideWhenUsed/>
     <w:pPr>
@@ -34551,7 +34634,7 @@
       <w:ind w:right="0" w:firstLine="0" w:left="2268"/>
     </w:pPr>
   </w:style>
-  <w:style w:type="paragraph" w:styleId="845">
+  <w:style w:type="paragraph" w:styleId="898">
     <w:name w:val="TOC Heading"/>
     <w:uiPriority w:val="39"/>
     <w:unhideWhenUsed/>
@@ -34561,10 +34644,10 @@
       <w:ind/>
     </w:pPr>
   </w:style>
-  <w:style w:type="paragraph" w:styleId="846">
+  <w:style w:type="paragraph" w:styleId="899">
     <w:name w:val="table of figures"/>
-    <w:basedOn w:val="847"/>
-    <w:next w:val="847"/>
+    <w:basedOn w:val="900"/>
+    <w:next w:val="900"/>
     <w:uiPriority w:val="99"/>
     <w:unhideWhenUsed/>
     <w:pPr>
@@ -34573,7 +34656,7 @@
       <w:ind/>
     </w:pPr>
   </w:style>
-  <w:style w:type="paragraph" w:styleId="847" w:default="1">
+  <w:style w:type="paragraph" w:styleId="900" w:default="1">
     <w:name w:val="Normal"/>
     <w:qFormat/>
     <w:pPr>
@@ -34582,11 +34665,11 @@
       <w:ind/>
     </w:pPr>
   </w:style>
-  <w:style w:type="paragraph" w:styleId="848">
+  <w:style w:type="paragraph" w:styleId="901">
     <w:name w:val="Heading 1"/>
-    <w:basedOn w:val="847"/>
-    <w:next w:val="847"/>
-    <w:link w:val="852"/>
+    <w:basedOn w:val="900"/>
+    <w:next w:val="900"/>
+    <w:link w:val="905"/>
     <w:uiPriority w:val="9"/>
     <w:qFormat/>
     <w:pPr>
@@ -34604,7 +34687,7 @@
       <w:szCs w:val="32"/>
     </w:rPr>
   </w:style>
-  <w:style w:type="character" w:styleId="849" w:default="1">
+  <w:style w:type="character" w:styleId="902" w:default="1">
     <w:name w:val="Default Paragraph Font"/>
     <w:uiPriority w:val="1"/>
     <w:semiHidden/>
@@ -34615,7 +34698,7 @@
       <w:ind/>
     </w:pPr>
   </w:style>
-  <w:style w:type="table" w:styleId="850" w:default="1">
+  <w:style w:type="table" w:styleId="903" w:default="1">
     <w:name w:val="Normal Table"/>
     <w:uiPriority w:val="99"/>
     <w:semiHidden/>
@@ -34627,13 +34710,13 @@
     </w:pPr>
     <w:tblPr>
       <w:tblInd w:w="0" w:type="dxa"/>
-      <w:tblBorders/>
       <w:tblCellMar>
         <w:left w:w="108" w:type="dxa"/>
         <w:top w:w="0" w:type="dxa"/>
         <w:right w:w="108" w:type="dxa"/>
         <w:bottom w:w="0" w:type="dxa"/>
       </w:tblCellMar>
+      <w:tblBorders/>
     </w:tblPr>
     <w:tcPr>
       <w:tcBorders/>
@@ -34808,7 +34891,7 @@
       </w:tcPr>
     </w:tblStylePr>
   </w:style>
-  <w:style w:type="numbering" w:styleId="851" w:default="1">
+  <w:style w:type="numbering" w:styleId="904" w:default="1">
     <w:name w:val="No List"/>
     <w:uiPriority w:val="99"/>
     <w:semiHidden/>
@@ -34819,10 +34902,10 @@
       <w:ind/>
     </w:pPr>
   </w:style>
-  <w:style w:type="character" w:styleId="852" w:customStyle="1">
+  <w:style w:type="character" w:styleId="905" w:customStyle="1">
     <w:name w:val="Kop 1 Char"/>
-    <w:basedOn w:val="849"/>
-    <w:link w:val="848"/>
+    <w:basedOn w:val="902"/>
+    <w:link w:val="901"/>
     <w:uiPriority w:val="9"/>
     <w:pPr>
       <w:pBdr/>
@@ -34836,9 +34919,9 @@
       <w:szCs w:val="32"/>
     </w:rPr>
   </w:style>
-  <w:style w:type="paragraph" w:styleId="853">
+  <w:style w:type="paragraph" w:styleId="906">
     <w:name w:val="List Paragraph"/>
-    <w:basedOn w:val="847"/>
+    <w:basedOn w:val="900"/>
     <w:uiPriority w:val="34"/>
     <w:qFormat/>
     <w:pPr>

--- a/Sec-Week-1/C security practicum 1.docx
+++ b/Sec-Week-1/C security practicum 1.docx
@@ -208,97 +208,13 @@
       <w:r>
         <w:t xml:space="preserve">Laat zien met welke “string” van de strcpy welke variabele wel of niet worden aangepast. Bereken de lengte van deze “string” waarbij iets wordt aangepast</w:t>
         <w:br/>
-        <w:br/>
-      </w:r>
-      <w:r>
-        <w:t xml:space="preserve">De functie strcpy kopieert een string naar een buffer totdat ook de nulterminator (\0) is meegekopieerd. Als de string langer is dan de buffer, worden ook gegevens op de stack van variabelen ernaast overschreven.</w:t>
-      </w:r>
-      <w:r>
-        <w:br/>
-      </w:r>
-      <w:r>
-        <w:t xml:space="preserve">Volgorde op stack (laag naar hoog adres):</w:t>
-      </w:r>
-      <w:r>
-        <w:br/>
-      </w:r>
-      <w:r>
-        <w:t xml:space="preserve">filename[128]           (bytes 0-127)</w:t>
-      </w:r>
-      <w:r/>
-    </w:p>
-    <w:p>
-      <w:pPr>
-        <w:pStyle w:val="906"/>
-        <w:pBdr/>
-        <w:spacing/>
-        <w:ind/>
-        <w:rPr/>
-      </w:pPr>
-      <w:r>
-        <w:t xml:space="preserve">buffer[20]              (bytes 128-147)</w:t>
-      </w:r>
-      <w:r/>
-    </w:p>
-    <w:p>
-      <w:pPr>
-        <w:pStyle w:val="906"/>
-        <w:pBdr/>
-        <w:spacing/>
-        <w:ind/>
-        <w:rPr/>
-      </w:pPr>
-      <w:r>
-        <w:t xml:space="preserve">buffer2[20]             (bytes 148-167)</w:t>
-      </w:r>
-      <w:r/>
-    </w:p>
-    <w:p>
-      <w:pPr>
-        <w:pStyle w:val="906"/>
-        <w:pBdr/>
-        <w:spacing/>
-        <w:ind/>
-        <w:rPr/>
-      </w:pPr>
-      <w:r>
-        <w:t xml:space="preserve">klant_geverifieerd[4]   (bytes 168-171)</w:t>
-      </w:r>
-      <w:r/>
-    </w:p>
-    <w:p>
-      <w:pPr>
-        <w:pStyle w:val="906"/>
-        <w:pBdr/>
-        <w:spacing/>
-        <w:ind/>
-        <w:rPr/>
-      </w:pPr>
-      <w:r>
-        <w:t xml:space="preserve">klantnr[16]             (bytes 172-187)</w:t>
-      </w:r>
-      <w:r/>
-    </w:p>
-    <w:p>
-      <w:pPr>
-        <w:pStyle w:val="906"/>
-        <w:pBdr/>
-        <w:spacing/>
-        <w:ind/>
-        <w:rPr/>
-      </w:pPr>
-      <w:r>
-        <w:t xml:space="preserve">incassorekening[10]     (bytes 188-197)</w:t>
-      </w:r>
-      <w:r>
-        <w:br/>
       </w:r>
       <w:r>
         <mc:AlternateContent>
           <mc:Choice Requires="wpg">
             <w:drawing>
               <wp:inline xmlns:wp="http://schemas.openxmlformats.org/drawingml/2006/wordprocessingDrawing" distT="0" distB="0" distL="0" distR="0">
-                <wp:extent cx="3857625" cy="1419225"/>
+                <wp:extent cx="5705475" cy="2219325"/>
                 <wp:effectExtent l="0" t="0" r="0" b="0"/>
                 <wp:docPr id="2" name=""/>
                 <wp:cNvGraphicFramePr>
@@ -308,7 +224,7 @@
                   <a:graphicData uri="http://schemas.openxmlformats.org/drawingml/2006/picture">
                     <pic:pic xmlns:pic="http://schemas.openxmlformats.org/drawingml/2006/picture">
                       <pic:nvPicPr>
-                        <pic:cNvPr id="1235626125" name=""/>
+                        <pic:cNvPr id="319661513" name=""/>
                         <pic:cNvPicPr>
                           <a:picLocks noChangeAspect="1"/>
                         </pic:cNvPicPr>
@@ -321,7 +237,7 @@
                       <pic:spPr bwMode="auto">
                         <a:xfrm>
                           <a:off x="0" y="0"/>
-                          <a:ext cx="3857625" cy="1419223"/>
+                          <a:ext cx="5705474" cy="2219324"/>
                         </a:xfrm>
                         <a:prstGeom prst="rect">
                           <a:avLst/>
@@ -354,7 +270,7 @@
                 <v:path o:extrusionok="f" gradientshapeok="t" o:connecttype="rect"/>
                 <o:lock v:ext="edit" aspectratio="t"/>
               </v:shapetype>
-              <v:shape id="_x0000_i1" o:spid="_x0000_s1" type="#_x0000_t75" style="width:303.75pt;height:111.75pt;mso-wrap-distance-left:0.00pt;mso-wrap-distance-top:0.00pt;mso-wrap-distance-right:0.00pt;mso-wrap-distance-bottom:0.00pt;z-index:1;" stroked="false">
+              <v:shape id="_x0000_i1" o:spid="_x0000_s1" type="#_x0000_t75" style="width:449.25pt;height:174.75pt;mso-wrap-distance-left:0.00pt;mso-wrap-distance-top:0.00pt;mso-wrap-distance-right:0.00pt;mso-wrap-distance-bottom:0.00pt;z-index:1;" stroked="false">
                 <v:imagedata r:id="rId10" o:title=""/>
                 <o:lock v:ext="edit" rotation="t"/>
               </v:shape>
@@ -362,288 +278,162 @@
           </mc:Fallback>
         </mc:AlternateContent>
       </w:r>
+      <w:r/>
+      <w:r/>
       <w:r>
+        <w:br/>
         <w:br/>
       </w:r>
       <w:r>
-        <w:t xml:space="preserve">Tabel - String lengte vs aangepaste variabelen:</w:t>
+        <mc:AlternateContent>
+          <mc:Choice Requires="wpg">
+            <w:drawing>
+              <wp:inline xmlns:wp="http://schemas.openxmlformats.org/drawingml/2006/wordprocessingDrawing" distT="0" distB="0" distL="0" distR="0">
+                <wp:extent cx="5731510" cy="898983"/>
+                <wp:effectExtent l="0" t="0" r="0" b="0"/>
+                <wp:docPr id="3" name=""/>
+                <wp:cNvGraphicFramePr>
+                  <a:graphicFrameLocks xmlns:a="http://schemas.openxmlformats.org/drawingml/2006/main" noChangeAspect="1"/>
+                </wp:cNvGraphicFramePr>
+                <a:graphic xmlns:a="http://schemas.openxmlformats.org/drawingml/2006/main">
+                  <a:graphicData uri="http://schemas.openxmlformats.org/drawingml/2006/picture">
+                    <pic:pic xmlns:pic="http://schemas.openxmlformats.org/drawingml/2006/picture">
+                      <pic:nvPicPr>
+                        <pic:cNvPr id="2087553928" name=""/>
+                        <pic:cNvPicPr>
+                          <a:picLocks noChangeAspect="1"/>
+                        </pic:cNvPicPr>
+                        <pic:nvPr/>
+                      </pic:nvPicPr>
+                      <pic:blipFill rotWithShape="1">
+                        <a:blip r:embed="rId11"/>
+                        <a:stretch/>
+                      </pic:blipFill>
+                      <pic:spPr bwMode="auto">
+                        <a:xfrm>
+                          <a:off x="0" y="0"/>
+                          <a:ext cx="5731509" cy="898983"/>
+                        </a:xfrm>
+                        <a:prstGeom prst="rect">
+                          <a:avLst/>
+                        </a:prstGeom>
+                      </pic:spPr>
+                    </pic:pic>
+                  </a:graphicData>
+                </a:graphic>
+              </wp:inline>
+            </w:drawing>
+          </mc:Choice>
+          <mc:Fallback>
+            <w:pict>
+              <v:shapetype id="_x0000_t75" coordsize="21600,21600" o:spt="75" o:preferrelative="t" path="m@4@5l@4@11@9@11@9@5xe" filled="f" stroked="f">
+                <v:stroke joinstyle="miter"/>
+                <v:formulas>
+                  <v:f eqn="if lineDrawn pixelLineWidth 0"/>
+                  <v:f eqn="sum @0 1 0"/>
+                  <v:f eqn="sum 0 0 @1"/>
+                  <v:f eqn="prod @2 1 2"/>
+                  <v:f eqn="prod @3 21600 pixelWidth"/>
+                  <v:f eqn="prod @3 21600 pixelHeight"/>
+                  <v:f eqn="sum @0 0 1"/>
+                  <v:f eqn="prod @6 1 2"/>
+                  <v:f eqn="prod @7 21600 pixelWidth"/>
+                  <v:f eqn="sum @8 21600 0"/>
+                  <v:f eqn="prod @7 21600 pixelHeight"/>
+                  <v:f eqn="sum @10 21600 0"/>
+                </v:formulas>
+                <v:path o:extrusionok="f" gradientshapeok="t" o:connecttype="rect"/>
+                <o:lock v:ext="edit" aspectratio="t"/>
+              </v:shapetype>
+              <v:shape id="_x0000_i2" o:spid="_x0000_s2" type="#_x0000_t75" style="width:451.30pt;height:70.79pt;mso-wrap-distance-left:0.00pt;mso-wrap-distance-top:0.00pt;mso-wrap-distance-right:0.00pt;mso-wrap-distance-bottom:0.00pt;z-index:1;" stroked="false">
+                <v:imagedata r:id="rId11" o:title=""/>
+                <o:lock v:ext="edit" rotation="t"/>
+              </v:shape>
+            </w:pict>
+          </mc:Fallback>
+        </mc:AlternateContent>
       </w:r>
+      <w:r/>
       <w:r/>
     </w:p>
     <w:p>
       <w:pPr>
-        <w:pStyle w:val="906"/>
-        <w:pBdr/>
-        <w:spacing/>
-        <w:ind/>
+        <w:pBdr/>
+        <w:spacing/>
+        <w:ind w:firstLine="0" w:left="0"/>
         <w:rPr/>
       </w:pPr>
+      <w:r/>
       <w:r>
-        <w:t xml:space="preserve">String lengte</w:t>
-        <w:tab/>
-        <w:t xml:space="preserve">Null-terminator op byte</w:t>
-        <w:tab/>
-        <w:t xml:space="preserve">Variabelen aangepast</w:t>
-      </w:r>
-      <w:r/>
-    </w:p>
-    <w:p>
-      <w:pPr>
-        <w:pStyle w:val="906"/>
-        <w:pBdr/>
-        <w:spacing/>
-        <w:ind/>
-        <w:rPr/>
-      </w:pPr>
-      <w:r>
-        <w:t xml:space="preserve">≤ 128</w:t>
-        <w:tab/>
-        <w:t xml:space="preserve">Binnen filename</w:t>
-        <w:tab/>
-        <w:t xml:space="preserve">Geen</w:t>
-      </w:r>
-      <w:r/>
-    </w:p>
-    <w:p>
-      <w:pPr>
-        <w:pStyle w:val="906"/>
-        <w:pBdr/>
-        <w:spacing/>
-        <w:ind/>
-        <w:rPr/>
-      </w:pPr>
-      <w:r>
-        <w:t xml:space="preserve">129</w:t>
-        <w:tab/>
-        <w:t xml:space="preserve">129 (buffer[1])</w:t>
-        <w:tab/>
-        <w:t xml:space="preserve">buffer</w:t>
-      </w:r>
-      <w:r/>
-    </w:p>
-    <w:p>
-      <w:pPr>
-        <w:pStyle w:val="906"/>
-        <w:pBdr/>
-        <w:spacing/>
-        <w:ind/>
-        <w:rPr/>
-      </w:pPr>
-      <w:r>
-        <w:t xml:space="preserve">148</w:t>
-        <w:tab/>
-        <w:t xml:space="preserve">148 (buffer[20])</w:t>
-        <w:tab/>
-        <w:t xml:space="preserve">buffer</w:t>
-      </w:r>
-      <w:r/>
-    </w:p>
-    <w:p>
-      <w:pPr>
-        <w:pStyle w:val="906"/>
-        <w:pBdr/>
-        <w:spacing/>
-        <w:ind/>
-        <w:rPr/>
-      </w:pPr>
-      <w:r>
-        <w:t xml:space="preserve">149</w:t>
-        <w:tab/>
-        <w:t xml:space="preserve">149 (buffer2[1])</w:t>
-        <w:tab/>
-        <w:t xml:space="preserve">buffer + buffer2</w:t>
-      </w:r>
-      <w:r/>
-    </w:p>
-    <w:p>
-      <w:pPr>
-        <w:pStyle w:val="906"/>
-        <w:pBdr/>
-        <w:spacing/>
-        <w:ind/>
-        <w:rPr/>
-      </w:pPr>
-      <w:r>
-        <w:t xml:space="preserve">168</w:t>
-        <w:tab/>
-        <w:t xml:space="preserve">168 (buffer2[20])</w:t>
-        <w:tab/>
-        <w:t xml:space="preserve">buffer + buffer2</w:t>
-      </w:r>
-      <w:r/>
-    </w:p>
-    <w:p>
-      <w:pPr>
-        <w:pStyle w:val="906"/>
-        <w:pBdr/>
-        <w:spacing/>
-        <w:ind/>
-        <w:rPr/>
-      </w:pPr>
-      <w:r>
-        <w:t xml:space="preserve">169</w:t>
-        <w:tab/>
-        <w:t xml:space="preserve">169 (klant_geverifieerd[1])</w:t>
-        <w:tab/>
-        <w:t xml:space="preserve">buffer + buffer2 + klant_geverifieerd</w:t>
-      </w:r>
-      <w:r/>
-    </w:p>
-    <w:p>
-      <w:pPr>
-        <w:pStyle w:val="906"/>
-        <w:pBdr/>
-        <w:spacing/>
-        <w:ind/>
-        <w:rPr/>
-      </w:pPr>
-      <w:r>
-        <w:t xml:space="preserve">172</w:t>
-        <w:tab/>
-        <w:t xml:space="preserve">172 (klant_geverifieerd[4])</w:t>
-        <w:tab/>
-        <w:t xml:space="preserve">buffer + buffer2 + klant_geverifieerd</w:t>
-      </w:r>
-      <w:r/>
-    </w:p>
-    <w:p>
-      <w:pPr>
-        <w:pStyle w:val="906"/>
-        <w:pBdr/>
-        <w:spacing/>
-        <w:ind/>
-        <w:rPr/>
-      </w:pPr>
-      <w:r>
-        <w:t xml:space="preserve">173</w:t>
-        <w:tab/>
-        <w:t xml:space="preserve">173 (klantnr[1])</w:t>
-        <w:tab/>
-        <w:t xml:space="preserve">buffer + buffer2 + klant_geverifieerd + klantnr</w:t>
-      </w:r>
-      <w:r/>
-    </w:p>
-    <w:p>
-      <w:pPr>
-        <w:pStyle w:val="906"/>
-        <w:pBdr/>
-        <w:spacing/>
-        <w:ind/>
-        <w:rPr/>
-      </w:pPr>
-      <w:r>
-        <w:t xml:space="preserve">188</w:t>
-        <w:tab/>
-        <w:t xml:space="preserve">188 (klantnr[16])</w:t>
-        <w:tab/>
-        <w:t xml:space="preserve">buffer + buffer2 + klant_geverifieerd + klantnr</w:t>
-      </w:r>
-      <w:r/>
-    </w:p>
-    <w:p>
-      <w:pPr>
-        <w:pStyle w:val="906"/>
-        <w:pBdr/>
-        <w:spacing/>
-        <w:ind/>
-        <w:rPr/>
-      </w:pPr>
-      <w:r>
-        <w:t xml:space="preserve">189</w:t>
-        <w:tab/>
-        <w:t xml:space="preserve">189 (incassorekening[1])</w:t>
-        <w:tab/>
-        <w:t xml:space="preserve">buffer + buffer2 + klant_geverifieerd + klantnr + incassorekening</w:t>
-      </w:r>
-      <w:r/>
-    </w:p>
-    <w:p>
-      <w:pPr>
-        <w:pStyle w:val="906"/>
-        <w:pBdr/>
-        <w:spacing/>
-        <w:ind/>
-        <w:rPr/>
-      </w:pPr>
-      <w:r>
-        <w:t xml:space="preserve">Minimale lengte voor overflow naar volgende variabele:</w:t>
-      </w:r>
-      <w:r/>
-    </w:p>
-    <w:p>
-      <w:pPr>
-        <w:pStyle w:val="906"/>
-        <w:pBdr/>
-        <w:spacing/>
-        <w:ind/>
-        <w:rPr/>
-      </w:pPr>
-      <w:r>
-        <w:t xml:space="preserve">•</w:t>
-        <w:tab/>
-        <w:t xml:space="preserve">129 bytes: buffer aangepast</w:t>
-      </w:r>
-      <w:r/>
-    </w:p>
-    <w:p>
-      <w:pPr>
-        <w:pStyle w:val="906"/>
-        <w:pBdr/>
-        <w:spacing/>
-        <w:ind/>
-        <w:rPr/>
-      </w:pPr>
-      <w:r>
-        <w:t xml:space="preserve">•</w:t>
-        <w:tab/>
-        <w:t xml:space="preserve">149 bytes: buffer2 aangepast</w:t>
-      </w:r>
-      <w:r/>
-    </w:p>
-    <w:p>
-      <w:pPr>
-        <w:pStyle w:val="906"/>
-        <w:pBdr/>
-        <w:spacing/>
-        <w:ind/>
-        <w:rPr/>
-      </w:pPr>
-      <w:r>
-        <w:t xml:space="preserve">•</w:t>
-        <w:tab/>
-        <w:t xml:space="preserve">169 bytes: klant_geverifieerd aangepast</w:t>
-      </w:r>
-      <w:r/>
-    </w:p>
-    <w:p>
-      <w:pPr>
-        <w:pStyle w:val="906"/>
-        <w:pBdr/>
-        <w:spacing/>
-        <w:ind/>
-        <w:rPr/>
-      </w:pPr>
-      <w:r>
-        <w:t xml:space="preserve">•</w:t>
-        <w:tab/>
-        <w:t xml:space="preserve">173 bytes: klantnr aangepast</w:t>
-      </w:r>
-      <w:r/>
-    </w:p>
-    <w:p>
-      <w:pPr>
-        <w:pBdr/>
-        <w:spacing/>
-        <w:ind w:firstLine="0" w:left="720"/>
-        <w:rPr/>
-      </w:pPr>
-      <w:r>
-        <w:t xml:space="preserve">•</w:t>
-        <w:tab/>
-        <w:t xml:space="preserve">189 bytes: incassorekening aangepast</w:t>
+        <mc:AlternateContent>
+          <mc:Choice Requires="wpg">
+            <w:drawing>
+              <wp:inline xmlns:wp="http://schemas.openxmlformats.org/drawingml/2006/wordprocessingDrawing" distT="0" distB="0" distL="0" distR="0">
+                <wp:extent cx="5731510" cy="898983"/>
+                <wp:effectExtent l="0" t="0" r="0" b="0"/>
+                <wp:docPr id="4" name=""/>
+                <wp:cNvGraphicFramePr>
+                  <a:graphicFrameLocks xmlns:a="http://schemas.openxmlformats.org/drawingml/2006/main" noChangeAspect="1"/>
+                </wp:cNvGraphicFramePr>
+                <a:graphic xmlns:a="http://schemas.openxmlformats.org/drawingml/2006/main">
+                  <a:graphicData uri="http://schemas.openxmlformats.org/drawingml/2006/picture">
+                    <pic:pic xmlns:pic="http://schemas.openxmlformats.org/drawingml/2006/picture">
+                      <pic:nvPicPr>
+                        <pic:cNvPr id="1834148816" name=""/>
+                        <pic:cNvPicPr>
+                          <a:picLocks noChangeAspect="1"/>
+                        </pic:cNvPicPr>
+                        <pic:nvPr/>
+                      </pic:nvPicPr>
+                      <pic:blipFill rotWithShape="1">
+                        <a:blip r:embed="rId12"/>
+                        <a:stretch/>
+                      </pic:blipFill>
+                      <pic:spPr bwMode="auto">
+                        <a:xfrm>
+                          <a:off x="0" y="0"/>
+                          <a:ext cx="5731509" cy="898983"/>
+                        </a:xfrm>
+                        <a:prstGeom prst="rect">
+                          <a:avLst/>
+                        </a:prstGeom>
+                      </pic:spPr>
+                    </pic:pic>
+                  </a:graphicData>
+                </a:graphic>
+              </wp:inline>
+            </w:drawing>
+          </mc:Choice>
+          <mc:Fallback>
+            <w:pict>
+              <v:shapetype id="_x0000_t75" coordsize="21600,21600" o:spt="75" o:preferrelative="t" path="m@4@5l@4@11@9@11@9@5xe" filled="f" stroked="f">
+                <v:stroke joinstyle="miter"/>
+                <v:formulas>
+                  <v:f eqn="if lineDrawn pixelLineWidth 0"/>
+                  <v:f eqn="sum @0 1 0"/>
+                  <v:f eqn="sum 0 0 @1"/>
+                  <v:f eqn="prod @2 1 2"/>
+                  <v:f eqn="prod @3 21600 pixelWidth"/>
+                  <v:f eqn="prod @3 21600 pixelHeight"/>
+                  <v:f eqn="sum @0 0 1"/>
+                  <v:f eqn="prod @6 1 2"/>
+                  <v:f eqn="prod @7 21600 pixelWidth"/>
+                  <v:f eqn="sum @8 21600 0"/>
+                  <v:f eqn="prod @7 21600 pixelHeight"/>
+                  <v:f eqn="sum @10 21600 0"/>
+                </v:formulas>
+                <v:path o:extrusionok="f" gradientshapeok="t" o:connecttype="rect"/>
+                <o:lock v:ext="edit" aspectratio="t"/>
+              </v:shapetype>
+              <v:shape id="_x0000_i3" o:spid="_x0000_s3" type="#_x0000_t75" style="width:451.30pt;height:70.79pt;mso-wrap-distance-left:0.00pt;mso-wrap-distance-top:0.00pt;mso-wrap-distance-right:0.00pt;mso-wrap-distance-bottom:0.00pt;z-index:1;" stroked="false">
+                <v:imagedata r:id="rId12" o:title=""/>
+                <o:lock v:ext="edit" rotation="t"/>
+              </v:shape>
+            </w:pict>
+          </mc:Fallback>
+        </mc:AlternateContent>
       </w:r>
       <w:r>
-        <w:br/>
         <w:br/>
       </w:r>
       <w:r/>
@@ -675,7 +465,14 @@
           <w:color w:val="ed7d31" w:themeColor="accent2"/>
           <w:lang w:val="en-US"/>
         </w:rPr>
-        <w:t xml:space="preserve">De functie strcpy(filename, argv[1]) kopieert de ingevoerde string naar filename. Deze array is 128 bytes groot, dus als de string langer is dan 127 tekens, past de nulterminator \0 niet meer binnen de array. Daardoor wordt dan ook een volgende variabele op</w:t>
+        <w:t xml:space="preserve">D</w:t>
+      </w:r>
+      <w:r>
+        <w:rPr>
+          <w:color w:val="ed7d31" w:themeColor="accent2"/>
+          <w:lang w:val="en-US"/>
+        </w:rPr>
+        <w:t xml:space="preserve">e functie strcpy(filename, argv[1]) kopieert de ingevoerde string naar filename. Deze array is 128 bytes groot, dus als de string langer is dan 127 tekens, past de nulterminator \0 niet meer binnen de array. Daardoor wordt dan ook een volgende variabele op</w:t>
       </w:r>
       <w:r>
         <w:rPr>
@@ -701,7 +498,7 @@
               <wp:inline xmlns:wp="http://schemas.openxmlformats.org/drawingml/2006/wordprocessingDrawing" distT="0" distB="0" distL="0" distR="0">
                 <wp:extent cx="3848100" cy="2190750"/>
                 <wp:effectExtent l="0" t="0" r="0" b="0"/>
-                <wp:docPr id="3" name=""/>
+                <wp:docPr id="5" name=""/>
                 <wp:cNvGraphicFramePr>
                   <a:graphicFrameLocks xmlns:a="http://schemas.openxmlformats.org/drawingml/2006/main" noChangeAspect="1"/>
                 </wp:cNvGraphicFramePr>
@@ -716,7 +513,7 @@
                         <pic:nvPr/>
                       </pic:nvPicPr>
                       <pic:blipFill rotWithShape="1">
-                        <a:blip r:embed="rId11"/>
+                        <a:blip r:embed="rId13"/>
                         <a:stretch/>
                       </pic:blipFill>
                       <pic:spPr bwMode="auto">
@@ -755,8 +552,8 @@
                 <v:path o:extrusionok="f" gradientshapeok="t" o:connecttype="rect"/>
                 <o:lock v:ext="edit" aspectratio="t"/>
               </v:shapetype>
-              <v:shape id="_x0000_i2" o:spid="_x0000_s2" type="#_x0000_t75" style="width:303.00pt;height:172.50pt;mso-wrap-distance-left:0.00pt;mso-wrap-distance-top:0.00pt;mso-wrap-distance-right:0.00pt;mso-wrap-distance-bottom:0.00pt;z-index:1;" stroked="false">
-                <v:imagedata r:id="rId11" o:title=""/>
+              <v:shape id="_x0000_i4" o:spid="_x0000_s4" type="#_x0000_t75" style="width:303.00pt;height:172.50pt;mso-wrap-distance-left:0.00pt;mso-wrap-distance-top:0.00pt;mso-wrap-distance-right:0.00pt;mso-wrap-distance-bottom:0.00pt;z-index:1;" stroked="false">
+                <v:imagedata r:id="rId13" o:title=""/>
                 <o:lock v:ext="edit" rotation="t"/>
               </v:shape>
             </w:pict>
@@ -771,7 +568,7 @@
               <wp:inline xmlns:wp="http://schemas.openxmlformats.org/drawingml/2006/wordprocessingDrawing" distT="0" distB="0" distL="0" distR="0">
                 <wp:extent cx="3267075" cy="1285875"/>
                 <wp:effectExtent l="0" t="0" r="0" b="0"/>
-                <wp:docPr id="4" name=""/>
+                <wp:docPr id="6" name=""/>
                 <wp:cNvGraphicFramePr>
                   <a:graphicFrameLocks xmlns:a="http://schemas.openxmlformats.org/drawingml/2006/main" noChangeAspect="1"/>
                 </wp:cNvGraphicFramePr>
@@ -786,7 +583,7 @@
                         <pic:nvPr/>
                       </pic:nvPicPr>
                       <pic:blipFill rotWithShape="1">
-                        <a:blip r:embed="rId12"/>
+                        <a:blip r:embed="rId14"/>
                         <a:stretch/>
                       </pic:blipFill>
                       <pic:spPr bwMode="auto">
@@ -825,8 +622,8 @@
                 <v:path o:extrusionok="f" gradientshapeok="t" o:connecttype="rect"/>
                 <o:lock v:ext="edit" aspectratio="t"/>
               </v:shapetype>
-              <v:shape id="_x0000_i3" o:spid="_x0000_s3" type="#_x0000_t75" style="width:257.25pt;height:101.25pt;mso-wrap-distance-left:0.00pt;mso-wrap-distance-top:0.00pt;mso-wrap-distance-right:0.00pt;mso-wrap-distance-bottom:0.00pt;z-index:1;" stroked="false">
-                <v:imagedata r:id="rId12" o:title=""/>
+              <v:shape id="_x0000_i5" o:spid="_x0000_s5" type="#_x0000_t75" style="width:257.25pt;height:101.25pt;mso-wrap-distance-left:0.00pt;mso-wrap-distance-top:0.00pt;mso-wrap-distance-right:0.00pt;mso-wrap-distance-bottom:0.00pt;z-index:1;" stroked="false">
+                <v:imagedata r:id="rId14" o:title=""/>
                 <o:lock v:ext="edit" rotation="t"/>
               </v:shape>
             </w:pict>
@@ -894,7 +691,7 @@
               <wp:inline xmlns:wp="http://schemas.openxmlformats.org/drawingml/2006/wordprocessingDrawing" distT="0" distB="0" distL="0" distR="0">
                 <wp:extent cx="5731510" cy="1018374"/>
                 <wp:effectExtent l="0" t="0" r="0" b="0"/>
-                <wp:docPr id="5" name=""/>
+                <wp:docPr id="7" name=""/>
                 <wp:cNvGraphicFramePr>
                   <a:graphicFrameLocks xmlns:a="http://schemas.openxmlformats.org/drawingml/2006/main" noChangeAspect="1"/>
                 </wp:cNvGraphicFramePr>
@@ -909,7 +706,7 @@
                         <pic:nvPr/>
                       </pic:nvPicPr>
                       <pic:blipFill rotWithShape="1">
-                        <a:blip r:embed="rId13"/>
+                        <a:blip r:embed="rId15"/>
                         <a:stretch/>
                       </pic:blipFill>
                       <pic:spPr bwMode="auto">
@@ -948,8 +745,8 @@
                 <v:path o:extrusionok="f" gradientshapeok="t" o:connecttype="rect"/>
                 <o:lock v:ext="edit" aspectratio="t"/>
               </v:shapetype>
-              <v:shape id="_x0000_i4" o:spid="_x0000_s4" type="#_x0000_t75" style="width:451.30pt;height:80.19pt;mso-wrap-distance-left:0.00pt;mso-wrap-distance-top:0.00pt;mso-wrap-distance-right:0.00pt;mso-wrap-distance-bottom:0.00pt;z-index:1;" stroked="false">
-                <v:imagedata r:id="rId13" o:title=""/>
+              <v:shape id="_x0000_i6" o:spid="_x0000_s6" type="#_x0000_t75" style="width:451.30pt;height:80.19pt;mso-wrap-distance-left:0.00pt;mso-wrap-distance-top:0.00pt;mso-wrap-distance-right:0.00pt;mso-wrap-distance-bottom:0.00pt;z-index:1;" stroked="false">
+                <v:imagedata r:id="rId15" o:title=""/>
                 <o:lock v:ext="edit" rotation="t"/>
               </v:shape>
             </w:pict>
@@ -985,6 +782,103 @@
     </w:p>
     <w:p>
       <w:pPr>
+        <w:pBdr/>
+        <w:spacing/>
+        <w:ind w:firstLine="0" w:left="720"/>
+        <w:rPr/>
+      </w:pPr>
+      <w:r>
+        <w:rPr>
+          <w:highlight w:val="none"/>
+        </w:rPr>
+      </w:r>
+      <w:r>
+        <w:rPr>
+          <w:highlight w:val="none"/>
+        </w:rPr>
+      </w:r>
+      <w:r>
+        <mc:AlternateContent>
+          <mc:Choice Requires="wpg">
+            <w:drawing>
+              <wp:inline xmlns:wp="http://schemas.openxmlformats.org/drawingml/2006/wordprocessingDrawing" distT="0" distB="0" distL="0" distR="0">
+                <wp:extent cx="5731510" cy="2342699"/>
+                <wp:effectExtent l="0" t="0" r="0" b="0"/>
+                <wp:docPr id="8" name=""/>
+                <wp:cNvGraphicFramePr>
+                  <a:graphicFrameLocks xmlns:a="http://schemas.openxmlformats.org/drawingml/2006/main" noChangeAspect="1"/>
+                </wp:cNvGraphicFramePr>
+                <a:graphic xmlns:a="http://schemas.openxmlformats.org/drawingml/2006/main">
+                  <a:graphicData uri="http://schemas.openxmlformats.org/drawingml/2006/picture">
+                    <pic:pic xmlns:pic="http://schemas.openxmlformats.org/drawingml/2006/picture">
+                      <pic:nvPicPr>
+                        <pic:cNvPr id="583117169" name=""/>
+                        <pic:cNvPicPr>
+                          <a:picLocks noChangeAspect="1"/>
+                        </pic:cNvPicPr>
+                        <pic:nvPr/>
+                      </pic:nvPicPr>
+                      <pic:blipFill rotWithShape="1">
+                        <a:blip r:embed="rId16"/>
+                        <a:stretch/>
+                      </pic:blipFill>
+                      <pic:spPr bwMode="auto">
+                        <a:xfrm>
+                          <a:off x="0" y="0"/>
+                          <a:ext cx="5731509" cy="2342699"/>
+                        </a:xfrm>
+                        <a:prstGeom prst="rect">
+                          <a:avLst/>
+                        </a:prstGeom>
+                      </pic:spPr>
+                    </pic:pic>
+                  </a:graphicData>
+                </a:graphic>
+              </wp:inline>
+            </w:drawing>
+          </mc:Choice>
+          <mc:Fallback>
+            <w:pict>
+              <v:shapetype id="_x0000_t75" coordsize="21600,21600" o:spt="75" o:preferrelative="t" path="m@4@5l@4@11@9@11@9@5xe" filled="f" stroked="f">
+                <v:stroke joinstyle="miter"/>
+                <v:formulas>
+                  <v:f eqn="if lineDrawn pixelLineWidth 0"/>
+                  <v:f eqn="sum @0 1 0"/>
+                  <v:f eqn="sum 0 0 @1"/>
+                  <v:f eqn="prod @2 1 2"/>
+                  <v:f eqn="prod @3 21600 pixelWidth"/>
+                  <v:f eqn="prod @3 21600 pixelHeight"/>
+                  <v:f eqn="sum @0 0 1"/>
+                  <v:f eqn="prod @6 1 2"/>
+                  <v:f eqn="prod @7 21600 pixelWidth"/>
+                  <v:f eqn="sum @8 21600 0"/>
+                  <v:f eqn="prod @7 21600 pixelHeight"/>
+                  <v:f eqn="sum @10 21600 0"/>
+                </v:formulas>
+                <v:path o:extrusionok="f" gradientshapeok="t" o:connecttype="rect"/>
+                <o:lock v:ext="edit" aspectratio="t"/>
+              </v:shapetype>
+              <v:shape id="_x0000_i7" o:spid="_x0000_s7" type="#_x0000_t75" style="width:451.30pt;height:184.46pt;mso-wrap-distance-left:0.00pt;mso-wrap-distance-top:0.00pt;mso-wrap-distance-right:0.00pt;mso-wrap-distance-bottom:0.00pt;z-index:1;" stroked="false">
+                <v:imagedata r:id="rId16" o:title=""/>
+                <o:lock v:ext="edit" rotation="t"/>
+              </v:shape>
+            </w:pict>
+          </mc:Fallback>
+        </mc:AlternateContent>
+      </w:r>
+      <w:r>
+        <w:rPr>
+          <w:highlight w:val="none"/>
+        </w:rPr>
+      </w:r>
+      <w:r>
+        <w:rPr>
+          <w:highlight w:val="none"/>
+        </w:rPr>
+      </w:r>
+    </w:p>
+    <w:p>
+      <w:pPr>
         <w:pStyle w:val="906"/>
         <w:numPr>
           <w:ilvl w:val="0"/>
@@ -1104,7 +998,7 @@
               <wp:inline xmlns:wp="http://schemas.openxmlformats.org/drawingml/2006/wordprocessingDrawing" distT="0" distB="0" distL="0" distR="0">
                 <wp:extent cx="3819525" cy="3581400"/>
                 <wp:effectExtent l="0" t="0" r="0" b="0"/>
-                <wp:docPr id="6" name=""/>
+                <wp:docPr id="9" name=""/>
                 <wp:cNvGraphicFramePr>
                   <a:graphicFrameLocks xmlns:a="http://schemas.openxmlformats.org/drawingml/2006/main" noChangeAspect="1"/>
                 </wp:cNvGraphicFramePr>
@@ -1119,7 +1013,7 @@
                         <pic:nvPr/>
                       </pic:nvPicPr>
                       <pic:blipFill rotWithShape="1">
-                        <a:blip r:embed="rId14"/>
+                        <a:blip r:embed="rId17"/>
                         <a:stretch/>
                       </pic:blipFill>
                       <pic:spPr bwMode="auto">
@@ -1158,8 +1052,8 @@
                 <v:path o:extrusionok="f" gradientshapeok="t" o:connecttype="rect"/>
                 <o:lock v:ext="edit" aspectratio="t"/>
               </v:shapetype>
-              <v:shape id="_x0000_i5" o:spid="_x0000_s5" type="#_x0000_t75" style="width:300.75pt;height:282.00pt;mso-wrap-distance-left:0.00pt;mso-wrap-distance-top:0.00pt;mso-wrap-distance-right:0.00pt;mso-wrap-distance-bottom:0.00pt;z-index:1;" stroked="false">
-                <v:imagedata r:id="rId14" o:title=""/>
+              <v:shape id="_x0000_i8" o:spid="_x0000_s8" type="#_x0000_t75" style="width:300.75pt;height:282.00pt;mso-wrap-distance-left:0.00pt;mso-wrap-distance-top:0.00pt;mso-wrap-distance-right:0.00pt;mso-wrap-distance-bottom:0.00pt;z-index:1;" stroked="false">
+                <v:imagedata r:id="rId17" o:title=""/>
                 <o:lock v:ext="edit" rotation="t"/>
               </v:shape>
             </w:pict>
@@ -1931,7 +1825,7 @@
               <wp:inline xmlns:wp="http://schemas.openxmlformats.org/drawingml/2006/wordprocessingDrawing" distT="0" distB="0" distL="0" distR="0">
                 <wp:extent cx="5731510" cy="1044846"/>
                 <wp:effectExtent l="0" t="0" r="0" b="0"/>
-                <wp:docPr id="7" name=""/>
+                <wp:docPr id="10" name=""/>
                 <wp:cNvGraphicFramePr>
                   <a:graphicFrameLocks xmlns:a="http://schemas.openxmlformats.org/drawingml/2006/main" noChangeAspect="1"/>
                 </wp:cNvGraphicFramePr>
@@ -1946,7 +1840,7 @@
                         <pic:nvPr/>
                       </pic:nvPicPr>
                       <pic:blipFill rotWithShape="1">
-                        <a:blip r:embed="rId15"/>
+                        <a:blip r:embed="rId18"/>
                         <a:stretch/>
                       </pic:blipFill>
                       <pic:spPr bwMode="auto">
@@ -1985,8 +1879,8 @@
                 <v:path o:extrusionok="f" gradientshapeok="t" o:connecttype="rect"/>
                 <o:lock v:ext="edit" aspectratio="t"/>
               </v:shapetype>
-              <v:shape id="_x0000_i6" o:spid="_x0000_s6" type="#_x0000_t75" style="width:451.30pt;height:82.27pt;mso-wrap-distance-left:0.00pt;mso-wrap-distance-top:0.00pt;mso-wrap-distance-right:0.00pt;mso-wrap-distance-bottom:0.00pt;z-index:1;" stroked="false">
-                <v:imagedata r:id="rId15" o:title=""/>
+              <v:shape id="_x0000_i9" o:spid="_x0000_s9" type="#_x0000_t75" style="width:451.30pt;height:82.27pt;mso-wrap-distance-left:0.00pt;mso-wrap-distance-top:0.00pt;mso-wrap-distance-right:0.00pt;mso-wrap-distance-bottom:0.00pt;z-index:1;" stroked="false">
+                <v:imagedata r:id="rId18" o:title=""/>
                 <o:lock v:ext="edit" rotation="t"/>
               </v:shape>
             </w:pict>
@@ -2018,7 +1912,7 @@
               <wp:inline xmlns:wp="http://schemas.openxmlformats.org/drawingml/2006/wordprocessingDrawing" distT="0" distB="0" distL="0" distR="0">
                 <wp:extent cx="5731510" cy="551178"/>
                 <wp:effectExtent l="0" t="0" r="0" b="0"/>
-                <wp:docPr id="8" name=""/>
+                <wp:docPr id="11" name=""/>
                 <wp:cNvGraphicFramePr>
                   <a:graphicFrameLocks xmlns:a="http://schemas.openxmlformats.org/drawingml/2006/main" noChangeAspect="1"/>
                 </wp:cNvGraphicFramePr>
@@ -2033,7 +1927,7 @@
                         <pic:nvPr/>
                       </pic:nvPicPr>
                       <pic:blipFill rotWithShape="1">
-                        <a:blip r:embed="rId16"/>
+                        <a:blip r:embed="rId19"/>
                         <a:stretch/>
                       </pic:blipFill>
                       <pic:spPr bwMode="auto">
@@ -2072,8 +1966,8 @@
                 <v:path o:extrusionok="f" gradientshapeok="t" o:connecttype="rect"/>
                 <o:lock v:ext="edit" aspectratio="t"/>
               </v:shapetype>
-              <v:shape id="_x0000_i7" o:spid="_x0000_s7" type="#_x0000_t75" style="width:451.30pt;height:43.40pt;mso-wrap-distance-left:0.00pt;mso-wrap-distance-top:0.00pt;mso-wrap-distance-right:0.00pt;mso-wrap-distance-bottom:0.00pt;z-index:1;" stroked="false">
-                <v:imagedata r:id="rId16" o:title=""/>
+              <v:shape id="_x0000_i10" o:spid="_x0000_s10" type="#_x0000_t75" style="width:451.30pt;height:43.40pt;mso-wrap-distance-left:0.00pt;mso-wrap-distance-top:0.00pt;mso-wrap-distance-right:0.00pt;mso-wrap-distance-bottom:0.00pt;z-index:1;" stroked="false">
+                <v:imagedata r:id="rId19" o:title=""/>
                 <o:lock v:ext="edit" rotation="t"/>
               </v:shape>
             </w:pict>
@@ -2092,6 +1986,12 @@
           <w:lang w:val="en-GB"/>
         </w:rPr>
       </w:r>
+      <w:r>
+        <w:rPr>
+          <w:highlight w:val="none"/>
+          <w:lang w:val="en-GB"/>
+        </w:rPr>
+      </w:r>
     </w:p>
     <w:p>
       <w:pPr>
@@ -2126,6 +2026,11 @@
       </w:r>
       <w:r>
         <w:t xml:space="preserve"> 3:</w:t>
+      </w:r>
+      <w:r>
+        <w:rPr>
+          <w:highlight w:val="none"/>
+        </w:rPr>
       </w:r>
       <w:r>
         <w:rPr>
@@ -2181,7 +2086,7 @@
       </w:r>
       <w:r>
         <w:rPr>
-          <w:rFonts w:ascii="Calibri" w:hAnsi="Calibri" w:eastAsia="Calibri" w:cs="Calibri"/>
+          <w:rFonts w:ascii="Calibri" w:hAnsi="Calibri" w:cs="Calibri"/>
           <w:color w:val="4472c4" w:themeColor="accent1"/>
           <w:sz w:val="22"/>
           <w:szCs w:val="22"/>
@@ -2246,7 +2151,7 @@
       </w:r>
       <w:r>
         <w:rPr>
-          <w:rFonts w:ascii="Calibri" w:hAnsi="Calibri" w:eastAsia="Calibri" w:cs="Calibri"/>
+          <w:rFonts w:ascii="Calibri" w:hAnsi="Calibri" w:cs="Calibri"/>
           <w:color w:val="4472c4" w:themeColor="accent1"/>
           <w:sz w:val="22"/>
           <w:szCs w:val="22"/>
@@ -2976,6 +2881,7 @@
       <w:r>
         <w:rPr>
           <w:color w:val="4472c4" w:themeColor="accent1"/>
+          <w:highlight w:val="none"/>
         </w:rPr>
       </w:r>
       <w:r>
@@ -3024,6 +2930,11 @@
       </w:pPr>
       <w:r>
         <w:t xml:space="preserve">Uitdaging: geef het aantal een bewuste waarde. Bijvoorbeeld 100 ipv 5</w:t>
+      </w:r>
+      <w:r>
+        <w:rPr>
+          <w:highlight w:val="none"/>
+        </w:rPr>
       </w:r>
       <w:r>
         <w:rPr>

--- a/Sec-Week-1/C security practicum 1.docx
+++ b/Sec-Week-1/C security practicum 1.docx
@@ -4,7 +4,7 @@
   <w:body>
     <w:p>
       <w:pPr>
-        <w:pStyle w:val="901"/>
+        <w:pStyle w:val="854"/>
         <w:pBdr/>
         <w:spacing/>
         <w:ind/>
@@ -27,7 +27,7 @@
     </w:p>
     <w:p>
       <w:pPr>
-        <w:pStyle w:val="901"/>
+        <w:pStyle w:val="854"/>
         <w:pBdr/>
         <w:spacing/>
         <w:ind/>
@@ -89,7 +89,7 @@
     </w:p>
     <w:p>
       <w:pPr>
-        <w:pStyle w:val="906"/>
+        <w:pStyle w:val="859"/>
         <w:numPr>
           <w:ilvl w:val="0"/>
           <w:numId w:val="4"/>
@@ -121,7 +121,7 @@
           <mc:Choice Requires="wpg">
             <w:drawing>
               <wp:inline xmlns:wp="http://schemas.openxmlformats.org/drawingml/2006/wordprocessingDrawing" distT="0" distB="0" distL="0" distR="0">
-                <wp:extent cx="5731510" cy="4573712"/>
+                <wp:extent cx="4857750" cy="3857625"/>
                 <wp:effectExtent l="0" t="0" r="0" b="0"/>
                 <wp:docPr id="1" name=""/>
                 <wp:cNvGraphicFramePr>
@@ -131,20 +131,20 @@
                   <a:graphicData uri="http://schemas.openxmlformats.org/drawingml/2006/picture">
                     <pic:pic xmlns:pic="http://schemas.openxmlformats.org/drawingml/2006/picture">
                       <pic:nvPicPr>
-                        <pic:cNvPr id="1233553788" name=""/>
+                        <pic:cNvPr id="1691602610" name=""/>
                         <pic:cNvPicPr>
                           <a:picLocks noChangeAspect="1"/>
                         </pic:cNvPicPr>
                         <pic:nvPr/>
                       </pic:nvPicPr>
-                      <pic:blipFill rotWithShape="1">
+                      <pic:blipFill>
                         <a:blip r:embed="rId9"/>
                         <a:stretch/>
                       </pic:blipFill>
                       <pic:spPr bwMode="auto">
                         <a:xfrm>
                           <a:off x="0" y="0"/>
-                          <a:ext cx="5731509" cy="4573711"/>
+                          <a:ext cx="4857750" cy="3857625"/>
                         </a:xfrm>
                         <a:prstGeom prst="rect">
                           <a:avLst/>
@@ -177,7 +177,7 @@
                 <v:path o:extrusionok="f" gradientshapeok="t" o:connecttype="rect"/>
                 <o:lock v:ext="edit" aspectratio="t"/>
               </v:shapetype>
-              <v:shape id="_x0000_i0" o:spid="_x0000_s0" type="#_x0000_t75" style="width:451.30pt;height:360.13pt;mso-wrap-distance-left:0.00pt;mso-wrap-distance-top:0.00pt;mso-wrap-distance-right:0.00pt;mso-wrap-distance-bottom:0.00pt;z-index:1;" stroked="false">
+              <v:shape id="_x0000_i0" o:spid="_x0000_s0" type="#_x0000_t75" style="width:382.50pt;height:303.75pt;mso-wrap-distance-left:0.00pt;mso-wrap-distance-top:0.00pt;mso-wrap-distance-right:0.00pt;mso-wrap-distance-bottom:0.00pt;z-index:1;" stroked="false">
                 <v:imagedata r:id="rId9" o:title=""/>
                 <o:lock v:ext="edit" rotation="t"/>
               </v:shape>
@@ -191,6 +191,18 @@
         </w:rPr>
       </w:r>
       <w:r/>
+      <w:r>
+        <w:rPr>
+          <w:highlight w:val="none"/>
+        </w:rPr>
+      </w:r>
+      <w:r/>
+      <w:r>
+        <w:rPr>
+          <w:highlight w:val="none"/>
+        </w:rPr>
+      </w:r>
+      <w:r/>
     </w:p>
     <w:p>
       <w:pPr>
@@ -207,14 +219,31 @@
       </w:r>
       <w:r>
         <w:t xml:space="preserve">Laat zien met welke “string” van de strcpy welke variabele wel of niet worden aangepast. Bereken de lengte van deze “string” waarbij iets wordt aangepast</w:t>
+      </w:r>
+      <w:r/>
+    </w:p>
+    <w:p>
+      <w:pPr>
+        <w:pBdr/>
+        <w:spacing/>
+        <w:ind w:firstLine="0" w:left="0"/>
+        <w:rPr/>
+      </w:pPr>
+      <w:r>
         <w:br/>
       </w:r>
+      <w:r/>
+      <w:r/>
+      <w:r/>
+      <w:r/>
+      <w:r/>
+      <w:r/>
       <w:r>
         <mc:AlternateContent>
           <mc:Choice Requires="wpg">
             <w:drawing>
               <wp:inline xmlns:wp="http://schemas.openxmlformats.org/drawingml/2006/wordprocessingDrawing" distT="0" distB="0" distL="0" distR="0">
-                <wp:extent cx="5705475" cy="2219325"/>
+                <wp:extent cx="4914900" cy="5105400"/>
                 <wp:effectExtent l="0" t="0" r="0" b="0"/>
                 <wp:docPr id="2" name=""/>
                 <wp:cNvGraphicFramePr>
@@ -224,20 +253,20 @@
                   <a:graphicData uri="http://schemas.openxmlformats.org/drawingml/2006/picture">
                     <pic:pic xmlns:pic="http://schemas.openxmlformats.org/drawingml/2006/picture">
                       <pic:nvPicPr>
-                        <pic:cNvPr id="319661513" name=""/>
+                        <pic:cNvPr id="1518566838" name=""/>
                         <pic:cNvPicPr>
                           <a:picLocks noChangeAspect="1"/>
                         </pic:cNvPicPr>
                         <pic:nvPr/>
                       </pic:nvPicPr>
-                      <pic:blipFill rotWithShape="1">
+                      <pic:blipFill>
                         <a:blip r:embed="rId10"/>
                         <a:stretch/>
                       </pic:blipFill>
                       <pic:spPr bwMode="auto">
                         <a:xfrm>
                           <a:off x="0" y="0"/>
-                          <a:ext cx="5705474" cy="2219324"/>
+                          <a:ext cx="4914900" cy="5105399"/>
                         </a:xfrm>
                         <a:prstGeom prst="rect">
                           <a:avLst/>
@@ -270,7 +299,7 @@
                 <v:path o:extrusionok="f" gradientshapeok="t" o:connecttype="rect"/>
                 <o:lock v:ext="edit" aspectratio="t"/>
               </v:shapetype>
-              <v:shape id="_x0000_i1" o:spid="_x0000_s1" type="#_x0000_t75" style="width:449.25pt;height:174.75pt;mso-wrap-distance-left:0.00pt;mso-wrap-distance-top:0.00pt;mso-wrap-distance-right:0.00pt;mso-wrap-distance-bottom:0.00pt;z-index:1;" stroked="false">
+              <v:shape id="_x0000_i1" o:spid="_x0000_s1" type="#_x0000_t75" style="width:387.00pt;height:402.00pt;mso-wrap-distance-left:0.00pt;mso-wrap-distance-top:0.00pt;mso-wrap-distance-right:0.00pt;mso-wrap-distance-bottom:0.00pt;z-index:1;" stroked="false">
                 <v:imagedata r:id="rId10" o:title=""/>
                 <o:lock v:ext="edit" rotation="t"/>
               </v:shape>
@@ -284,12 +313,50 @@
         <w:br/>
         <w:br/>
       </w:r>
+      <w:r/>
+      <w:r/>
+      <w:r/>
+      <w:r/>
+      <w:r/>
+    </w:p>
+    <w:p>
+      <w:pPr>
+        <w:pBdr/>
+        <w:spacing/>
+        <w:ind w:firstLine="0" w:left="0"/>
+        <w:rPr/>
+      </w:pPr>
+      <w:r/>
+      <w:r>
+        <w:br/>
+      </w:r>
+      <w:r/>
+    </w:p>
+    <w:p>
+      <w:pPr>
+        <w:pBdr/>
+        <w:spacing/>
+        <w:ind w:firstLine="0" w:left="720"/>
+        <w:rPr/>
+      </w:pPr>
+      <w:r>
+        <w:rPr>
+          <w:lang w:val="en-GB"/>
+        </w:rPr>
+        <w:t xml:space="preserve">C) </w:t>
+      </w:r>
+      <w:r>
+        <w:t xml:space="preserve">Maak een array van integers. Laat zien dat je door een foutieve index andere variabele (of een char array) kan aanpassen. Gebruik ook hier weer het memory window.</w:t>
+      </w:r>
+      <w:r>
+        <w:br/>
+      </w:r>
       <w:r>
         <mc:AlternateContent>
           <mc:Choice Requires="wpg">
             <w:drawing>
               <wp:inline xmlns:wp="http://schemas.openxmlformats.org/drawingml/2006/wordprocessingDrawing" distT="0" distB="0" distL="0" distR="0">
-                <wp:extent cx="5731510" cy="898983"/>
+                <wp:extent cx="4505325" cy="2333625"/>
                 <wp:effectExtent l="0" t="0" r="0" b="0"/>
                 <wp:docPr id="3" name=""/>
                 <wp:cNvGraphicFramePr>
@@ -299,20 +366,20 @@
                   <a:graphicData uri="http://schemas.openxmlformats.org/drawingml/2006/picture">
                     <pic:pic xmlns:pic="http://schemas.openxmlformats.org/drawingml/2006/picture">
                       <pic:nvPicPr>
-                        <pic:cNvPr id="2087553928" name=""/>
+                        <pic:cNvPr id="302058331" name=""/>
                         <pic:cNvPicPr>
                           <a:picLocks noChangeAspect="1"/>
                         </pic:cNvPicPr>
                         <pic:nvPr/>
                       </pic:nvPicPr>
-                      <pic:blipFill rotWithShape="1">
+                      <pic:blipFill>
                         <a:blip r:embed="rId11"/>
                         <a:stretch/>
                       </pic:blipFill>
                       <pic:spPr bwMode="auto">
                         <a:xfrm>
                           <a:off x="0" y="0"/>
-                          <a:ext cx="5731509" cy="898983"/>
+                          <a:ext cx="4505324" cy="2333624"/>
                         </a:xfrm>
                         <a:prstGeom prst="rect">
                           <a:avLst/>
@@ -345,7 +412,7 @@
                 <v:path o:extrusionok="f" gradientshapeok="t" o:connecttype="rect"/>
                 <o:lock v:ext="edit" aspectratio="t"/>
               </v:shapetype>
-              <v:shape id="_x0000_i2" o:spid="_x0000_s2" type="#_x0000_t75" style="width:451.30pt;height:70.79pt;mso-wrap-distance-left:0.00pt;mso-wrap-distance-top:0.00pt;mso-wrap-distance-right:0.00pt;mso-wrap-distance-bottom:0.00pt;z-index:1;" stroked="false">
+              <v:shape id="_x0000_i2" o:spid="_x0000_s2" type="#_x0000_t75" style="width:354.75pt;height:183.75pt;mso-wrap-distance-left:0.00pt;mso-wrap-distance-top:0.00pt;mso-wrap-distance-right:0.00pt;mso-wrap-distance-bottom:0.00pt;z-index:1;" stroked="false">
                 <v:imagedata r:id="rId11" o:title=""/>
                 <o:lock v:ext="edit" rotation="t"/>
               </v:shape>
@@ -353,6 +420,12 @@
           </mc:Fallback>
         </mc:AlternateContent>
       </w:r>
+      <w:r>
+        <w:br/>
+      </w:r>
+      <w:r>
+        <w:br/>
+      </w:r>
       <w:r/>
       <w:r/>
     </w:p>
@@ -360,16 +433,61 @@
       <w:pPr>
         <w:pBdr/>
         <w:spacing/>
-        <w:ind w:firstLine="0" w:left="0"/>
+        <w:ind w:firstLine="0" w:left="720"/>
         <w:rPr/>
       </w:pPr>
+      <w:r>
+        <w:rPr>
+          <w:lang w:val="en-GB"/>
+        </w:rPr>
+        <w:t xml:space="preserve">D) </w:t>
+      </w:r>
+      <w:r>
+        <w:t xml:space="preserve">Maak een voorbeeld met een pointer die door een buffer</w:t>
+      </w:r>
+      <w:r>
+        <w:t xml:space="preserve">overflow</w:t>
+      </w:r>
+      <w:r>
+        <w:t xml:space="preserve"> wordt aangepast. Laat</w:t>
+      </w:r>
+      <w:r>
+        <w:t xml:space="preserve"> z</w:t>
+      </w:r>
+      <w:r>
+        <w:t xml:space="preserve">ien in het memory window</w:t>
+      </w:r>
+      <w:r>
+        <w:t xml:space="preserve"> </w:t>
+      </w:r>
+      <w:r>
+        <w:t xml:space="preserve"> dat de waarde (=adres)  is aangepast. </w:t>
+      </w:r>
+      <w:r>
+        <w:rPr>
+          <w:highlight w:val="none"/>
+        </w:rPr>
+      </w:r>
       <w:r/>
+    </w:p>
+    <w:p>
+      <w:pPr>
+        <w:pBdr/>
+        <w:spacing/>
+        <w:ind w:firstLine="0" w:left="720"/>
+        <w:rPr/>
+      </w:pPr>
+      <w:r>
+        <w:rPr>
+          <w:highlight w:val="none"/>
+        </w:rPr>
+      </w:r>
       <w:r>
         <mc:AlternateContent>
           <mc:Choice Requires="wpg">
             <w:drawing>
               <wp:inline xmlns:wp="http://schemas.openxmlformats.org/drawingml/2006/wordprocessingDrawing" distT="0" distB="0" distL="0" distR="0">
-                <wp:extent cx="5731510" cy="898983"/>
+                <wp:extent cx="4610100" cy="3571875"/>
                 <wp:effectExtent l="0" t="0" r="0" b="0"/>
                 <wp:docPr id="4" name=""/>
                 <wp:cNvGraphicFramePr>
@@ -379,20 +497,20 @@
                   <a:graphicData uri="http://schemas.openxmlformats.org/drawingml/2006/picture">
                     <pic:pic xmlns:pic="http://schemas.openxmlformats.org/drawingml/2006/picture">
                       <pic:nvPicPr>
-                        <pic:cNvPr id="1834148816" name=""/>
+                        <pic:cNvPr id="628426508" name=""/>
                         <pic:cNvPicPr>
                           <a:picLocks noChangeAspect="1"/>
                         </pic:cNvPicPr>
                         <pic:nvPr/>
                       </pic:nvPicPr>
-                      <pic:blipFill rotWithShape="1">
+                      <pic:blipFill>
                         <a:blip r:embed="rId12"/>
                         <a:stretch/>
                       </pic:blipFill>
                       <pic:spPr bwMode="auto">
                         <a:xfrm>
                           <a:off x="0" y="0"/>
-                          <a:ext cx="5731509" cy="898983"/>
+                          <a:ext cx="4610099" cy="3571875"/>
                         </a:xfrm>
                         <a:prstGeom prst="rect">
                           <a:avLst/>
@@ -425,7 +543,7 @@
                 <v:path o:extrusionok="f" gradientshapeok="t" o:connecttype="rect"/>
                 <o:lock v:ext="edit" aspectratio="t"/>
               </v:shapetype>
-              <v:shape id="_x0000_i3" o:spid="_x0000_s3" type="#_x0000_t75" style="width:451.30pt;height:70.79pt;mso-wrap-distance-left:0.00pt;mso-wrap-distance-top:0.00pt;mso-wrap-distance-right:0.00pt;mso-wrap-distance-bottom:0.00pt;z-index:1;" stroked="false">
+              <v:shape id="_x0000_i3" o:spid="_x0000_s3" type="#_x0000_t75" style="width:363.00pt;height:281.25pt;mso-wrap-distance-left:0.00pt;mso-wrap-distance-top:0.00pt;mso-wrap-distance-right:0.00pt;mso-wrap-distance-bottom:0.00pt;z-index:1;" stroked="false">
                 <v:imagedata r:id="rId12" o:title=""/>
                 <o:lock v:ext="edit" rotation="t"/>
               </v:shape>
@@ -434,61 +552,36 @@
         </mc:AlternateContent>
       </w:r>
       <w:r>
-        <w:br/>
+        <w:rPr>
+          <w:highlight w:val="none"/>
+        </w:rPr>
+      </w:r>
+      <w:r/>
+      <w:r>
+        <w:rPr>
+          <w:highlight w:val="none"/>
+        </w:rPr>
       </w:r>
       <w:r/>
     </w:p>
     <w:p>
       <w:pPr>
-        <w:pStyle w:val="906"/>
-        <w:numPr>
-          <w:ilvl w:val="0"/>
-          <w:numId w:val="4"/>
-        </w:numPr>
-        <w:pBdr/>
-        <w:spacing/>
-        <w:ind/>
+        <w:pBdr/>
+        <w:spacing/>
+        <w:ind w:firstLine="0" w:left="720"/>
         <w:rPr/>
       </w:pPr>
       <w:r>
-        <w:t xml:space="preserve">Maak een array van integers. Laat zien dat je door een foutieve index andere variabele (of een char array) kan aanpassen. Gebruik ook hier weer het memory window.</w:t>
+        <w:rPr>
+          <w:lang w:val="en-GB"/>
+        </w:rPr>
+        <w:t xml:space="preserve">E) </w:t>
       </w:r>
       <w:r>
-        <w:rPr>
-          <w:color w:val="ed7d31" w:themeColor="accent2"/>
-          <w:lang w:val="en-US"/>
-        </w:rPr>
-        <w:t xml:space="preserve">—Randompast— </w:t>
+        <w:t xml:space="preserve">Gebruik nu de pointer</w:t>
       </w:r>
       <w:r>
-        <w:rPr>
-          <w:color w:val="ed7d31" w:themeColor="accent2"/>
-          <w:lang w:val="en-US"/>
-        </w:rPr>
-        <w:t xml:space="preserve">D</w:t>
-      </w:r>
-      <w:r>
-        <w:rPr>
-          <w:color w:val="ed7d31" w:themeColor="accent2"/>
-          <w:lang w:val="en-US"/>
-        </w:rPr>
-        <w:t xml:space="preserve">e functie strcpy(filename, argv[1]) kopieert de ingevoerde string naar filename. Deze array is 128 bytes groot, dus als de string langer is dan 127 tekens, past de nulterminator \0 niet meer binnen de array. Daardoor wordt dan ook een volgende variabele op</w:t>
-      </w:r>
-      <w:r>
-        <w:rPr>
-          <w:color w:val="ed7d31" w:themeColor="accent2"/>
-          <w:lang w:val="en-US"/>
-        </w:rPr>
-        <w:t xml:space="preserve"> de stack overschreven. Bij precies 128 tekens wordt dus al iets naast filename aangepast. Met behulp van het memory window kun je zien dat vanaf dat punt ook de eerstvolgende variabele, bijvoorbeeld buffer, wordt geraakt.</w:t>
-      </w:r>
-      <w:r>
-        <w:rPr>
-          <w:color w:val="ed7d31" w:themeColor="accent2"/>
-          <w:lang w:val="en-US"/>
-        </w:rPr>
-        <w:t xml:space="preserve">—</w:t>
-      </w:r>
-      <w:r>
+        <w:t xml:space="preserve"> en laat zien wat het effect is omdat de waarde is aangepast</w:t>
         <w:br/>
       </w:r>
       <w:r>
@@ -496,7 +589,7 @@
           <mc:Choice Requires="wpg">
             <w:drawing>
               <wp:inline xmlns:wp="http://schemas.openxmlformats.org/drawingml/2006/wordprocessingDrawing" distT="0" distB="0" distL="0" distR="0">
-                <wp:extent cx="3848100" cy="2190750"/>
+                <wp:extent cx="4619625" cy="2990850"/>
                 <wp:effectExtent l="0" t="0" r="0" b="0"/>
                 <wp:docPr id="5" name=""/>
                 <wp:cNvGraphicFramePr>
@@ -506,20 +599,20 @@
                   <a:graphicData uri="http://schemas.openxmlformats.org/drawingml/2006/picture">
                     <pic:pic xmlns:pic="http://schemas.openxmlformats.org/drawingml/2006/picture">
                       <pic:nvPicPr>
-                        <pic:cNvPr id="1405077287" name=""/>
+                        <pic:cNvPr id="1523707406" name=""/>
                         <pic:cNvPicPr>
                           <a:picLocks noChangeAspect="1"/>
                         </pic:cNvPicPr>
                         <pic:nvPr/>
                       </pic:nvPicPr>
-                      <pic:blipFill rotWithShape="1">
+                      <pic:blipFill>
                         <a:blip r:embed="rId13"/>
                         <a:stretch/>
                       </pic:blipFill>
                       <pic:spPr bwMode="auto">
                         <a:xfrm>
                           <a:off x="0" y="0"/>
-                          <a:ext cx="3848099" cy="2190749"/>
+                          <a:ext cx="4619624" cy="2990849"/>
                         </a:xfrm>
                         <a:prstGeom prst="rect">
                           <a:avLst/>
@@ -552,21 +645,79 @@
                 <v:path o:extrusionok="f" gradientshapeok="t" o:connecttype="rect"/>
                 <o:lock v:ext="edit" aspectratio="t"/>
               </v:shapetype>
-              <v:shape id="_x0000_i4" o:spid="_x0000_s4" type="#_x0000_t75" style="width:303.00pt;height:172.50pt;mso-wrap-distance-left:0.00pt;mso-wrap-distance-top:0.00pt;mso-wrap-distance-right:0.00pt;mso-wrap-distance-bottom:0.00pt;z-index:1;" stroked="false">
+              <v:shape id="_x0000_i4" o:spid="_x0000_s4" type="#_x0000_t75" style="width:363.75pt;height:235.50pt;mso-wrap-distance-left:0.00pt;mso-wrap-distance-top:0.00pt;mso-wrap-distance-right:0.00pt;mso-wrap-distance-bottom:0.00pt;z-index:1;" stroked="false">
                 <v:imagedata r:id="rId13" o:title=""/>
                 <o:lock v:ext="edit" rotation="t"/>
               </v:shape>
             </w:pict>
           </mc:Fallback>
         </mc:AlternateContent>
-        <w:br/>
+      </w:r>
+      <w:r/>
+      <w:r/>
+    </w:p>
+    <w:p>
+      <w:pPr>
+        <w:pBdr/>
+        <w:spacing/>
+        <w:ind w:firstLine="0" w:left="720"/>
+        <w:rPr/>
+      </w:pPr>
+      <w:r>
+        <w:rPr>
+          <w:highlight w:val="none"/>
+        </w:rPr>
+      </w:r>
+      <w:r/>
+      <w:r>
+        <w:rPr>
+          <w:highlight w:val="none"/>
+        </w:rPr>
+      </w:r>
+      <w:r/>
+      <w:r>
+        <w:rPr>
+          <w:highlight w:val="none"/>
+        </w:rPr>
+      </w:r>
+      <w:r/>
+    </w:p>
+    <w:p>
+      <w:pPr>
+        <w:pBdr/>
+        <w:spacing/>
+        <w:ind w:firstLine="0" w:left="0"/>
+        <w:rPr/>
+      </w:pPr>
+      <w:r>
+        <w:rPr>
+          <w:lang w:val="en-GB"/>
+        </w:rPr>
+        <w:t xml:space="preserve">F) </w:t>
+      </w:r>
+      <w:r>
+        <w:t xml:space="preserve">Gebruik nu een andere instructie dan printf om een crash te veroorzaken.</w:t>
+      </w:r>
+      <w:r/>
+    </w:p>
+    <w:p>
+      <w:pPr>
+        <w:pBdr/>
+        <w:spacing/>
+        <w:ind w:firstLine="0" w:left="720"/>
+        <w:rPr/>
+      </w:pPr>
+      <w:r>
+        <w:rPr>
+          <w:highlight w:val="none"/>
+        </w:rPr>
       </w:r>
       <w:r>
         <mc:AlternateContent>
           <mc:Choice Requires="wpg">
             <w:drawing>
               <wp:inline xmlns:wp="http://schemas.openxmlformats.org/drawingml/2006/wordprocessingDrawing" distT="0" distB="0" distL="0" distR="0">
-                <wp:extent cx="3267075" cy="1285875"/>
+                <wp:extent cx="3819525" cy="3581400"/>
                 <wp:effectExtent l="0" t="0" r="0" b="0"/>
                 <wp:docPr id="6" name=""/>
                 <wp:cNvGraphicFramePr>
@@ -576,20 +727,20 @@
                   <a:graphicData uri="http://schemas.openxmlformats.org/drawingml/2006/picture">
                     <pic:pic xmlns:pic="http://schemas.openxmlformats.org/drawingml/2006/picture">
                       <pic:nvPicPr>
-                        <pic:cNvPr id="993023127" name=""/>
+                        <pic:cNvPr id="2142295701" name=""/>
                         <pic:cNvPicPr>
                           <a:picLocks noChangeAspect="1"/>
                         </pic:cNvPicPr>
                         <pic:nvPr/>
                       </pic:nvPicPr>
-                      <pic:blipFill rotWithShape="1">
+                      <pic:blipFill>
                         <a:blip r:embed="rId14"/>
                         <a:stretch/>
                       </pic:blipFill>
                       <pic:spPr bwMode="auto">
                         <a:xfrm>
                           <a:off x="0" y="0"/>
-                          <a:ext cx="3267074" cy="1285875"/>
+                          <a:ext cx="3819523" cy="3581398"/>
                         </a:xfrm>
                         <a:prstGeom prst="rect">
                           <a:avLst/>
@@ -622,131 +773,8 @@
                 <v:path o:extrusionok="f" gradientshapeok="t" o:connecttype="rect"/>
                 <o:lock v:ext="edit" aspectratio="t"/>
               </v:shapetype>
-              <v:shape id="_x0000_i5" o:spid="_x0000_s5" type="#_x0000_t75" style="width:257.25pt;height:101.25pt;mso-wrap-distance-left:0.00pt;mso-wrap-distance-top:0.00pt;mso-wrap-distance-right:0.00pt;mso-wrap-distance-bottom:0.00pt;z-index:1;" stroked="false">
+              <v:shape id="_x0000_i5" o:spid="_x0000_s5" type="#_x0000_t75" style="width:300.75pt;height:282.00pt;mso-wrap-distance-left:0.00pt;mso-wrap-distance-top:0.00pt;mso-wrap-distance-right:0.00pt;mso-wrap-distance-bottom:0.00pt;z-index:1;" stroked="false">
                 <v:imagedata r:id="rId14" o:title=""/>
-                <o:lock v:ext="edit" rotation="t"/>
-              </v:shape>
-            </w:pict>
-          </mc:Fallback>
-        </mc:AlternateContent>
-      </w:r>
-      <w:r/>
-    </w:p>
-    <w:p>
-      <w:pPr>
-        <w:pStyle w:val="906"/>
-        <w:numPr>
-          <w:ilvl w:val="0"/>
-          <w:numId w:val="4"/>
-        </w:numPr>
-        <w:pBdr/>
-        <w:spacing/>
-        <w:ind/>
-        <w:rPr/>
-      </w:pPr>
-      <w:r>
-        <w:t xml:space="preserve">Maak een voorbeeld met een pointer die door een buffer</w:t>
-      </w:r>
-      <w:r>
-        <w:t xml:space="preserve">overflow</w:t>
-      </w:r>
-      <w:r>
-        <w:t xml:space="preserve"> wordt aangepast. Laat</w:t>
-      </w:r>
-      <w:r>
-        <w:t xml:space="preserve"> z</w:t>
-      </w:r>
-      <w:r>
-        <w:t xml:space="preserve">ien in het memory window</w:t>
-      </w:r>
-      <w:r>
-        <w:t xml:space="preserve"> </w:t>
-      </w:r>
-      <w:r>
-        <w:t xml:space="preserve"> dat de waarde (=adres)  is aangepast. </w:t>
-      </w:r>
-      <w:r>
-        <w:rPr>
-          <w:highlight w:val="none"/>
-        </w:rPr>
-      </w:r>
-      <w:r/>
-    </w:p>
-    <w:p>
-      <w:pPr>
-        <w:pBdr/>
-        <w:spacing/>
-        <w:ind w:firstLine="0" w:left="720"/>
-        <w:rPr/>
-      </w:pPr>
-      <w:r>
-        <w:rPr>
-          <w:highlight w:val="none"/>
-        </w:rPr>
-      </w:r>
-      <w:r>
-        <mc:AlternateContent>
-          <mc:Choice Requires="wpg">
-            <w:drawing>
-              <wp:inline xmlns:wp="http://schemas.openxmlformats.org/drawingml/2006/wordprocessingDrawing" distT="0" distB="0" distL="0" distR="0">
-                <wp:extent cx="5731510" cy="1018374"/>
-                <wp:effectExtent l="0" t="0" r="0" b="0"/>
-                <wp:docPr id="7" name=""/>
-                <wp:cNvGraphicFramePr>
-                  <a:graphicFrameLocks xmlns:a="http://schemas.openxmlformats.org/drawingml/2006/main" noChangeAspect="1"/>
-                </wp:cNvGraphicFramePr>
-                <a:graphic xmlns:a="http://schemas.openxmlformats.org/drawingml/2006/main">
-                  <a:graphicData uri="http://schemas.openxmlformats.org/drawingml/2006/picture">
-                    <pic:pic xmlns:pic="http://schemas.openxmlformats.org/drawingml/2006/picture">
-                      <pic:nvPicPr>
-                        <pic:cNvPr id="1803709010" name=""/>
-                        <pic:cNvPicPr>
-                          <a:picLocks noChangeAspect="1"/>
-                        </pic:cNvPicPr>
-                        <pic:nvPr/>
-                      </pic:nvPicPr>
-                      <pic:blipFill rotWithShape="1">
-                        <a:blip r:embed="rId15"/>
-                        <a:stretch/>
-                      </pic:blipFill>
-                      <pic:spPr bwMode="auto">
-                        <a:xfrm>
-                          <a:off x="0" y="0"/>
-                          <a:ext cx="5731509" cy="1018373"/>
-                        </a:xfrm>
-                        <a:prstGeom prst="rect">
-                          <a:avLst/>
-                        </a:prstGeom>
-                      </pic:spPr>
-                    </pic:pic>
-                  </a:graphicData>
-                </a:graphic>
-              </wp:inline>
-            </w:drawing>
-          </mc:Choice>
-          <mc:Fallback>
-            <w:pict>
-              <v:shapetype id="_x0000_t75" coordsize="21600,21600" o:spt="75" o:preferrelative="t" path="m@4@5l@4@11@9@11@9@5xe" filled="f" stroked="f">
-                <v:stroke joinstyle="miter"/>
-                <v:formulas>
-                  <v:f eqn="if lineDrawn pixelLineWidth 0"/>
-                  <v:f eqn="sum @0 1 0"/>
-                  <v:f eqn="sum 0 0 @1"/>
-                  <v:f eqn="prod @2 1 2"/>
-                  <v:f eqn="prod @3 21600 pixelWidth"/>
-                  <v:f eqn="prod @3 21600 pixelHeight"/>
-                  <v:f eqn="sum @0 0 1"/>
-                  <v:f eqn="prod @6 1 2"/>
-                  <v:f eqn="prod @7 21600 pixelWidth"/>
-                  <v:f eqn="sum @8 21600 0"/>
-                  <v:f eqn="prod @7 21600 pixelHeight"/>
-                  <v:f eqn="sum @10 21600 0"/>
-                </v:formulas>
-                <v:path o:extrusionok="f" gradientshapeok="t" o:connecttype="rect"/>
-                <o:lock v:ext="edit" aspectratio="t"/>
-              </v:shapetype>
-              <v:shape id="_x0000_i6" o:spid="_x0000_s6" type="#_x0000_t75" style="width:451.30pt;height:80.19pt;mso-wrap-distance-left:0.00pt;mso-wrap-distance-top:0.00pt;mso-wrap-distance-right:0.00pt;mso-wrap-distance-bottom:0.00pt;z-index:1;" stroked="false">
-                <v:imagedata r:id="rId15" o:title=""/>
                 <o:lock v:ext="edit" rotation="t"/>
               </v:shape>
             </w:pict>
@@ -759,307 +787,6 @@
         </w:rPr>
       </w:r>
       <w:r/>
-    </w:p>
-    <w:p>
-      <w:pPr>
-        <w:pStyle w:val="906"/>
-        <w:numPr>
-          <w:ilvl w:val="0"/>
-          <w:numId w:val="4"/>
-        </w:numPr>
-        <w:pBdr/>
-        <w:spacing/>
-        <w:ind/>
-        <w:rPr/>
-      </w:pPr>
-      <w:r>
-        <w:t xml:space="preserve">Gebruik nu de pointer</w:t>
-      </w:r>
-      <w:r>
-        <w:t xml:space="preserve"> en laat zien wat het effect is omdat de waarde is aangepast</w:t>
-      </w:r>
-      <w:r/>
-    </w:p>
-    <w:p>
-      <w:pPr>
-        <w:pBdr/>
-        <w:spacing/>
-        <w:ind w:firstLine="0" w:left="720"/>
-        <w:rPr/>
-      </w:pPr>
-      <w:r>
-        <w:rPr>
-          <w:highlight w:val="none"/>
-        </w:rPr>
-      </w:r>
-      <w:r>
-        <w:rPr>
-          <w:highlight w:val="none"/>
-        </w:rPr>
-      </w:r>
-      <w:r>
-        <mc:AlternateContent>
-          <mc:Choice Requires="wpg">
-            <w:drawing>
-              <wp:inline xmlns:wp="http://schemas.openxmlformats.org/drawingml/2006/wordprocessingDrawing" distT="0" distB="0" distL="0" distR="0">
-                <wp:extent cx="5731510" cy="2342699"/>
-                <wp:effectExtent l="0" t="0" r="0" b="0"/>
-                <wp:docPr id="8" name=""/>
-                <wp:cNvGraphicFramePr>
-                  <a:graphicFrameLocks xmlns:a="http://schemas.openxmlformats.org/drawingml/2006/main" noChangeAspect="1"/>
-                </wp:cNvGraphicFramePr>
-                <a:graphic xmlns:a="http://schemas.openxmlformats.org/drawingml/2006/main">
-                  <a:graphicData uri="http://schemas.openxmlformats.org/drawingml/2006/picture">
-                    <pic:pic xmlns:pic="http://schemas.openxmlformats.org/drawingml/2006/picture">
-                      <pic:nvPicPr>
-                        <pic:cNvPr id="583117169" name=""/>
-                        <pic:cNvPicPr>
-                          <a:picLocks noChangeAspect="1"/>
-                        </pic:cNvPicPr>
-                        <pic:nvPr/>
-                      </pic:nvPicPr>
-                      <pic:blipFill rotWithShape="1">
-                        <a:blip r:embed="rId16"/>
-                        <a:stretch/>
-                      </pic:blipFill>
-                      <pic:spPr bwMode="auto">
-                        <a:xfrm>
-                          <a:off x="0" y="0"/>
-                          <a:ext cx="5731509" cy="2342699"/>
-                        </a:xfrm>
-                        <a:prstGeom prst="rect">
-                          <a:avLst/>
-                        </a:prstGeom>
-                      </pic:spPr>
-                    </pic:pic>
-                  </a:graphicData>
-                </a:graphic>
-              </wp:inline>
-            </w:drawing>
-          </mc:Choice>
-          <mc:Fallback>
-            <w:pict>
-              <v:shapetype id="_x0000_t75" coordsize="21600,21600" o:spt="75" o:preferrelative="t" path="m@4@5l@4@11@9@11@9@5xe" filled="f" stroked="f">
-                <v:stroke joinstyle="miter"/>
-                <v:formulas>
-                  <v:f eqn="if lineDrawn pixelLineWidth 0"/>
-                  <v:f eqn="sum @0 1 0"/>
-                  <v:f eqn="sum 0 0 @1"/>
-                  <v:f eqn="prod @2 1 2"/>
-                  <v:f eqn="prod @3 21600 pixelWidth"/>
-                  <v:f eqn="prod @3 21600 pixelHeight"/>
-                  <v:f eqn="sum @0 0 1"/>
-                  <v:f eqn="prod @6 1 2"/>
-                  <v:f eqn="prod @7 21600 pixelWidth"/>
-                  <v:f eqn="sum @8 21600 0"/>
-                  <v:f eqn="prod @7 21600 pixelHeight"/>
-                  <v:f eqn="sum @10 21600 0"/>
-                </v:formulas>
-                <v:path o:extrusionok="f" gradientshapeok="t" o:connecttype="rect"/>
-                <o:lock v:ext="edit" aspectratio="t"/>
-              </v:shapetype>
-              <v:shape id="_x0000_i7" o:spid="_x0000_s7" type="#_x0000_t75" style="width:451.30pt;height:184.46pt;mso-wrap-distance-left:0.00pt;mso-wrap-distance-top:0.00pt;mso-wrap-distance-right:0.00pt;mso-wrap-distance-bottom:0.00pt;z-index:1;" stroked="false">
-                <v:imagedata r:id="rId16" o:title=""/>
-                <o:lock v:ext="edit" rotation="t"/>
-              </v:shape>
-            </w:pict>
-          </mc:Fallback>
-        </mc:AlternateContent>
-      </w:r>
-      <w:r>
-        <w:rPr>
-          <w:highlight w:val="none"/>
-        </w:rPr>
-      </w:r>
-      <w:r>
-        <w:rPr>
-          <w:highlight w:val="none"/>
-        </w:rPr>
-      </w:r>
-    </w:p>
-    <w:p>
-      <w:pPr>
-        <w:pStyle w:val="906"/>
-        <w:numPr>
-          <w:ilvl w:val="0"/>
-          <w:numId w:val="4"/>
-        </w:numPr>
-        <w:pBdr/>
-        <w:spacing/>
-        <w:ind/>
-        <w:rPr/>
-      </w:pPr>
-      <w:r>
-        <w:t xml:space="preserve">Gebruik nu een andere instructie dan printf om een crash te veroorzaken.</w:t>
-      </w:r>
-      <w:r/>
-    </w:p>
-    <w:p>
-      <w:pPr>
-        <w:pStyle w:val="906"/>
-        <w:pBdr/>
-        <w:spacing/>
-        <w:ind/>
-        <w:rPr/>
-      </w:pPr>
-      <w:r>
-        <w:t xml:space="preserve">Laat zien wat de minimale lengte is waarbij je het returnadres aanpast en dus een crash krijgt</w:t>
-        <w:br/>
-      </w:r>
-      <w:r>
-        <w:t xml:space="preserve">--- Opdracht D, E en F ---</w:t>
-      </w:r>
-      <w:r/>
-    </w:p>
-    <w:p>
-      <w:pPr>
-        <w:pStyle w:val="906"/>
-        <w:pBdr/>
-        <w:spacing/>
-        <w:ind/>
-        <w:rPr/>
-      </w:pPr>
-      <w:r>
-        <w:t xml:space="preserve">Adres van pointer: 0097F788</w:t>
-      </w:r>
-      <w:r/>
-    </w:p>
-    <w:p>
-      <w:pPr>
-        <w:pStyle w:val="906"/>
-        <w:pBdr/>
-        <w:spacing/>
-        <w:ind/>
-        <w:rPr/>
-      </w:pPr>
-      <w:r>
-        <w:t xml:space="preserve">Adres van buffer: 0097F780</w:t>
-      </w:r>
-      <w:r/>
-    </w:p>
-    <w:p>
-      <w:pPr>
-        <w:pStyle w:val="906"/>
-        <w:pBdr/>
-        <w:spacing/>
-        <w:ind/>
-        <w:rPr/>
-      </w:pPr>
-      <w:r>
-        <w:t xml:space="preserve">Voor overflow wijst pointer naar adres: 0097F78C (bevat: Origineel)</w:t>
-      </w:r>
-      <w:r/>
-    </w:p>
-    <w:p>
-      <w:pPr>
-        <w:pStyle w:val="906"/>
-        <w:pBdr/>
-        <w:spacing/>
-        <w:ind/>
-        <w:rPr/>
-      </w:pPr>
-      <w:r>
-        <w:t xml:space="preserve">Na overflow wijst pointer naar adres (aangepast!): 41414141</w:t>
-      </w:r>
-      <w:r/>
-    </w:p>
-    <w:p>
-      <w:pPr>
-        <w:pStyle w:val="906"/>
-        <w:pBdr/>
-        <w:spacing/>
-        <w:ind/>
-        <w:rPr/>
-      </w:pPr>
-      <w:r>
-        <w:t xml:space="preserve">We gaan nu schrijven naar de overschreven pointer om een crash te forceren...</w:t>
-      </w:r>
-      <w:r>
-        <w:br/>
-      </w:r>
-      <w:r/>
-    </w:p>
-    <w:p>
-      <w:pPr>
-        <w:pBdr/>
-        <w:spacing/>
-        <w:ind w:firstLine="0" w:left="720"/>
-        <w:rPr/>
-      </w:pPr>
-      <w:r>
-        <w:rPr>
-          <w:highlight w:val="none"/>
-        </w:rPr>
-      </w:r>
-      <w:r>
-        <mc:AlternateContent>
-          <mc:Choice Requires="wpg">
-            <w:drawing>
-              <wp:inline xmlns:wp="http://schemas.openxmlformats.org/drawingml/2006/wordprocessingDrawing" distT="0" distB="0" distL="0" distR="0">
-                <wp:extent cx="3819525" cy="3581400"/>
-                <wp:effectExtent l="0" t="0" r="0" b="0"/>
-                <wp:docPr id="9" name=""/>
-                <wp:cNvGraphicFramePr>
-                  <a:graphicFrameLocks xmlns:a="http://schemas.openxmlformats.org/drawingml/2006/main" noChangeAspect="1"/>
-                </wp:cNvGraphicFramePr>
-                <a:graphic xmlns:a="http://schemas.openxmlformats.org/drawingml/2006/main">
-                  <a:graphicData uri="http://schemas.openxmlformats.org/drawingml/2006/picture">
-                    <pic:pic xmlns:pic="http://schemas.openxmlformats.org/drawingml/2006/picture">
-                      <pic:nvPicPr>
-                        <pic:cNvPr id="1638822471" name=""/>
-                        <pic:cNvPicPr>
-                          <a:picLocks noChangeAspect="1"/>
-                        </pic:cNvPicPr>
-                        <pic:nvPr/>
-                      </pic:nvPicPr>
-                      <pic:blipFill rotWithShape="1">
-                        <a:blip r:embed="rId17"/>
-                        <a:stretch/>
-                      </pic:blipFill>
-                      <pic:spPr bwMode="auto">
-                        <a:xfrm>
-                          <a:off x="0" y="0"/>
-                          <a:ext cx="3819524" cy="3581399"/>
-                        </a:xfrm>
-                        <a:prstGeom prst="rect">
-                          <a:avLst/>
-                        </a:prstGeom>
-                      </pic:spPr>
-                    </pic:pic>
-                  </a:graphicData>
-                </a:graphic>
-              </wp:inline>
-            </w:drawing>
-          </mc:Choice>
-          <mc:Fallback>
-            <w:pict>
-              <v:shapetype id="_x0000_t75" coordsize="21600,21600" o:spt="75" o:preferrelative="t" path="m@4@5l@4@11@9@11@9@5xe" filled="f" stroked="f">
-                <v:stroke joinstyle="miter"/>
-                <v:formulas>
-                  <v:f eqn="if lineDrawn pixelLineWidth 0"/>
-                  <v:f eqn="sum @0 1 0"/>
-                  <v:f eqn="sum 0 0 @1"/>
-                  <v:f eqn="prod @2 1 2"/>
-                  <v:f eqn="prod @3 21600 pixelWidth"/>
-                  <v:f eqn="prod @3 21600 pixelHeight"/>
-                  <v:f eqn="sum @0 0 1"/>
-                  <v:f eqn="prod @6 1 2"/>
-                  <v:f eqn="prod @7 21600 pixelWidth"/>
-                  <v:f eqn="sum @8 21600 0"/>
-                  <v:f eqn="prod @7 21600 pixelHeight"/>
-                  <v:f eqn="sum @10 21600 0"/>
-                </v:formulas>
-                <v:path o:extrusionok="f" gradientshapeok="t" o:connecttype="rect"/>
-                <o:lock v:ext="edit" aspectratio="t"/>
-              </v:shapetype>
-              <v:shape id="_x0000_i8" o:spid="_x0000_s8" type="#_x0000_t75" style="width:300.75pt;height:282.00pt;mso-wrap-distance-left:0.00pt;mso-wrap-distance-top:0.00pt;mso-wrap-distance-right:0.00pt;mso-wrap-distance-bottom:0.00pt;z-index:1;" stroked="false">
-                <v:imagedata r:id="rId17" o:title=""/>
-                <o:lock v:ext="edit" rotation="t"/>
-              </v:shape>
-            </w:pict>
-          </mc:Fallback>
-        </mc:AlternateContent>
-      </w:r>
       <w:r>
         <w:rPr>
           <w:highlight w:val="none"/>
@@ -1825,7 +1552,7 @@
               <wp:inline xmlns:wp="http://schemas.openxmlformats.org/drawingml/2006/wordprocessingDrawing" distT="0" distB="0" distL="0" distR="0">
                 <wp:extent cx="5731510" cy="1044846"/>
                 <wp:effectExtent l="0" t="0" r="0" b="0"/>
-                <wp:docPr id="10" name=""/>
+                <wp:docPr id="7" name=""/>
                 <wp:cNvGraphicFramePr>
                   <a:graphicFrameLocks xmlns:a="http://schemas.openxmlformats.org/drawingml/2006/main" noChangeAspect="1"/>
                 </wp:cNvGraphicFramePr>
@@ -1839,8 +1566,8 @@
                         </pic:cNvPicPr>
                         <pic:nvPr/>
                       </pic:nvPicPr>
-                      <pic:blipFill rotWithShape="1">
-                        <a:blip r:embed="rId18"/>
+                      <pic:blipFill>
+                        <a:blip r:embed="rId15"/>
                         <a:stretch/>
                       </pic:blipFill>
                       <pic:spPr bwMode="auto">
@@ -1879,8 +1606,8 @@
                 <v:path o:extrusionok="f" gradientshapeok="t" o:connecttype="rect"/>
                 <o:lock v:ext="edit" aspectratio="t"/>
               </v:shapetype>
-              <v:shape id="_x0000_i9" o:spid="_x0000_s9" type="#_x0000_t75" style="width:451.30pt;height:82.27pt;mso-wrap-distance-left:0.00pt;mso-wrap-distance-top:0.00pt;mso-wrap-distance-right:0.00pt;mso-wrap-distance-bottom:0.00pt;z-index:1;" stroked="false">
-                <v:imagedata r:id="rId18" o:title=""/>
+              <v:shape id="_x0000_i6" o:spid="_x0000_s6" type="#_x0000_t75" style="width:451.30pt;height:82.27pt;mso-wrap-distance-left:0.00pt;mso-wrap-distance-top:0.00pt;mso-wrap-distance-right:0.00pt;mso-wrap-distance-bottom:0.00pt;z-index:1;" stroked="false">
+                <v:imagedata r:id="rId15" o:title=""/>
                 <o:lock v:ext="edit" rotation="t"/>
               </v:shape>
             </w:pict>
@@ -1912,7 +1639,7 @@
               <wp:inline xmlns:wp="http://schemas.openxmlformats.org/drawingml/2006/wordprocessingDrawing" distT="0" distB="0" distL="0" distR="0">
                 <wp:extent cx="5731510" cy="551178"/>
                 <wp:effectExtent l="0" t="0" r="0" b="0"/>
-                <wp:docPr id="11" name=""/>
+                <wp:docPr id="8" name=""/>
                 <wp:cNvGraphicFramePr>
                   <a:graphicFrameLocks xmlns:a="http://schemas.openxmlformats.org/drawingml/2006/main" noChangeAspect="1"/>
                 </wp:cNvGraphicFramePr>
@@ -1926,8 +1653,8 @@
                         </pic:cNvPicPr>
                         <pic:nvPr/>
                       </pic:nvPicPr>
-                      <pic:blipFill rotWithShape="1">
-                        <a:blip r:embed="rId19"/>
+                      <pic:blipFill>
+                        <a:blip r:embed="rId16"/>
                         <a:stretch/>
                       </pic:blipFill>
                       <pic:spPr bwMode="auto">
@@ -1966,8 +1693,8 @@
                 <v:path o:extrusionok="f" gradientshapeok="t" o:connecttype="rect"/>
                 <o:lock v:ext="edit" aspectratio="t"/>
               </v:shapetype>
-              <v:shape id="_x0000_i10" o:spid="_x0000_s10" type="#_x0000_t75" style="width:451.30pt;height:43.40pt;mso-wrap-distance-left:0.00pt;mso-wrap-distance-top:0.00pt;mso-wrap-distance-right:0.00pt;mso-wrap-distance-bottom:0.00pt;z-index:1;" stroked="false">
-                <v:imagedata r:id="rId19" o:title=""/>
+              <v:shape id="_x0000_i7" o:spid="_x0000_s7" type="#_x0000_t75" style="width:451.30pt;height:43.40pt;mso-wrap-distance-left:0.00pt;mso-wrap-distance-top:0.00pt;mso-wrap-distance-right:0.00pt;mso-wrap-distance-bottom:0.00pt;z-index:1;" stroked="false">
+                <v:imagedata r:id="rId16" o:title=""/>
                 <o:lock v:ext="edit" rotation="t"/>
               </v:shape>
             </w:pict>
@@ -2980,7 +2707,7 @@
       <w:footnotePr/>
       <w:endnotePr/>
       <w:type w:val="nextPage"/>
-      <w:pgSz w:h="16838" w:orient="portrait" w:w="11906"/>
+      <w:pgSz w:h="16838" w:orient="landscape" w:w="11906"/>
       <w:pgMar w:top="1440" w:right="1440" w:bottom="1440" w:left="1440" w:header="708" w:footer="708" w:gutter="0"/>
       <w:cols w:num="1" w:sep="0" w:space="708" w:equalWidth="1"/>
     </w:sectPr>
@@ -4191,9 +3918,9 @@
     <w:lsdException w:name="Bibliography" w:uiPriority="37"/>
     <w:lsdException w:name="TOC Heading" w:uiPriority="39" w:qFormat="1"/>
   </w:latentStyles>
-  <w:style w:type="character" w:styleId="715">
+  <w:style w:type="character" w:styleId="668">
     <w:name w:val="Intense Emphasis"/>
-    <w:basedOn w:val="902"/>
+    <w:basedOn w:val="855"/>
     <w:uiPriority w:val="21"/>
     <w:qFormat/>
     <w:pPr>
@@ -4207,9 +3934,9 @@
       <w:color w:val="0f4761" w:themeColor="accent1" w:themeShade="BF"/>
     </w:rPr>
   </w:style>
-  <w:style w:type="character" w:styleId="716">
+  <w:style w:type="character" w:styleId="669">
     <w:name w:val="Intense Reference"/>
-    <w:basedOn w:val="902"/>
+    <w:basedOn w:val="855"/>
     <w:uiPriority w:val="32"/>
     <w:qFormat/>
     <w:pPr>
@@ -4225,9 +3952,9 @@
       <w:spacing w:val="5"/>
     </w:rPr>
   </w:style>
-  <w:style w:type="character" w:styleId="717">
+  <w:style w:type="character" w:styleId="670">
     <w:name w:val="Subtle Emphasis"/>
-    <w:basedOn w:val="902"/>
+    <w:basedOn w:val="855"/>
     <w:uiPriority w:val="19"/>
     <w:qFormat/>
     <w:pPr>
@@ -4241,9 +3968,9 @@
       <w:color w:val="404040" w:themeColor="text1" w:themeTint="BF"/>
     </w:rPr>
   </w:style>
-  <w:style w:type="character" w:styleId="718">
+  <w:style w:type="character" w:styleId="671">
     <w:name w:val="Emphasis"/>
-    <w:basedOn w:val="902"/>
+    <w:basedOn w:val="855"/>
     <w:uiPriority w:val="20"/>
     <w:qFormat/>
     <w:pPr>
@@ -4256,9 +3983,9 @@
       <w:iCs/>
     </w:rPr>
   </w:style>
-  <w:style w:type="character" w:styleId="719">
+  <w:style w:type="character" w:styleId="672">
     <w:name w:val="Strong"/>
-    <w:basedOn w:val="902"/>
+    <w:basedOn w:val="855"/>
     <w:uiPriority w:val="22"/>
     <w:qFormat/>
     <w:pPr>
@@ -4271,9 +3998,9 @@
       <w:bCs/>
     </w:rPr>
   </w:style>
-  <w:style w:type="character" w:styleId="720">
+  <w:style w:type="character" w:styleId="673">
     <w:name w:val="Subtle Reference"/>
-    <w:basedOn w:val="902"/>
+    <w:basedOn w:val="855"/>
     <w:uiPriority w:val="31"/>
     <w:qFormat/>
     <w:pPr>
@@ -4286,9 +4013,9 @@
       <w:color w:val="5a5a5a" w:themeColor="text1" w:themeTint="A5"/>
     </w:rPr>
   </w:style>
-  <w:style w:type="character" w:styleId="721">
+  <w:style w:type="character" w:styleId="674">
     <w:name w:val="Book Title"/>
-    <w:basedOn w:val="902"/>
+    <w:basedOn w:val="855"/>
     <w:uiPriority w:val="33"/>
     <w:qFormat/>
     <w:pPr>
@@ -4304,9 +4031,9 @@
       <w:spacing w:val="5"/>
     </w:rPr>
   </w:style>
-  <w:style w:type="character" w:styleId="722">
+  <w:style w:type="character" w:styleId="675">
     <w:name w:val="FollowedHyperlink"/>
-    <w:basedOn w:val="902"/>
+    <w:basedOn w:val="855"/>
     <w:uiPriority w:val="99"/>
     <w:semiHidden/>
     <w:unhideWhenUsed/>
@@ -4320,9 +4047,9 @@
       <w:u w:val="single"/>
     </w:rPr>
   </w:style>
-  <w:style w:type="character" w:styleId="723">
+  <w:style w:type="character" w:styleId="676">
     <w:name w:val="Placeholder Text"/>
-    <w:basedOn w:val="902"/>
+    <w:basedOn w:val="855"/>
     <w:uiPriority w:val="99"/>
     <w:semiHidden/>
     <w:pPr>
@@ -4334,10 +4061,10 @@
       <w:color w:val="666666"/>
     </w:rPr>
   </w:style>
-  <w:style w:type="character" w:styleId="724">
+  <w:style w:type="character" w:styleId="677">
     <w:name w:val="Heading 1 Char"/>
-    <w:basedOn w:val="902"/>
-    <w:link w:val="901"/>
+    <w:basedOn w:val="855"/>
+    <w:link w:val="854"/>
     <w:uiPriority w:val="9"/>
     <w:pPr>
       <w:pBdr/>
@@ -4350,11 +4077,11 @@
       <w:szCs w:val="40"/>
     </w:rPr>
   </w:style>
-  <w:style w:type="paragraph" w:styleId="725">
+  <w:style w:type="paragraph" w:styleId="678">
     <w:name w:val="Heading 2"/>
-    <w:basedOn w:val="900"/>
-    <w:next w:val="900"/>
-    <w:link w:val="726"/>
+    <w:basedOn w:val="853"/>
+    <w:next w:val="853"/>
+    <w:link w:val="679"/>
     <w:uiPriority w:val="9"/>
     <w:unhideWhenUsed/>
     <w:qFormat/>
@@ -4371,10 +4098,10 @@
       <w:sz w:val="34"/>
     </w:rPr>
   </w:style>
-  <w:style w:type="character" w:styleId="726">
+  <w:style w:type="character" w:styleId="679">
     <w:name w:val="Heading 2 Char"/>
-    <w:basedOn w:val="902"/>
-    <w:link w:val="725"/>
+    <w:basedOn w:val="855"/>
+    <w:link w:val="678"/>
     <w:uiPriority w:val="9"/>
     <w:pPr>
       <w:pBdr/>
@@ -4386,11 +4113,11 @@
       <w:sz w:val="34"/>
     </w:rPr>
   </w:style>
-  <w:style w:type="paragraph" w:styleId="727">
+  <w:style w:type="paragraph" w:styleId="680">
     <w:name w:val="Heading 3"/>
-    <w:basedOn w:val="900"/>
-    <w:next w:val="900"/>
-    <w:link w:val="728"/>
+    <w:basedOn w:val="853"/>
+    <w:next w:val="853"/>
+    <w:link w:val="681"/>
     <w:uiPriority w:val="9"/>
     <w:unhideWhenUsed/>
     <w:qFormat/>
@@ -4408,10 +4135,10 @@
       <w:szCs w:val="30"/>
     </w:rPr>
   </w:style>
-  <w:style w:type="character" w:styleId="728">
+  <w:style w:type="character" w:styleId="681">
     <w:name w:val="Heading 3 Char"/>
-    <w:basedOn w:val="902"/>
-    <w:link w:val="727"/>
+    <w:basedOn w:val="855"/>
+    <w:link w:val="680"/>
     <w:uiPriority w:val="9"/>
     <w:pPr>
       <w:pBdr/>
@@ -4424,11 +4151,11 @@
       <w:szCs w:val="30"/>
     </w:rPr>
   </w:style>
-  <w:style w:type="paragraph" w:styleId="729">
+  <w:style w:type="paragraph" w:styleId="682">
     <w:name w:val="Heading 4"/>
-    <w:basedOn w:val="900"/>
-    <w:next w:val="900"/>
-    <w:link w:val="730"/>
+    <w:basedOn w:val="853"/>
+    <w:next w:val="853"/>
+    <w:link w:val="683"/>
     <w:uiPriority w:val="9"/>
     <w:unhideWhenUsed/>
     <w:qFormat/>
@@ -4448,10 +4175,10 @@
       <w:szCs w:val="26"/>
     </w:rPr>
   </w:style>
-  <w:style w:type="character" w:styleId="730">
+  <w:style w:type="character" w:styleId="683">
     <w:name w:val="Heading 4 Char"/>
-    <w:basedOn w:val="902"/>
-    <w:link w:val="729"/>
+    <w:basedOn w:val="855"/>
+    <w:link w:val="682"/>
     <w:uiPriority w:val="9"/>
     <w:pPr>
       <w:pBdr/>
@@ -4466,11 +4193,11 @@
       <w:szCs w:val="26"/>
     </w:rPr>
   </w:style>
-  <w:style w:type="paragraph" w:styleId="731">
+  <w:style w:type="paragraph" w:styleId="684">
     <w:name w:val="Heading 5"/>
-    <w:basedOn w:val="900"/>
-    <w:next w:val="900"/>
-    <w:link w:val="732"/>
+    <w:basedOn w:val="853"/>
+    <w:next w:val="853"/>
+    <w:link w:val="685"/>
     <w:uiPriority w:val="9"/>
     <w:unhideWhenUsed/>
     <w:qFormat/>
@@ -4490,10 +4217,10 @@
       <w:szCs w:val="24"/>
     </w:rPr>
   </w:style>
-  <w:style w:type="character" w:styleId="732">
+  <w:style w:type="character" w:styleId="685">
     <w:name w:val="Heading 5 Char"/>
-    <w:basedOn w:val="902"/>
-    <w:link w:val="731"/>
+    <w:basedOn w:val="855"/>
+    <w:link w:val="684"/>
     <w:uiPriority w:val="9"/>
     <w:pPr>
       <w:pBdr/>
@@ -4508,11 +4235,11 @@
       <w:szCs w:val="24"/>
     </w:rPr>
   </w:style>
-  <w:style w:type="paragraph" w:styleId="733">
+  <w:style w:type="paragraph" w:styleId="686">
     <w:name w:val="Heading 6"/>
-    <w:basedOn w:val="900"/>
-    <w:next w:val="900"/>
-    <w:link w:val="734"/>
+    <w:basedOn w:val="853"/>
+    <w:next w:val="853"/>
+    <w:link w:val="687"/>
     <w:uiPriority w:val="9"/>
     <w:unhideWhenUsed/>
     <w:qFormat/>
@@ -4532,10 +4259,10 @@
       <w:szCs w:val="22"/>
     </w:rPr>
   </w:style>
-  <w:style w:type="character" w:styleId="734">
+  <w:style w:type="character" w:styleId="687">
     <w:name w:val="Heading 6 Char"/>
-    <w:basedOn w:val="902"/>
-    <w:link w:val="733"/>
+    <w:basedOn w:val="855"/>
+    <w:link w:val="686"/>
     <w:uiPriority w:val="9"/>
     <w:pPr>
       <w:pBdr/>
@@ -4550,11 +4277,11 @@
       <w:szCs w:val="22"/>
     </w:rPr>
   </w:style>
-  <w:style w:type="paragraph" w:styleId="735">
+  <w:style w:type="paragraph" w:styleId="688">
     <w:name w:val="Heading 7"/>
-    <w:basedOn w:val="900"/>
-    <w:next w:val="900"/>
-    <w:link w:val="736"/>
+    <w:basedOn w:val="853"/>
+    <w:next w:val="853"/>
+    <w:link w:val="689"/>
     <w:uiPriority w:val="9"/>
     <w:unhideWhenUsed/>
     <w:qFormat/>
@@ -4576,10 +4303,10 @@
       <w:szCs w:val="22"/>
     </w:rPr>
   </w:style>
-  <w:style w:type="character" w:styleId="736">
+  <w:style w:type="character" w:styleId="689">
     <w:name w:val="Heading 7 Char"/>
-    <w:basedOn w:val="902"/>
-    <w:link w:val="735"/>
+    <w:basedOn w:val="855"/>
+    <w:link w:val="688"/>
     <w:uiPriority w:val="9"/>
     <w:pPr>
       <w:pBdr/>
@@ -4596,11 +4323,11 @@
       <w:szCs w:val="22"/>
     </w:rPr>
   </w:style>
-  <w:style w:type="paragraph" w:styleId="737">
+  <w:style w:type="paragraph" w:styleId="690">
     <w:name w:val="Heading 8"/>
-    <w:basedOn w:val="900"/>
-    <w:next w:val="900"/>
-    <w:link w:val="738"/>
+    <w:basedOn w:val="853"/>
+    <w:next w:val="853"/>
+    <w:link w:val="691"/>
     <w:uiPriority w:val="9"/>
     <w:unhideWhenUsed/>
     <w:qFormat/>
@@ -4620,10 +4347,10 @@
       <w:szCs w:val="22"/>
     </w:rPr>
   </w:style>
-  <w:style w:type="character" w:styleId="738">
+  <w:style w:type="character" w:styleId="691">
     <w:name w:val="Heading 8 Char"/>
-    <w:basedOn w:val="902"/>
-    <w:link w:val="737"/>
+    <w:basedOn w:val="855"/>
+    <w:link w:val="690"/>
     <w:uiPriority w:val="9"/>
     <w:pPr>
       <w:pBdr/>
@@ -4638,11 +4365,11 @@
       <w:szCs w:val="22"/>
     </w:rPr>
   </w:style>
-  <w:style w:type="paragraph" w:styleId="739">
+  <w:style w:type="paragraph" w:styleId="692">
     <w:name w:val="Heading 9"/>
-    <w:basedOn w:val="900"/>
-    <w:next w:val="900"/>
-    <w:link w:val="740"/>
+    <w:basedOn w:val="853"/>
+    <w:next w:val="853"/>
+    <w:link w:val="693"/>
     <w:uiPriority w:val="9"/>
     <w:unhideWhenUsed/>
     <w:qFormat/>
@@ -4662,10 +4389,10 @@
       <w:szCs w:val="21"/>
     </w:rPr>
   </w:style>
-  <w:style w:type="character" w:styleId="740">
+  <w:style w:type="character" w:styleId="693">
     <w:name w:val="Heading 9 Char"/>
-    <w:basedOn w:val="902"/>
-    <w:link w:val="739"/>
+    <w:basedOn w:val="855"/>
+    <w:link w:val="692"/>
     <w:uiPriority w:val="9"/>
     <w:pPr>
       <w:pBdr/>
@@ -4680,7 +4407,7 @@
       <w:szCs w:val="21"/>
     </w:rPr>
   </w:style>
-  <w:style w:type="paragraph" w:styleId="741">
+  <w:style w:type="paragraph" w:styleId="694">
     <w:name w:val="No Spacing"/>
     <w:uiPriority w:val="1"/>
     <w:qFormat/>
@@ -4690,11 +4417,11 @@
       <w:ind/>
     </w:pPr>
   </w:style>
-  <w:style w:type="paragraph" w:styleId="742">
+  <w:style w:type="paragraph" w:styleId="695">
     <w:name w:val="Title"/>
-    <w:basedOn w:val="900"/>
-    <w:next w:val="900"/>
-    <w:link w:val="743"/>
+    <w:basedOn w:val="853"/>
+    <w:next w:val="853"/>
+    <w:link w:val="696"/>
     <w:uiPriority w:val="10"/>
     <w:qFormat/>
     <w:pPr>
@@ -4708,10 +4435,10 @@
       <w:szCs w:val="48"/>
     </w:rPr>
   </w:style>
-  <w:style w:type="character" w:styleId="743">
+  <w:style w:type="character" w:styleId="696">
     <w:name w:val="Title Char"/>
-    <w:basedOn w:val="902"/>
-    <w:link w:val="742"/>
+    <w:basedOn w:val="855"/>
+    <w:link w:val="695"/>
     <w:uiPriority w:val="10"/>
     <w:pPr>
       <w:pBdr/>
@@ -4723,11 +4450,11 @@
       <w:szCs w:val="48"/>
     </w:rPr>
   </w:style>
-  <w:style w:type="paragraph" w:styleId="744">
+  <w:style w:type="paragraph" w:styleId="697">
     <w:name w:val="Subtitle"/>
-    <w:basedOn w:val="900"/>
-    <w:next w:val="900"/>
-    <w:link w:val="745"/>
+    <w:basedOn w:val="853"/>
+    <w:next w:val="853"/>
+    <w:link w:val="698"/>
     <w:uiPriority w:val="11"/>
     <w:qFormat/>
     <w:pPr>
@@ -4740,10 +4467,10 @@
       <w:szCs w:val="24"/>
     </w:rPr>
   </w:style>
-  <w:style w:type="character" w:styleId="745">
+  <w:style w:type="character" w:styleId="698">
     <w:name w:val="Subtitle Char"/>
-    <w:basedOn w:val="902"/>
-    <w:link w:val="744"/>
+    <w:basedOn w:val="855"/>
+    <w:link w:val="697"/>
     <w:uiPriority w:val="11"/>
     <w:pPr>
       <w:pBdr/>
@@ -4755,11 +4482,11 @@
       <w:szCs w:val="24"/>
     </w:rPr>
   </w:style>
-  <w:style w:type="paragraph" w:styleId="746">
+  <w:style w:type="paragraph" w:styleId="699">
     <w:name w:val="Quote"/>
-    <w:basedOn w:val="900"/>
-    <w:next w:val="900"/>
-    <w:link w:val="747"/>
+    <w:basedOn w:val="853"/>
+    <w:next w:val="853"/>
+    <w:link w:val="700"/>
     <w:uiPriority w:val="29"/>
     <w:qFormat/>
     <w:pPr>
@@ -4771,9 +4498,9 @@
       <w:i/>
     </w:rPr>
   </w:style>
-  <w:style w:type="character" w:styleId="747">
+  <w:style w:type="character" w:styleId="700">
     <w:name w:val="Quote Char"/>
-    <w:link w:val="746"/>
+    <w:link w:val="699"/>
     <w:uiPriority w:val="29"/>
     <w:pPr>
       <w:pBdr/>
@@ -4784,11 +4511,11 @@
       <w:i/>
     </w:rPr>
   </w:style>
-  <w:style w:type="paragraph" w:styleId="748">
+  <w:style w:type="paragraph" w:styleId="701">
     <w:name w:val="Intense Quote"/>
-    <w:basedOn w:val="900"/>
-    <w:next w:val="900"/>
-    <w:link w:val="749"/>
+    <w:basedOn w:val="853"/>
+    <w:next w:val="853"/>
+    <w:link w:val="702"/>
     <w:uiPriority w:val="30"/>
     <w:qFormat/>
     <w:pPr>
@@ -4807,9 +4534,9 @@
       <w:i/>
     </w:rPr>
   </w:style>
-  <w:style w:type="character" w:styleId="749">
+  <w:style w:type="character" w:styleId="702">
     <w:name w:val="Intense Quote Char"/>
-    <w:link w:val="748"/>
+    <w:link w:val="701"/>
     <w:uiPriority w:val="30"/>
     <w:pPr>
       <w:pBdr/>
@@ -4820,10 +4547,10 @@
       <w:i/>
     </w:rPr>
   </w:style>
-  <w:style w:type="paragraph" w:styleId="750">
+  <w:style w:type="paragraph" w:styleId="703">
     <w:name w:val="Header"/>
-    <w:basedOn w:val="900"/>
-    <w:link w:val="751"/>
+    <w:basedOn w:val="853"/>
+    <w:link w:val="704"/>
     <w:uiPriority w:val="99"/>
     <w:unhideWhenUsed/>
     <w:pPr>
@@ -4836,10 +4563,10 @@
       <w:ind/>
     </w:pPr>
   </w:style>
-  <w:style w:type="character" w:styleId="751">
+  <w:style w:type="character" w:styleId="704">
     <w:name w:val="Header Char"/>
-    <w:basedOn w:val="902"/>
-    <w:link w:val="750"/>
+    <w:basedOn w:val="855"/>
+    <w:link w:val="703"/>
     <w:uiPriority w:val="99"/>
     <w:pPr>
       <w:pBdr/>
@@ -4847,10 +4574,10 @@
       <w:ind/>
     </w:pPr>
   </w:style>
-  <w:style w:type="paragraph" w:styleId="752">
+  <w:style w:type="paragraph" w:styleId="705">
     <w:name w:val="Footer"/>
-    <w:basedOn w:val="900"/>
-    <w:link w:val="755"/>
+    <w:basedOn w:val="853"/>
+    <w:link w:val="708"/>
     <w:uiPriority w:val="99"/>
     <w:unhideWhenUsed/>
     <w:pPr>
@@ -4863,10 +4590,10 @@
       <w:ind/>
     </w:pPr>
   </w:style>
-  <w:style w:type="character" w:styleId="753">
+  <w:style w:type="character" w:styleId="706">
     <w:name w:val="Footer Char"/>
-    <w:basedOn w:val="902"/>
-    <w:link w:val="752"/>
+    <w:basedOn w:val="855"/>
+    <w:link w:val="705"/>
     <w:uiPriority w:val="99"/>
     <w:pPr>
       <w:pBdr/>
@@ -4874,10 +4601,10 @@
       <w:ind/>
     </w:pPr>
   </w:style>
-  <w:style w:type="paragraph" w:styleId="754">
+  <w:style w:type="paragraph" w:styleId="707">
     <w:name w:val="Caption"/>
-    <w:basedOn w:val="900"/>
-    <w:next w:val="900"/>
+    <w:basedOn w:val="853"/>
+    <w:next w:val="853"/>
     <w:uiPriority w:val="35"/>
     <w:semiHidden/>
     <w:unhideWhenUsed/>
@@ -4895,10 +4622,10 @@
       <w:szCs w:val="18"/>
     </w:rPr>
   </w:style>
-  <w:style w:type="character" w:styleId="755">
+  <w:style w:type="character" w:styleId="708">
     <w:name w:val="Caption Char"/>
-    <w:basedOn w:val="754"/>
-    <w:link w:val="752"/>
+    <w:basedOn w:val="707"/>
+    <w:link w:val="705"/>
     <w:uiPriority w:val="99"/>
     <w:pPr>
       <w:pBdr/>
@@ -4906,9 +4633,9 @@
       <w:ind/>
     </w:pPr>
   </w:style>
-  <w:style w:type="table" w:styleId="756">
+  <w:style w:type="table" w:styleId="709">
     <w:name w:val="Table Grid"/>
-    <w:basedOn w:val="903"/>
+    <w:basedOn w:val="856"/>
     <w:uiPriority w:val="59"/>
     <w:pPr>
       <w:pBdr/>
@@ -4917,12 +4644,6 @@
     </w:pPr>
     <w:tblPr>
       <w:tblInd w:w="0" w:type="dxa"/>
-      <w:tblCellMar>
-        <w:left w:w="108" w:type="dxa"/>
-        <w:top w:w="0" w:type="dxa"/>
-        <w:right w:w="108" w:type="dxa"/>
-        <w:bottom w:w="0" w:type="dxa"/>
-      </w:tblCellMar>
       <w:tblBorders>
         <w:top w:val="single" w:color="000000" w:sz="4" w:space="0"/>
         <w:left w:val="single" w:color="000000" w:sz="4" w:space="0"/>
@@ -4931,6 +4652,12 @@
         <w:insideH w:val="single" w:color="000000" w:sz="4" w:space="0"/>
         <w:insideV w:val="single" w:color="000000" w:sz="4" w:space="0"/>
       </w:tblBorders>
+      <w:tblCellMar>
+        <w:left w:w="108" w:type="dxa"/>
+        <w:top w:w="0" w:type="dxa"/>
+        <w:right w:w="108" w:type="dxa"/>
+        <w:bottom w:w="0" w:type="dxa"/>
+      </w:tblCellMar>
     </w:tblPr>
     <w:tcPr>
       <w:tcBorders/>
@@ -5105,9 +4832,9 @@
       </w:tcPr>
     </w:tblStylePr>
   </w:style>
-  <w:style w:type="table" w:styleId="757">
+  <w:style w:type="table" w:styleId="710">
     <w:name w:val="Table Grid Light"/>
-    <w:basedOn w:val="903"/>
+    <w:basedOn w:val="856"/>
     <w:uiPriority w:val="59"/>
     <w:pPr>
       <w:pBdr/>
@@ -5116,12 +4843,6 @@
     </w:pPr>
     <w:tblPr>
       <w:tblInd w:w="0" w:type="dxa"/>
-      <w:tblCellMar>
-        <w:left w:w="108" w:type="dxa"/>
-        <w:top w:w="0" w:type="dxa"/>
-        <w:right w:w="108" w:type="dxa"/>
-        <w:bottom w:w="0" w:type="dxa"/>
-      </w:tblCellMar>
       <w:tblBorders>
         <w:top w:val="single" w:color="000000" w:themeColor="text1" w:themeTint="50" w:sz="4" w:space="0"/>
         <w:left w:val="single" w:color="000000" w:themeColor="text1" w:themeTint="50" w:sz="4" w:space="0"/>
@@ -5130,6 +4851,12 @@
         <w:insideH w:val="single" w:color="000000" w:themeColor="text1" w:themeTint="50" w:sz="4" w:space="0"/>
         <w:insideV w:val="single" w:color="000000" w:themeColor="text1" w:themeTint="50" w:sz="4" w:space="0"/>
       </w:tblBorders>
+      <w:tblCellMar>
+        <w:left w:w="108" w:type="dxa"/>
+        <w:top w:w="0" w:type="dxa"/>
+        <w:right w:w="108" w:type="dxa"/>
+        <w:bottom w:w="0" w:type="dxa"/>
+      </w:tblCellMar>
     </w:tblPr>
     <w:tcPr>
       <w:tcBorders/>
@@ -5304,9 +5031,9 @@
       </w:tcPr>
     </w:tblStylePr>
   </w:style>
-  <w:style w:type="table" w:styleId="758">
+  <w:style w:type="table" w:styleId="711">
     <w:name w:val="Plain Table 1"/>
-    <w:basedOn w:val="903"/>
+    <w:basedOn w:val="856"/>
     <w:uiPriority w:val="59"/>
     <w:pPr>
       <w:pBdr/>
@@ -5315,12 +5042,6 @@
     </w:pPr>
     <w:tblPr>
       <w:tblInd w:w="0" w:type="dxa"/>
-      <w:tblCellMar>
-        <w:left w:w="108" w:type="dxa"/>
-        <w:top w:w="0" w:type="dxa"/>
-        <w:right w:w="108" w:type="dxa"/>
-        <w:bottom w:w="0" w:type="dxa"/>
-      </w:tblCellMar>
       <w:tblBorders>
         <w:top w:val="single" w:color="000000" w:themeColor="text1" w:themeTint="50" w:sz="4" w:space="0"/>
         <w:left w:val="single" w:color="000000" w:themeColor="text1" w:themeTint="50" w:sz="4" w:space="0"/>
@@ -5329,6 +5050,12 @@
         <w:insideH w:val="single" w:color="000000" w:themeColor="text1" w:themeTint="50" w:sz="4" w:space="0"/>
         <w:insideV w:val="single" w:color="000000" w:themeColor="text1" w:themeTint="50" w:sz="4" w:space="0"/>
       </w:tblBorders>
+      <w:tblCellMar>
+        <w:left w:w="108" w:type="dxa"/>
+        <w:top w:w="0" w:type="dxa"/>
+        <w:right w:w="108" w:type="dxa"/>
+        <w:bottom w:w="0" w:type="dxa"/>
+      </w:tblCellMar>
     </w:tblPr>
     <w:tcPr>
       <w:tcBorders/>
@@ -5529,9 +5256,9 @@
       </w:tcPr>
     </w:tblStylePr>
   </w:style>
-  <w:style w:type="table" w:styleId="759">
+  <w:style w:type="table" w:styleId="712">
     <w:name w:val="Plain Table 2"/>
-    <w:basedOn w:val="903"/>
+    <w:basedOn w:val="856"/>
     <w:uiPriority w:val="59"/>
     <w:pPr>
       <w:pBdr/>
@@ -5540,18 +5267,18 @@
     </w:pPr>
     <w:tblPr>
       <w:tblInd w:w="0" w:type="dxa"/>
+      <w:tblBorders>
+        <w:top w:val="single" w:color="000000" w:themeColor="text1" w:sz="4" w:space="0"/>
+        <w:left w:val="none" w:color="000000" w:themeColor="text1" w:sz="4" w:space="0"/>
+        <w:bottom w:val="single" w:color="000000" w:themeColor="text1" w:sz="4" w:space="0"/>
+        <w:right w:val="none" w:color="000000" w:themeColor="text1" w:sz="4" w:space="0"/>
+      </w:tblBorders>
       <w:tblCellMar>
         <w:left w:w="108" w:type="dxa"/>
         <w:top w:w="0" w:type="dxa"/>
         <w:right w:w="108" w:type="dxa"/>
         <w:bottom w:w="0" w:type="dxa"/>
       </w:tblCellMar>
-      <w:tblBorders>
-        <w:top w:val="single" w:color="000000" w:themeColor="text1" w:sz="4" w:space="0"/>
-        <w:left w:val="none" w:color="000000" w:themeColor="text1" w:sz="4" w:space="0"/>
-        <w:bottom w:val="single" w:color="000000" w:themeColor="text1" w:sz="4" w:space="0"/>
-        <w:right w:val="none" w:color="000000" w:themeColor="text1" w:sz="4" w:space="0"/>
-      </w:tblBorders>
     </w:tblPr>
     <w:tcPr>
       <w:tcBorders/>
@@ -5762,9 +5489,9 @@
       </w:tcPr>
     </w:tblStylePr>
   </w:style>
-  <w:style w:type="table" w:styleId="760">
+  <w:style w:type="table" w:styleId="713">
     <w:name w:val="Plain Table 3"/>
-    <w:basedOn w:val="903"/>
+    <w:basedOn w:val="856"/>
     <w:uiPriority w:val="99"/>
     <w:pPr>
       <w:pBdr/>
@@ -5992,9 +5719,9 @@
       </w:tcPr>
     </w:tblStylePr>
   </w:style>
-  <w:style w:type="table" w:styleId="761">
+  <w:style w:type="table" w:styleId="714">
     <w:name w:val="Plain Table 4"/>
-    <w:basedOn w:val="903"/>
+    <w:basedOn w:val="856"/>
     <w:uiPriority w:val="99"/>
     <w:pPr>
       <w:pBdr/>
@@ -6208,9 +5935,9 @@
       </w:tcPr>
     </w:tblStylePr>
   </w:style>
-  <w:style w:type="table" w:styleId="762">
+  <w:style w:type="table" w:styleId="715">
     <w:name w:val="Plain Table 5"/>
-    <w:basedOn w:val="903"/>
+    <w:basedOn w:val="856"/>
     <w:uiPriority w:val="99"/>
     <w:pPr>
       <w:pBdr/>
@@ -6441,9 +6168,9 @@
       </w:tcPr>
     </w:tblStylePr>
   </w:style>
-  <w:style w:type="table" w:styleId="763">
+  <w:style w:type="table" w:styleId="716">
     <w:name w:val="Grid Table 1 Light"/>
-    <w:basedOn w:val="903"/>
+    <w:basedOn w:val="856"/>
     <w:uiPriority w:val="99"/>
     <w:pPr>
       <w:pBdr/>
@@ -6664,9 +6391,9 @@
       </w:tcPr>
     </w:tblStylePr>
   </w:style>
-  <w:style w:type="table" w:styleId="764">
+  <w:style w:type="table" w:styleId="717">
     <w:name w:val="Grid Table 1 Light - Accent 1"/>
-    <w:basedOn w:val="903"/>
+    <w:basedOn w:val="856"/>
     <w:uiPriority w:val="99"/>
     <w:pPr>
       <w:pBdr/>
@@ -6887,9 +6614,9 @@
       </w:tcPr>
     </w:tblStylePr>
   </w:style>
-  <w:style w:type="table" w:styleId="765">
+  <w:style w:type="table" w:styleId="718">
     <w:name w:val="Grid Table 1 Light - Accent 2"/>
-    <w:basedOn w:val="903"/>
+    <w:basedOn w:val="856"/>
     <w:uiPriority w:val="99"/>
     <w:pPr>
       <w:pBdr/>
@@ -7110,9 +6837,9 @@
       </w:tcPr>
     </w:tblStylePr>
   </w:style>
-  <w:style w:type="table" w:styleId="766">
+  <w:style w:type="table" w:styleId="719">
     <w:name w:val="Grid Table 1 Light - Accent 3"/>
-    <w:basedOn w:val="903"/>
+    <w:basedOn w:val="856"/>
     <w:uiPriority w:val="99"/>
     <w:pPr>
       <w:pBdr/>
@@ -7333,9 +7060,9 @@
       </w:tcPr>
     </w:tblStylePr>
   </w:style>
-  <w:style w:type="table" w:styleId="767">
+  <w:style w:type="table" w:styleId="720">
     <w:name w:val="Grid Table 1 Light - Accent 4"/>
-    <w:basedOn w:val="903"/>
+    <w:basedOn w:val="856"/>
     <w:uiPriority w:val="99"/>
     <w:pPr>
       <w:pBdr/>
@@ -7556,9 +7283,9 @@
       </w:tcPr>
     </w:tblStylePr>
   </w:style>
-  <w:style w:type="table" w:styleId="768">
+  <w:style w:type="table" w:styleId="721">
     <w:name w:val="Grid Table 1 Light - Accent 5"/>
-    <w:basedOn w:val="903"/>
+    <w:basedOn w:val="856"/>
     <w:uiPriority w:val="99"/>
     <w:pPr>
       <w:pBdr/>
@@ -7779,9 +7506,9 @@
       </w:tcPr>
     </w:tblStylePr>
   </w:style>
-  <w:style w:type="table" w:styleId="769">
+  <w:style w:type="table" w:styleId="722">
     <w:name w:val="Grid Table 1 Light - Accent 6"/>
-    <w:basedOn w:val="903"/>
+    <w:basedOn w:val="856"/>
     <w:uiPriority w:val="99"/>
     <w:pPr>
       <w:pBdr/>
@@ -8002,9 +7729,9 @@
       </w:tcPr>
     </w:tblStylePr>
   </w:style>
-  <w:style w:type="table" w:styleId="770">
+  <w:style w:type="table" w:styleId="723">
     <w:name w:val="Grid Table 2"/>
-    <w:basedOn w:val="903"/>
+    <w:basedOn w:val="856"/>
     <w:uiPriority w:val="99"/>
     <w:pPr>
       <w:pBdr/>
@@ -8234,9 +7961,9 @@
       </w:tcPr>
     </w:tblStylePr>
   </w:style>
-  <w:style w:type="table" w:styleId="771">
+  <w:style w:type="table" w:styleId="724">
     <w:name w:val="Grid Table 2 - Accent 1"/>
-    <w:basedOn w:val="903"/>
+    <w:basedOn w:val="856"/>
     <w:uiPriority w:val="99"/>
     <w:pPr>
       <w:pBdr/>
@@ -8466,9 +8193,9 @@
       </w:tcPr>
     </w:tblStylePr>
   </w:style>
-  <w:style w:type="table" w:styleId="772">
+  <w:style w:type="table" w:styleId="725">
     <w:name w:val="Grid Table 2 - Accent 2"/>
-    <w:basedOn w:val="903"/>
+    <w:basedOn w:val="856"/>
     <w:uiPriority w:val="99"/>
     <w:pPr>
       <w:pBdr/>
@@ -8698,9 +8425,9 @@
       </w:tcPr>
     </w:tblStylePr>
   </w:style>
-  <w:style w:type="table" w:styleId="773">
+  <w:style w:type="table" w:styleId="726">
     <w:name w:val="Grid Table 2 - Accent 3"/>
-    <w:basedOn w:val="903"/>
+    <w:basedOn w:val="856"/>
     <w:uiPriority w:val="99"/>
     <w:pPr>
       <w:pBdr/>
@@ -8930,9 +8657,9 @@
       </w:tcPr>
     </w:tblStylePr>
   </w:style>
-  <w:style w:type="table" w:styleId="774">
+  <w:style w:type="table" w:styleId="727">
     <w:name w:val="Grid Table 2 - Accent 4"/>
-    <w:basedOn w:val="903"/>
+    <w:basedOn w:val="856"/>
     <w:uiPriority w:val="99"/>
     <w:pPr>
       <w:pBdr/>
@@ -9162,9 +8889,9 @@
       </w:tcPr>
     </w:tblStylePr>
   </w:style>
-  <w:style w:type="table" w:styleId="775">
+  <w:style w:type="table" w:styleId="728">
     <w:name w:val="Grid Table 2 - Accent 5"/>
-    <w:basedOn w:val="903"/>
+    <w:basedOn w:val="856"/>
     <w:uiPriority w:val="99"/>
     <w:pPr>
       <w:pBdr/>
@@ -9394,9 +9121,9 @@
       </w:tcPr>
     </w:tblStylePr>
   </w:style>
-  <w:style w:type="table" w:styleId="776">
+  <w:style w:type="table" w:styleId="729">
     <w:name w:val="Grid Table 2 - Accent 6"/>
-    <w:basedOn w:val="903"/>
+    <w:basedOn w:val="856"/>
     <w:uiPriority w:val="99"/>
     <w:pPr>
       <w:pBdr/>
@@ -9626,9 +9353,9 @@
       </w:tcPr>
     </w:tblStylePr>
   </w:style>
-  <w:style w:type="table" w:styleId="777">
+  <w:style w:type="table" w:styleId="730">
     <w:name w:val="Grid Table 3"/>
-    <w:basedOn w:val="903"/>
+    <w:basedOn w:val="856"/>
     <w:uiPriority w:val="99"/>
     <w:pPr>
       <w:pBdr/>
@@ -9871,9 +9598,9 @@
       </w:tcPr>
     </w:tblStylePr>
   </w:style>
-  <w:style w:type="table" w:styleId="778">
+  <w:style w:type="table" w:styleId="731">
     <w:name w:val="Grid Table 3 - Accent 1"/>
-    <w:basedOn w:val="903"/>
+    <w:basedOn w:val="856"/>
     <w:uiPriority w:val="99"/>
     <w:pPr>
       <w:pBdr/>
@@ -10116,9 +9843,9 @@
       </w:tcPr>
     </w:tblStylePr>
   </w:style>
-  <w:style w:type="table" w:styleId="779">
+  <w:style w:type="table" w:styleId="732">
     <w:name w:val="Grid Table 3 - Accent 2"/>
-    <w:basedOn w:val="903"/>
+    <w:basedOn w:val="856"/>
     <w:uiPriority w:val="99"/>
     <w:pPr>
       <w:pBdr/>
@@ -10361,9 +10088,9 @@
       </w:tcPr>
     </w:tblStylePr>
   </w:style>
-  <w:style w:type="table" w:styleId="780">
+  <w:style w:type="table" w:styleId="733">
     <w:name w:val="Grid Table 3 - Accent 3"/>
-    <w:basedOn w:val="903"/>
+    <w:basedOn w:val="856"/>
     <w:uiPriority w:val="99"/>
     <w:pPr>
       <w:pBdr/>
@@ -10606,9 +10333,9 @@
       </w:tcPr>
     </w:tblStylePr>
   </w:style>
-  <w:style w:type="table" w:styleId="781">
+  <w:style w:type="table" w:styleId="734">
     <w:name w:val="Grid Table 3 - Accent 4"/>
-    <w:basedOn w:val="903"/>
+    <w:basedOn w:val="856"/>
     <w:uiPriority w:val="99"/>
     <w:pPr>
       <w:pBdr/>
@@ -10851,9 +10578,9 @@
       </w:tcPr>
     </w:tblStylePr>
   </w:style>
-  <w:style w:type="table" w:styleId="782">
+  <w:style w:type="table" w:styleId="735">
     <w:name w:val="Grid Table 3 - Accent 5"/>
-    <w:basedOn w:val="903"/>
+    <w:basedOn w:val="856"/>
     <w:uiPriority w:val="99"/>
     <w:pPr>
       <w:pBdr/>
@@ -11096,9 +10823,9 @@
       </w:tcPr>
     </w:tblStylePr>
   </w:style>
-  <w:style w:type="table" w:styleId="783">
+  <w:style w:type="table" w:styleId="736">
     <w:name w:val="Grid Table 3 - Accent 6"/>
-    <w:basedOn w:val="903"/>
+    <w:basedOn w:val="856"/>
     <w:uiPriority w:val="99"/>
     <w:pPr>
       <w:pBdr/>
@@ -11341,9 +11068,9 @@
       </w:tcPr>
     </w:tblStylePr>
   </w:style>
-  <w:style w:type="table" w:styleId="784">
+  <w:style w:type="table" w:styleId="737">
     <w:name w:val="Grid Table 4"/>
-    <w:basedOn w:val="903"/>
+    <w:basedOn w:val="856"/>
     <w:uiPriority w:val="59"/>
     <w:pPr>
       <w:pBdr/>
@@ -11574,9 +11301,9 @@
       </w:tcPr>
     </w:tblStylePr>
   </w:style>
-  <w:style w:type="table" w:styleId="785">
+  <w:style w:type="table" w:styleId="738">
     <w:name w:val="Grid Table 4 - Accent 1"/>
-    <w:basedOn w:val="903"/>
+    <w:basedOn w:val="856"/>
     <w:uiPriority w:val="59"/>
     <w:pPr>
       <w:pBdr/>
@@ -11807,9 +11534,9 @@
       </w:tcPr>
     </w:tblStylePr>
   </w:style>
-  <w:style w:type="table" w:styleId="786">
+  <w:style w:type="table" w:styleId="739">
     <w:name w:val="Grid Table 4 - Accent 2"/>
-    <w:basedOn w:val="903"/>
+    <w:basedOn w:val="856"/>
     <w:uiPriority w:val="59"/>
     <w:pPr>
       <w:pBdr/>
@@ -12040,9 +11767,9 @@
       </w:tcPr>
     </w:tblStylePr>
   </w:style>
-  <w:style w:type="table" w:styleId="787">
+  <w:style w:type="table" w:styleId="740">
     <w:name w:val="Grid Table 4 - Accent 3"/>
-    <w:basedOn w:val="903"/>
+    <w:basedOn w:val="856"/>
     <w:uiPriority w:val="59"/>
     <w:pPr>
       <w:pBdr/>
@@ -12273,9 +12000,9 @@
       </w:tcPr>
     </w:tblStylePr>
   </w:style>
-  <w:style w:type="table" w:styleId="788">
+  <w:style w:type="table" w:styleId="741">
     <w:name w:val="Grid Table 4 - Accent 4"/>
-    <w:basedOn w:val="903"/>
+    <w:basedOn w:val="856"/>
     <w:uiPriority w:val="59"/>
     <w:pPr>
       <w:pBdr/>
@@ -12506,9 +12233,9 @@
       </w:tcPr>
     </w:tblStylePr>
   </w:style>
-  <w:style w:type="table" w:styleId="789">
+  <w:style w:type="table" w:styleId="742">
     <w:name w:val="Grid Table 4 - Accent 5"/>
-    <w:basedOn w:val="903"/>
+    <w:basedOn w:val="856"/>
     <w:uiPriority w:val="59"/>
     <w:pPr>
       <w:pBdr/>
@@ -12739,9 +12466,9 @@
       </w:tcPr>
     </w:tblStylePr>
   </w:style>
-  <w:style w:type="table" w:styleId="790">
+  <w:style w:type="table" w:styleId="743">
     <w:name w:val="Grid Table 4 - Accent 6"/>
-    <w:basedOn w:val="903"/>
+    <w:basedOn w:val="856"/>
     <w:uiPriority w:val="59"/>
     <w:pPr>
       <w:pBdr/>
@@ -12972,9 +12699,9 @@
       </w:tcPr>
     </w:tblStylePr>
   </w:style>
-  <w:style w:type="table" w:styleId="791">
+  <w:style w:type="table" w:styleId="744">
     <w:name w:val="Grid Table 5 Dark"/>
-    <w:basedOn w:val="903"/>
+    <w:basedOn w:val="856"/>
     <w:uiPriority w:val="99"/>
     <w:pPr>
       <w:pBdr/>
@@ -13200,9 +12927,9 @@
       </w:tcPr>
     </w:tblStylePr>
   </w:style>
-  <w:style w:type="table" w:styleId="792">
+  <w:style w:type="table" w:styleId="745">
     <w:name w:val="Grid Table 5 Dark- Accent 1"/>
-    <w:basedOn w:val="903"/>
+    <w:basedOn w:val="856"/>
     <w:uiPriority w:val="99"/>
     <w:pPr>
       <w:pBdr/>
@@ -13428,9 +13155,9 @@
       </w:tcPr>
     </w:tblStylePr>
   </w:style>
-  <w:style w:type="table" w:styleId="793">
+  <w:style w:type="table" w:styleId="746">
     <w:name w:val="Grid Table 5 Dark - Accent 2"/>
-    <w:basedOn w:val="903"/>
+    <w:basedOn w:val="856"/>
     <w:uiPriority w:val="99"/>
     <w:pPr>
       <w:pBdr/>
@@ -13656,9 +13383,9 @@
       </w:tcPr>
     </w:tblStylePr>
   </w:style>
-  <w:style w:type="table" w:styleId="794">
+  <w:style w:type="table" w:styleId="747">
     <w:name w:val="Grid Table 5 Dark - Accent 3"/>
-    <w:basedOn w:val="903"/>
+    <w:basedOn w:val="856"/>
     <w:uiPriority w:val="99"/>
     <w:pPr>
       <w:pBdr/>
@@ -13884,9 +13611,9 @@
       </w:tcPr>
     </w:tblStylePr>
   </w:style>
-  <w:style w:type="table" w:styleId="795">
+  <w:style w:type="table" w:styleId="748">
     <w:name w:val="Grid Table 5 Dark- Accent 4"/>
-    <w:basedOn w:val="903"/>
+    <w:basedOn w:val="856"/>
     <w:uiPriority w:val="99"/>
     <w:pPr>
       <w:pBdr/>
@@ -14112,9 +13839,9 @@
       </w:tcPr>
     </w:tblStylePr>
   </w:style>
-  <w:style w:type="table" w:styleId="796">
+  <w:style w:type="table" w:styleId="749">
     <w:name w:val="Grid Table 5 Dark - Accent 5"/>
-    <w:basedOn w:val="903"/>
+    <w:basedOn w:val="856"/>
     <w:uiPriority w:val="99"/>
     <w:pPr>
       <w:pBdr/>
@@ -14340,9 +14067,9 @@
       </w:tcPr>
     </w:tblStylePr>
   </w:style>
-  <w:style w:type="table" w:styleId="797">
+  <w:style w:type="table" w:styleId="750">
     <w:name w:val="Grid Table 5 Dark - Accent 6"/>
-    <w:basedOn w:val="903"/>
+    <w:basedOn w:val="856"/>
     <w:uiPriority w:val="99"/>
     <w:pPr>
       <w:pBdr/>
@@ -14568,9 +14295,9 @@
       </w:tcPr>
     </w:tblStylePr>
   </w:style>
-  <w:style w:type="table" w:styleId="798">
+  <w:style w:type="table" w:styleId="751">
     <w:name w:val="Grid Table 6 Colorful"/>
-    <w:basedOn w:val="903"/>
+    <w:basedOn w:val="856"/>
     <w:uiPriority w:val="99"/>
     <w:pPr>
       <w:pBdr/>
@@ -14798,9 +14525,9 @@
       </w:tcPr>
     </w:tblStylePr>
   </w:style>
-  <w:style w:type="table" w:styleId="799">
+  <w:style w:type="table" w:styleId="752">
     <w:name w:val="Grid Table 6 Colorful - Accent 1"/>
-    <w:basedOn w:val="903"/>
+    <w:basedOn w:val="856"/>
     <w:uiPriority w:val="99"/>
     <w:pPr>
       <w:pBdr/>
@@ -15028,9 +14755,9 @@
       </w:tcPr>
     </w:tblStylePr>
   </w:style>
-  <w:style w:type="table" w:styleId="800">
+  <w:style w:type="table" w:styleId="753">
     <w:name w:val="Grid Table 6 Colorful - Accent 2"/>
-    <w:basedOn w:val="903"/>
+    <w:basedOn w:val="856"/>
     <w:uiPriority w:val="99"/>
     <w:pPr>
       <w:pBdr/>
@@ -15258,9 +14985,9 @@
       </w:tcPr>
     </w:tblStylePr>
   </w:style>
-  <w:style w:type="table" w:styleId="801">
+  <w:style w:type="table" w:styleId="754">
     <w:name w:val="Grid Table 6 Colorful - Accent 3"/>
-    <w:basedOn w:val="903"/>
+    <w:basedOn w:val="856"/>
     <w:uiPriority w:val="99"/>
     <w:pPr>
       <w:pBdr/>
@@ -15488,9 +15215,9 @@
       </w:tcPr>
     </w:tblStylePr>
   </w:style>
-  <w:style w:type="table" w:styleId="802">
+  <w:style w:type="table" w:styleId="755">
     <w:name w:val="Grid Table 6 Colorful - Accent 4"/>
-    <w:basedOn w:val="903"/>
+    <w:basedOn w:val="856"/>
     <w:uiPriority w:val="99"/>
     <w:pPr>
       <w:pBdr/>
@@ -15718,9 +15445,9 @@
       </w:tcPr>
     </w:tblStylePr>
   </w:style>
-  <w:style w:type="table" w:styleId="803">
+  <w:style w:type="table" w:styleId="756">
     <w:name w:val="Grid Table 6 Colorful - Accent 5"/>
-    <w:basedOn w:val="903"/>
+    <w:basedOn w:val="856"/>
     <w:uiPriority w:val="99"/>
     <w:pPr>
       <w:pBdr/>
@@ -15948,9 +15675,9 @@
       </w:tcPr>
     </w:tblStylePr>
   </w:style>
-  <w:style w:type="table" w:styleId="804">
+  <w:style w:type="table" w:styleId="757">
     <w:name w:val="Grid Table 6 Colorful - Accent 6"/>
-    <w:basedOn w:val="903"/>
+    <w:basedOn w:val="856"/>
     <w:uiPriority w:val="99"/>
     <w:pPr>
       <w:pBdr/>
@@ -16178,9 +15905,9 @@
       </w:tcPr>
     </w:tblStylePr>
   </w:style>
-  <w:style w:type="table" w:styleId="805">
+  <w:style w:type="table" w:styleId="758">
     <w:name w:val="Grid Table 7 Colorful"/>
-    <w:basedOn w:val="903"/>
+    <w:basedOn w:val="856"/>
     <w:uiPriority w:val="99"/>
     <w:pPr>
       <w:pBdr/>
@@ -16432,9 +16159,9 @@
       </w:tcPr>
     </w:tblStylePr>
   </w:style>
-  <w:style w:type="table" w:styleId="806">
+  <w:style w:type="table" w:styleId="759">
     <w:name w:val="Grid Table 7 Colorful - Accent 1"/>
-    <w:basedOn w:val="903"/>
+    <w:basedOn w:val="856"/>
     <w:uiPriority w:val="99"/>
     <w:pPr>
       <w:pBdr/>
@@ -16686,9 +16413,9 @@
       </w:tcPr>
     </w:tblStylePr>
   </w:style>
-  <w:style w:type="table" w:styleId="807">
+  <w:style w:type="table" w:styleId="760">
     <w:name w:val="Grid Table 7 Colorful - Accent 2"/>
-    <w:basedOn w:val="903"/>
+    <w:basedOn w:val="856"/>
     <w:uiPriority w:val="99"/>
     <w:pPr>
       <w:pBdr/>
@@ -16940,9 +16667,9 @@
       </w:tcPr>
     </w:tblStylePr>
   </w:style>
-  <w:style w:type="table" w:styleId="808">
+  <w:style w:type="table" w:styleId="761">
     <w:name w:val="Grid Table 7 Colorful - Accent 3"/>
-    <w:basedOn w:val="903"/>
+    <w:basedOn w:val="856"/>
     <w:uiPriority w:val="99"/>
     <w:pPr>
       <w:pBdr/>
@@ -17194,9 +16921,9 @@
       </w:tcPr>
     </w:tblStylePr>
   </w:style>
-  <w:style w:type="table" w:styleId="809">
+  <w:style w:type="table" w:styleId="762">
     <w:name w:val="Grid Table 7 Colorful - Accent 4"/>
-    <w:basedOn w:val="903"/>
+    <w:basedOn w:val="856"/>
     <w:uiPriority w:val="99"/>
     <w:pPr>
       <w:pBdr/>
@@ -17448,9 +17175,9 @@
       </w:tcPr>
     </w:tblStylePr>
   </w:style>
-  <w:style w:type="table" w:styleId="810">
+  <w:style w:type="table" w:styleId="763">
     <w:name w:val="Grid Table 7 Colorful - Accent 5"/>
-    <w:basedOn w:val="903"/>
+    <w:basedOn w:val="856"/>
     <w:uiPriority w:val="99"/>
     <w:pPr>
       <w:pBdr/>
@@ -17702,9 +17429,9 @@
       </w:tcPr>
     </w:tblStylePr>
   </w:style>
-  <w:style w:type="table" w:styleId="811">
+  <w:style w:type="table" w:styleId="764">
     <w:name w:val="Grid Table 7 Colorful - Accent 6"/>
-    <w:basedOn w:val="903"/>
+    <w:basedOn w:val="856"/>
     <w:uiPriority w:val="99"/>
     <w:pPr>
       <w:pBdr/>
@@ -17956,9 +17683,9 @@
       </w:tcPr>
     </w:tblStylePr>
   </w:style>
-  <w:style w:type="table" w:styleId="812">
+  <w:style w:type="table" w:styleId="765">
     <w:name w:val="List Table 1 Light"/>
-    <w:basedOn w:val="903"/>
+    <w:basedOn w:val="856"/>
     <w:uiPriority w:val="99"/>
     <w:pPr>
       <w:pBdr/>
@@ -18172,9 +17899,9 @@
       </w:tcPr>
     </w:tblStylePr>
   </w:style>
-  <w:style w:type="table" w:styleId="813">
+  <w:style w:type="table" w:styleId="766">
     <w:name w:val="List Table 1 Light - Accent 1"/>
-    <w:basedOn w:val="903"/>
+    <w:basedOn w:val="856"/>
     <w:uiPriority w:val="99"/>
     <w:pPr>
       <w:pBdr/>
@@ -18388,9 +18115,9 @@
       </w:tcPr>
     </w:tblStylePr>
   </w:style>
-  <w:style w:type="table" w:styleId="814">
+  <w:style w:type="table" w:styleId="767">
     <w:name w:val="List Table 1 Light - Accent 2"/>
-    <w:basedOn w:val="903"/>
+    <w:basedOn w:val="856"/>
     <w:uiPriority w:val="99"/>
     <w:pPr>
       <w:pBdr/>
@@ -18604,9 +18331,9 @@
       </w:tcPr>
     </w:tblStylePr>
   </w:style>
-  <w:style w:type="table" w:styleId="815">
+  <w:style w:type="table" w:styleId="768">
     <w:name w:val="List Table 1 Light - Accent 3"/>
-    <w:basedOn w:val="903"/>
+    <w:basedOn w:val="856"/>
     <w:uiPriority w:val="99"/>
     <w:pPr>
       <w:pBdr/>
@@ -18820,9 +18547,9 @@
       </w:tcPr>
     </w:tblStylePr>
   </w:style>
-  <w:style w:type="table" w:styleId="816">
+  <w:style w:type="table" w:styleId="769">
     <w:name w:val="List Table 1 Light - Accent 4"/>
-    <w:basedOn w:val="903"/>
+    <w:basedOn w:val="856"/>
     <w:uiPriority w:val="99"/>
     <w:pPr>
       <w:pBdr/>
@@ -19036,9 +18763,9 @@
       </w:tcPr>
     </w:tblStylePr>
   </w:style>
-  <w:style w:type="table" w:styleId="817">
+  <w:style w:type="table" w:styleId="770">
     <w:name w:val="List Table 1 Light - Accent 5"/>
-    <w:basedOn w:val="903"/>
+    <w:basedOn w:val="856"/>
     <w:uiPriority w:val="99"/>
     <w:pPr>
       <w:pBdr/>
@@ -19252,9 +18979,9 @@
       </w:tcPr>
     </w:tblStylePr>
   </w:style>
-  <w:style w:type="table" w:styleId="818">
+  <w:style w:type="table" w:styleId="771">
     <w:name w:val="List Table 1 Light - Accent 6"/>
-    <w:basedOn w:val="903"/>
+    <w:basedOn w:val="856"/>
     <w:uiPriority w:val="99"/>
     <w:pPr>
       <w:pBdr/>
@@ -19468,9 +19195,9 @@
       </w:tcPr>
     </w:tblStylePr>
   </w:style>
-  <w:style w:type="table" w:styleId="819">
+  <w:style w:type="table" w:styleId="772">
     <w:name w:val="List Table 2"/>
-    <w:basedOn w:val="903"/>
+    <w:basedOn w:val="856"/>
     <w:uiPriority w:val="99"/>
     <w:pPr>
       <w:pBdr/>
@@ -19706,9 +19433,9 @@
       </w:tcPr>
     </w:tblStylePr>
   </w:style>
-  <w:style w:type="table" w:styleId="820">
+  <w:style w:type="table" w:styleId="773">
     <w:name w:val="List Table 2 - Accent 1"/>
-    <w:basedOn w:val="903"/>
+    <w:basedOn w:val="856"/>
     <w:uiPriority w:val="99"/>
     <w:pPr>
       <w:pBdr/>
@@ -19944,9 +19671,9 @@
       </w:tcPr>
     </w:tblStylePr>
   </w:style>
-  <w:style w:type="table" w:styleId="821">
+  <w:style w:type="table" w:styleId="774">
     <w:name w:val="List Table 2 - Accent 2"/>
-    <w:basedOn w:val="903"/>
+    <w:basedOn w:val="856"/>
     <w:uiPriority w:val="99"/>
     <w:pPr>
       <w:pBdr/>
@@ -20182,9 +19909,9 @@
       </w:tcPr>
     </w:tblStylePr>
   </w:style>
-  <w:style w:type="table" w:styleId="822">
+  <w:style w:type="table" w:styleId="775">
     <w:name w:val="List Table 2 - Accent 3"/>
-    <w:basedOn w:val="903"/>
+    <w:basedOn w:val="856"/>
     <w:uiPriority w:val="99"/>
     <w:pPr>
       <w:pBdr/>
@@ -20420,9 +20147,9 @@
       </w:tcPr>
     </w:tblStylePr>
   </w:style>
-  <w:style w:type="table" w:styleId="823">
+  <w:style w:type="table" w:styleId="776">
     <w:name w:val="List Table 2 - Accent 4"/>
-    <w:basedOn w:val="903"/>
+    <w:basedOn w:val="856"/>
     <w:uiPriority w:val="99"/>
     <w:pPr>
       <w:pBdr/>
@@ -20658,9 +20385,9 @@
       </w:tcPr>
     </w:tblStylePr>
   </w:style>
-  <w:style w:type="table" w:styleId="824">
+  <w:style w:type="table" w:styleId="777">
     <w:name w:val="List Table 2 - Accent 5"/>
-    <w:basedOn w:val="903"/>
+    <w:basedOn w:val="856"/>
     <w:uiPriority w:val="99"/>
     <w:pPr>
       <w:pBdr/>
@@ -20896,9 +20623,9 @@
       </w:tcPr>
     </w:tblStylePr>
   </w:style>
-  <w:style w:type="table" w:styleId="825">
+  <w:style w:type="table" w:styleId="778">
     <w:name w:val="List Table 2 - Accent 6"/>
-    <w:basedOn w:val="903"/>
+    <w:basedOn w:val="856"/>
     <w:uiPriority w:val="99"/>
     <w:pPr>
       <w:pBdr/>
@@ -21134,9 +20861,9 @@
       </w:tcPr>
     </w:tblStylePr>
   </w:style>
-  <w:style w:type="table" w:styleId="826">
+  <w:style w:type="table" w:styleId="779">
     <w:name w:val="List Table 3"/>
-    <w:basedOn w:val="903"/>
+    <w:basedOn w:val="856"/>
     <w:uiPriority w:val="99"/>
     <w:pPr>
       <w:pBdr/>
@@ -21362,9 +21089,9 @@
       </w:tcPr>
     </w:tblStylePr>
   </w:style>
-  <w:style w:type="table" w:styleId="827">
+  <w:style w:type="table" w:styleId="780">
     <w:name w:val="List Table 3 - Accent 1"/>
-    <w:basedOn w:val="903"/>
+    <w:basedOn w:val="856"/>
     <w:uiPriority w:val="99"/>
     <w:pPr>
       <w:pBdr/>
@@ -21590,9 +21317,9 @@
       </w:tcPr>
     </w:tblStylePr>
   </w:style>
-  <w:style w:type="table" w:styleId="828">
+  <w:style w:type="table" w:styleId="781">
     <w:name w:val="List Table 3 - Accent 2"/>
-    <w:basedOn w:val="903"/>
+    <w:basedOn w:val="856"/>
     <w:uiPriority w:val="99"/>
     <w:pPr>
       <w:pBdr/>
@@ -21818,9 +21545,9 @@
       </w:tcPr>
     </w:tblStylePr>
   </w:style>
-  <w:style w:type="table" w:styleId="829">
+  <w:style w:type="table" w:styleId="782">
     <w:name w:val="List Table 3 - Accent 3"/>
-    <w:basedOn w:val="903"/>
+    <w:basedOn w:val="856"/>
     <w:uiPriority w:val="99"/>
     <w:pPr>
       <w:pBdr/>
@@ -22046,9 +21773,9 @@
       </w:tcPr>
     </w:tblStylePr>
   </w:style>
-  <w:style w:type="table" w:styleId="830">
+  <w:style w:type="table" w:styleId="783">
     <w:name w:val="List Table 3 - Accent 4"/>
-    <w:basedOn w:val="903"/>
+    <w:basedOn w:val="856"/>
     <w:uiPriority w:val="99"/>
     <w:pPr>
       <w:pBdr/>
@@ -22274,9 +22001,9 @@
       </w:tcPr>
     </w:tblStylePr>
   </w:style>
-  <w:style w:type="table" w:styleId="831">
+  <w:style w:type="table" w:styleId="784">
     <w:name w:val="List Table 3 - Accent 5"/>
-    <w:basedOn w:val="903"/>
+    <w:basedOn w:val="856"/>
     <w:uiPriority w:val="99"/>
     <w:pPr>
       <w:pBdr/>
@@ -22502,9 +22229,9 @@
       </w:tcPr>
     </w:tblStylePr>
   </w:style>
-  <w:style w:type="table" w:styleId="832">
+  <w:style w:type="table" w:styleId="785">
     <w:name w:val="List Table 3 - Accent 6"/>
-    <w:basedOn w:val="903"/>
+    <w:basedOn w:val="856"/>
     <w:uiPriority w:val="99"/>
     <w:pPr>
       <w:pBdr/>
@@ -22730,9 +22457,9 @@
       </w:tcPr>
     </w:tblStylePr>
   </w:style>
-  <w:style w:type="table" w:styleId="833">
+  <w:style w:type="table" w:styleId="786">
     <w:name w:val="List Table 4"/>
-    <w:basedOn w:val="903"/>
+    <w:basedOn w:val="856"/>
     <w:uiPriority w:val="99"/>
     <w:pPr>
       <w:pBdr/>
@@ -22955,9 +22682,9 @@
       </w:tcPr>
     </w:tblStylePr>
   </w:style>
-  <w:style w:type="table" w:styleId="834">
+  <w:style w:type="table" w:styleId="787">
     <w:name w:val="List Table 4 - Accent 1"/>
-    <w:basedOn w:val="903"/>
+    <w:basedOn w:val="856"/>
     <w:uiPriority w:val="99"/>
     <w:pPr>
       <w:pBdr/>
@@ -23180,9 +22907,9 @@
       </w:tcPr>
     </w:tblStylePr>
   </w:style>
-  <w:style w:type="table" w:styleId="835">
+  <w:style w:type="table" w:styleId="788">
     <w:name w:val="List Table 4 - Accent 2"/>
-    <w:basedOn w:val="903"/>
+    <w:basedOn w:val="856"/>
     <w:uiPriority w:val="99"/>
     <w:pPr>
       <w:pBdr/>
@@ -23405,9 +23132,9 @@
       </w:tcPr>
     </w:tblStylePr>
   </w:style>
-  <w:style w:type="table" w:styleId="836">
+  <w:style w:type="table" w:styleId="789">
     <w:name w:val="List Table 4 - Accent 3"/>
-    <w:basedOn w:val="903"/>
+    <w:basedOn w:val="856"/>
     <w:uiPriority w:val="99"/>
     <w:pPr>
       <w:pBdr/>
@@ -23630,9 +23357,9 @@
       </w:tcPr>
     </w:tblStylePr>
   </w:style>
-  <w:style w:type="table" w:styleId="837">
+  <w:style w:type="table" w:styleId="790">
     <w:name w:val="List Table 4 - Accent 4"/>
-    <w:basedOn w:val="903"/>
+    <w:basedOn w:val="856"/>
     <w:uiPriority w:val="99"/>
     <w:pPr>
       <w:pBdr/>
@@ -23855,9 +23582,9 @@
       </w:tcPr>
     </w:tblStylePr>
   </w:style>
-  <w:style w:type="table" w:styleId="838">
+  <w:style w:type="table" w:styleId="791">
     <w:name w:val="List Table 4 - Accent 5"/>
-    <w:basedOn w:val="903"/>
+    <w:basedOn w:val="856"/>
     <w:uiPriority w:val="99"/>
     <w:pPr>
       <w:pBdr/>
@@ -24080,9 +23807,9 @@
       </w:tcPr>
     </w:tblStylePr>
   </w:style>
-  <w:style w:type="table" w:styleId="839">
+  <w:style w:type="table" w:styleId="792">
     <w:name w:val="List Table 4 - Accent 6"/>
-    <w:basedOn w:val="903"/>
+    <w:basedOn w:val="856"/>
     <w:uiPriority w:val="99"/>
     <w:pPr>
       <w:pBdr/>
@@ -24305,9 +24032,9 @@
       </w:tcPr>
     </w:tblStylePr>
   </w:style>
-  <w:style w:type="table" w:styleId="840">
+  <w:style w:type="table" w:styleId="793">
     <w:name w:val="List Table 5 Dark"/>
-    <w:basedOn w:val="903"/>
+    <w:basedOn w:val="856"/>
     <w:uiPriority w:val="99"/>
     <w:pPr>
       <w:pBdr/>
@@ -24547,9 +24274,9 @@
       </w:tcPr>
     </w:tblStylePr>
   </w:style>
-  <w:style w:type="table" w:styleId="841">
+  <w:style w:type="table" w:styleId="794">
     <w:name w:val="List Table 5 Dark - Accent 1"/>
-    <w:basedOn w:val="903"/>
+    <w:basedOn w:val="856"/>
     <w:uiPriority w:val="99"/>
     <w:pPr>
       <w:pBdr/>
@@ -24789,9 +24516,9 @@
       </w:tcPr>
     </w:tblStylePr>
   </w:style>
-  <w:style w:type="table" w:styleId="842">
+  <w:style w:type="table" w:styleId="795">
     <w:name w:val="List Table 5 Dark - Accent 2"/>
-    <w:basedOn w:val="903"/>
+    <w:basedOn w:val="856"/>
     <w:uiPriority w:val="99"/>
     <w:pPr>
       <w:pBdr/>
@@ -25031,9 +24758,9 @@
       </w:tcPr>
     </w:tblStylePr>
   </w:style>
-  <w:style w:type="table" w:styleId="843">
+  <w:style w:type="table" w:styleId="796">
     <w:name w:val="List Table 5 Dark - Accent 3"/>
-    <w:basedOn w:val="903"/>
+    <w:basedOn w:val="856"/>
     <w:uiPriority w:val="99"/>
     <w:pPr>
       <w:pBdr/>
@@ -25273,9 +25000,9 @@
       </w:tcPr>
     </w:tblStylePr>
   </w:style>
-  <w:style w:type="table" w:styleId="844">
+  <w:style w:type="table" w:styleId="797">
     <w:name w:val="List Table 5 Dark - Accent 4"/>
-    <w:basedOn w:val="903"/>
+    <w:basedOn w:val="856"/>
     <w:uiPriority w:val="99"/>
     <w:pPr>
       <w:pBdr/>
@@ -25515,9 +25242,9 @@
       </w:tcPr>
     </w:tblStylePr>
   </w:style>
-  <w:style w:type="table" w:styleId="845">
+  <w:style w:type="table" w:styleId="798">
     <w:name w:val="List Table 5 Dark - Accent 5"/>
-    <w:basedOn w:val="903"/>
+    <w:basedOn w:val="856"/>
     <w:uiPriority w:val="99"/>
     <w:pPr>
       <w:pBdr/>
@@ -25757,9 +25484,9 @@
       </w:tcPr>
     </w:tblStylePr>
   </w:style>
-  <w:style w:type="table" w:styleId="846">
+  <w:style w:type="table" w:styleId="799">
     <w:name w:val="List Table 5 Dark - Accent 6"/>
-    <w:basedOn w:val="903"/>
+    <w:basedOn w:val="856"/>
     <w:uiPriority w:val="99"/>
     <w:pPr>
       <w:pBdr/>
@@ -25999,9 +25726,9 @@
       </w:tcPr>
     </w:tblStylePr>
   </w:style>
-  <w:style w:type="table" w:styleId="847">
+  <w:style w:type="table" w:styleId="800">
     <w:name w:val="List Table 6 Colorful"/>
-    <w:basedOn w:val="903"/>
+    <w:basedOn w:val="856"/>
     <w:uiPriority w:val="99"/>
     <w:pPr>
       <w:pBdr/>
@@ -26222,9 +25949,9 @@
       </w:tcPr>
     </w:tblStylePr>
   </w:style>
-  <w:style w:type="table" w:styleId="848">
+  <w:style w:type="table" w:styleId="801">
     <w:name w:val="List Table 6 Colorful - Accent 1"/>
-    <w:basedOn w:val="903"/>
+    <w:basedOn w:val="856"/>
     <w:uiPriority w:val="99"/>
     <w:pPr>
       <w:pBdr/>
@@ -26445,9 +26172,9 @@
       </w:tcPr>
     </w:tblStylePr>
   </w:style>
-  <w:style w:type="table" w:styleId="849">
+  <w:style w:type="table" w:styleId="802">
     <w:name w:val="List Table 6 Colorful - Accent 2"/>
-    <w:basedOn w:val="903"/>
+    <w:basedOn w:val="856"/>
     <w:uiPriority w:val="99"/>
     <w:pPr>
       <w:pBdr/>
@@ -26668,9 +26395,9 @@
       </w:tcPr>
     </w:tblStylePr>
   </w:style>
-  <w:style w:type="table" w:styleId="850">
+  <w:style w:type="table" w:styleId="803">
     <w:name w:val="List Table 6 Colorful - Accent 3"/>
-    <w:basedOn w:val="903"/>
+    <w:basedOn w:val="856"/>
     <w:uiPriority w:val="99"/>
     <w:pPr>
       <w:pBdr/>
@@ -26891,9 +26618,9 @@
       </w:tcPr>
     </w:tblStylePr>
   </w:style>
-  <w:style w:type="table" w:styleId="851">
+  <w:style w:type="table" w:styleId="804">
     <w:name w:val="List Table 6 Colorful - Accent 4"/>
-    <w:basedOn w:val="903"/>
+    <w:basedOn w:val="856"/>
     <w:uiPriority w:val="99"/>
     <w:pPr>
       <w:pBdr/>
@@ -27114,9 +26841,9 @@
       </w:tcPr>
     </w:tblStylePr>
   </w:style>
-  <w:style w:type="table" w:styleId="852">
+  <w:style w:type="table" w:styleId="805">
     <w:name w:val="List Table 6 Colorful - Accent 5"/>
-    <w:basedOn w:val="903"/>
+    <w:basedOn w:val="856"/>
     <w:uiPriority w:val="99"/>
     <w:pPr>
       <w:pBdr/>
@@ -27337,9 +27064,9 @@
       </w:tcPr>
     </w:tblStylePr>
   </w:style>
-  <w:style w:type="table" w:styleId="853">
+  <w:style w:type="table" w:styleId="806">
     <w:name w:val="List Table 6 Colorful - Accent 6"/>
-    <w:basedOn w:val="903"/>
+    <w:basedOn w:val="856"/>
     <w:uiPriority w:val="99"/>
     <w:pPr>
       <w:pBdr/>
@@ -27560,9 +27287,9 @@
       </w:tcPr>
     </w:tblStylePr>
   </w:style>
-  <w:style w:type="table" w:styleId="854">
+  <w:style w:type="table" w:styleId="807">
     <w:name w:val="List Table 7 Colorful"/>
-    <w:basedOn w:val="903"/>
+    <w:basedOn w:val="856"/>
     <w:uiPriority w:val="99"/>
     <w:pPr>
       <w:pBdr/>
@@ -27816,9 +27543,9 @@
       </w:tcPr>
     </w:tblStylePr>
   </w:style>
-  <w:style w:type="table" w:styleId="855">
+  <w:style w:type="table" w:styleId="808">
     <w:name w:val="List Table 7 Colorful - Accent 1"/>
-    <w:basedOn w:val="903"/>
+    <w:basedOn w:val="856"/>
     <w:uiPriority w:val="99"/>
     <w:pPr>
       <w:pBdr/>
@@ -28072,9 +27799,9 @@
       </w:tcPr>
     </w:tblStylePr>
   </w:style>
-  <w:style w:type="table" w:styleId="856">
+  <w:style w:type="table" w:styleId="809">
     <w:name w:val="List Table 7 Colorful - Accent 2"/>
-    <w:basedOn w:val="903"/>
+    <w:basedOn w:val="856"/>
     <w:uiPriority w:val="99"/>
     <w:pPr>
       <w:pBdr/>
@@ -28328,9 +28055,9 @@
       </w:tcPr>
     </w:tblStylePr>
   </w:style>
-  <w:style w:type="table" w:styleId="857">
+  <w:style w:type="table" w:styleId="810">
     <w:name w:val="List Table 7 Colorful - Accent 3"/>
-    <w:basedOn w:val="903"/>
+    <w:basedOn w:val="856"/>
     <w:uiPriority w:val="99"/>
     <w:pPr>
       <w:pBdr/>
@@ -28584,9 +28311,9 @@
       </w:tcPr>
     </w:tblStylePr>
   </w:style>
-  <w:style w:type="table" w:styleId="858">
+  <w:style w:type="table" w:styleId="811">
     <w:name w:val="List Table 7 Colorful - Accent 4"/>
-    <w:basedOn w:val="903"/>
+    <w:basedOn w:val="856"/>
     <w:uiPriority w:val="99"/>
     <w:pPr>
       <w:pBdr/>
@@ -28840,9 +28567,9 @@
       </w:tcPr>
     </w:tblStylePr>
   </w:style>
-  <w:style w:type="table" w:styleId="859">
+  <w:style w:type="table" w:styleId="812">
     <w:name w:val="List Table 7 Colorful - Accent 5"/>
-    <w:basedOn w:val="903"/>
+    <w:basedOn w:val="856"/>
     <w:uiPriority w:val="99"/>
     <w:pPr>
       <w:pBdr/>
@@ -29096,9 +28823,9 @@
       </w:tcPr>
     </w:tblStylePr>
   </w:style>
-  <w:style w:type="table" w:styleId="860">
+  <w:style w:type="table" w:styleId="813">
     <w:name w:val="List Table 7 Colorful - Accent 6"/>
-    <w:basedOn w:val="903"/>
+    <w:basedOn w:val="856"/>
     <w:uiPriority w:val="99"/>
     <w:pPr>
       <w:pBdr/>
@@ -29352,9 +29079,9 @@
       </w:tcPr>
     </w:tblStylePr>
   </w:style>
-  <w:style w:type="table" w:styleId="861">
+  <w:style w:type="table" w:styleId="814">
     <w:name w:val="Lined - Accent"/>
-    <w:basedOn w:val="903"/>
+    <w:basedOn w:val="856"/>
     <w:uiPriority w:val="99"/>
     <w:pPr>
       <w:pBdr/>
@@ -29589,9 +29316,9 @@
       </w:tcPr>
     </w:tblStylePr>
   </w:style>
-  <w:style w:type="table" w:styleId="862">
+  <w:style w:type="table" w:styleId="815">
     <w:name w:val="Lined - Accent 1"/>
-    <w:basedOn w:val="903"/>
+    <w:basedOn w:val="856"/>
     <w:uiPriority w:val="99"/>
     <w:pPr>
       <w:pBdr/>
@@ -29826,9 +29553,9 @@
       </w:tcPr>
     </w:tblStylePr>
   </w:style>
-  <w:style w:type="table" w:styleId="863">
+  <w:style w:type="table" w:styleId="816">
     <w:name w:val="Lined - Accent 2"/>
-    <w:basedOn w:val="903"/>
+    <w:basedOn w:val="856"/>
     <w:uiPriority w:val="99"/>
     <w:pPr>
       <w:pBdr/>
@@ -30063,9 +29790,9 @@
       </w:tcPr>
     </w:tblStylePr>
   </w:style>
-  <w:style w:type="table" w:styleId="864">
+  <w:style w:type="table" w:styleId="817">
     <w:name w:val="Lined - Accent 3"/>
-    <w:basedOn w:val="903"/>
+    <w:basedOn w:val="856"/>
     <w:uiPriority w:val="99"/>
     <w:pPr>
       <w:pBdr/>
@@ -30300,9 +30027,9 @@
       </w:tcPr>
     </w:tblStylePr>
   </w:style>
-  <w:style w:type="table" w:styleId="865">
+  <w:style w:type="table" w:styleId="818">
     <w:name w:val="Lined - Accent 4"/>
-    <w:basedOn w:val="903"/>
+    <w:basedOn w:val="856"/>
     <w:uiPriority w:val="99"/>
     <w:pPr>
       <w:pBdr/>
@@ -30537,9 +30264,9 @@
       </w:tcPr>
     </w:tblStylePr>
   </w:style>
-  <w:style w:type="table" w:styleId="866">
+  <w:style w:type="table" w:styleId="819">
     <w:name w:val="Lined - Accent 5"/>
-    <w:basedOn w:val="903"/>
+    <w:basedOn w:val="856"/>
     <w:uiPriority w:val="99"/>
     <w:pPr>
       <w:pBdr/>
@@ -30774,9 +30501,9 @@
       </w:tcPr>
     </w:tblStylePr>
   </w:style>
-  <w:style w:type="table" w:styleId="867">
+  <w:style w:type="table" w:styleId="820">
     <w:name w:val="Lined - Accent 6"/>
-    <w:basedOn w:val="903"/>
+    <w:basedOn w:val="856"/>
     <w:uiPriority w:val="99"/>
     <w:pPr>
       <w:pBdr/>
@@ -31011,9 +30738,9 @@
       </w:tcPr>
     </w:tblStylePr>
   </w:style>
-  <w:style w:type="table" w:styleId="868">
+  <w:style w:type="table" w:styleId="821">
     <w:name w:val="Bordered &amp; Lined - Accent"/>
-    <w:basedOn w:val="903"/>
+    <w:basedOn w:val="856"/>
     <w:uiPriority w:val="99"/>
     <w:pPr>
       <w:pBdr/>
@@ -31255,9 +30982,9 @@
       </w:tcPr>
     </w:tblStylePr>
   </w:style>
-  <w:style w:type="table" w:styleId="869">
+  <w:style w:type="table" w:styleId="822">
     <w:name w:val="Bordered &amp; Lined - Accent 1"/>
-    <w:basedOn w:val="903"/>
+    <w:basedOn w:val="856"/>
     <w:uiPriority w:val="99"/>
     <w:pPr>
       <w:pBdr/>
@@ -31499,9 +31226,9 @@
       </w:tcPr>
     </w:tblStylePr>
   </w:style>
-  <w:style w:type="table" w:styleId="870">
+  <w:style w:type="table" w:styleId="823">
     <w:name w:val="Bordered &amp; Lined - Accent 2"/>
-    <w:basedOn w:val="903"/>
+    <w:basedOn w:val="856"/>
     <w:uiPriority w:val="99"/>
     <w:pPr>
       <w:pBdr/>
@@ -31743,9 +31470,9 @@
       </w:tcPr>
     </w:tblStylePr>
   </w:style>
-  <w:style w:type="table" w:styleId="871">
+  <w:style w:type="table" w:styleId="824">
     <w:name w:val="Bordered &amp; Lined - Accent 3"/>
-    <w:basedOn w:val="903"/>
+    <w:basedOn w:val="856"/>
     <w:uiPriority w:val="99"/>
     <w:pPr>
       <w:pBdr/>
@@ -31987,9 +31714,9 @@
       </w:tcPr>
     </w:tblStylePr>
   </w:style>
-  <w:style w:type="table" w:styleId="872">
+  <w:style w:type="table" w:styleId="825">
     <w:name w:val="Bordered &amp; Lined - Accent 4"/>
-    <w:basedOn w:val="903"/>
+    <w:basedOn w:val="856"/>
     <w:uiPriority w:val="99"/>
     <w:pPr>
       <w:pBdr/>
@@ -32231,9 +31958,9 @@
       </w:tcPr>
     </w:tblStylePr>
   </w:style>
-  <w:style w:type="table" w:styleId="873">
+  <w:style w:type="table" w:styleId="826">
     <w:name w:val="Bordered &amp; Lined - Accent 5"/>
-    <w:basedOn w:val="903"/>
+    <w:basedOn w:val="856"/>
     <w:uiPriority w:val="99"/>
     <w:pPr>
       <w:pBdr/>
@@ -32475,9 +32202,9 @@
       </w:tcPr>
     </w:tblStylePr>
   </w:style>
-  <w:style w:type="table" w:styleId="874">
+  <w:style w:type="table" w:styleId="827">
     <w:name w:val="Bordered &amp; Lined - Accent 6"/>
-    <w:basedOn w:val="903"/>
+    <w:basedOn w:val="856"/>
     <w:uiPriority w:val="99"/>
     <w:pPr>
       <w:pBdr/>
@@ -32719,9 +32446,9 @@
       </w:tcPr>
     </w:tblStylePr>
   </w:style>
-  <w:style w:type="table" w:styleId="875">
+  <w:style w:type="table" w:styleId="828">
     <w:name w:val="Bordered"/>
-    <w:basedOn w:val="903"/>
+    <w:basedOn w:val="856"/>
     <w:uiPriority w:val="99"/>
     <w:pPr>
       <w:pBdr/>
@@ -32950,9 +32677,9 @@
       </w:tcPr>
     </w:tblStylePr>
   </w:style>
-  <w:style w:type="table" w:styleId="876">
+  <w:style w:type="table" w:styleId="829">
     <w:name w:val="Bordered - Accent 1"/>
-    <w:basedOn w:val="903"/>
+    <w:basedOn w:val="856"/>
     <w:uiPriority w:val="99"/>
     <w:pPr>
       <w:pBdr/>
@@ -33181,9 +32908,9 @@
       </w:tcPr>
     </w:tblStylePr>
   </w:style>
-  <w:style w:type="table" w:styleId="877">
+  <w:style w:type="table" w:styleId="830">
     <w:name w:val="Bordered - Accent 2"/>
-    <w:basedOn w:val="903"/>
+    <w:basedOn w:val="856"/>
     <w:uiPriority w:val="99"/>
     <w:pPr>
       <w:pBdr/>
@@ -33412,9 +33139,9 @@
       </w:tcPr>
     </w:tblStylePr>
   </w:style>
-  <w:style w:type="table" w:styleId="878">
+  <w:style w:type="table" w:styleId="831">
     <w:name w:val="Bordered - Accent 3"/>
-    <w:basedOn w:val="903"/>
+    <w:basedOn w:val="856"/>
     <w:uiPriority w:val="99"/>
     <w:pPr>
       <w:pBdr/>
@@ -33643,9 +33370,9 @@
       </w:tcPr>
     </w:tblStylePr>
   </w:style>
-  <w:style w:type="table" w:styleId="879">
+  <w:style w:type="table" w:styleId="832">
     <w:name w:val="Bordered - Accent 4"/>
-    <w:basedOn w:val="903"/>
+    <w:basedOn w:val="856"/>
     <w:uiPriority w:val="99"/>
     <w:pPr>
       <w:pBdr/>
@@ -33874,9 +33601,9 @@
       </w:tcPr>
     </w:tblStylePr>
   </w:style>
-  <w:style w:type="table" w:styleId="880">
+  <w:style w:type="table" w:styleId="833">
     <w:name w:val="Bordered - Accent 5"/>
-    <w:basedOn w:val="903"/>
+    <w:basedOn w:val="856"/>
     <w:uiPriority w:val="99"/>
     <w:pPr>
       <w:pBdr/>
@@ -34105,9 +33832,9 @@
       </w:tcPr>
     </w:tblStylePr>
   </w:style>
-  <w:style w:type="table" w:styleId="881">
+  <w:style w:type="table" w:styleId="834">
     <w:name w:val="Bordered - Accent 6"/>
-    <w:basedOn w:val="903"/>
+    <w:basedOn w:val="856"/>
     <w:uiPriority w:val="99"/>
     <w:pPr>
       <w:pBdr/>
@@ -34336,7 +34063,7 @@
       </w:tcPr>
     </w:tblStylePr>
   </w:style>
-  <w:style w:type="character" w:styleId="882">
+  <w:style w:type="character" w:styleId="835">
     <w:name w:val="Hyperlink"/>
     <w:uiPriority w:val="99"/>
     <w:unhideWhenUsed/>
@@ -34350,10 +34077,10 @@
       <w:u w:val="single"/>
     </w:rPr>
   </w:style>
-  <w:style w:type="paragraph" w:styleId="883">
+  <w:style w:type="paragraph" w:styleId="836">
     <w:name w:val="footnote text"/>
-    <w:basedOn w:val="900"/>
-    <w:link w:val="884"/>
+    <w:basedOn w:val="853"/>
+    <w:link w:val="837"/>
     <w:uiPriority w:val="99"/>
     <w:semiHidden/>
     <w:unhideWhenUsed/>
@@ -34366,9 +34093,9 @@
       <w:sz w:val="18"/>
     </w:rPr>
   </w:style>
-  <w:style w:type="character" w:styleId="884">
+  <w:style w:type="character" w:styleId="837">
     <w:name w:val="Footnote Text Char"/>
-    <w:link w:val="883"/>
+    <w:link w:val="836"/>
     <w:uiPriority w:val="99"/>
     <w:pPr>
       <w:pBdr/>
@@ -34379,9 +34106,9 @@
       <w:sz w:val="18"/>
     </w:rPr>
   </w:style>
-  <w:style w:type="character" w:styleId="885">
+  <w:style w:type="character" w:styleId="838">
     <w:name w:val="footnote reference"/>
-    <w:basedOn w:val="902"/>
+    <w:basedOn w:val="855"/>
     <w:uiPriority w:val="99"/>
     <w:unhideWhenUsed/>
     <w:pPr>
@@ -34393,10 +34120,10 @@
       <w:vertAlign w:val="superscript"/>
     </w:rPr>
   </w:style>
-  <w:style w:type="paragraph" w:styleId="886">
+  <w:style w:type="paragraph" w:styleId="839">
     <w:name w:val="endnote text"/>
-    <w:basedOn w:val="900"/>
-    <w:link w:val="887"/>
+    <w:basedOn w:val="853"/>
+    <w:link w:val="840"/>
     <w:uiPriority w:val="99"/>
     <w:semiHidden/>
     <w:unhideWhenUsed/>
@@ -34409,9 +34136,9 @@
       <w:sz w:val="20"/>
     </w:rPr>
   </w:style>
-  <w:style w:type="character" w:styleId="887">
+  <w:style w:type="character" w:styleId="840">
     <w:name w:val="Endnote Text Char"/>
-    <w:link w:val="886"/>
+    <w:link w:val="839"/>
     <w:uiPriority w:val="99"/>
     <w:pPr>
       <w:pBdr/>
@@ -34422,9 +34149,9 @@
       <w:sz w:val="20"/>
     </w:rPr>
   </w:style>
-  <w:style w:type="character" w:styleId="888">
+  <w:style w:type="character" w:styleId="841">
     <w:name w:val="endnote reference"/>
-    <w:basedOn w:val="902"/>
+    <w:basedOn w:val="855"/>
     <w:uiPriority w:val="99"/>
     <w:semiHidden/>
     <w:unhideWhenUsed/>
@@ -34437,10 +34164,10 @@
       <w:vertAlign w:val="superscript"/>
     </w:rPr>
   </w:style>
-  <w:style w:type="paragraph" w:styleId="889">
+  <w:style w:type="paragraph" w:styleId="842">
     <w:name w:val="toc 1"/>
-    <w:basedOn w:val="900"/>
-    <w:next w:val="900"/>
+    <w:basedOn w:val="853"/>
+    <w:next w:val="853"/>
     <w:uiPriority w:val="39"/>
     <w:unhideWhenUsed/>
     <w:pPr>
@@ -34449,10 +34176,10 @@
       <w:ind w:right="0" w:firstLine="0" w:left="0"/>
     </w:pPr>
   </w:style>
-  <w:style w:type="paragraph" w:styleId="890">
+  <w:style w:type="paragraph" w:styleId="843">
     <w:name w:val="toc 2"/>
-    <w:basedOn w:val="900"/>
-    <w:next w:val="900"/>
+    <w:basedOn w:val="853"/>
+    <w:next w:val="853"/>
     <w:uiPriority w:val="39"/>
     <w:unhideWhenUsed/>
     <w:pPr>
@@ -34461,10 +34188,10 @@
       <w:ind w:right="0" w:firstLine="0" w:left="283"/>
     </w:pPr>
   </w:style>
-  <w:style w:type="paragraph" w:styleId="891">
+  <w:style w:type="paragraph" w:styleId="844">
     <w:name w:val="toc 3"/>
-    <w:basedOn w:val="900"/>
-    <w:next w:val="900"/>
+    <w:basedOn w:val="853"/>
+    <w:next w:val="853"/>
     <w:uiPriority w:val="39"/>
     <w:unhideWhenUsed/>
     <w:pPr>
@@ -34473,10 +34200,10 @@
       <w:ind w:right="0" w:firstLine="0" w:left="567"/>
     </w:pPr>
   </w:style>
-  <w:style w:type="paragraph" w:styleId="892">
+  <w:style w:type="paragraph" w:styleId="845">
     <w:name w:val="toc 4"/>
-    <w:basedOn w:val="900"/>
-    <w:next w:val="900"/>
+    <w:basedOn w:val="853"/>
+    <w:next w:val="853"/>
     <w:uiPriority w:val="39"/>
     <w:unhideWhenUsed/>
     <w:pPr>
@@ -34485,10 +34212,10 @@
       <w:ind w:right="0" w:firstLine="0" w:left="850"/>
     </w:pPr>
   </w:style>
-  <w:style w:type="paragraph" w:styleId="893">
+  <w:style w:type="paragraph" w:styleId="846">
     <w:name w:val="toc 5"/>
-    <w:basedOn w:val="900"/>
-    <w:next w:val="900"/>
+    <w:basedOn w:val="853"/>
+    <w:next w:val="853"/>
     <w:uiPriority w:val="39"/>
     <w:unhideWhenUsed/>
     <w:pPr>
@@ -34497,10 +34224,10 @@
       <w:ind w:right="0" w:firstLine="0" w:left="1134"/>
     </w:pPr>
   </w:style>
-  <w:style w:type="paragraph" w:styleId="894">
+  <w:style w:type="paragraph" w:styleId="847">
     <w:name w:val="toc 6"/>
-    <w:basedOn w:val="900"/>
-    <w:next w:val="900"/>
+    <w:basedOn w:val="853"/>
+    <w:next w:val="853"/>
     <w:uiPriority w:val="39"/>
     <w:unhideWhenUsed/>
     <w:pPr>
@@ -34509,10 +34236,10 @@
       <w:ind w:right="0" w:firstLine="0" w:left="1417"/>
     </w:pPr>
   </w:style>
-  <w:style w:type="paragraph" w:styleId="895">
+  <w:style w:type="paragraph" w:styleId="848">
     <w:name w:val="toc 7"/>
-    <w:basedOn w:val="900"/>
-    <w:next w:val="900"/>
+    <w:basedOn w:val="853"/>
+    <w:next w:val="853"/>
     <w:uiPriority w:val="39"/>
     <w:unhideWhenUsed/>
     <w:pPr>
@@ -34521,10 +34248,10 @@
       <w:ind w:right="0" w:firstLine="0" w:left="1701"/>
     </w:pPr>
   </w:style>
-  <w:style w:type="paragraph" w:styleId="896">
+  <w:style w:type="paragraph" w:styleId="849">
     <w:name w:val="toc 8"/>
-    <w:basedOn w:val="900"/>
-    <w:next w:val="900"/>
+    <w:basedOn w:val="853"/>
+    <w:next w:val="853"/>
     <w:uiPriority w:val="39"/>
     <w:unhideWhenUsed/>
     <w:pPr>
@@ -34533,10 +34260,10 @@
       <w:ind w:right="0" w:firstLine="0" w:left="1984"/>
     </w:pPr>
   </w:style>
-  <w:style w:type="paragraph" w:styleId="897">
+  <w:style w:type="paragraph" w:styleId="850">
     <w:name w:val="toc 9"/>
-    <w:basedOn w:val="900"/>
-    <w:next w:val="900"/>
+    <w:basedOn w:val="853"/>
+    <w:next w:val="853"/>
     <w:uiPriority w:val="39"/>
     <w:unhideWhenUsed/>
     <w:pPr>
@@ -34545,7 +34272,7 @@
       <w:ind w:right="0" w:firstLine="0" w:left="2268"/>
     </w:pPr>
   </w:style>
-  <w:style w:type="paragraph" w:styleId="898">
+  <w:style w:type="paragraph" w:styleId="851">
     <w:name w:val="TOC Heading"/>
     <w:uiPriority w:val="39"/>
     <w:unhideWhenUsed/>
@@ -34555,10 +34282,10 @@
       <w:ind/>
     </w:pPr>
   </w:style>
-  <w:style w:type="paragraph" w:styleId="899">
+  <w:style w:type="paragraph" w:styleId="852">
     <w:name w:val="table of figures"/>
-    <w:basedOn w:val="900"/>
-    <w:next w:val="900"/>
+    <w:basedOn w:val="853"/>
+    <w:next w:val="853"/>
     <w:uiPriority w:val="99"/>
     <w:unhideWhenUsed/>
     <w:pPr>
@@ -34567,7 +34294,7 @@
       <w:ind/>
     </w:pPr>
   </w:style>
-  <w:style w:type="paragraph" w:styleId="900" w:default="1">
+  <w:style w:type="paragraph" w:styleId="853" w:default="1">
     <w:name w:val="Normal"/>
     <w:qFormat/>
     <w:pPr>
@@ -34576,11 +34303,11 @@
       <w:ind/>
     </w:pPr>
   </w:style>
-  <w:style w:type="paragraph" w:styleId="901">
+  <w:style w:type="paragraph" w:styleId="854">
     <w:name w:val="Heading 1"/>
-    <w:basedOn w:val="900"/>
-    <w:next w:val="900"/>
-    <w:link w:val="905"/>
+    <w:basedOn w:val="853"/>
+    <w:next w:val="853"/>
+    <w:link w:val="858"/>
     <w:uiPriority w:val="9"/>
     <w:qFormat/>
     <w:pPr>
@@ -34598,7 +34325,7 @@
       <w:szCs w:val="32"/>
     </w:rPr>
   </w:style>
-  <w:style w:type="character" w:styleId="902" w:default="1">
+  <w:style w:type="character" w:styleId="855" w:default="1">
     <w:name w:val="Default Paragraph Font"/>
     <w:uiPriority w:val="1"/>
     <w:semiHidden/>
@@ -34609,7 +34336,7 @@
       <w:ind/>
     </w:pPr>
   </w:style>
-  <w:style w:type="table" w:styleId="903" w:default="1">
+  <w:style w:type="table" w:styleId="856" w:default="1">
     <w:name w:val="Normal Table"/>
     <w:uiPriority w:val="99"/>
     <w:semiHidden/>
@@ -34621,13 +34348,13 @@
     </w:pPr>
     <w:tblPr>
       <w:tblInd w:w="0" w:type="dxa"/>
+      <w:tblBorders/>
       <w:tblCellMar>
         <w:left w:w="108" w:type="dxa"/>
         <w:top w:w="0" w:type="dxa"/>
         <w:right w:w="108" w:type="dxa"/>
         <w:bottom w:w="0" w:type="dxa"/>
       </w:tblCellMar>
-      <w:tblBorders/>
     </w:tblPr>
     <w:tcPr>
       <w:tcBorders/>
@@ -34802,7 +34529,7 @@
       </w:tcPr>
     </w:tblStylePr>
   </w:style>
-  <w:style w:type="numbering" w:styleId="904" w:default="1">
+  <w:style w:type="numbering" w:styleId="857" w:default="1">
     <w:name w:val="No List"/>
     <w:uiPriority w:val="99"/>
     <w:semiHidden/>
@@ -34813,10 +34540,10 @@
       <w:ind/>
     </w:pPr>
   </w:style>
-  <w:style w:type="character" w:styleId="905" w:customStyle="1">
+  <w:style w:type="character" w:styleId="858" w:customStyle="1">
     <w:name w:val="Kop 1 Char"/>
-    <w:basedOn w:val="902"/>
-    <w:link w:val="901"/>
+    <w:basedOn w:val="855"/>
+    <w:link w:val="854"/>
     <w:uiPriority w:val="9"/>
     <w:pPr>
       <w:pBdr/>
@@ -34830,9 +34557,9 @@
       <w:szCs w:val="32"/>
     </w:rPr>
   </w:style>
-  <w:style w:type="paragraph" w:styleId="906">
+  <w:style w:type="paragraph" w:styleId="859">
     <w:name w:val="List Paragraph"/>
-    <w:basedOn w:val="900"/>
+    <w:basedOn w:val="853"/>
     <w:uiPriority w:val="34"/>
     <w:qFormat/>
     <w:pPr>

--- a/Sec-Week-1/C security practicum 1.docx
+++ b/Sec-Week-1/C security practicum 1.docx
@@ -191,18 +191,6 @@
         </w:rPr>
       </w:r>
       <w:r/>
-      <w:r>
-        <w:rPr>
-          <w:highlight w:val="none"/>
-        </w:rPr>
-      </w:r>
-      <w:r/>
-      <w:r>
-        <w:rPr>
-          <w:highlight w:val="none"/>
-        </w:rPr>
-      </w:r>
-      <w:r/>
     </w:p>
     <w:p>
       <w:pPr>
@@ -232,12 +220,6 @@
       <w:r>
         <w:br/>
       </w:r>
-      <w:r/>
-      <w:r/>
-      <w:r/>
-      <w:r/>
-      <w:r/>
-      <w:r/>
       <w:r>
         <mc:AlternateContent>
           <mc:Choice Requires="wpg">
@@ -307,17 +289,11 @@
           </mc:Fallback>
         </mc:AlternateContent>
       </w:r>
-      <w:r/>
-      <w:r/>
       <w:r>
         <w:br/>
         <w:br/>
       </w:r>
       <w:r/>
-      <w:r/>
-      <w:r/>
-      <w:r/>
-      <w:r/>
     </w:p>
     <w:p>
       <w:pPr>
@@ -326,7 +302,6 @@
         <w:ind w:firstLine="0" w:left="0"/>
         <w:rPr/>
       </w:pPr>
-      <w:r/>
       <w:r>
         <w:br/>
       </w:r>
@@ -337,7 +312,9 @@
         <w:pBdr/>
         <w:spacing/>
         <w:ind w:firstLine="0" w:left="720"/>
-        <w:rPr/>
+        <w:rPr>
+          <w:color w:val="c00000"/>
+        </w:rPr>
       </w:pPr>
       <w:r>
         <w:rPr>
@@ -426,49 +403,81 @@
       <w:r>
         <w:br/>
       </w:r>
-      <w:r/>
-      <w:r/>
+      <w:r>
+        <w:rPr>
+          <w:color w:val="c00000"/>
+        </w:rPr>
+      </w:r>
     </w:p>
     <w:p>
       <w:pPr>
         <w:pBdr/>
         <w:spacing/>
         <w:ind w:firstLine="0" w:left="720"/>
-        <w:rPr/>
+        <w:rPr>
+          <w:color w:val="c00000"/>
+        </w:rPr>
       </w:pPr>
       <w:r>
         <w:rPr>
+          <w:color w:val="c00000"/>
           <w:lang w:val="en-GB"/>
         </w:rPr>
         <w:t xml:space="preserve">D) </w:t>
       </w:r>
       <w:r>
+        <w:rPr>
+          <w:color w:val="c00000"/>
+        </w:rPr>
         <w:t xml:space="preserve">Maak een voorbeeld met een pointer die door een buffer</w:t>
       </w:r>
       <w:r>
+        <w:rPr>
+          <w:color w:val="c00000"/>
+        </w:rPr>
         <w:t xml:space="preserve">overflow</w:t>
       </w:r>
       <w:r>
+        <w:rPr>
+          <w:color w:val="c00000"/>
+        </w:rPr>
         <w:t xml:space="preserve"> wordt aangepast. Laat</w:t>
       </w:r>
       <w:r>
+        <w:rPr>
+          <w:color w:val="c00000"/>
+        </w:rPr>
         <w:t xml:space="preserve"> z</w:t>
       </w:r>
       <w:r>
+        <w:rPr>
+          <w:color w:val="c00000"/>
+        </w:rPr>
         <w:t xml:space="preserve">ien in het memory window</w:t>
       </w:r>
       <w:r>
+        <w:rPr>
+          <w:color w:val="c00000"/>
+        </w:rPr>
         <w:t xml:space="preserve"> </w:t>
       </w:r>
       <w:r>
+        <w:rPr>
+          <w:color w:val="c00000"/>
+        </w:rPr>
         <w:t xml:space="preserve"> dat de waarde (=adres)  is aangepast. </w:t>
       </w:r>
       <w:r>
         <w:rPr>
+          <w:color w:val="c00000"/>
           <w:highlight w:val="none"/>
         </w:rPr>
       </w:r>
-      <w:r/>
+      <w:r>
+        <w:rPr>
+          <w:color w:val="c00000"/>
+        </w:rPr>
+      </w:r>
     </w:p>
     <w:p>
       <w:pPr>
@@ -551,12 +560,6 @@
           </mc:Fallback>
         </mc:AlternateContent>
       </w:r>
-      <w:r>
-        <w:rPr>
-          <w:highlight w:val="none"/>
-        </w:rPr>
-      </w:r>
-      <w:r/>
       <w:r>
         <w:rPr>
           <w:highlight w:val="none"/>
@@ -654,7 +657,6 @@
         </mc:AlternateContent>
       </w:r>
       <w:r/>
-      <w:r/>
     </w:p>
     <w:p>
       <w:pPr>
@@ -668,13 +670,6 @@
           <w:highlight w:val="none"/>
         </w:rPr>
       </w:r>
-      <w:r/>
-      <w:r>
-        <w:rPr>
-          <w:highlight w:val="none"/>
-        </w:rPr>
-      </w:r>
-      <w:r/>
       <w:r>
         <w:rPr>
           <w:highlight w:val="none"/>
@@ -697,6 +692,7 @@
       </w:r>
       <w:r>
         <w:t xml:space="preserve">Gebruik nu een andere instructie dan printf om een crash te veroorzaken.</w:t>
+        <w:br/>
       </w:r>
       <w:r/>
     </w:p>
@@ -787,12 +783,6 @@
         </w:rPr>
       </w:r>
       <w:r/>
-      <w:r>
-        <w:rPr>
-          <w:highlight w:val="none"/>
-        </w:rPr>
-      </w:r>
-      <w:r/>
     </w:p>
     <w:p>
       <w:pPr>
@@ -1457,9 +1447,7 @@
         <w:pBdr/>
         <w:spacing/>
         <w:ind/>
-        <w:rPr>
-          <w:color w:val="4472c4" w:themeColor="accent1"/>
-        </w:rPr>
+        <w:rPr/>
       </w:pPr>
       <w:r>
         <w:rPr>
@@ -1468,25 +1456,14 @@
         </w:rPr>
         <w:t xml:space="preserve">klantnr 1234</w:t>
       </w:r>
-      <w:r>
-        <w:rPr>
-          <w:color w:val="4472c4" w:themeColor="accent1"/>
-        </w:rPr>
-      </w:r>
-      <w:r>
-        <w:rPr>
-          <w:color w:val="4472c4" w:themeColor="accent1"/>
-        </w:rPr>
-      </w:r>
+      <w:r/>
     </w:p>
     <w:p>
       <w:pPr>
         <w:pBdr/>
         <w:spacing/>
         <w:ind/>
-        <w:rPr>
-          <w:color w:val="4472c4" w:themeColor="accent1"/>
-        </w:rPr>
+        <w:rPr/>
       </w:pPr>
       <w:r>
         <w:rPr>
@@ -1495,16 +1472,7 @@
         </w:rPr>
         <w:t xml:space="preserve">Artikelnr Aantal</w:t>
       </w:r>
-      <w:r>
-        <w:rPr>
-          <w:color w:val="4472c4" w:themeColor="accent1"/>
-        </w:rPr>
-      </w:r>
-      <w:r>
-        <w:rPr>
-          <w:color w:val="4472c4" w:themeColor="accent1"/>
-        </w:rPr>
-      </w:r>
+      <w:r/>
     </w:p>
     <w:p>
       <w:pPr>
@@ -1520,11 +1488,13 @@
           <w:color w:val="4472c4" w:themeColor="accent1"/>
           <w:highlight w:val="none"/>
         </w:rPr>
-        <w:t xml:space="preserve">BBBBBBBBBBBBBBBBBB2025-01-01 5</w:t>
+        <w:t xml:space="preserve">BBBBBBBBBBBBBBBBBBBBBBBBBBBBBBBBBBBBBBBBBBBBBBBBBBBBBBBBBBBBBBBBBBBBBBBBBBBBBBBB2025-01-01 5</w:t>
       </w:r>
+      <w:r/>
       <w:r>
         <w:rPr>
           <w:color w:val="4472c4" w:themeColor="accent1"/>
+          <w:highlight w:val="none"/>
         </w:rPr>
       </w:r>
       <w:r>
@@ -1550,7 +1520,7 @@
           <mc:Choice Requires="wpg">
             <w:drawing>
               <wp:inline xmlns:wp="http://schemas.openxmlformats.org/drawingml/2006/wordprocessingDrawing" distT="0" distB="0" distL="0" distR="0">
-                <wp:extent cx="5731510" cy="1044846"/>
+                <wp:extent cx="5731510" cy="1378660"/>
                 <wp:effectExtent l="0" t="0" r="0" b="0"/>
                 <wp:docPr id="7" name=""/>
                 <wp:cNvGraphicFramePr>
@@ -1560,7 +1530,7 @@
                   <a:graphicData uri="http://schemas.openxmlformats.org/drawingml/2006/picture">
                     <pic:pic xmlns:pic="http://schemas.openxmlformats.org/drawingml/2006/picture">
                       <pic:nvPicPr>
-                        <pic:cNvPr id="38141314" name=""/>
+                        <pic:cNvPr id="1023523116" name=""/>
                         <pic:cNvPicPr>
                           <a:picLocks noChangeAspect="1"/>
                         </pic:cNvPicPr>
@@ -1573,7 +1543,7 @@
                       <pic:spPr bwMode="auto">
                         <a:xfrm>
                           <a:off x="0" y="0"/>
-                          <a:ext cx="5731509" cy="1044845"/>
+                          <a:ext cx="5731509" cy="1378660"/>
                         </a:xfrm>
                         <a:prstGeom prst="rect">
                           <a:avLst/>
@@ -1606,7 +1576,7 @@
                 <v:path o:extrusionok="f" gradientshapeok="t" o:connecttype="rect"/>
                 <o:lock v:ext="edit" aspectratio="t"/>
               </v:shapetype>
-              <v:shape id="_x0000_i6" o:spid="_x0000_s6" type="#_x0000_t75" style="width:451.30pt;height:82.27pt;mso-wrap-distance-left:0.00pt;mso-wrap-distance-top:0.00pt;mso-wrap-distance-right:0.00pt;mso-wrap-distance-bottom:0.00pt;z-index:1;" stroked="false">
+              <v:shape id="_x0000_i6" o:spid="_x0000_s6" type="#_x0000_t75" style="width:451.30pt;height:108.56pt;mso-wrap-distance-left:0.00pt;mso-wrap-distance-top:0.00pt;mso-wrap-distance-right:0.00pt;mso-wrap-distance-bottom:0.00pt;z-index:1;" stroked="false">
                 <v:imagedata r:id="rId15" o:title=""/>
                 <o:lock v:ext="edit" rotation="t"/>
               </v:shape>
@@ -1616,6 +1586,12 @@
       </w:r>
       <w:r>
         <w:rPr>
+          <w:lang w:val="en-GB"/>
+        </w:rPr>
+      </w:r>
+      <w:r/>
+      <w:r>
+        <w:rPr>
           <w:highlight w:val="none"/>
           <w:lang w:val="en-GB"/>
         </w:rPr>
@@ -1632,12 +1608,18 @@
           <w:lang w:val="en-GB"/>
         </w:rPr>
       </w:pPr>
+      <w:r/>
+      <w:r>
+        <w:rPr>
+          <w:lang w:val="en-GB"/>
+        </w:rPr>
+      </w:r>
       <w:r>
         <mc:AlternateContent>
           <mc:Choice Requires="wpg">
             <w:drawing>
               <wp:inline xmlns:wp="http://schemas.openxmlformats.org/drawingml/2006/wordprocessingDrawing" distT="0" distB="0" distL="0" distR="0">
-                <wp:extent cx="5731510" cy="551178"/>
+                <wp:extent cx="5731510" cy="842968"/>
                 <wp:effectExtent l="0" t="0" r="0" b="0"/>
                 <wp:docPr id="8" name=""/>
                 <wp:cNvGraphicFramePr>
@@ -1647,7 +1629,7 @@
                   <a:graphicData uri="http://schemas.openxmlformats.org/drawingml/2006/picture">
                     <pic:pic xmlns:pic="http://schemas.openxmlformats.org/drawingml/2006/picture">
                       <pic:nvPicPr>
-                        <pic:cNvPr id="245154130" name=""/>
+                        <pic:cNvPr id="110609801" name=""/>
                         <pic:cNvPicPr>
                           <a:picLocks noChangeAspect="1"/>
                         </pic:cNvPicPr>
@@ -1660,7 +1642,7 @@
                       <pic:spPr bwMode="auto">
                         <a:xfrm>
                           <a:off x="0" y="0"/>
-                          <a:ext cx="5731509" cy="551178"/>
+                          <a:ext cx="5731509" cy="842968"/>
                         </a:xfrm>
                         <a:prstGeom prst="rect">
                           <a:avLst/>
@@ -1693,7 +1675,7 @@
                 <v:path o:extrusionok="f" gradientshapeok="t" o:connecttype="rect"/>
                 <o:lock v:ext="edit" aspectratio="t"/>
               </v:shapetype>
-              <v:shape id="_x0000_i7" o:spid="_x0000_s7" type="#_x0000_t75" style="width:451.30pt;height:43.40pt;mso-wrap-distance-left:0.00pt;mso-wrap-distance-top:0.00pt;mso-wrap-distance-right:0.00pt;mso-wrap-distance-bottom:0.00pt;z-index:1;" stroked="false">
+              <v:shape id="_x0000_i7" o:spid="_x0000_s7" type="#_x0000_t75" style="width:451.30pt;height:66.38pt;mso-wrap-distance-left:0.00pt;mso-wrap-distance-top:0.00pt;mso-wrap-distance-right:0.00pt;mso-wrap-distance-bottom:0.00pt;z-index:1;" stroked="false">
                 <v:imagedata r:id="rId16" o:title=""/>
                 <o:lock v:ext="edit" rotation="t"/>
               </v:shape>
@@ -1918,7 +1900,6 @@
           <w:sz w:val="22"/>
           <w:szCs w:val="22"/>
         </w:rPr>
-        <w:t xml:space="preserve">strncpy(klantnr, buffer2, sizeof(klantnr) - 1); klantnr[sizeof(klantnr) - 1] = </w:t>
       </w:r>
       <w:r>
         <w:rPr>
@@ -1927,26 +1908,7 @@
           <w:sz w:val="22"/>
           <w:szCs w:val="22"/>
         </w:rPr>
-        <w:t xml:space="preserve">'\0'</w:t>
-      </w:r>
-      <w:r>
-        <w:rPr>
-          <w:rFonts w:ascii="Calibri" w:hAnsi="Calibri" w:eastAsia="Calibri" w:cs="Calibri"/>
-          <w:color w:val="4472c4" w:themeColor="accent1"/>
-          <w:sz w:val="22"/>
-          <w:szCs w:val="22"/>
-        </w:rPr>
-        <w:t xml:space="preserve">;</w:t>
-      </w:r>
-      <w:r>
-        <w:rPr>
-          <w:rFonts w:ascii="Calibri" w:hAnsi="Calibri" w:eastAsia="Calibri" w:cs="Calibri"/>
-          <w:color w:val="4472c4" w:themeColor="accent1"/>
-          <w:sz w:val="22"/>
-          <w:szCs w:val="22"/>
-          <w:lang w:val="en-GB"/>
-        </w:rPr>
-        <w:t xml:space="preserve"> </w:t>
+        <w:t xml:space="preserve">snprintf(klantnr, sizeof(klantnr), "%s", buffer2);</w:t>
       </w:r>
       <w:r>
         <w:rPr>
@@ -2245,6 +2207,9 @@
         <w:br/>
       </w:r>
       <w:r>
+        <w:rPr>
+          <w:color w:val="4472c4" w:themeColor="accent1"/>
+        </w:rPr>
         <w:t xml:space="preserve">Problem: Als klant_geverifieerd == 0 (onbekende klant), wordt de order weergegeven maar verder niet verwerkt. ECHTER - de hele main() functie voert gewoon alle code uit! De applicatie zou exit(1) moeten doen op regel 183!</w:t>
       </w:r>
       <w:r/>
@@ -2435,7 +2400,7 @@
         <w:spacing/>
         <w:ind/>
         <w:rPr>
-          <w:color w:val="4472c4" w:themeColor="accent1"/>
+          <w:color w:val="c00000"/>
         </w:rPr>
       </w:pPr>
       <w:r>
@@ -2444,38 +2409,38 @@
       </w:r>
       <w:r>
         <w:rPr>
-          <w:color w:val="4472c4" w:themeColor="accent1"/>
+          <w:color w:val="c00000"/>
         </w:rPr>
         <w:t xml:space="preserve">Kwetsbaarheid: artikelnr[8] buffer overloopt naar adjacent int aantal via onbeveiligde fscanf:</w:t>
         <w:br/>
       </w:r>
       <w:r>
         <w:rPr>
-          <w:color w:val="4472c4" w:themeColor="accent1"/>
+          <w:color w:val="c00000"/>
         </w:rPr>
         <w:t xml:space="preserve">while (fscanf(f, " %s %d", artikelnr, &amp;aantal) == 2) {  // Regel 107 - GEEN lengtelimiet!</w:t>
       </w:r>
       <w:r>
         <w:rPr>
-          <w:color w:val="4472c4" w:themeColor="accent1"/>
+          <w:color w:val="c00000"/>
         </w:rPr>
         <w:br/>
       </w:r>
       <w:r>
         <w:rPr>
-          <w:color w:val="4472c4" w:themeColor="accent1"/>
+          <w:color w:val="c00000"/>
           <w:highlight w:val="none"/>
         </w:rPr>
         <w:t xml:space="preserve">Exploit - Schadelijk invoerbestand:</w:t>
       </w:r>
       <w:r>
         <w:rPr>
-          <w:color w:val="4472c4" w:themeColor="accent1"/>
+          <w:color w:val="c00000"/>
         </w:rPr>
       </w:r>
       <w:r>
         <w:rPr>
-          <w:color w:val="4472c4" w:themeColor="accent1"/>
+          <w:color w:val="c00000"/>
         </w:rPr>
       </w:r>
     </w:p>
@@ -2485,24 +2450,24 @@
         <w:spacing/>
         <w:ind/>
         <w:rPr>
-          <w:color w:val="4472c4" w:themeColor="accent1"/>
+          <w:color w:val="c00000"/>
         </w:rPr>
       </w:pPr>
       <w:r>
         <w:rPr>
-          <w:color w:val="4472c4" w:themeColor="accent1"/>
+          <w:color w:val="c00000"/>
           <w:highlight w:val="none"/>
         </w:rPr>
         <w:t xml:space="preserve">KLANT 12345</w:t>
       </w:r>
       <w:r>
         <w:rPr>
-          <w:color w:val="4472c4" w:themeColor="accent1"/>
+          <w:color w:val="c00000"/>
         </w:rPr>
       </w:r>
       <w:r>
         <w:rPr>
-          <w:color w:val="4472c4" w:themeColor="accent1"/>
+          <w:color w:val="c00000"/>
         </w:rPr>
       </w:r>
     </w:p>
@@ -2512,24 +2477,24 @@
         <w:spacing/>
         <w:ind/>
         <w:rPr>
-          <w:color w:val="4472c4" w:themeColor="accent1"/>
+          <w:color w:val="c00000"/>
         </w:rPr>
       </w:pPr>
       <w:r>
         <w:rPr>
-          <w:color w:val="4472c4" w:themeColor="accent1"/>
+          <w:color w:val="c00000"/>
           <w:highlight w:val="none"/>
         </w:rPr>
         <w:t xml:space="preserve">DATUM HEADER</w:t>
       </w:r>
       <w:r>
         <w:rPr>
-          <w:color w:val="4472c4" w:themeColor="accent1"/>
+          <w:color w:val="c00000"/>
         </w:rPr>
       </w:r>
       <w:r>
         <w:rPr>
-          <w:color w:val="4472c4" w:themeColor="accent1"/>
+          <w:color w:val="c00000"/>
         </w:rPr>
       </w:r>
     </w:p>
@@ -2539,38 +2504,38 @@
         <w:spacing/>
         <w:ind/>
         <w:rPr>
-          <w:color w:val="4472c4" w:themeColor="accent1"/>
+          <w:color w:val="c00000"/>
         </w:rPr>
       </w:pPr>
       <w:r>
         <w:rPr>
-          <w:color w:val="4472c4" w:themeColor="accent1"/>
+          <w:color w:val="c00000"/>
           <w:highlight w:val="none"/>
         </w:rPr>
         <w:t xml:space="preserve">AAAAAAAA\xFF\x0F\x00\x00 100</w:t>
       </w:r>
       <w:r>
         <w:rPr>
-          <w:color w:val="4472c4" w:themeColor="accent1"/>
+          <w:color w:val="c00000"/>
           <w:highlight w:val="none"/>
         </w:rPr>
         <w:br/>
       </w:r>
       <w:r>
         <w:rPr>
-          <w:color w:val="4472c4" w:themeColor="accent1"/>
+          <w:color w:val="c00000"/>
           <w:highlight w:val="none"/>
         </w:rPr>
         <w:t xml:space="preserve">De 8 A's vullen artikelnr[8], daarna overloopt \xFF\x0F\x00\x00 en stelt aantal = 4095 in plaats van 100.</w:t>
       </w:r>
       <w:r>
         <w:rPr>
-          <w:color w:val="4472c4" w:themeColor="accent1"/>
+          <w:color w:val="c00000"/>
         </w:rPr>
       </w:r>
       <w:r>
         <w:rPr>
-          <w:color w:val="4472c4" w:themeColor="accent1"/>
+          <w:color w:val="c00000"/>
         </w:rPr>
       </w:r>
     </w:p>
@@ -2580,40 +2545,40 @@
         <w:spacing/>
         <w:ind/>
         <w:rPr>
-          <w:color w:val="4472c4" w:themeColor="accent1"/>
+          <w:color w:val="c00000"/>
           <w:highlight w:val="none"/>
         </w:rPr>
       </w:pPr>
       <w:r>
         <w:rPr>
-          <w:color w:val="4472c4" w:themeColor="accent1"/>
+          <w:color w:val="c00000"/>
           <w:highlight w:val="none"/>
         </w:rPr>
         <w:t xml:space="preserve">Fix (1 regel wijziging):</w:t>
       </w:r>
       <w:r>
         <w:rPr>
-          <w:color w:val="4472c4" w:themeColor="accent1"/>
+          <w:color w:val="c00000"/>
           <w:highlight w:val="none"/>
         </w:rPr>
         <w:br/>
       </w:r>
       <w:r>
         <w:rPr>
-          <w:color w:val="4472c4" w:themeColor="accent1"/>
+          <w:color w:val="c00000"/>
           <w:highlight w:val="none"/>
         </w:rPr>
         <w:t xml:space="preserve">while (fscanf(f, " %7s %d", artikelnr, &amp;aantal) == 2) {</w:t>
       </w:r>
       <w:r>
         <w:rPr>
-          <w:color w:val="4472c4" w:themeColor="accent1"/>
+          <w:color w:val="c00000"/>
           <w:highlight w:val="none"/>
         </w:rPr>
       </w:r>
       <w:r>
         <w:rPr>
-          <w:color w:val="4472c4" w:themeColor="accent1"/>
+          <w:color w:val="c00000"/>
           <w:highlight w:val="none"/>
         </w:rPr>
       </w:r>
@@ -2627,13 +2592,13 @@
       </w:pPr>
       <w:r>
         <w:rPr>
-          <w:color w:val="4472c4" w:themeColor="accent1"/>
+          <w:color w:val="c00000"/>
           <w:highlight w:val="none"/>
         </w:rPr>
       </w:r>
       <w:r>
         <w:rPr>
-          <w:color w:val="4472c4" w:themeColor="accent1"/>
+          <w:color w:val="c00000"/>
           <w:highlight w:val="none"/>
         </w:rPr>
         <w:t xml:space="preserve">Voeg 7 lengtespecificatie toe: %7s in plaats van %s</w:t>

--- a/Sec-Week-1/C security practicum 1.docx
+++ b/Sec-Week-1/C security practicum 1.docx
@@ -313,7 +313,7 @@
         <w:spacing/>
         <w:ind w:firstLine="0" w:left="720"/>
         <w:rPr>
-          <w:color w:val="c00000"/>
+          <w:color w:val="000000" w:themeColor="text1"/>
         </w:rPr>
       </w:pPr>
       <w:r>
@@ -405,7 +405,12 @@
       </w:r>
       <w:r>
         <w:rPr>
-          <w:color w:val="c00000"/>
+          <w:color w:val="000000" w:themeColor="text1"/>
+        </w:rPr>
+      </w:r>
+      <w:r>
+        <w:rPr>
+          <w:color w:val="000000" w:themeColor="text1"/>
         </w:rPr>
       </w:r>
     </w:p>
@@ -415,88 +420,114 @@
         <w:spacing/>
         <w:ind w:firstLine="0" w:left="720"/>
         <w:rPr>
-          <w:color w:val="c00000"/>
+          <w:highlight w:val="none"/>
         </w:rPr>
       </w:pPr>
       <w:r>
         <w:rPr>
-          <w:color w:val="c00000"/>
+          <w:color w:val="000000" w:themeColor="text1"/>
           <w:lang w:val="en-GB"/>
         </w:rPr>
-        <w:t xml:space="preserve">D) </w:t>
+        <w:t xml:space="preserve">D</w:t>
       </w:r>
       <w:r>
         <w:rPr>
-          <w:color w:val="c00000"/>
+          <w:color w:val="000000" w:themeColor="text1"/>
+          <w:lang w:val="en-GB"/>
+        </w:rPr>
+        <w:t xml:space="preserve">) </w:t>
+      </w:r>
+      <w:r>
+        <w:rPr>
+          <w:color w:val="000000" w:themeColor="text1"/>
         </w:rPr>
         <w:t xml:space="preserve">Maak een voorbeeld met een pointer die door een buffer</w:t>
       </w:r>
       <w:r>
         <w:rPr>
-          <w:color w:val="c00000"/>
+          <w:color w:val="000000" w:themeColor="text1"/>
         </w:rPr>
         <w:t xml:space="preserve">overflow</w:t>
       </w:r>
       <w:r>
         <w:rPr>
-          <w:color w:val="c00000"/>
+          <w:color w:val="000000" w:themeColor="text1"/>
         </w:rPr>
         <w:t xml:space="preserve"> wordt aangepast. Laat</w:t>
       </w:r>
       <w:r>
         <w:rPr>
-          <w:color w:val="c00000"/>
+          <w:color w:val="000000" w:themeColor="text1"/>
         </w:rPr>
         <w:t xml:space="preserve"> z</w:t>
       </w:r>
       <w:r>
         <w:rPr>
-          <w:color w:val="c00000"/>
+          <w:color w:val="000000" w:themeColor="text1"/>
         </w:rPr>
         <w:t xml:space="preserve">ien in het memory window</w:t>
       </w:r>
       <w:r>
         <w:rPr>
-          <w:color w:val="c00000"/>
+          <w:color w:val="000000" w:themeColor="text1"/>
         </w:rPr>
         <w:t xml:space="preserve"> </w:t>
       </w:r>
       <w:r>
         <w:rPr>
-          <w:color w:val="c00000"/>
+          <w:color w:val="000000" w:themeColor="text1"/>
         </w:rPr>
-        <w:t xml:space="preserve"> dat de waarde (=adres)  is aangepast. </w:t>
+        <w:t xml:space="preserve"> d</w:t>
       </w:r>
       <w:r>
         <w:rPr>
-          <w:color w:val="c00000"/>
+          <w:color w:val="000000" w:themeColor="text1"/>
+        </w:rPr>
+        <w:t xml:space="preserve">at de waarde (=adres)  is aangepast. </w:t>
+        <w:br/>
+      </w:r>
+      <w:r>
+        <w:rPr>
+          <w:color w:val="4472c4" w:themeColor="accent1"/>
+          <w:lang w:val="en-GB"/>
+        </w:rPr>
+        <w:t xml:space="preserve">door dat we buiten de  buffer schrijven, overschrijven we nu buiten de override dus overschrijven we ptr van buffie</w:t>
+      </w:r>
+      <w:r>
+        <w:rPr>
+          <w:color w:val="000000" w:themeColor="text1"/>
+        </w:rPr>
+      </w:r>
+      <w:r>
+        <w:rPr>
+          <w:highlight w:val="none"/>
+        </w:rPr>
+      </w:r>
+    </w:p>
+    <w:p>
+      <w:pPr>
+        <w:pBdr/>
+        <w:spacing/>
+        <w:ind w:firstLine="0" w:left="720"/>
+        <w:rPr>
+          <w:color w:val="000000" w:themeColor="text1"/>
+        </w:rPr>
+      </w:pPr>
+      <w:r>
+        <w:rPr>
+          <w:color w:val="4472c4" w:themeColor="accent1"/>
           <w:highlight w:val="none"/>
         </w:rPr>
       </w:r>
       <w:r>
         <w:rPr>
-          <w:color w:val="c00000"/>
-        </w:rPr>
-      </w:r>
-    </w:p>
-    <w:p>
-      <w:pPr>
-        <w:pBdr/>
-        <w:spacing/>
-        <w:ind w:firstLine="0" w:left="720"/>
-        <w:rPr/>
-      </w:pPr>
-      <w:r>
-        <w:rPr>
           <w:highlight w:val="none"/>
         </w:rPr>
-      </w:r>
-      <w:r>
         <mc:AlternateContent>
           <mc:Choice Requires="wpg">
             <w:drawing>
               <wp:inline xmlns:wp="http://schemas.openxmlformats.org/drawingml/2006/wordprocessingDrawing" distT="0" distB="0" distL="0" distR="0">
-                <wp:extent cx="4610100" cy="3571875"/>
+                <wp:extent cx="5731510" cy="2768404"/>
                 <wp:effectExtent l="0" t="0" r="0" b="0"/>
                 <wp:docPr id="4" name=""/>
                 <wp:cNvGraphicFramePr>
@@ -506,7 +537,7 @@
                   <a:graphicData uri="http://schemas.openxmlformats.org/drawingml/2006/picture">
                     <pic:pic xmlns:pic="http://schemas.openxmlformats.org/drawingml/2006/picture">
                       <pic:nvPicPr>
-                        <pic:cNvPr id="628426508" name=""/>
+                        <pic:cNvPr id="1353732506" name=""/>
                         <pic:cNvPicPr>
                           <a:picLocks noChangeAspect="1"/>
                         </pic:cNvPicPr>
@@ -519,7 +550,7 @@
                       <pic:spPr bwMode="auto">
                         <a:xfrm>
                           <a:off x="0" y="0"/>
-                          <a:ext cx="4610099" cy="3571875"/>
+                          <a:ext cx="5731509" cy="2768404"/>
                         </a:xfrm>
                         <a:prstGeom prst="rect">
                           <a:avLst/>
@@ -552,13 +583,36 @@
                 <v:path o:extrusionok="f" gradientshapeok="t" o:connecttype="rect"/>
                 <o:lock v:ext="edit" aspectratio="t"/>
               </v:shapetype>
-              <v:shape id="_x0000_i3" o:spid="_x0000_s3" type="#_x0000_t75" style="width:363.00pt;height:281.25pt;mso-wrap-distance-left:0.00pt;mso-wrap-distance-top:0.00pt;mso-wrap-distance-right:0.00pt;mso-wrap-distance-bottom:0.00pt;z-index:1;" stroked="false">
+              <v:shape id="_x0000_i3" o:spid="_x0000_s3" type="#_x0000_t75" style="width:451.30pt;height:217.98pt;mso-wrap-distance-left:0.00pt;mso-wrap-distance-top:0.00pt;mso-wrap-distance-right:0.00pt;mso-wrap-distance-bottom:0.00pt;z-index:1;" stroked="false">
                 <v:imagedata r:id="rId12" o:title=""/>
                 <o:lock v:ext="edit" rotation="t"/>
               </v:shape>
             </w:pict>
           </mc:Fallback>
         </mc:AlternateContent>
+      </w:r>
+      <w:r>
+        <w:rPr>
+          <w:color w:val="000000" w:themeColor="text1"/>
+        </w:rPr>
+      </w:r>
+      <w:r>
+        <w:rPr>
+          <w:color w:val="000000" w:themeColor="text1"/>
+        </w:rPr>
+      </w:r>
+    </w:p>
+    <w:p>
+      <w:pPr>
+        <w:pBdr/>
+        <w:spacing/>
+        <w:ind w:firstLine="0" w:left="720"/>
+        <w:rPr/>
+      </w:pPr>
+      <w:r>
+        <w:rPr>
+          <w:highlight w:val="none"/>
+        </w:rPr>
       </w:r>
       <w:r>
         <w:rPr>
@@ -602,7 +656,7 @@
                   <a:graphicData uri="http://schemas.openxmlformats.org/drawingml/2006/picture">
                     <pic:pic xmlns:pic="http://schemas.openxmlformats.org/drawingml/2006/picture">
                       <pic:nvPicPr>
-                        <pic:cNvPr id="1523707406" name=""/>
+                        <pic:cNvPr id="1053168447" name=""/>
                         <pic:cNvPicPr>
                           <a:picLocks noChangeAspect="1"/>
                         </pic:cNvPicPr>
@@ -615,7 +669,7 @@
                       <pic:spPr bwMode="auto">
                         <a:xfrm>
                           <a:off x="0" y="0"/>
-                          <a:ext cx="4619624" cy="2990849"/>
+                          <a:ext cx="4619623" cy="2990848"/>
                         </a:xfrm>
                         <a:prstGeom prst="rect">
                           <a:avLst/>
@@ -656,6 +710,8 @@
           </mc:Fallback>
         </mc:AlternateContent>
       </w:r>
+      <w:r/>
+      <w:r/>
       <w:r/>
     </w:p>
     <w:p>
@@ -1490,11 +1546,9 @@
         </w:rPr>
         <w:t xml:space="preserve">BBBBBBBBBBBBBBBBBBBBBBBBBBBBBBBBBBBBBBBBBBBBBBBBBBBBBBBBBBBBBBBBBBBBBBBBBBBBBBBB2025-01-01 5</w:t>
       </w:r>
-      <w:r/>
       <w:r>
         <w:rPr>
           <w:color w:val="4472c4" w:themeColor="accent1"/>
-          <w:highlight w:val="none"/>
         </w:rPr>
       </w:r>
       <w:r>
@@ -1586,12 +1640,6 @@
       </w:r>
       <w:r>
         <w:rPr>
-          <w:lang w:val="en-GB"/>
-        </w:rPr>
-      </w:r>
-      <w:r/>
-      <w:r>
-        <w:rPr>
           <w:highlight w:val="none"/>
           <w:lang w:val="en-GB"/>
         </w:rPr>
@@ -1608,7 +1656,6 @@
           <w:lang w:val="en-GB"/>
         </w:rPr>
       </w:pPr>
-      <w:r/>
       <w:r>
         <w:rPr>
           <w:lang w:val="en-GB"/>
@@ -1900,14 +1947,6 @@
           <w:sz w:val="22"/>
           <w:szCs w:val="22"/>
         </w:rPr>
-      </w:r>
-      <w:r>
-        <w:rPr>
-          <w:rFonts w:ascii="Calibri" w:hAnsi="Calibri" w:eastAsia="Calibri" w:cs="Calibri"/>
-          <w:color w:val="4472c4" w:themeColor="accent1"/>
-          <w:sz w:val="22"/>
-          <w:szCs w:val="22"/>
-        </w:rPr>
         <w:t xml:space="preserve">snprintf(klantnr, sizeof(klantnr), "%s", buffer2);</w:t>
       </w:r>
       <w:r>
@@ -2400,7 +2439,9 @@
         <w:spacing/>
         <w:ind/>
         <w:rPr>
-          <w:color w:val="c00000"/>
+          <w:color w:val="4472c4" w:themeColor="accent1"/>
+          <w:highlight w:val="none"/>
+          <w:lang w:val="en-GB"/>
         </w:rPr>
       </w:pPr>
       <w:r>
@@ -2409,38 +2450,35 @@
       </w:r>
       <w:r>
         <w:rPr>
-          <w:color w:val="c00000"/>
+          <w:color w:val="4472c4" w:themeColor="accent1"/>
+          <w:lang w:val="en-GB"/>
         </w:rPr>
-        <w:t xml:space="preserve">Kwetsbaarheid: artikelnr[8] buffer overloopt naar adjacent int aantal via onbeveiligde fscanf:</w:t>
-        <w:br/>
+        <w:t xml:space="preserve">door </w:t>
       </w:r>
       <w:r>
         <w:rPr>
-          <w:color w:val="c00000"/>
+          <w:color w:val="4472c4" w:themeColor="accent1"/>
+          <w:lang w:val="en-GB"/>
         </w:rPr>
-        <w:t xml:space="preserve">while (fscanf(f, " %s %d", artikelnr, &amp;aantal) == 2) {  // Regel 107 - GEEN lengtelimiet!</w:t>
+        <w:t xml:space="preserve">A500202Sa 5</w:t>
       </w:r>
       <w:r>
         <w:rPr>
-          <w:color w:val="c00000"/>
+          <w:color w:val="4472c4" w:themeColor="accent1"/>
+          <w:lang w:val="en-GB"/>
         </w:rPr>
-        <w:br/>
+        <w:t xml:space="preserve"> in te vullen waar van Sa in AsCII waarden  97 heeft krijg je een overflow waardoor je het artiekel nummer kan aan passen door overflow</w:t>
       </w:r>
       <w:r>
         <w:rPr>
-          <w:color w:val="c00000"/>
-          <w:highlight w:val="none"/>
-        </w:rPr>
-        <w:t xml:space="preserve">Exploit - Schadelijk invoerbestand:</w:t>
-      </w:r>
-      <w:r>
-        <w:rPr>
-          <w:color w:val="c00000"/>
+          <w:lang w:val="en-GB"/>
         </w:rPr>
       </w:r>
       <w:r>
         <w:rPr>
-          <w:color w:val="c00000"/>
+          <w:color w:val="4472c4" w:themeColor="accent1"/>
+          <w:highlight w:val="none"/>
+          <w:lang w:val="en-GB"/>
         </w:rPr>
       </w:r>
     </w:p>
@@ -2451,23 +2489,88 @@
         <w:ind/>
         <w:rPr>
           <w:color w:val="c00000"/>
+          <w:lang w:val="en-GB"/>
         </w:rPr>
       </w:pPr>
       <w:r>
         <w:rPr>
-          <w:color w:val="c00000"/>
+          <w:color w:val="4472c4" w:themeColor="accent1"/>
           <w:highlight w:val="none"/>
+          <w:lang w:val="en-GB"/>
         </w:rPr>
-        <w:t xml:space="preserve">KLANT 12345</w:t>
+        <mc:AlternateContent>
+          <mc:Choice Requires="wpg">
+            <w:drawing>
+              <wp:inline xmlns:wp="http://schemas.openxmlformats.org/drawingml/2006/wordprocessingDrawing" distT="0" distB="0" distL="0" distR="0">
+                <wp:extent cx="4124325" cy="3467100"/>
+                <wp:effectExtent l="0" t="0" r="0" b="0"/>
+                <wp:docPr id="9" name=""/>
+                <wp:cNvGraphicFramePr>
+                  <a:graphicFrameLocks xmlns:a="http://schemas.openxmlformats.org/drawingml/2006/main" noChangeAspect="1"/>
+                </wp:cNvGraphicFramePr>
+                <a:graphic xmlns:a="http://schemas.openxmlformats.org/drawingml/2006/main">
+                  <a:graphicData uri="http://schemas.openxmlformats.org/drawingml/2006/picture">
+                    <pic:pic xmlns:pic="http://schemas.openxmlformats.org/drawingml/2006/picture">
+                      <pic:nvPicPr>
+                        <pic:cNvPr id="1650303031" name=""/>
+                        <pic:cNvPicPr>
+                          <a:picLocks noChangeAspect="1"/>
+                        </pic:cNvPicPr>
+                        <pic:nvPr/>
+                      </pic:nvPicPr>
+                      <pic:blipFill>
+                        <a:blip r:embed="rId17"/>
+                        <a:stretch/>
+                      </pic:blipFill>
+                      <pic:spPr bwMode="auto">
+                        <a:xfrm>
+                          <a:off x="0" y="0"/>
+                          <a:ext cx="4124324" cy="3467099"/>
+                        </a:xfrm>
+                        <a:prstGeom prst="rect">
+                          <a:avLst/>
+                        </a:prstGeom>
+                      </pic:spPr>
+                    </pic:pic>
+                  </a:graphicData>
+                </a:graphic>
+              </wp:inline>
+            </w:drawing>
+          </mc:Choice>
+          <mc:Fallback>
+            <w:pict>
+              <v:shapetype id="_x0000_t75" coordsize="21600,21600" o:spt="75" o:preferrelative="t" path="m@4@5l@4@11@9@11@9@5xe" filled="f" stroked="f">
+                <v:stroke joinstyle="miter"/>
+                <v:formulas>
+                  <v:f eqn="if lineDrawn pixelLineWidth 0"/>
+                  <v:f eqn="sum @0 1 0"/>
+                  <v:f eqn="sum 0 0 @1"/>
+                  <v:f eqn="prod @2 1 2"/>
+                  <v:f eqn="prod @3 21600 pixelWidth"/>
+                  <v:f eqn="prod @3 21600 pixelHeight"/>
+                  <v:f eqn="sum @0 0 1"/>
+                  <v:f eqn="prod @6 1 2"/>
+                  <v:f eqn="prod @7 21600 pixelWidth"/>
+                  <v:f eqn="sum @8 21600 0"/>
+                  <v:f eqn="prod @7 21600 pixelHeight"/>
+                  <v:f eqn="sum @10 21600 0"/>
+                </v:formulas>
+                <v:path o:extrusionok="f" gradientshapeok="t" o:connecttype="rect"/>
+                <o:lock v:ext="edit" aspectratio="t"/>
+              </v:shapetype>
+              <v:shape id="_x0000_i8" o:spid="_x0000_s8" type="#_x0000_t75" style="width:324.75pt;height:273.00pt;mso-wrap-distance-left:0.00pt;mso-wrap-distance-top:0.00pt;mso-wrap-distance-right:0.00pt;mso-wrap-distance-bottom:0.00pt;z-index:1;" stroked="false">
+                <v:imagedata r:id="rId17" o:title=""/>
+                <o:lock v:ext="edit" rotation="t"/>
+              </v:shape>
+            </w:pict>
+          </mc:Fallback>
+        </mc:AlternateContent>
       </w:r>
       <w:r>
         <w:rPr>
-          <w:color w:val="c00000"/>
-        </w:rPr>
-      </w:r>
-      <w:r>
-        <w:rPr>
-          <w:color w:val="c00000"/>
+          <w:color w:val="4472c4" w:themeColor="accent1"/>
+          <w:highlight w:val="none"/>
+          <w:lang w:val="en-GB"/>
         </w:rPr>
       </w:r>
     </w:p>
@@ -2476,133 +2579,8 @@
         <w:pBdr/>
         <w:spacing/>
         <w:ind/>
-        <w:rPr>
-          <w:color w:val="c00000"/>
-        </w:rPr>
-      </w:pPr>
-      <w:r>
-        <w:rPr>
-          <w:color w:val="c00000"/>
-          <w:highlight w:val="none"/>
-        </w:rPr>
-        <w:t xml:space="preserve">DATUM HEADER</w:t>
-      </w:r>
-      <w:r>
-        <w:rPr>
-          <w:color w:val="c00000"/>
-        </w:rPr>
-      </w:r>
-      <w:r>
-        <w:rPr>
-          <w:color w:val="c00000"/>
-        </w:rPr>
-      </w:r>
-    </w:p>
-    <w:p>
-      <w:pPr>
-        <w:pBdr/>
-        <w:spacing/>
-        <w:ind/>
-        <w:rPr>
-          <w:color w:val="c00000"/>
-        </w:rPr>
-      </w:pPr>
-      <w:r>
-        <w:rPr>
-          <w:color w:val="c00000"/>
-          <w:highlight w:val="none"/>
-        </w:rPr>
-        <w:t xml:space="preserve">AAAAAAAA\xFF\x0F\x00\x00 100</w:t>
-      </w:r>
-      <w:r>
-        <w:rPr>
-          <w:color w:val="c00000"/>
-          <w:highlight w:val="none"/>
-        </w:rPr>
-        <w:br/>
-      </w:r>
-      <w:r>
-        <w:rPr>
-          <w:color w:val="c00000"/>
-          <w:highlight w:val="none"/>
-        </w:rPr>
-        <w:t xml:space="preserve">De 8 A's vullen artikelnr[8], daarna overloopt \xFF\x0F\x00\x00 en stelt aantal = 4095 in plaats van 100.</w:t>
-      </w:r>
-      <w:r>
-        <w:rPr>
-          <w:color w:val="c00000"/>
-        </w:rPr>
-      </w:r>
-      <w:r>
-        <w:rPr>
-          <w:color w:val="c00000"/>
-        </w:rPr>
-      </w:r>
-    </w:p>
-    <w:p>
-      <w:pPr>
-        <w:pBdr/>
-        <w:spacing/>
-        <w:ind/>
-        <w:rPr>
-          <w:color w:val="c00000"/>
-          <w:highlight w:val="none"/>
-        </w:rPr>
-      </w:pPr>
-      <w:r>
-        <w:rPr>
-          <w:color w:val="c00000"/>
-          <w:highlight w:val="none"/>
-        </w:rPr>
-        <w:t xml:space="preserve">Fix (1 regel wijziging):</w:t>
-      </w:r>
-      <w:r>
-        <w:rPr>
-          <w:color w:val="c00000"/>
-          <w:highlight w:val="none"/>
-        </w:rPr>
-        <w:br/>
-      </w:r>
-      <w:r>
-        <w:rPr>
-          <w:color w:val="c00000"/>
-          <w:highlight w:val="none"/>
-        </w:rPr>
-        <w:t xml:space="preserve">while (fscanf(f, " %7s %d", artikelnr, &amp;aantal) == 2) {</w:t>
-      </w:r>
-      <w:r>
-        <w:rPr>
-          <w:color w:val="c00000"/>
-          <w:highlight w:val="none"/>
-        </w:rPr>
-      </w:r>
-      <w:r>
-        <w:rPr>
-          <w:color w:val="c00000"/>
-          <w:highlight w:val="none"/>
-        </w:rPr>
-      </w:r>
-    </w:p>
-    <w:p>
-      <w:pPr>
-        <w:pBdr/>
-        <w:spacing/>
-        <w:ind/>
         <w:rPr/>
       </w:pPr>
-      <w:r>
-        <w:rPr>
-          <w:color w:val="c00000"/>
-          <w:highlight w:val="none"/>
-        </w:rPr>
-      </w:r>
-      <w:r>
-        <w:rPr>
-          <w:color w:val="c00000"/>
-          <w:highlight w:val="none"/>
-        </w:rPr>
-        <w:t xml:space="preserve">Voeg 7 lengtespecificatie toe: %7s in plaats van %s</w:t>
-      </w:r>
       <w:r>
         <w:rPr>
           <w:highlight w:val="none"/>

--- a/Sec-Week-1/C security practicum 1.docx
+++ b/Sec-Week-1/C security practicum 1.docx
@@ -495,7 +495,7 @@
       </w:r>
       <w:r>
         <w:rPr>
-          <w:color w:val="000000" w:themeColor="text1"/>
+          <w:highlight w:val="none"/>
         </w:rPr>
       </w:r>
       <w:r>
@@ -711,8 +711,6 @@
         </mc:AlternateContent>
       </w:r>
       <w:r/>
-      <w:r/>
-      <w:r/>
     </w:p>
     <w:p>
       <w:pPr>
@@ -750,26 +748,12 @@
         <w:t xml:space="preserve">Gebruik nu een andere instructie dan printf om een crash te veroorzaken.</w:t>
         <w:br/>
       </w:r>
-      <w:r/>
-    </w:p>
-    <w:p>
-      <w:pPr>
-        <w:pBdr/>
-        <w:spacing/>
-        <w:ind w:firstLine="0" w:left="720"/>
-        <w:rPr/>
-      </w:pPr>
-      <w:r>
-        <w:rPr>
-          <w:highlight w:val="none"/>
-        </w:rPr>
-      </w:r>
       <w:r>
         <mc:AlternateContent>
           <mc:Choice Requires="wpg">
             <w:drawing>
               <wp:inline xmlns:wp="http://schemas.openxmlformats.org/drawingml/2006/wordprocessingDrawing" distT="0" distB="0" distL="0" distR="0">
-                <wp:extent cx="3819525" cy="3581400"/>
+                <wp:extent cx="4391025" cy="1400175"/>
                 <wp:effectExtent l="0" t="0" r="0" b="0"/>
                 <wp:docPr id="6" name=""/>
                 <wp:cNvGraphicFramePr>
@@ -779,7 +763,7 @@
                   <a:graphicData uri="http://schemas.openxmlformats.org/drawingml/2006/picture">
                     <pic:pic xmlns:pic="http://schemas.openxmlformats.org/drawingml/2006/picture">
                       <pic:nvPicPr>
-                        <pic:cNvPr id="2142295701" name=""/>
+                        <pic:cNvPr id="1508272534" name=""/>
                         <pic:cNvPicPr>
                           <a:picLocks noChangeAspect="1"/>
                         </pic:cNvPicPr>
@@ -792,7 +776,7 @@
                       <pic:spPr bwMode="auto">
                         <a:xfrm>
                           <a:off x="0" y="0"/>
-                          <a:ext cx="3819523" cy="3581398"/>
+                          <a:ext cx="4391024" cy="1400174"/>
                         </a:xfrm>
                         <a:prstGeom prst="rect">
                           <a:avLst/>
@@ -825,7 +809,7 @@
                 <v:path o:extrusionok="f" gradientshapeok="t" o:connecttype="rect"/>
                 <o:lock v:ext="edit" aspectratio="t"/>
               </v:shapetype>
-              <v:shape id="_x0000_i5" o:spid="_x0000_s5" type="#_x0000_t75" style="width:300.75pt;height:282.00pt;mso-wrap-distance-left:0.00pt;mso-wrap-distance-top:0.00pt;mso-wrap-distance-right:0.00pt;mso-wrap-distance-bottom:0.00pt;z-index:1;" stroked="false">
+              <v:shape id="_x0000_i5" o:spid="_x0000_s5" type="#_x0000_t75" style="width:345.75pt;height:110.25pt;mso-wrap-distance-left:0.00pt;mso-wrap-distance-top:0.00pt;mso-wrap-distance-right:0.00pt;mso-wrap-distance-bottom:0.00pt;z-index:1;" stroked="false">
                 <v:imagedata r:id="rId14" o:title=""/>
                 <o:lock v:ext="edit" rotation="t"/>
               </v:shape>
@@ -834,10 +818,85 @@
         </mc:AlternateContent>
       </w:r>
       <w:r>
+        <w:br/>
+      </w:r>
+      <w:r>
+        <mc:AlternateContent>
+          <mc:Choice Requires="wpg">
+            <w:drawing>
+              <wp:inline xmlns:wp="http://schemas.openxmlformats.org/drawingml/2006/wordprocessingDrawing" distT="0" distB="0" distL="0" distR="0">
+                <wp:extent cx="4267200" cy="1562100"/>
+                <wp:effectExtent l="0" t="0" r="0" b="0"/>
+                <wp:docPr id="7" name=""/>
+                <wp:cNvGraphicFramePr>
+                  <a:graphicFrameLocks xmlns:a="http://schemas.openxmlformats.org/drawingml/2006/main" noChangeAspect="1"/>
+                </wp:cNvGraphicFramePr>
+                <a:graphic xmlns:a="http://schemas.openxmlformats.org/drawingml/2006/main">
+                  <a:graphicData uri="http://schemas.openxmlformats.org/drawingml/2006/picture">
+                    <pic:pic xmlns:pic="http://schemas.openxmlformats.org/drawingml/2006/picture">
+                      <pic:nvPicPr>
+                        <pic:cNvPr id="331510637" name=""/>
+                        <pic:cNvPicPr>
+                          <a:picLocks noChangeAspect="1"/>
+                        </pic:cNvPicPr>
+                        <pic:nvPr/>
+                      </pic:nvPicPr>
+                      <pic:blipFill>
+                        <a:blip r:embed="rId15"/>
+                        <a:stretch/>
+                      </pic:blipFill>
+                      <pic:spPr bwMode="auto">
+                        <a:xfrm>
+                          <a:off x="0" y="0"/>
+                          <a:ext cx="4267199" cy="1562099"/>
+                        </a:xfrm>
+                        <a:prstGeom prst="rect">
+                          <a:avLst/>
+                        </a:prstGeom>
+                      </pic:spPr>
+                    </pic:pic>
+                  </a:graphicData>
+                </a:graphic>
+              </wp:inline>
+            </w:drawing>
+          </mc:Choice>
+          <mc:Fallback>
+            <w:pict>
+              <v:shapetype id="_x0000_t75" coordsize="21600,21600" o:spt="75" o:preferrelative="t" path="m@4@5l@4@11@9@11@9@5xe" filled="f" stroked="f">
+                <v:stroke joinstyle="miter"/>
+                <v:formulas>
+                  <v:f eqn="if lineDrawn pixelLineWidth 0"/>
+                  <v:f eqn="sum @0 1 0"/>
+                  <v:f eqn="sum 0 0 @1"/>
+                  <v:f eqn="prod @2 1 2"/>
+                  <v:f eqn="prod @3 21600 pixelWidth"/>
+                  <v:f eqn="prod @3 21600 pixelHeight"/>
+                  <v:f eqn="sum @0 0 1"/>
+                  <v:f eqn="prod @6 1 2"/>
+                  <v:f eqn="prod @7 21600 pixelWidth"/>
+                  <v:f eqn="sum @8 21600 0"/>
+                  <v:f eqn="prod @7 21600 pixelHeight"/>
+                  <v:f eqn="sum @10 21600 0"/>
+                </v:formulas>
+                <v:path o:extrusionok="f" gradientshapeok="t" o:connecttype="rect"/>
+                <o:lock v:ext="edit" aspectratio="t"/>
+              </v:shapetype>
+              <v:shape id="_x0000_i6" o:spid="_x0000_s6" type="#_x0000_t75" style="width:336.00pt;height:123.00pt;mso-wrap-distance-left:0.00pt;mso-wrap-distance-top:0.00pt;mso-wrap-distance-right:0.00pt;mso-wrap-distance-bottom:0.00pt;z-index:1;" stroked="false">
+                <v:imagedata r:id="rId15" o:title=""/>
+                <o:lock v:ext="edit" rotation="t"/>
+              </v:shape>
+            </w:pict>
+          </mc:Fallback>
+        </mc:AlternateContent>
+      </w:r>
+      <w:r/>
+      <w:r/>
+      <w:r>
         <w:rPr>
           <w:highlight w:val="none"/>
         </w:rPr>
       </w:r>
+      <w:r/>
       <w:r/>
     </w:p>
     <w:p>
@@ -1576,7 +1635,7 @@
               <wp:inline xmlns:wp="http://schemas.openxmlformats.org/drawingml/2006/wordprocessingDrawing" distT="0" distB="0" distL="0" distR="0">
                 <wp:extent cx="5731510" cy="1378660"/>
                 <wp:effectExtent l="0" t="0" r="0" b="0"/>
-                <wp:docPr id="7" name=""/>
+                <wp:docPr id="8" name=""/>
                 <wp:cNvGraphicFramePr>
                   <a:graphicFrameLocks xmlns:a="http://schemas.openxmlformats.org/drawingml/2006/main" noChangeAspect="1"/>
                 </wp:cNvGraphicFramePr>
@@ -1591,7 +1650,7 @@
                         <pic:nvPr/>
                       </pic:nvPicPr>
                       <pic:blipFill>
-                        <a:blip r:embed="rId15"/>
+                        <a:blip r:embed="rId16"/>
                         <a:stretch/>
                       </pic:blipFill>
                       <pic:spPr bwMode="auto">
@@ -1630,8 +1689,8 @@
                 <v:path o:extrusionok="f" gradientshapeok="t" o:connecttype="rect"/>
                 <o:lock v:ext="edit" aspectratio="t"/>
               </v:shapetype>
-              <v:shape id="_x0000_i6" o:spid="_x0000_s6" type="#_x0000_t75" style="width:451.30pt;height:108.56pt;mso-wrap-distance-left:0.00pt;mso-wrap-distance-top:0.00pt;mso-wrap-distance-right:0.00pt;mso-wrap-distance-bottom:0.00pt;z-index:1;" stroked="false">
-                <v:imagedata r:id="rId15" o:title=""/>
+              <v:shape id="_x0000_i7" o:spid="_x0000_s7" type="#_x0000_t75" style="width:451.30pt;height:108.56pt;mso-wrap-distance-left:0.00pt;mso-wrap-distance-top:0.00pt;mso-wrap-distance-right:0.00pt;mso-wrap-distance-bottom:0.00pt;z-index:1;" stroked="false">
+                <v:imagedata r:id="rId16" o:title=""/>
                 <o:lock v:ext="edit" rotation="t"/>
               </v:shape>
             </w:pict>
@@ -1668,7 +1727,7 @@
               <wp:inline xmlns:wp="http://schemas.openxmlformats.org/drawingml/2006/wordprocessingDrawing" distT="0" distB="0" distL="0" distR="0">
                 <wp:extent cx="5731510" cy="842968"/>
                 <wp:effectExtent l="0" t="0" r="0" b="0"/>
-                <wp:docPr id="8" name=""/>
+                <wp:docPr id="9" name=""/>
                 <wp:cNvGraphicFramePr>
                   <a:graphicFrameLocks xmlns:a="http://schemas.openxmlformats.org/drawingml/2006/main" noChangeAspect="1"/>
                 </wp:cNvGraphicFramePr>
@@ -1683,7 +1742,7 @@
                         <pic:nvPr/>
                       </pic:nvPicPr>
                       <pic:blipFill>
-                        <a:blip r:embed="rId16"/>
+                        <a:blip r:embed="rId17"/>
                         <a:stretch/>
                       </pic:blipFill>
                       <pic:spPr bwMode="auto">
@@ -1722,8 +1781,8 @@
                 <v:path o:extrusionok="f" gradientshapeok="t" o:connecttype="rect"/>
                 <o:lock v:ext="edit" aspectratio="t"/>
               </v:shapetype>
-              <v:shape id="_x0000_i7" o:spid="_x0000_s7" type="#_x0000_t75" style="width:451.30pt;height:66.38pt;mso-wrap-distance-left:0.00pt;mso-wrap-distance-top:0.00pt;mso-wrap-distance-right:0.00pt;mso-wrap-distance-bottom:0.00pt;z-index:1;" stroked="false">
-                <v:imagedata r:id="rId16" o:title=""/>
+              <v:shape id="_x0000_i8" o:spid="_x0000_s8" type="#_x0000_t75" style="width:451.30pt;height:66.38pt;mso-wrap-distance-left:0.00pt;mso-wrap-distance-top:0.00pt;mso-wrap-distance-right:0.00pt;mso-wrap-distance-bottom:0.00pt;z-index:1;" stroked="false">
+                <v:imagedata r:id="rId17" o:title=""/>
                 <o:lock v:ext="edit" rotation="t"/>
               </v:shape>
             </w:pict>
@@ -2471,6 +2530,8 @@
       </w:r>
       <w:r>
         <w:rPr>
+          <w:color w:val="4472c4" w:themeColor="accent1"/>
+          <w:highlight w:val="none"/>
           <w:lang w:val="en-GB"/>
         </w:rPr>
       </w:r>
@@ -2504,7 +2565,7 @@
               <wp:inline xmlns:wp="http://schemas.openxmlformats.org/drawingml/2006/wordprocessingDrawing" distT="0" distB="0" distL="0" distR="0">
                 <wp:extent cx="4124325" cy="3467100"/>
                 <wp:effectExtent l="0" t="0" r="0" b="0"/>
-                <wp:docPr id="9" name=""/>
+                <wp:docPr id="10" name=""/>
                 <wp:cNvGraphicFramePr>
                   <a:graphicFrameLocks xmlns:a="http://schemas.openxmlformats.org/drawingml/2006/main" noChangeAspect="1"/>
                 </wp:cNvGraphicFramePr>
@@ -2519,13 +2580,13 @@
                         <pic:nvPr/>
                       </pic:nvPicPr>
                       <pic:blipFill>
-                        <a:blip r:embed="rId17"/>
+                        <a:blip r:embed="rId18"/>
                         <a:stretch/>
                       </pic:blipFill>
                       <pic:spPr bwMode="auto">
                         <a:xfrm>
                           <a:off x="0" y="0"/>
-                          <a:ext cx="4124324" cy="3467099"/>
+                          <a:ext cx="4124324" cy="3467098"/>
                         </a:xfrm>
                         <a:prstGeom prst="rect">
                           <a:avLst/>
@@ -2558,8 +2619,8 @@
                 <v:path o:extrusionok="f" gradientshapeok="t" o:connecttype="rect"/>
                 <o:lock v:ext="edit" aspectratio="t"/>
               </v:shapetype>
-              <v:shape id="_x0000_i8" o:spid="_x0000_s8" type="#_x0000_t75" style="width:324.75pt;height:273.00pt;mso-wrap-distance-left:0.00pt;mso-wrap-distance-top:0.00pt;mso-wrap-distance-right:0.00pt;mso-wrap-distance-bottom:0.00pt;z-index:1;" stroked="false">
-                <v:imagedata r:id="rId17" o:title=""/>
+              <v:shape id="_x0000_i9" o:spid="_x0000_s9" type="#_x0000_t75" style="width:324.75pt;height:273.00pt;mso-wrap-distance-left:0.00pt;mso-wrap-distance-top:0.00pt;mso-wrap-distance-right:0.00pt;mso-wrap-distance-bottom:0.00pt;z-index:1;" stroked="false">
+                <v:imagedata r:id="rId18" o:title=""/>
                 <o:lock v:ext="edit" rotation="t"/>
               </v:shape>
             </w:pict>
@@ -2570,6 +2631,12 @@
         <w:rPr>
           <w:color w:val="4472c4" w:themeColor="accent1"/>
           <w:highlight w:val="none"/>
+          <w:lang w:val="en-GB"/>
+        </w:rPr>
+      </w:r>
+      <w:r>
+        <w:rPr>
+          <w:color w:val="c00000"/>
           <w:lang w:val="en-GB"/>
         </w:rPr>
       </w:r>
